--- a/report/RMSProp/RMSProp Research Doc.docx
+++ b/report/RMSProp/RMSProp Research Doc.docx
@@ -73,15 +73,7 @@
     <w:p/>
     <w:p>
       <w:r>
-        <w:t xml:space="preserve">The </w:t>
-      </w:r>
-      <w:proofErr w:type="spellStart"/>
-      <w:r>
-        <w:t>RMSProp</w:t>
-      </w:r>
-      <w:proofErr w:type="spellEnd"/>
-      <w:r>
-        <w:t xml:space="preserve"> sees its use primarily </w:t>
+        <w:t xml:space="preserve">The RMSProp sees its use primarily </w:t>
       </w:r>
       <w:r>
         <w:t xml:space="preserve">to address some of the major shortcomings of standard </w:t>
@@ -282,11 +274,32 @@
       <w:r>
         <w:t xml:space="preserve"> | </w:t>
       </w:r>
-      <w:proofErr w:type="spellStart"/>
-      <w:r>
-        <w:t>lr</w:t>
-      </w:r>
-      <w:proofErr w:type="spellEnd"/>
+      <m:oMath>
+        <m:r>
+          <m:rPr>
+            <m:sty m:val="p"/>
+          </m:rPr>
+          <w:rPr>
+            <w:rFonts w:ascii="Cambria Math" w:hAnsi="Cambria Math"/>
+          </w:rPr>
+          <m:t>lr</m:t>
+        </m:r>
+        <m:r>
+          <m:rPr>
+            <m:sty m:val="p"/>
+          </m:rPr>
+          <w:rPr>
+            <w:rFonts w:ascii="Cambria Math"/>
+          </w:rPr>
+          <m:t xml:space="preserve"> / </m:t>
+        </m:r>
+        <m:r>
+          <w:rPr>
+            <w:rFonts w:ascii="Cambria Math" w:hAnsi="Cambria Math"/>
+          </w:rPr>
+          <m:t>η</m:t>
+        </m:r>
+      </m:oMath>
       <w:r>
         <w:t xml:space="preserve"> </w:t>
       </w:r>
@@ -304,6 +317,45 @@
       <w:pPr>
         <w:ind w:left="720"/>
       </w:pPr>
+      <w:r>
+        <w:t>The common parameter among different optimizer variants. Sets the base learning rate of the model under training. Defaults to 0.01.</w:t>
+      </w:r>
+    </w:p>
+    <w:p>
+      <w:pPr>
+        <w:pStyle w:val="ListParagraph"/>
+        <w:numPr>
+          <w:ilvl w:val="0"/>
+          <w:numId w:val="6"/>
+        </w:numPr>
+      </w:pPr>
+      <w:r>
+        <w:t xml:space="preserve">Higher values: bigger jumps in </w:t>
+      </w:r>
+      <w:r>
+        <w:t xml:space="preserve">neuron </w:t>
+      </w:r>
+      <w:r>
+        <w:t>weight adjustment</w:t>
+      </w:r>
+    </w:p>
+    <w:p>
+      <w:pPr>
+        <w:pStyle w:val="ListParagraph"/>
+        <w:numPr>
+          <w:ilvl w:val="0"/>
+          <w:numId w:val="6"/>
+        </w:numPr>
+      </w:pPr>
+      <w:r>
+        <w:t xml:space="preserve">Lower values: smaller jumps in </w:t>
+      </w:r>
+      <w:r>
+        <w:t xml:space="preserve">neuron </w:t>
+      </w:r>
+      <w:r>
+        <w:t>weight adjustment</w:t>
+      </w:r>
     </w:p>
     <w:p>
       <w:pPr>
@@ -344,6 +396,97 @@
       <w:pPr>
         <w:ind w:left="720"/>
       </w:pPr>
+      <w:r>
+        <w:t>This parameter controls the "</w:t>
+      </w:r>
+      <w:r>
+        <w:rPr>
+          <w:i/>
+          <w:iCs/>
+        </w:rPr>
+        <w:t>memory window</w:t>
+      </w:r>
+      <w:r>
+        <w:t xml:space="preserve">" of the optimizer. Not to be confused with the model’s neuron weights, this value determines how much weight the optimizer gives to recent </w:t>
+      </w:r>
+      <w:r>
+        <w:t xml:space="preserve">loss </w:t>
+      </w:r>
+      <w:r>
+        <w:t>terrain volatility (</w:t>
+      </w:r>
+      <w:r>
+        <w:rPr>
+          <w:i/>
+          <w:iCs/>
+        </w:rPr>
+        <w:t>past squared gradients</w:t>
+      </w:r>
+      <w:r>
+        <w:t xml:space="preserve">) versus older history. Instead of looking at the absolute loss score, it tracks how wildly the slopes have been changing over recent steps. </w:t>
+      </w:r>
+      <w:r>
+        <w:t>D</w:t>
+      </w:r>
+      <w:r>
+        <w:t>efaults to 0.9.</w:t>
+      </w:r>
+      <w:r>
+        <w:t xml:space="preserve"> </w:t>
+      </w:r>
+    </w:p>
+    <w:p>
+      <w:pPr>
+        <w:pStyle w:val="ListParagraph"/>
+        <w:numPr>
+          <w:ilvl w:val="0"/>
+          <w:numId w:val="6"/>
+        </w:numPr>
+      </w:pPr>
+      <w:r>
+        <w:t xml:space="preserve">Higher values (0.9): </w:t>
+      </w:r>
+      <w:r>
+        <w:rPr>
+          <w:b/>
+          <w:bCs/>
+        </w:rPr>
+        <w:t>Increases the memory window</w:t>
+      </w:r>
+      <w:r>
+        <w:t xml:space="preserve">. The optimizer averages </w:t>
+      </w:r>
+      <w:r>
+        <w:t xml:space="preserve">loss </w:t>
+      </w:r>
+      <w:r>
+        <w:t>terrain roughness over a long period, leading to smoother, more stable, and deliberate adjustments to the step size.</w:t>
+      </w:r>
+    </w:p>
+    <w:p>
+      <w:pPr>
+        <w:pStyle w:val="ListParagraph"/>
+        <w:numPr>
+          <w:ilvl w:val="0"/>
+          <w:numId w:val="6"/>
+        </w:numPr>
+      </w:pPr>
+      <w:r>
+        <w:t xml:space="preserve">Lower values (0.1): </w:t>
+      </w:r>
+      <w:r>
+        <w:rPr>
+          <w:b/>
+          <w:bCs/>
+        </w:rPr>
+        <w:t>Decreases the memory window</w:t>
+      </w:r>
+      <w:r>
+        <w:t>. The optimizer becomes highly reactive, forgetting the past instantly and adjusting step sizes aggressively based only on the immediate slope.</w:t>
+      </w:r>
+      <w:r>
+        <w:t xml:space="preserve"> </w:t>
+      </w:r>
     </w:p>
     <w:p>
       <w:pPr>
@@ -372,8 +515,378 @@
         <w:t>)</w:t>
       </w:r>
     </w:p>
+    <w:p>
+      <w:pPr>
+        <w:ind w:left="720"/>
+      </w:pPr>
+      <w:r>
+        <w:t xml:space="preserve">Since RMSProp </w:t>
+      </w:r>
+      <w:r>
+        <w:t xml:space="preserve">dynamically adjusts </w:t>
+      </w:r>
+      <w:r>
+        <w:t xml:space="preserve">learning rate </w:t>
+      </w:r>
+      <w:r>
+        <w:t xml:space="preserve">by dividing </w:t>
+      </w:r>
+      <w:r>
+        <w:t xml:space="preserve">the current </w:t>
+      </w:r>
+      <w:r>
+        <w:t>learning rate by the square root of your recent gradient history</w:t>
+      </w:r>
+      <w:r>
+        <w:t>, there is a potential chance that it will end up dividing by zero especially if it reaches vanishing gradient territory. Dividing by zero causes the training to immediately halt due to calculation disruption.</w:t>
+      </w:r>
+      <w:r>
+        <w:t xml:space="preserve"> Defaults to 1e-8.</w:t>
+      </w:r>
+    </w:p>
+    <w:p>
+      <w:pPr>
+        <w:ind w:left="720"/>
+      </w:pPr>
+      <w:r>
+        <w:t xml:space="preserve">The </w:t>
+      </w:r>
+      <w:r>
+        <w:rPr>
+          <w:b/>
+          <w:bCs/>
+        </w:rPr>
+        <w:t>Epsilon</w:t>
+      </w:r>
+      <w:r>
+        <w:t xml:space="preserve"> prevents this by introducing an infinitesimally small number to the square root, to prevent it from becoming zero. Once the model reaches vanishing gradient territory, the Epsilon gives it the needed “tiny bumps” to keep the learning rate moving and prevent it from learning nothing or crashing the training due to zero division.</w:t>
+      </w:r>
+    </w:p>
+    <w:p>
+      <w:pPr>
+        <w:ind w:left="720"/>
+      </w:pPr>
+      <w:r>
+        <w:rPr>
+          <w:noProof/>
+        </w:rPr>
+        <w:lastRenderedPageBreak/>
+        <w:drawing>
+          <wp:inline distT="0" distB="0" distL="0" distR="0" wp14:anchorId="094244E2" wp14:editId="22AED6B6">
+            <wp:extent cx="5234940" cy="2934027"/>
+            <wp:effectExtent l="0" t="0" r="3810" b="0"/>
+            <wp:docPr id="432585137" name="Picture 1"/>
+            <wp:cNvGraphicFramePr>
+              <a:graphicFrameLocks xmlns:a="http://schemas.openxmlformats.org/drawingml/2006/main" noChangeAspect="1"/>
+            </wp:cNvGraphicFramePr>
+            <a:graphic xmlns:a="http://schemas.openxmlformats.org/drawingml/2006/main">
+              <a:graphicData uri="http://schemas.openxmlformats.org/drawingml/2006/picture">
+                <pic:pic xmlns:pic="http://schemas.openxmlformats.org/drawingml/2006/picture">
+                  <pic:nvPicPr>
+                    <pic:cNvPr id="432585137" name=""/>
+                    <pic:cNvPicPr/>
+                  </pic:nvPicPr>
+                  <pic:blipFill>
+                    <a:blip r:embed="rId5"/>
+                    <a:stretch>
+                      <a:fillRect/>
+                    </a:stretch>
+                  </pic:blipFill>
+                  <pic:spPr>
+                    <a:xfrm>
+                      <a:off x="0" y="0"/>
+                      <a:ext cx="5237797" cy="2935628"/>
+                    </a:xfrm>
+                    <a:prstGeom prst="rect">
+                      <a:avLst/>
+                    </a:prstGeom>
+                  </pic:spPr>
+                </pic:pic>
+              </a:graphicData>
+            </a:graphic>
+          </wp:inline>
+        </w:drawing>
+      </w:r>
+    </w:p>
+    <w:p>
+      <w:pPr>
+        <w:pStyle w:val="ListParagraph"/>
+        <w:numPr>
+          <w:ilvl w:val="0"/>
+          <w:numId w:val="6"/>
+        </w:numPr>
+      </w:pPr>
+      <w:r>
+        <w:t xml:space="preserve">Lower </w:t>
+      </w:r>
+      <w:r>
+        <w:t>values</w:t>
+      </w:r>
+      <w:r>
+        <w:t xml:space="preserve"> (</w:t>
+      </w:r>
+      <w:r>
+        <w:t>1e-8</w:t>
+      </w:r>
+      <w:r>
+        <w:t>)</w:t>
+      </w:r>
+      <w:r>
+        <w:t>:</w:t>
+      </w:r>
+      <w:r>
+        <w:rPr>
+          <w:b/>
+          <w:bCs/>
+        </w:rPr>
+        <w:t xml:space="preserve"> Lower, more refined learning breakpoint</w:t>
+      </w:r>
+      <w:r>
+        <w:t>.</w:t>
+      </w:r>
+    </w:p>
+    <w:p>
+      <w:pPr>
+        <w:pStyle w:val="ListParagraph"/>
+        <w:numPr>
+          <w:ilvl w:val="0"/>
+          <w:numId w:val="6"/>
+        </w:numPr>
+      </w:pPr>
+      <w:r>
+        <w:t xml:space="preserve">Higher </w:t>
+      </w:r>
+      <w:r>
+        <w:t xml:space="preserve">value: </w:t>
+      </w:r>
+      <w:r>
+        <w:rPr>
+          <w:b/>
+          <w:bCs/>
+        </w:rPr>
+        <w:t>Higher, earlier learning breakpoint.</w:t>
+      </w:r>
+      <w:r>
+        <w:t xml:space="preserve"> Ideal for at-scale model training with hardware adjustments.</w:t>
+      </w:r>
+    </w:p>
+    <w:p>
+      <w:pPr>
+        <w:ind w:left="720"/>
+        <w:rPr>
+          <w:i/>
+          <w:iCs/>
+        </w:rPr>
+      </w:pPr>
+    </w:p>
+    <w:p>
+      <w:pPr>
+        <w:ind w:left="720"/>
+        <w:rPr>
+          <w:i/>
+          <w:iCs/>
+        </w:rPr>
+      </w:pPr>
+      <w:r>
+        <w:rPr>
+          <w:i/>
+          <w:iCs/>
+        </w:rPr>
+        <w:t xml:space="preserve">However, since its job is to prevent zero divisions from vanishing gradients, the epsilon could have been just a constant right? Why is it adjustable then? </w:t>
+      </w:r>
+    </w:p>
+    <w:p>
+      <w:pPr>
+        <w:ind w:left="720"/>
+      </w:pPr>
+      <w:r>
+        <w:t xml:space="preserve">The epsilon </w:t>
+      </w:r>
+      <w:r>
+        <w:t xml:space="preserve">introduces 2 potential </w:t>
+      </w:r>
+      <w:r>
+        <w:t xml:space="preserve">issues once models are being </w:t>
+      </w:r>
+      <w:r>
+        <w:rPr>
+          <w:b/>
+          <w:bCs/>
+        </w:rPr>
+        <w:t xml:space="preserve">trained </w:t>
+      </w:r>
+      <w:r>
+        <w:rPr>
+          <w:b/>
+          <w:bCs/>
+        </w:rPr>
+        <w:t xml:space="preserve">for </w:t>
+      </w:r>
+      <w:r>
+        <w:rPr>
+          <w:b/>
+          <w:bCs/>
+        </w:rPr>
+        <w:t>scale</w:t>
+      </w:r>
+      <w:r>
+        <w:t xml:space="preserve">. </w:t>
+      </w:r>
+    </w:p>
+    <w:p>
+      <w:pPr>
+        <w:pStyle w:val="ListParagraph"/>
+        <w:numPr>
+          <w:ilvl w:val="0"/>
+          <w:numId w:val="7"/>
+        </w:numPr>
+      </w:pPr>
+      <w:r>
+        <w:t>When training massive modern AI models, engineers often switch from standard 32-bit floating-point math (</w:t>
+      </w:r>
+      <w:r>
+        <w:rPr>
+          <w:i/>
+          <w:iCs/>
+        </w:rPr>
+        <w:t>float32</w:t>
+      </w:r>
+      <w:r>
+        <w:t>) to 16-bit math (</w:t>
+      </w:r>
+      <w:r>
+        <w:rPr>
+          <w:i/>
+          <w:iCs/>
+        </w:rPr>
+        <w:t xml:space="preserve">float16 </w:t>
+      </w:r>
+      <w:r>
+        <w:rPr>
+          <w:i/>
+          <w:iCs/>
+        </w:rPr>
+        <w:t>/</w:t>
+      </w:r>
+      <w:r>
+        <w:rPr>
+          <w:i/>
+          <w:iCs/>
+        </w:rPr>
+        <w:t xml:space="preserve"> bfloat16</w:t>
+      </w:r>
+      <w:r>
+        <w:t>) to save memory and speed up training on modern GPUs.</w:t>
+      </w:r>
+      <w:r>
+        <w:t xml:space="preserve"> </w:t>
+      </w:r>
+      <w:r>
+        <w:t xml:space="preserve">When </w:t>
+      </w:r>
+      <w:r>
+        <w:t xml:space="preserve">you reduce the hardware precision to </w:t>
+      </w:r>
+      <w:r>
+        <w:t>16-bi</w:t>
+      </w:r>
+      <w:r>
+        <w:t>t</w:t>
+      </w:r>
+      <w:r>
+        <w:t>, the computer's ability to represent incredibly small numbers shrinks</w:t>
+      </w:r>
+      <w:r>
+        <w:t xml:space="preserve"> drastically</w:t>
+      </w:r>
+      <w:r>
+        <w:t xml:space="preserve">. In </w:t>
+      </w:r>
+      <w:r>
+        <w:t>16-bit</w:t>
+      </w:r>
+      <w:r>
+        <w:t xml:space="preserve">, the smallest positive number the computer can physically comprehend before rounding it down to absolute zero is roughly </w:t>
+      </w:r>
+      <w:r>
+        <w:rPr>
+          <w:b/>
+          <w:bCs/>
+        </w:rPr>
+        <w:t>6e-5.</w:t>
+      </w:r>
+      <w:r>
+        <w:t xml:space="preserve"> </w:t>
+      </w:r>
+      <w:r>
+        <w:t xml:space="preserve">If this value was a constant, then the 16-bit flops will still see </w:t>
+      </w:r>
+      <w:r>
+        <w:t xml:space="preserve">the base </w:t>
+      </w:r>
+      <w:r>
+        <w:t xml:space="preserve">epsilon as a 0, </w:t>
+      </w:r>
+      <w:r>
+        <w:rPr>
+          <w:b/>
+          <w:bCs/>
+        </w:rPr>
+        <w:t>and it won’t prevent zero division in the first place</w:t>
+      </w:r>
+      <w:r>
+        <w:t>.</w:t>
+      </w:r>
+    </w:p>
+    <w:p>
+      <w:pPr>
+        <w:pStyle w:val="ListParagraph"/>
+        <w:numPr>
+          <w:ilvl w:val="0"/>
+          <w:numId w:val="7"/>
+        </w:numPr>
+      </w:pPr>
+      <w:r>
+        <w:t xml:space="preserve">Once the model has essentially reached vanishing gradient or “flat terrain” (decay rate could not raise the square anymore” and the training hasn’t stopped yet, then the square of the gradient is essentially zero. If this square is zero, then the remaining denominator is epsilon, and a number divided by a very small number will cause its value to jump. This means the learning rate adjustment at those the base value of the epsilon will </w:t>
+      </w:r>
+      <w:r>
+        <w:rPr>
+          <w:b/>
+          <w:bCs/>
+        </w:rPr>
+        <w:t xml:space="preserve">cause the next step to spike. </w:t>
+      </w:r>
+      <w:r>
+        <w:t xml:space="preserve">Depending on </w:t>
+      </w:r>
+      <w:r>
+        <w:t xml:space="preserve">the dataset </w:t>
+      </w:r>
+      <w:r>
+        <w:lastRenderedPageBreak/>
+        <w:t>used, this might mean discovering uncharted gradient terrain, or undoing all the previous learned values, so this value was made adjustable to catch these scenarios.</w:t>
+      </w:r>
+    </w:p>
+    <w:p>
+      <w:pPr>
+        <w:ind w:left="720"/>
+      </w:pPr>
+    </w:p>
     <w:p/>
+    <w:p>
+      <w:pPr>
+        <w:pStyle w:val="Heading3"/>
+      </w:pPr>
+      <w:r>
+        <w:t>Model – Optimizer Relationship</w:t>
+      </w:r>
+    </w:p>
     <w:p/>
+    <w:p>
+      <w:pPr>
+        <w:pStyle w:val="Heading2"/>
+      </w:pPr>
+    </w:p>
     <w:p>
       <w:pPr>
         <w:pStyle w:val="Heading2"/>
@@ -396,26 +909,17 @@
           <w:numId w:val="3"/>
         </w:numPr>
       </w:pPr>
-      <w:proofErr w:type="spellStart"/>
       <w:r>
         <w:rPr>
           <w:b/>
           <w:bCs/>
         </w:rPr>
-        <w:t>RMSProp</w:t>
-      </w:r>
-      <w:proofErr w:type="spellEnd"/>
-      <w:r>
-        <w:rPr>
-          <w:b/>
-          <w:bCs/>
-        </w:rPr>
-        <w:t xml:space="preserve"> Documentation</w:t>
+        <w:t>RMSProp Documentation</w:t>
       </w:r>
       <w:r>
         <w:t xml:space="preserve">, </w:t>
       </w:r>
-      <w:hyperlink r:id="rId5" w:history="1">
+      <w:hyperlink r:id="rId6" w:history="1">
         <w:r>
           <w:rPr>
             <w:rStyle w:val="Hyperlink"/>
@@ -435,26 +939,17 @@
           <w:numId w:val="3"/>
         </w:numPr>
       </w:pPr>
-      <w:proofErr w:type="spellStart"/>
       <w:r>
         <w:rPr>
           <w:b/>
           <w:bCs/>
         </w:rPr>
-        <w:t>RMSProp</w:t>
-      </w:r>
-      <w:proofErr w:type="spellEnd"/>
-      <w:r>
-        <w:rPr>
-          <w:b/>
-          <w:bCs/>
-        </w:rPr>
-        <w:t xml:space="preserve"> Optimizer in Deep Learning</w:t>
+        <w:t>RMSProp Optimizer in Deep Learning</w:t>
       </w:r>
       <w:r>
         <w:t xml:space="preserve">, geeksforgeeks.org, </w:t>
       </w:r>
-      <w:hyperlink r:id="rId6" w:history="1">
+      <w:hyperlink r:id="rId7" w:history="1">
         <w:r>
           <w:rPr>
             <w:rStyle w:val="Hyperlink"/>
@@ -490,7 +985,7 @@
       <w:r>
         <w:t xml:space="preserve"> </w:t>
       </w:r>
-      <w:hyperlink r:id="rId7" w:history="1">
+      <w:hyperlink r:id="rId8" w:history="1">
         <w:r>
           <w:rPr>
             <w:rStyle w:val="Hyperlink"/>
@@ -545,7 +1040,7 @@
       <w:r>
         <w:t xml:space="preserve"> </w:t>
       </w:r>
-      <w:hyperlink r:id="rId8" w:history="1">
+      <w:hyperlink r:id="rId9" w:history="1">
         <w:r>
           <w:rPr>
             <w:rStyle w:val="Hyperlink"/>
@@ -576,6 +1071,232 @@
 <file path=word/numbering.xml><?xml version="1.0" encoding="utf-8"?>
 <w:numbering xmlns:wpc="http://schemas.microsoft.com/office/word/2010/wordprocessingCanvas" xmlns:cx="http://schemas.microsoft.com/office/drawing/2014/chartex" xmlns:cx1="http://schemas.microsoft.com/office/drawing/2015/9/8/chartex" xmlns:cx2="http://schemas.microsoft.com/office/drawing/2015/10/21/chartex" xmlns:cx3="http://schemas.microsoft.com/office/drawing/2016/5/9/chartex" xmlns:cx4="http://schemas.microsoft.com/office/drawing/2016/5/10/chartex" xmlns:cx5="http://schemas.microsoft.com/office/drawing/2016/5/11/chartex" xmlns:cx6="http://schemas.microsoft.com/office/drawing/2016/5/12/chartex" xmlns:cx7="http://schemas.microsoft.com/office/drawing/2016/5/13/chartex" xmlns:cx8="http://schemas.microsoft.com/office/drawing/2016/5/14/chartex" xmlns:mc="http://schemas.openxmlformats.org/markup-compatibility/2006" xmlns:aink="http://schemas.microsoft.com/office/drawing/2016/ink" xmlns:am3d="http://schemas.microsoft.com/office/drawing/2017/model3d" xmlns:o="urn:schemas-microsoft-com:office:office" xmlns:oel="http://schemas.microsoft.com/office/2019/extlst" xmlns:r="http://schemas.openxmlformats.org/officeDocument/2006/relationships" xmlns:m="http://schemas.openxmlformats.org/officeDocument/2006/math" xmlns:v="urn:schemas-microsoft-com:vml" xmlns:wp14="http://schemas.microsoft.com/office/word/2010/wordprocessingDrawing" xmlns:wp="http://schemas.openxmlformats.org/drawingml/2006/wordprocessingDrawing" xmlns:w10="urn:schemas-microsoft-com:office:word" xmlns:w="http://schemas.openxmlformats.org/wordprocessingml/2006/main" xmlns:w14="http://schemas.microsoft.com/office/word/2010/wordml" xmlns:w15="http://schemas.microsoft.com/office/word/2012/wordml" xmlns:w16cex="http://schemas.microsoft.com/office/word/2018/wordml/cex" xmlns:w16cid="http://schemas.microsoft.com/office/word/2016/wordml/cid" xmlns:w16="http://schemas.microsoft.com/office/word/2018/wordml" xmlns:w16du="http://schemas.microsoft.com/office/word/2023/wordml/word16du" xmlns:w16sdtdh="http://schemas.microsoft.com/office/word/2020/wordml/sdtdatahash" xmlns:w16sdtfl="http://schemas.microsoft.com/office/word/2024/wordml/sdtformatlock" xmlns:w16se="http://schemas.microsoft.com/office/word/2015/wordml/symex" xmlns:wpg="http://schemas.microsoft.com/office/word/2010/wordprocessingGroup" xmlns:wpi="http://schemas.microsoft.com/office/word/2010/wordprocessingInk" xmlns:wne="http://schemas.microsoft.com/office/word/2006/wordml" xmlns:wps="http://schemas.microsoft.com/office/word/2010/wordprocessingShape" mc:Ignorable="w14 w15 w16se w16cid w16 w16cex w16sdtdh w16sdtfl w16du wp14">
   <w:abstractNum w:abstractNumId="0" w15:restartNumberingAfterBreak="0">
+    <w:nsid w:val="067556E3"/>
+    <w:multiLevelType w:val="hybridMultilevel"/>
+    <w:tmpl w:val="06C86A32"/>
+    <w:lvl w:ilvl="0" w:tplc="04090001">
+      <w:start w:val="1"/>
+      <w:numFmt w:val="bullet"/>
+      <w:lvlText w:val=""/>
+      <w:lvlJc w:val="left"/>
+      <w:pPr>
+        <w:ind w:left="1440" w:hanging="360"/>
+      </w:pPr>
+      <w:rPr>
+        <w:rFonts w:ascii="Symbol" w:hAnsi="Symbol" w:hint="default"/>
+      </w:rPr>
+    </w:lvl>
+    <w:lvl w:ilvl="1" w:tplc="04090003" w:tentative="1">
+      <w:start w:val="1"/>
+      <w:numFmt w:val="bullet"/>
+      <w:lvlText w:val="o"/>
+      <w:lvlJc w:val="left"/>
+      <w:pPr>
+        <w:ind w:left="2160" w:hanging="360"/>
+      </w:pPr>
+      <w:rPr>
+        <w:rFonts w:ascii="Courier New" w:hAnsi="Courier New" w:cs="Courier New" w:hint="default"/>
+      </w:rPr>
+    </w:lvl>
+    <w:lvl w:ilvl="2" w:tplc="04090005" w:tentative="1">
+      <w:start w:val="1"/>
+      <w:numFmt w:val="bullet"/>
+      <w:lvlText w:val=""/>
+      <w:lvlJc w:val="left"/>
+      <w:pPr>
+        <w:ind w:left="2880" w:hanging="360"/>
+      </w:pPr>
+      <w:rPr>
+        <w:rFonts w:ascii="Wingdings" w:hAnsi="Wingdings" w:hint="default"/>
+      </w:rPr>
+    </w:lvl>
+    <w:lvl w:ilvl="3" w:tplc="04090001" w:tentative="1">
+      <w:start w:val="1"/>
+      <w:numFmt w:val="bullet"/>
+      <w:lvlText w:val=""/>
+      <w:lvlJc w:val="left"/>
+      <w:pPr>
+        <w:ind w:left="3600" w:hanging="360"/>
+      </w:pPr>
+      <w:rPr>
+        <w:rFonts w:ascii="Symbol" w:hAnsi="Symbol" w:hint="default"/>
+      </w:rPr>
+    </w:lvl>
+    <w:lvl w:ilvl="4" w:tplc="04090003" w:tentative="1">
+      <w:start w:val="1"/>
+      <w:numFmt w:val="bullet"/>
+      <w:lvlText w:val="o"/>
+      <w:lvlJc w:val="left"/>
+      <w:pPr>
+        <w:ind w:left="4320" w:hanging="360"/>
+      </w:pPr>
+      <w:rPr>
+        <w:rFonts w:ascii="Courier New" w:hAnsi="Courier New" w:cs="Courier New" w:hint="default"/>
+      </w:rPr>
+    </w:lvl>
+    <w:lvl w:ilvl="5" w:tplc="04090005" w:tentative="1">
+      <w:start w:val="1"/>
+      <w:numFmt w:val="bullet"/>
+      <w:lvlText w:val=""/>
+      <w:lvlJc w:val="left"/>
+      <w:pPr>
+        <w:ind w:left="5040" w:hanging="360"/>
+      </w:pPr>
+      <w:rPr>
+        <w:rFonts w:ascii="Wingdings" w:hAnsi="Wingdings" w:hint="default"/>
+      </w:rPr>
+    </w:lvl>
+    <w:lvl w:ilvl="6" w:tplc="04090001" w:tentative="1">
+      <w:start w:val="1"/>
+      <w:numFmt w:val="bullet"/>
+      <w:lvlText w:val=""/>
+      <w:lvlJc w:val="left"/>
+      <w:pPr>
+        <w:ind w:left="5760" w:hanging="360"/>
+      </w:pPr>
+      <w:rPr>
+        <w:rFonts w:ascii="Symbol" w:hAnsi="Symbol" w:hint="default"/>
+      </w:rPr>
+    </w:lvl>
+    <w:lvl w:ilvl="7" w:tplc="04090003" w:tentative="1">
+      <w:start w:val="1"/>
+      <w:numFmt w:val="bullet"/>
+      <w:lvlText w:val="o"/>
+      <w:lvlJc w:val="left"/>
+      <w:pPr>
+        <w:ind w:left="6480" w:hanging="360"/>
+      </w:pPr>
+      <w:rPr>
+        <w:rFonts w:ascii="Courier New" w:hAnsi="Courier New" w:cs="Courier New" w:hint="default"/>
+      </w:rPr>
+    </w:lvl>
+    <w:lvl w:ilvl="8" w:tplc="04090005" w:tentative="1">
+      <w:start w:val="1"/>
+      <w:numFmt w:val="bullet"/>
+      <w:lvlText w:val=""/>
+      <w:lvlJc w:val="left"/>
+      <w:pPr>
+        <w:ind w:left="7200" w:hanging="360"/>
+      </w:pPr>
+      <w:rPr>
+        <w:rFonts w:ascii="Wingdings" w:hAnsi="Wingdings" w:hint="default"/>
+      </w:rPr>
+    </w:lvl>
+  </w:abstractNum>
+  <w:abstractNum w:abstractNumId="1" w15:restartNumberingAfterBreak="0">
+    <w:nsid w:val="0DA403E4"/>
+    <w:multiLevelType w:val="hybridMultilevel"/>
+    <w:tmpl w:val="4678C66E"/>
+    <w:lvl w:ilvl="0" w:tplc="8F5C3F92">
+      <w:start w:val="1"/>
+      <w:numFmt w:val="bullet"/>
+      <w:lvlText w:val="-"/>
+      <w:lvlJc w:val="left"/>
+      <w:pPr>
+        <w:ind w:left="1080" w:hanging="360"/>
+      </w:pPr>
+      <w:rPr>
+        <w:rFonts w:ascii="Calibri" w:eastAsiaTheme="minorHAnsi" w:hAnsi="Calibri" w:cs="Calibri" w:hint="default"/>
+      </w:rPr>
+    </w:lvl>
+    <w:lvl w:ilvl="1" w:tplc="04090003" w:tentative="1">
+      <w:start w:val="1"/>
+      <w:numFmt w:val="bullet"/>
+      <w:lvlText w:val="o"/>
+      <w:lvlJc w:val="left"/>
+      <w:pPr>
+        <w:ind w:left="1800" w:hanging="360"/>
+      </w:pPr>
+      <w:rPr>
+        <w:rFonts w:ascii="Courier New" w:hAnsi="Courier New" w:cs="Courier New" w:hint="default"/>
+      </w:rPr>
+    </w:lvl>
+    <w:lvl w:ilvl="2" w:tplc="04090005" w:tentative="1">
+      <w:start w:val="1"/>
+      <w:numFmt w:val="bullet"/>
+      <w:lvlText w:val=""/>
+      <w:lvlJc w:val="left"/>
+      <w:pPr>
+        <w:ind w:left="2520" w:hanging="360"/>
+      </w:pPr>
+      <w:rPr>
+        <w:rFonts w:ascii="Wingdings" w:hAnsi="Wingdings" w:hint="default"/>
+      </w:rPr>
+    </w:lvl>
+    <w:lvl w:ilvl="3" w:tplc="04090001" w:tentative="1">
+      <w:start w:val="1"/>
+      <w:numFmt w:val="bullet"/>
+      <w:lvlText w:val=""/>
+      <w:lvlJc w:val="left"/>
+      <w:pPr>
+        <w:ind w:left="3240" w:hanging="360"/>
+      </w:pPr>
+      <w:rPr>
+        <w:rFonts w:ascii="Symbol" w:hAnsi="Symbol" w:hint="default"/>
+      </w:rPr>
+    </w:lvl>
+    <w:lvl w:ilvl="4" w:tplc="04090003" w:tentative="1">
+      <w:start w:val="1"/>
+      <w:numFmt w:val="bullet"/>
+      <w:lvlText w:val="o"/>
+      <w:lvlJc w:val="left"/>
+      <w:pPr>
+        <w:ind w:left="3960" w:hanging="360"/>
+      </w:pPr>
+      <w:rPr>
+        <w:rFonts w:ascii="Courier New" w:hAnsi="Courier New" w:cs="Courier New" w:hint="default"/>
+      </w:rPr>
+    </w:lvl>
+    <w:lvl w:ilvl="5" w:tplc="04090005" w:tentative="1">
+      <w:start w:val="1"/>
+      <w:numFmt w:val="bullet"/>
+      <w:lvlText w:val=""/>
+      <w:lvlJc w:val="left"/>
+      <w:pPr>
+        <w:ind w:left="4680" w:hanging="360"/>
+      </w:pPr>
+      <w:rPr>
+        <w:rFonts w:ascii="Wingdings" w:hAnsi="Wingdings" w:hint="default"/>
+      </w:rPr>
+    </w:lvl>
+    <w:lvl w:ilvl="6" w:tplc="04090001" w:tentative="1">
+      <w:start w:val="1"/>
+      <w:numFmt w:val="bullet"/>
+      <w:lvlText w:val=""/>
+      <w:lvlJc w:val="left"/>
+      <w:pPr>
+        <w:ind w:left="5400" w:hanging="360"/>
+      </w:pPr>
+      <w:rPr>
+        <w:rFonts w:ascii="Symbol" w:hAnsi="Symbol" w:hint="default"/>
+      </w:rPr>
+    </w:lvl>
+    <w:lvl w:ilvl="7" w:tplc="04090003" w:tentative="1">
+      <w:start w:val="1"/>
+      <w:numFmt w:val="bullet"/>
+      <w:lvlText w:val="o"/>
+      <w:lvlJc w:val="left"/>
+      <w:pPr>
+        <w:ind w:left="6120" w:hanging="360"/>
+      </w:pPr>
+      <w:rPr>
+        <w:rFonts w:ascii="Courier New" w:hAnsi="Courier New" w:cs="Courier New" w:hint="default"/>
+      </w:rPr>
+    </w:lvl>
+    <w:lvl w:ilvl="8" w:tplc="04090005" w:tentative="1">
+      <w:start w:val="1"/>
+      <w:numFmt w:val="bullet"/>
+      <w:lvlText w:val=""/>
+      <w:lvlJc w:val="left"/>
+      <w:pPr>
+        <w:ind w:left="6840" w:hanging="360"/>
+      </w:pPr>
+      <w:rPr>
+        <w:rFonts w:ascii="Wingdings" w:hAnsi="Wingdings" w:hint="default"/>
+      </w:rPr>
+    </w:lvl>
+  </w:abstractNum>
+  <w:abstractNum w:abstractNumId="2" w15:restartNumberingAfterBreak="0">
     <w:nsid w:val="2E2A4ABC"/>
     <w:multiLevelType w:val="multilevel"/>
     <w:tmpl w:val="E0F6EFDE"/>
@@ -724,7 +1445,7 @@
       </w:rPr>
     </w:lvl>
   </w:abstractNum>
-  <w:abstractNum w:abstractNumId="1" w15:restartNumberingAfterBreak="0">
+  <w:abstractNum w:abstractNumId="3" w15:restartNumberingAfterBreak="0">
     <w:nsid w:val="2FC43926"/>
     <w:multiLevelType w:val="multilevel"/>
     <w:tmpl w:val="70748DD6"/>
@@ -873,7 +1594,96 @@
       </w:rPr>
     </w:lvl>
   </w:abstractNum>
-  <w:abstractNum w:abstractNumId="2" w15:restartNumberingAfterBreak="0">
+  <w:abstractNum w:abstractNumId="4" w15:restartNumberingAfterBreak="0">
+    <w:nsid w:val="32645651"/>
+    <w:multiLevelType w:val="hybridMultilevel"/>
+    <w:tmpl w:val="A308F428"/>
+    <w:lvl w:ilvl="0" w:tplc="8F841E3E">
+      <w:start w:val="1"/>
+      <w:numFmt w:val="decimal"/>
+      <w:lvlText w:val="%1."/>
+      <w:lvlJc w:val="left"/>
+      <w:pPr>
+        <w:ind w:left="1080" w:hanging="360"/>
+      </w:pPr>
+      <w:rPr>
+        <w:rFonts w:hint="default"/>
+      </w:rPr>
+    </w:lvl>
+    <w:lvl w:ilvl="1" w:tplc="04090019" w:tentative="1">
+      <w:start w:val="1"/>
+      <w:numFmt w:val="lowerLetter"/>
+      <w:lvlText w:val="%2."/>
+      <w:lvlJc w:val="left"/>
+      <w:pPr>
+        <w:ind w:left="1800" w:hanging="360"/>
+      </w:pPr>
+    </w:lvl>
+    <w:lvl w:ilvl="2" w:tplc="0409001B" w:tentative="1">
+      <w:start w:val="1"/>
+      <w:numFmt w:val="lowerRoman"/>
+      <w:lvlText w:val="%3."/>
+      <w:lvlJc w:val="right"/>
+      <w:pPr>
+        <w:ind w:left="2520" w:hanging="180"/>
+      </w:pPr>
+    </w:lvl>
+    <w:lvl w:ilvl="3" w:tplc="0409000F" w:tentative="1">
+      <w:start w:val="1"/>
+      <w:numFmt w:val="decimal"/>
+      <w:lvlText w:val="%4."/>
+      <w:lvlJc w:val="left"/>
+      <w:pPr>
+        <w:ind w:left="3240" w:hanging="360"/>
+      </w:pPr>
+    </w:lvl>
+    <w:lvl w:ilvl="4" w:tplc="04090019" w:tentative="1">
+      <w:start w:val="1"/>
+      <w:numFmt w:val="lowerLetter"/>
+      <w:lvlText w:val="%5."/>
+      <w:lvlJc w:val="left"/>
+      <w:pPr>
+        <w:ind w:left="3960" w:hanging="360"/>
+      </w:pPr>
+    </w:lvl>
+    <w:lvl w:ilvl="5" w:tplc="0409001B" w:tentative="1">
+      <w:start w:val="1"/>
+      <w:numFmt w:val="lowerRoman"/>
+      <w:lvlText w:val="%6."/>
+      <w:lvlJc w:val="right"/>
+      <w:pPr>
+        <w:ind w:left="4680" w:hanging="180"/>
+      </w:pPr>
+    </w:lvl>
+    <w:lvl w:ilvl="6" w:tplc="0409000F" w:tentative="1">
+      <w:start w:val="1"/>
+      <w:numFmt w:val="decimal"/>
+      <w:lvlText w:val="%7."/>
+      <w:lvlJc w:val="left"/>
+      <w:pPr>
+        <w:ind w:left="5400" w:hanging="360"/>
+      </w:pPr>
+    </w:lvl>
+    <w:lvl w:ilvl="7" w:tplc="04090019" w:tentative="1">
+      <w:start w:val="1"/>
+      <w:numFmt w:val="lowerLetter"/>
+      <w:lvlText w:val="%8."/>
+      <w:lvlJc w:val="left"/>
+      <w:pPr>
+        <w:ind w:left="6120" w:hanging="360"/>
+      </w:pPr>
+    </w:lvl>
+    <w:lvl w:ilvl="8" w:tplc="0409001B" w:tentative="1">
+      <w:start w:val="1"/>
+      <w:numFmt w:val="lowerRoman"/>
+      <w:lvlText w:val="%9."/>
+      <w:lvlJc w:val="right"/>
+      <w:pPr>
+        <w:ind w:left="6840" w:hanging="180"/>
+      </w:pPr>
+    </w:lvl>
+  </w:abstractNum>
+  <w:abstractNum w:abstractNumId="5" w15:restartNumberingAfterBreak="0">
     <w:nsid w:val="4A1A0AA3"/>
     <w:multiLevelType w:val="hybridMultilevel"/>
     <w:tmpl w:val="BE8EDBEC"/>
@@ -962,7 +1772,7 @@
       </w:pPr>
     </w:lvl>
   </w:abstractNum>
-  <w:abstractNum w:abstractNumId="3" w15:restartNumberingAfterBreak="0">
+  <w:abstractNum w:abstractNumId="6" w15:restartNumberingAfterBreak="0">
     <w:nsid w:val="7F733F08"/>
     <w:multiLevelType w:val="hybridMultilevel"/>
     <w:tmpl w:val="20E08652"/>
@@ -1052,16 +1862,25 @@
     </w:lvl>
   </w:abstractNum>
   <w:num w:numId="1" w16cid:durableId="1616205024">
+    <w:abstractNumId w:val="2"/>
+  </w:num>
+  <w:num w:numId="2" w16cid:durableId="1913158072">
+    <w:abstractNumId w:val="3"/>
+  </w:num>
+  <w:num w:numId="3" w16cid:durableId="1477382066">
+    <w:abstractNumId w:val="5"/>
+  </w:num>
+  <w:num w:numId="4" w16cid:durableId="812213378">
+    <w:abstractNumId w:val="6"/>
+  </w:num>
+  <w:num w:numId="5" w16cid:durableId="972367131">
+    <w:abstractNumId w:val="1"/>
+  </w:num>
+  <w:num w:numId="6" w16cid:durableId="143661841">
     <w:abstractNumId w:val="0"/>
   </w:num>
-  <w:num w:numId="2" w16cid:durableId="1913158072">
-    <w:abstractNumId w:val="1"/>
-  </w:num>
-  <w:num w:numId="3" w16cid:durableId="1477382066">
-    <w:abstractNumId w:val="2"/>
-  </w:num>
-  <w:num w:numId="4" w16cid:durableId="812213378">
-    <w:abstractNumId w:val="3"/>
+  <w:num w:numId="7" w16cid:durableId="1558663798">
+    <w:abstractNumId w:val="4"/>
   </w:num>
 </w:numbering>
 </file>
@@ -1999,6 +2818,17 @@
       <w:shd w:val="clear" w:color="auto" w:fill="E1DFDD"/>
     </w:rPr>
   </w:style>
+  <w:style w:type="paragraph" w:styleId="NormalWeb">
+    <w:name w:val="Normal (Web)"/>
+    <w:basedOn w:val="Normal"/>
+    <w:uiPriority w:val="99"/>
+    <w:semiHidden/>
+    <w:unhideWhenUsed/>
+    <w:rsid w:val="00BA6F8E"/>
+    <w:rPr>
+      <w:rFonts w:ascii="Times New Roman" w:hAnsi="Times New Roman" w:cs="Times New Roman"/>
+    </w:rPr>
+  </w:style>
 </w:styles>
 </file>
 

--- a/report/RMSProp/RMSProp Research Doc.docx
+++ b/report/RMSProp/RMSProp Research Doc.docx
@@ -43,7 +43,16 @@
         <w:t xml:space="preserve"> by </w:t>
       </w:r>
       <w:r>
-        <w:t>adjusting the learning rate for each parameter based on recent gradients</w:t>
+        <w:t xml:space="preserve">adjusting the learning rate for each parameter based on </w:t>
+      </w:r>
+      <w:r>
+        <w:t>a model’s</w:t>
+      </w:r>
+      <w:r>
+        <w:t xml:space="preserve"> gradient</w:t>
+      </w:r>
+      <w:r>
+        <w:t xml:space="preserve"> history</w:t>
       </w:r>
       <w:r>
         <w:t xml:space="preserve">. </w:t>
@@ -70,7 +79,6 @@
         <w:t xml:space="preserve"> from which the Adam was based on.</w:t>
       </w:r>
     </w:p>
-    <w:p/>
     <w:p>
       <w:r>
         <w:t xml:space="preserve">The RMSProp sees its use primarily </w:t>
@@ -83,12 +91,46 @@
           <w:b/>
           <w:bCs/>
         </w:rPr>
-        <w:t>Stochastic Gradient Descent (SGD)</w:t>
+        <w:t>Stochastic Gradient Descent</w:t>
+      </w:r>
+      <w:r>
+        <w:rPr>
+          <w:b/>
+          <w:bCs/>
+        </w:rPr>
+        <w:t xml:space="preserve"> </w:t>
+      </w:r>
+      <w:r>
+        <w:rPr>
+          <w:b/>
+          <w:bCs/>
+        </w:rPr>
+        <w:t xml:space="preserve">with </w:t>
+      </w:r>
+      <w:r>
+        <w:rPr>
+          <w:b/>
+          <w:bCs/>
+        </w:rPr>
+        <w:t>M</w:t>
+      </w:r>
+      <w:r>
+        <w:rPr>
+          <w:b/>
+          <w:bCs/>
+        </w:rPr>
+        <w:t>omentum</w:t>
+      </w:r>
+      <w:r>
+        <w:rPr>
+          <w:b/>
+          <w:bCs/>
+        </w:rPr>
+        <w:t xml:space="preserve"> (SGD)</w:t>
       </w:r>
       <w:r>
         <w:t xml:space="preserve"> and </w:t>
       </w:r>
-      <w:proofErr w:type="spellStart"/>
       <w:r>
         <w:rPr>
           <w:b/>
@@ -96,18 +138,25 @@
         </w:rPr>
         <w:t>AdaGrad</w:t>
       </w:r>
-      <w:proofErr w:type="spellEnd"/>
       <w:r>
         <w:t xml:space="preserve"> when training deep neural networks</w:t>
       </w:r>
       <w:r>
         <w:t xml:space="preserve">. </w:t>
       </w:r>
-    </w:p>
-    <w:p/>
-    <w:p>
-      <w:pPr>
-        <w:pStyle w:val="Heading3"/>
+      <w:r>
+        <w:t>The</w:t>
+      </w:r>
+      <w:r>
+        <w:t xml:space="preserve"> RMSProp </w:t>
+      </w:r>
+      <w:r>
+        <w:t>trades overall training speed for accuracy and precision, evaluating almost every peak and valley during a model’s training cycle.</w:t>
+      </w:r>
+    </w:p>
+    <w:p>
+      <w:pPr>
+        <w:pStyle w:val="Heading4"/>
       </w:pPr>
       <w:r>
         <w:t>But wait, what exactly are learning rate optimizers?</w:t>
@@ -184,7 +233,13 @@
         <w:t xml:space="preserve"> to use </w:t>
       </w:r>
       <w:r>
-        <w:t xml:space="preserve">for bunkers, and </w:t>
+        <w:t>for bunkers</w:t>
+      </w:r>
+      <w:r>
+        <w:t xml:space="preserve"> or flats</w:t>
+      </w:r>
+      <w:r>
+        <w:t xml:space="preserve">, and </w:t>
       </w:r>
       <w:r>
         <w:t xml:space="preserve">how precise to swing </w:t>
@@ -237,19 +292,611 @@
       </w:r>
     </w:p>
     <w:p/>
+    <w:p/>
+    <w:p/>
     <w:p>
       <w:pPr>
         <w:pStyle w:val="Heading2"/>
       </w:pPr>
       <w:r>
+        <w:lastRenderedPageBreak/>
+        <w:t>Glossary</w:t>
+      </w:r>
+    </w:p>
+    <w:p>
+      <w:pPr>
+        <w:pStyle w:val="Heading4"/>
+      </w:pPr>
+      <w:r>
+        <w:t>Optimizer</w:t>
+      </w:r>
+    </w:p>
+    <w:p>
+      <w:r>
+        <w:t xml:space="preserve">These are </w:t>
+      </w:r>
+      <w:r>
+        <w:t xml:space="preserve">mathematical algorithms that modify a model's parameters, specifically </w:t>
+      </w:r>
+      <w:r>
+        <w:t xml:space="preserve">the </w:t>
+      </w:r>
+      <w:r>
+        <w:t>weights and biases, to reduce the output of a loss function</w:t>
+      </w:r>
+      <w:r>
+        <w:t>. They take the calculated gradients after a backward pass and adjusts the parameters using predefined mathematical rules.</w:t>
+      </w:r>
+    </w:p>
+    <w:p>
+      <w:pPr>
+        <w:pStyle w:val="Heading4"/>
+      </w:pPr>
+      <w:r>
+        <w:t xml:space="preserve">Loss Terrain </w:t>
+      </w:r>
+      <w:r>
+        <w:t xml:space="preserve">/ </w:t>
+      </w:r>
+      <w:r>
+        <w:t>Loss Surface</w:t>
+      </w:r>
+    </w:p>
+    <w:p>
+      <w:r>
+        <w:t>When training a machine learning model, the optimization algorithm essentially navigates a complex terrain. This terrain is defined by the loss function </w:t>
+      </w:r>
+      <m:oMath>
+        <m:r>
+          <w:rPr>
+            <w:rFonts w:ascii="Cambria Math" w:hAnsi="Cambria Math"/>
+          </w:rPr>
+          <m:t>L(heta)</m:t>
+        </m:r>
+      </m:oMath>
+      <w:r>
+        <w:t>, where </w:t>
+      </w:r>
+      <m:oMath>
+        <m:r>
+          <w:rPr>
+            <w:rFonts w:ascii="Cambria Math" w:hAnsi="Cambria Math"/>
+          </w:rPr>
+          <m:t>heta</m:t>
+        </m:r>
+      </m:oMath>
+      <w:r>
+        <w:t> represents the model</w:t>
+      </w:r>
+      <w:r>
+        <w:t>’s</w:t>
+      </w:r>
+      <w:r>
+        <w:t xml:space="preserve"> parameters. This terrain is called the </w:t>
+      </w:r>
+      <w:r>
+        <w:rPr>
+          <w:b/>
+          <w:bCs/>
+        </w:rPr>
+        <w:t xml:space="preserve">loss </w:t>
+      </w:r>
+      <w:r>
+        <w:rPr>
+          <w:b/>
+          <w:bCs/>
+        </w:rPr>
+        <w:t xml:space="preserve">terrain </w:t>
+      </w:r>
+      <w:r>
+        <w:t>or</w:t>
+      </w:r>
+      <w:r>
+        <w:rPr>
+          <w:b/>
+          <w:bCs/>
+        </w:rPr>
+        <w:t xml:space="preserve"> loss </w:t>
+      </w:r>
+      <w:r>
+        <w:rPr>
+          <w:b/>
+          <w:bCs/>
+        </w:rPr>
+        <w:t>surface</w:t>
+      </w:r>
+      <w:r>
+        <w:rPr>
+          <w:b/>
+          <w:bCs/>
+        </w:rPr>
+        <w:t>.</w:t>
+      </w:r>
+    </w:p>
+    <w:p>
+      <w:pPr>
+        <w:pStyle w:val="Heading4"/>
+      </w:pPr>
+      <w:r>
+        <w:t>Gradient</w:t>
+      </w:r>
+    </w:p>
+    <w:p>
+      <w:r>
+        <w:t>This represents the current learning curve a model works on while training on a given dataset. A gradient is only one part of a loss terrain.</w:t>
+      </w:r>
+    </w:p>
+    <w:p>
+      <w:pPr>
+        <w:pStyle w:val="Heading4"/>
+      </w:pPr>
+      <w:r>
+        <w:t>Sparse Data</w:t>
+      </w:r>
+    </w:p>
+    <w:p>
+      <w:r>
+        <w:t>D</w:t>
+      </w:r>
+      <w:r>
+        <w:t>atasets that can have a high volume of rows but with heavily zeroed or missing values per feature</w:t>
+      </w:r>
+      <w:r>
+        <w:t xml:space="preserve">. </w:t>
+      </w:r>
+    </w:p>
+    <w:p>
+      <w:pPr>
+        <w:pStyle w:val="Heading4"/>
+      </w:pPr>
+      <w:r>
+        <w:t>Dense Data</w:t>
+      </w:r>
+    </w:p>
+    <w:p>
+      <w:r>
+        <w:t>In contrast to Sparse Data, these are datasets that are rich in both features &amp; values. The density of the data however does not describe the relationships between values and features.</w:t>
+      </w:r>
+    </w:p>
+    <w:p/>
+    <w:p/>
+    <w:p/>
+    <w:p/>
+    <w:p/>
+    <w:p/>
+    <w:p/>
+    <w:p/>
+    <w:p/>
+    <w:p>
+      <w:pPr>
+        <w:pStyle w:val="Heading2"/>
+      </w:pPr>
+      <w:r>
+        <w:lastRenderedPageBreak/>
         <w:t>How it works</w:t>
       </w:r>
     </w:p>
     <w:p>
       <w:r>
-        <w:t>The optimizer updates the learning rate during training by dividing the current epoch’s learning rate by a running average of the square of Neural Network’s latest gradient magnitude.</w:t>
-      </w:r>
-    </w:p>
+        <w:t xml:space="preserve">The optimizer updates the learning rate during training by dividing the current </w:t>
+      </w:r>
+      <w:r>
+        <w:t>step</w:t>
+      </w:r>
+      <w:r>
+        <w:t>’s learning rate by a running average of the square</w:t>
+      </w:r>
+      <w:r>
+        <w:t>s</w:t>
+      </w:r>
+      <w:r>
+        <w:t xml:space="preserve"> of Neural Network’s latest gradient magnitude.</w:t>
+      </w:r>
+      <w:r>
+        <w:t xml:space="preserve"> This average comes from a “</w:t>
+      </w:r>
+      <w:r>
+        <w:rPr>
+          <w:i/>
+          <w:iCs/>
+        </w:rPr>
+        <w:t>memory window</w:t>
+      </w:r>
+      <w:r>
+        <w:t>” the optimizer uses to keep track of the model’s learning process. The bigger the memory window, the more factors involved in the resulting average, which is how the optimizer decides to update the model’s weights during the training period.</w:t>
+      </w:r>
+    </w:p>
+    <w:p>
+      <w:pPr>
+        <w:rPr>
+          <w:b/>
+          <w:bCs/>
+        </w:rPr>
+      </w:pPr>
+      <w:r>
+        <w:t xml:space="preserve">The RMSProp uses </w:t>
+      </w:r>
+      <w:r>
+        <w:rPr>
+          <w:b/>
+          <w:bCs/>
+        </w:rPr>
+        <w:t>Root Mean Square Propagation</w:t>
+      </w:r>
+      <w:r>
+        <w:t xml:space="preserve"> over the values retrieved from the memory window called the</w:t>
+      </w:r>
+      <w:r>
+        <w:t xml:space="preserve"> </w:t>
+      </w:r>
+      <w:r>
+        <w:rPr>
+          <w:b/>
+          <w:bCs/>
+        </w:rPr>
+        <w:t>Decay Rate</w:t>
+      </w:r>
+      <w:r>
+        <w:rPr>
+          <w:b/>
+          <w:bCs/>
+        </w:rPr>
+        <w:t xml:space="preserve"> </w:t>
+      </w:r>
+      <w:r>
+        <w:t>(</w:t>
+      </w:r>
+      <m:oMath>
+        <m:r>
+          <w:rPr>
+            <w:rFonts w:ascii="Cambria Math" w:hAnsi="Cambria Math"/>
+          </w:rPr>
+          <m:t>β</m:t>
+        </m:r>
+      </m:oMath>
+      <w:r>
+        <w:rPr>
+          <w:rFonts w:eastAsiaTheme="minorEastAsia"/>
+        </w:rPr>
+        <w:t>)</w:t>
+      </w:r>
+      <w:r>
+        <w:t xml:space="preserve">. It squares the current gradient to eliminate negative signs, always ensuring uphill and downhill slopes are both treated as intense terrain, and merges it with past </w:t>
+      </w:r>
+      <w:r>
+        <w:t xml:space="preserve">gradient </w:t>
+      </w:r>
+      <w:r>
+        <w:t>values using the decay rate</w:t>
+      </w:r>
+      <w:r>
+        <w:rPr>
+          <w:b/>
+          <w:bCs/>
+        </w:rPr>
+        <w:t>:</w:t>
+      </w:r>
+    </w:p>
+    <w:p>
+      <m:oMathPara>
+        <m:oMath>
+          <m:r>
+            <m:rPr>
+              <m:nor/>
+            </m:rPr>
+            <m:t>New Volatility History</m:t>
+          </m:r>
+          <m:r>
+            <w:rPr>
+              <w:rFonts w:ascii="Cambria Math" w:hAnsi="Cambria Math"/>
+            </w:rPr>
+            <m:t>=</m:t>
+          </m:r>
+          <m:d>
+            <m:dPr>
+              <m:ctrlPr>
+                <w:rPr>
+                  <w:rFonts w:ascii="Cambria Math" w:hAnsi="Cambria Math"/>
+                </w:rPr>
+              </m:ctrlPr>
+            </m:dPr>
+            <m:e>
+              <m:r>
+                <w:rPr>
+                  <w:rFonts w:ascii="Cambria Math" w:hAnsi="Cambria Math"/>
+                </w:rPr>
+                <m:t>β×</m:t>
+              </m:r>
+              <m:r>
+                <m:rPr>
+                  <m:nor/>
+                </m:rPr>
+                <m:t>Old History</m:t>
+              </m:r>
+            </m:e>
+          </m:d>
+          <m:r>
+            <w:rPr>
+              <w:rFonts w:ascii="Cambria Math" w:hAnsi="Cambria Math"/>
+            </w:rPr>
+            <m:t>+</m:t>
+          </m:r>
+          <m:d>
+            <m:dPr>
+              <m:ctrlPr>
+                <w:rPr>
+                  <w:rFonts w:ascii="Cambria Math" w:hAnsi="Cambria Math"/>
+                </w:rPr>
+              </m:ctrlPr>
+            </m:dPr>
+            <m:e>
+              <m:r>
+                <w:rPr>
+                  <w:rFonts w:ascii="Cambria Math" w:hAnsi="Cambria Math"/>
+                </w:rPr>
+                <m:t>1-β</m:t>
+              </m:r>
+            </m:e>
+          </m:d>
+          <m:r>
+            <w:rPr>
+              <w:rFonts w:ascii="Cambria Math" w:hAnsi="Cambria Math"/>
+            </w:rPr>
+            <m:t>×</m:t>
+          </m:r>
+          <m:sSup>
+            <m:sSupPr>
+              <m:ctrlPr>
+                <w:rPr>
+                  <w:rFonts w:ascii="Cambria Math" w:hAnsi="Cambria Math"/>
+                </w:rPr>
+              </m:ctrlPr>
+            </m:sSupPr>
+            <m:e>
+              <m:d>
+                <m:dPr>
+                  <m:ctrlPr>
+                    <w:rPr>
+                      <w:rFonts w:ascii="Cambria Math" w:hAnsi="Cambria Math"/>
+                    </w:rPr>
+                  </m:ctrlPr>
+                </m:dPr>
+                <m:e>
+                  <m:r>
+                    <m:rPr>
+                      <m:nor/>
+                    </m:rPr>
+                    <m:t>Current Gradient</m:t>
+                  </m:r>
+                </m:e>
+              </m:d>
+            </m:e>
+            <m:sup>
+              <m:r>
+                <w:rPr>
+                  <w:rFonts w:ascii="Cambria Math" w:hAnsi="Cambria Math"/>
+                </w:rPr>
+                <m:t>2</m:t>
+              </m:r>
+            </m:sup>
+          </m:sSup>
+        </m:oMath>
+      </m:oMathPara>
+    </w:p>
+    <w:p>
+      <w:r>
+        <w:t xml:space="preserve">The updated </w:t>
+      </w:r>
+      <w:r>
+        <w:rPr>
+          <w:b/>
+          <w:bCs/>
+        </w:rPr>
+        <w:t>Volatility History</w:t>
+      </w:r>
+      <w:r>
+        <w:t xml:space="preserve"> value is then used to calculate the </w:t>
+      </w:r>
+      <w:r>
+        <w:rPr>
+          <w:b/>
+          <w:bCs/>
+        </w:rPr>
+        <w:t>step size</w:t>
+      </w:r>
+      <w:r>
+        <w:t xml:space="preserve"> by dividing the learning rate against it, plus a tiny value Epsilon to prevent dividing by zero.</w:t>
+      </w:r>
+    </w:p>
+    <w:p>
+      <m:oMathPara>
+        <m:oMath>
+          <m:r>
+            <m:rPr>
+              <m:nor/>
+            </m:rPr>
+            <m:t>Actual Step Size</m:t>
+          </m:r>
+          <m:r>
+            <w:rPr>
+              <w:rFonts w:ascii="Cambria Math" w:hAnsi="Cambria Math"/>
+            </w:rPr>
+            <m:t>=</m:t>
+          </m:r>
+          <m:f>
+            <m:fPr>
+              <m:ctrlPr>
+                <w:rPr>
+                  <w:rFonts w:ascii="Cambria Math" w:hAnsi="Cambria Math"/>
+                </w:rPr>
+              </m:ctrlPr>
+            </m:fPr>
+            <m:num>
+              <m:r>
+                <w:rPr>
+                  <w:rFonts w:ascii="Cambria Math" w:hAnsi="Cambria Math"/>
+                </w:rPr>
+                <m:t>η</m:t>
+              </m:r>
+            </m:num>
+            <m:den>
+              <m:rad>
+                <m:radPr>
+                  <m:degHide m:val="1"/>
+                  <m:ctrlPr>
+                    <w:rPr>
+                      <w:rFonts w:ascii="Cambria Math" w:hAnsi="Cambria Math"/>
+                    </w:rPr>
+                  </m:ctrlPr>
+                </m:radPr>
+                <m:deg/>
+                <m:e>
+                  <m:r>
+                    <m:rPr>
+                      <m:nor/>
+                    </m:rPr>
+                    <m:t>Volatility History</m:t>
+                  </m:r>
+                </m:e>
+              </m:rad>
+              <m:r>
+                <w:rPr>
+                  <w:rFonts w:ascii="Cambria Math" w:hAnsi="Cambria Math"/>
+                </w:rPr>
+                <m:t>+ϵ</m:t>
+              </m:r>
+            </m:den>
+          </m:f>
+        </m:oMath>
+      </m:oMathPara>
+    </w:p>
+    <w:p>
+      <w:r>
+        <w:t xml:space="preserve">The </w:t>
+      </w:r>
+      <w:r>
+        <w:t>New Neuron Weights is then calculated from the old weight plus the actual step size and the current gradient the model is presently on:</w:t>
+      </w:r>
+    </w:p>
+    <w:p>
+      <m:oMathPara>
+        <m:oMath>
+          <m:r>
+            <m:rPr>
+              <m:nor/>
+            </m:rPr>
+            <m:t>New Weight</m:t>
+          </m:r>
+          <m:r>
+            <w:rPr>
+              <w:rFonts w:ascii="Cambria Math" w:hAnsi="Cambria Math"/>
+            </w:rPr>
+            <m:t>=</m:t>
+          </m:r>
+          <m:r>
+            <m:rPr>
+              <m:nor/>
+            </m:rPr>
+            <m:t>Old Weight</m:t>
+          </m:r>
+          <m:r>
+            <w:rPr>
+              <w:rFonts w:ascii="Cambria Math" w:hAnsi="Cambria Math"/>
+            </w:rPr>
+            <m:t>-</m:t>
+          </m:r>
+          <m:d>
+            <m:dPr>
+              <m:ctrlPr>
+                <w:rPr>
+                  <w:rFonts w:ascii="Cambria Math" w:hAnsi="Cambria Math"/>
+                </w:rPr>
+              </m:ctrlPr>
+            </m:dPr>
+            <m:e>
+              <m:r>
+                <m:rPr>
+                  <m:nor/>
+                </m:rPr>
+                <m:t>Actual Step Size</m:t>
+              </m:r>
+              <m:r>
+                <w:rPr>
+                  <w:rFonts w:ascii="Cambria Math" w:hAnsi="Cambria Math"/>
+                </w:rPr>
+                <m:t>×</m:t>
+              </m:r>
+              <m:r>
+                <m:rPr>
+                  <m:nor/>
+                </m:rPr>
+                <m:t>Current Gradient</m:t>
+              </m:r>
+            </m:e>
+          </m:d>
+        </m:oMath>
+      </m:oMathPara>
+    </w:p>
+    <w:p>
+      <w:r>
+        <w:t xml:space="preserve">This </w:t>
+      </w:r>
+      <w:r>
+        <w:t xml:space="preserve">set of mathematical rules </w:t>
+      </w:r>
+      <w:r>
+        <w:t xml:space="preserve">allows the optimizer to push through a dataset’s jagged </w:t>
+      </w:r>
+      <w:r>
+        <w:t>gradient</w:t>
+      </w:r>
+      <w:r>
+        <w:t xml:space="preserve"> landscape</w:t>
+      </w:r>
+      <w:r>
+        <w:t xml:space="preserve">. Since the square of </w:t>
+      </w:r>
+      <w:r>
+        <w:t xml:space="preserve">such a </w:t>
+      </w:r>
+      <w:r>
+        <w:t xml:space="preserve">step </w:t>
+      </w:r>
+      <w:r>
+        <w:t xml:space="preserve">history </w:t>
+      </w:r>
+      <w:r>
+        <w:t xml:space="preserve">is </w:t>
+      </w:r>
+      <w:r>
+        <w:t>never zero</w:t>
+      </w:r>
+      <w:r>
+        <w:t xml:space="preserve">, the </w:t>
+      </w:r>
+      <w:r>
+        <w:t xml:space="preserve">resulting </w:t>
+      </w:r>
+      <w:r>
+        <w:t xml:space="preserve">averages always keep a model’s weights updated </w:t>
+      </w:r>
+      <w:r>
+        <w:t xml:space="preserve">especially </w:t>
+      </w:r>
+      <w:r>
+        <w:t xml:space="preserve">with </w:t>
+      </w:r>
+      <w:r>
+        <w:t>massive, wildly changing slopes</w:t>
+      </w:r>
+      <w:r>
+        <w:t>. This is technically the opposite of the SGD Momentum which keeps the weights updated on smooth to flat loss terrain during training.</w:t>
+      </w:r>
+    </w:p>
+    <w:p/>
+    <w:p/>
+    <w:p/>
+    <w:p/>
     <w:p/>
     <w:p>
       <w:pPr>
@@ -258,6 +905,175 @@
       <w:r>
         <w:lastRenderedPageBreak/>
         <w:t>Parameters</w:t>
+      </w:r>
+    </w:p>
+    <w:p>
+      <w:r>
+        <w:t xml:space="preserve">The RMSProp allows for the following parameters (excluding </w:t>
+      </w:r>
+      <w:r>
+        <w:t>“</w:t>
+      </w:r>
+      <w:r>
+        <w:t>params</w:t>
+      </w:r>
+      <w:r>
+        <w:t>”</w:t>
+      </w:r>
+      <w:r>
+        <w:t xml:space="preserve"> for the model</w:t>
+      </w:r>
+      <w:r>
+        <w:t xml:space="preserve"> </w:t>
+      </w:r>
+      <w:r>
+        <w:t>weights)</w:t>
+      </w:r>
+    </w:p>
+    <w:p>
+      <w:pPr>
+        <w:jc w:val="center"/>
+        <w:rPr>
+          <w:i/>
+          <w:iCs/>
+          <w:sz w:val="22"/>
+          <w:szCs w:val="22"/>
+        </w:rPr>
+      </w:pPr>
+      <w:r>
+        <w:rPr>
+          <w:i/>
+          <w:iCs/>
+          <w:sz w:val="22"/>
+          <w:szCs w:val="22"/>
+        </w:rPr>
+        <w:t>RMSprop( params, lr=0.01, alpha=0.99, eps</w:t>
+      </w:r>
+      <w:r>
+        <w:rPr>
+          <w:i/>
+          <w:iCs/>
+          <w:sz w:val="22"/>
+          <w:szCs w:val="22"/>
+        </w:rPr>
+        <w:t xml:space="preserve"> </w:t>
+      </w:r>
+      <w:r>
+        <w:rPr>
+          <w:i/>
+          <w:iCs/>
+          <w:sz w:val="22"/>
+          <w:szCs w:val="22"/>
+        </w:rPr>
+        <w:t>=</w:t>
+      </w:r>
+      <w:r>
+        <w:rPr>
+          <w:i/>
+          <w:iCs/>
+          <w:sz w:val="22"/>
+          <w:szCs w:val="22"/>
+        </w:rPr>
+        <w:t xml:space="preserve"> </w:t>
+      </w:r>
+      <w:r>
+        <w:rPr>
+          <w:i/>
+          <w:iCs/>
+          <w:sz w:val="22"/>
+          <w:szCs w:val="22"/>
+        </w:rPr>
+        <w:t>1e-08, weight_decay</w:t>
+      </w:r>
+      <w:r>
+        <w:rPr>
+          <w:i/>
+          <w:iCs/>
+          <w:sz w:val="22"/>
+          <w:szCs w:val="22"/>
+        </w:rPr>
+        <w:t xml:space="preserve"> </w:t>
+      </w:r>
+      <w:r>
+        <w:rPr>
+          <w:i/>
+          <w:iCs/>
+          <w:sz w:val="22"/>
+          <w:szCs w:val="22"/>
+        </w:rPr>
+        <w:t>=</w:t>
+      </w:r>
+      <w:r>
+        <w:rPr>
+          <w:i/>
+          <w:iCs/>
+          <w:sz w:val="22"/>
+          <w:szCs w:val="22"/>
+        </w:rPr>
+        <w:t xml:space="preserve"> </w:t>
+      </w:r>
+      <w:r>
+        <w:rPr>
+          <w:i/>
+          <w:iCs/>
+          <w:sz w:val="22"/>
+          <w:szCs w:val="22"/>
+        </w:rPr>
+        <w:t>0, momentum=0, centered</w:t>
+      </w:r>
+      <w:r>
+        <w:rPr>
+          <w:i/>
+          <w:iCs/>
+          <w:sz w:val="22"/>
+          <w:szCs w:val="22"/>
+        </w:rPr>
+        <w:t xml:space="preserve"> </w:t>
+      </w:r>
+      <w:r>
+        <w:rPr>
+          <w:i/>
+          <w:iCs/>
+          <w:sz w:val="22"/>
+          <w:szCs w:val="22"/>
+        </w:rPr>
+        <w:t>=</w:t>
+      </w:r>
+      <w:r>
+        <w:rPr>
+          <w:i/>
+          <w:iCs/>
+          <w:sz w:val="22"/>
+          <w:szCs w:val="22"/>
+        </w:rPr>
+        <w:t xml:space="preserve"> </w:t>
+      </w:r>
+      <w:r>
+        <w:rPr>
+          <w:i/>
+          <w:iCs/>
+          <w:sz w:val="22"/>
+          <w:szCs w:val="22"/>
+        </w:rPr>
+        <w:t>False</w:t>
+      </w:r>
+      <w:r>
+        <w:rPr>
+          <w:i/>
+          <w:iCs/>
+          <w:sz w:val="22"/>
+          <w:szCs w:val="22"/>
+        </w:rPr>
+        <w:t xml:space="preserve"> </w:t>
+      </w:r>
+      <w:r>
+        <w:rPr>
+          <w:i/>
+          <w:iCs/>
+          <w:sz w:val="22"/>
+          <w:szCs w:val="22"/>
+        </w:rPr>
+        <w:t>)</w:t>
       </w:r>
     </w:p>
     <w:p>
@@ -272,7 +1088,21 @@
         <w:t>Learning Rate</w:t>
       </w:r>
       <w:r>
-        <w:t xml:space="preserve"> | </w:t>
+        <w:t xml:space="preserve"> </w:t>
+      </w:r>
+      <m:oMath>
+        <m:r>
+          <w:rPr>
+            <w:rFonts w:ascii="Cambria Math" w:hAnsi="Cambria Math"/>
+          </w:rPr>
+          <m:t>η</m:t>
+        </m:r>
+      </m:oMath>
+      <w:r>
+        <w:t xml:space="preserve"> </w:t>
+      </w:r>
+      <w:r>
+        <w:t xml:space="preserve">| </w:t>
       </w:r>
       <m:oMath>
         <m:r>
@@ -284,21 +1114,6 @@
           </w:rPr>
           <m:t>lr</m:t>
         </m:r>
-        <m:r>
-          <m:rPr>
-            <m:sty m:val="p"/>
-          </m:rPr>
-          <w:rPr>
-            <w:rFonts w:ascii="Cambria Math"/>
-          </w:rPr>
-          <m:t xml:space="preserve"> / </m:t>
-        </m:r>
-        <m:r>
-          <w:rPr>
-            <w:rFonts w:ascii="Cambria Math" w:hAnsi="Cambria Math"/>
-          </w:rPr>
-          <m:t>η</m:t>
-        </m:r>
       </m:oMath>
       <w:r>
         <w:t xml:space="preserve"> </w:t>
@@ -318,7 +1133,20 @@
         <w:ind w:left="720"/>
       </w:pPr>
       <w:r>
-        <w:t>The common parameter among different optimizer variants. Sets the base learning rate of the model under training. Defaults to 0.01.</w:t>
+        <w:t>The common parameter among different optimizer variants. Sets the base learning rate of the model under training.</w:t>
+      </w:r>
+      <w:r>
+        <w:t xml:space="preserve"> While it dictates the overall step size assigned to a model’s weights, it is heavily affected by the decay factor and the epsilon. </w:t>
+      </w:r>
+      <w:r>
+        <w:t xml:space="preserve">Defaults to </w:t>
+      </w:r>
+      <w:r>
+        <w:rPr>
+          <w:b/>
+          <w:bCs/>
+        </w:rPr>
+        <w:t>0.01.</w:t>
       </w:r>
     </w:p>
     <w:p>
@@ -369,7 +1197,7 @@
         <w:t>Decay Factor</w:t>
       </w:r>
       <w:r>
-        <w:t xml:space="preserve"> | </w:t>
+        <w:t xml:space="preserve"> </w:t>
       </w:r>
       <m:oMath>
         <m:r>
@@ -383,6 +1211,9 @@
         <w:t xml:space="preserve"> </w:t>
       </w:r>
       <w:r>
+        <w:t xml:space="preserve">| alpha </w:t>
+      </w:r>
+      <w:r>
         <w:t>(</w:t>
       </w:r>
       <w:r>
@@ -397,42 +1228,57 @@
         <w:ind w:left="720"/>
       </w:pPr>
       <w:r>
-        <w:t>This parameter controls the "</w:t>
+        <w:t xml:space="preserve">This parameter controls the </w:t>
+      </w:r>
+      <w:r>
+        <w:t xml:space="preserve">size of the </w:t>
+      </w:r>
+      <w:r>
+        <w:t>memory window</w:t>
+      </w:r>
+      <w:r>
+        <w:t xml:space="preserve"> of the optimizer. Not to be confused with the model’s neuron weights</w:t>
+      </w:r>
+      <w:r>
+        <w:t xml:space="preserve"> itself</w:t>
+      </w:r>
+      <w:r>
+        <w:t xml:space="preserve">, this value determines how much weight the optimizer gives to recent </w:t>
+      </w:r>
+      <w:r>
+        <w:t xml:space="preserve">gradient </w:t>
+      </w:r>
+      <w:r>
+        <w:t>volatility (</w:t>
       </w:r>
       <w:r>
         <w:rPr>
           <w:i/>
           <w:iCs/>
         </w:rPr>
-        <w:t>memory window</w:t>
-      </w:r>
-      <w:r>
-        <w:t xml:space="preserve">" of the optimizer. Not to be confused with the model’s neuron weights, this value determines how much weight the optimizer gives to recent </w:t>
-      </w:r>
-      <w:r>
-        <w:t xml:space="preserve">loss </w:t>
-      </w:r>
-      <w:r>
-        <w:t>terrain volatility (</w:t>
-      </w:r>
-      <w:r>
-        <w:rPr>
-          <w:i/>
-          <w:iCs/>
-        </w:rPr>
         <w:t>past squared gradients</w:t>
       </w:r>
       <w:r>
-        <w:t xml:space="preserve">) versus older history. Instead of looking at the absolute loss score, it tracks how wildly the slopes have been changing over recent steps. </w:t>
+        <w:t xml:space="preserve">) versus </w:t>
+      </w:r>
+      <w:r>
+        <w:t xml:space="preserve">the step </w:t>
+      </w:r>
+      <w:r>
+        <w:t xml:space="preserve">history. Instead of looking at the absolute loss score, it tracks how wildly the slopes have been changing over recent steps. </w:t>
       </w:r>
       <w:r>
         <w:t>D</w:t>
       </w:r>
       <w:r>
-        <w:t>efaults to 0.9.</w:t>
-      </w:r>
-      <w:r>
-        <w:t xml:space="preserve"> </w:t>
+        <w:t xml:space="preserve">efaults to </w:t>
+      </w:r>
+      <w:r>
+        <w:rPr>
+          <w:b/>
+          <w:bCs/>
+        </w:rPr>
+        <w:t xml:space="preserve">0.9. </w:t>
       </w:r>
     </w:p>
     <w:p>
@@ -457,10 +1303,10 @@
         <w:t xml:space="preserve">. The optimizer averages </w:t>
       </w:r>
       <w:r>
-        <w:t xml:space="preserve">loss </w:t>
-      </w:r>
-      <w:r>
-        <w:t>terrain roughness over a long period, leading to smoother, more stable, and deliberate adjustments to the step size.</w:t>
+        <w:t xml:space="preserve">gradient </w:t>
+      </w:r>
+      <w:r>
+        <w:t>roughness over a long period, leading to more deliberate adjustments to the step size.</w:t>
       </w:r>
     </w:p>
     <w:p>
@@ -482,10 +1328,7 @@
         <w:t>Decreases the memory window</w:t>
       </w:r>
       <w:r>
-        <w:t>. The optimizer becomes highly reactive, forgetting the past instantly and adjusting step sizes aggressively based only on the immediate slope.</w:t>
-      </w:r>
-      <w:r>
-        <w:t xml:space="preserve"> </w:t>
+        <w:t xml:space="preserve">. The optimizer becomes highly reactive, forgetting the past instantly and adjusting step sizes aggressively based only on the immediate slope. </w:t>
       </w:r>
     </w:p>
     <w:p>
@@ -500,13 +1343,13 @@
         <w:t>Epsilon</w:t>
       </w:r>
       <w:r>
-        <w:t xml:space="preserve"> | </w:t>
-      </w:r>
-      <w:r>
-        <w:t xml:space="preserve">ε </w:t>
-      </w:r>
-      <w:r>
-        <w:t>(</w:t>
+        <w:t xml:space="preserve"> </w:t>
+      </w:r>
+      <w:r>
+        <w:t>ε</w:t>
+      </w:r>
+      <w:r>
+        <w:t xml:space="preserve"> | eps (</w:t>
       </w:r>
       <w:r>
         <w:t>1e-8</w:t>
@@ -517,7 +1360,7 @@
     </w:p>
     <w:p>
       <w:pPr>
-        <w:ind w:left="720"/>
+        <w:pStyle w:val="ListParagraph"/>
       </w:pPr>
       <w:r>
         <w:t xml:space="preserve">Since RMSProp </w:t>
@@ -526,22 +1369,32 @@
         <w:t xml:space="preserve">dynamically adjusts </w:t>
       </w:r>
       <w:r>
-        <w:t xml:space="preserve">learning rate </w:t>
+        <w:t xml:space="preserve">step size </w:t>
       </w:r>
       <w:r>
         <w:t xml:space="preserve">by dividing </w:t>
       </w:r>
       <w:r>
-        <w:t xml:space="preserve">the current </w:t>
-      </w:r>
-      <w:r>
-        <w:t>learning rate by the square root of your recent gradient history</w:t>
-      </w:r>
-      <w:r>
-        <w:t>, there is a potential chance that it will end up dividing by zero especially if it reaches vanishing gradient territory. Dividing by zero causes the training to immediately halt due to calculation disruption.</w:t>
-      </w:r>
-      <w:r>
-        <w:t xml:space="preserve"> Defaults to 1e-8.</w:t>
+        <w:t xml:space="preserve">the </w:t>
+      </w:r>
+      <w:r>
+        <w:t xml:space="preserve">learning rate by the square root of </w:t>
+      </w:r>
+      <w:r>
+        <w:t xml:space="preserve">the </w:t>
+      </w:r>
+      <w:r>
+        <w:t>recent gradient history</w:t>
+      </w:r>
+      <w:r>
+        <w:t xml:space="preserve">, there is a potential chance that it will end up dividing by zero especially if it reaches vanishing gradient territory. Dividing by zero causes the training to immediately halt due to calculation disruption. Defaults to </w:t>
+      </w:r>
+      <w:r>
+        <w:rPr>
+          <w:b/>
+          <w:bCs/>
+        </w:rPr>
+        <w:t>1e-8.</w:t>
       </w:r>
     </w:p>
     <w:p>
@@ -572,7 +1425,7 @@
         </w:rPr>
         <w:lastRenderedPageBreak/>
         <w:drawing>
-          <wp:inline distT="0" distB="0" distL="0" distR="0" wp14:anchorId="094244E2" wp14:editId="22AED6B6">
+          <wp:inline distT="0" distB="0" distL="0" distR="0" wp14:anchorId="3378D9AB" wp14:editId="3E4339FB">
             <wp:extent cx="5234940" cy="2934027"/>
             <wp:effectExtent l="0" t="0" r="3810" b="0"/>
             <wp:docPr id="432585137" name="Picture 1"/>
@@ -623,13 +1476,7 @@
         <w:t>values</w:t>
       </w:r>
       <w:r>
-        <w:t xml:space="preserve"> (</w:t>
-      </w:r>
-      <w:r>
-        <w:t>1e-8</w:t>
-      </w:r>
-      <w:r>
-        <w:t>)</w:t>
+        <w:t xml:space="preserve"> (1e-8)</w:t>
       </w:r>
       <w:r>
         <w:t>:</w:t>
@@ -678,20 +1525,11 @@
           <w:iCs/>
         </w:rPr>
       </w:pPr>
-    </w:p>
-    <w:p>
-      <w:pPr>
-        <w:ind w:left="720"/>
+      <w:r>
         <w:rPr>
           <w:i/>
           <w:iCs/>
         </w:rPr>
-      </w:pPr>
-      <w:r>
-        <w:rPr>
-          <w:i/>
-          <w:iCs/>
-        </w:rPr>
         <w:t xml:space="preserve">However, since its job is to prevent zero divisions from vanishing gradients, the epsilon could have been just a constant right? Why is it adjustable then? </w:t>
       </w:r>
     </w:p>
@@ -700,13 +1538,7 @@
         <w:ind w:left="720"/>
       </w:pPr>
       <w:r>
-        <w:t xml:space="preserve">The epsilon </w:t>
-      </w:r>
-      <w:r>
-        <w:t xml:space="preserve">introduces 2 potential </w:t>
-      </w:r>
-      <w:r>
-        <w:t xml:space="preserve">issues once models are being </w:t>
+        <w:t xml:space="preserve">The epsilon introduces 2 potential issues once models are being </w:t>
       </w:r>
       <w:r>
         <w:rPr>
@@ -759,139 +1591,768 @@
           <w:i/>
           <w:iCs/>
         </w:rPr>
-        <w:t xml:space="preserve">float16 </w:t>
+        <w:t>float16 / bfloat16</w:t>
+      </w:r>
+      <w:r>
+        <w:t>) to save memory and speed up training on modern GPUs.</w:t>
+      </w:r>
+      <w:r>
+        <w:t xml:space="preserve"> </w:t>
+      </w:r>
+      <w:r>
+        <w:t xml:space="preserve">When </w:t>
+      </w:r>
+      <w:r>
+        <w:t xml:space="preserve">the hardware precision is reduced to </w:t>
+      </w:r>
+      <w:r>
+        <w:t>16-bi</w:t>
+      </w:r>
+      <w:r>
+        <w:t>t</w:t>
+      </w:r>
+      <w:r>
+        <w:t>, the computer's ability to represent incredibly small numbers shrinks</w:t>
+      </w:r>
+      <w:r>
+        <w:t xml:space="preserve"> drastically</w:t>
+      </w:r>
+      <w:r>
+        <w:t xml:space="preserve">. In </w:t>
+      </w:r>
+      <w:r>
+        <w:t>16-bit</w:t>
+      </w:r>
+      <w:r>
+        <w:t xml:space="preserve">, the smallest positive number the computer can physically comprehend before rounding it down to </w:t>
+      </w:r>
+      <w:r>
+        <w:t xml:space="preserve">pure </w:t>
+      </w:r>
+      <w:r>
+        <w:t xml:space="preserve">zero is roughly </w:t>
+      </w:r>
+      <w:r>
+        <w:rPr>
+          <w:b/>
+          <w:bCs/>
+        </w:rPr>
+        <w:t>6e-5.</w:t>
+      </w:r>
+      <w:r>
+        <w:t xml:space="preserve"> If this value was a constant, then the 16-bit flops will still see the base epsilon as a 0, </w:t>
+      </w:r>
+      <w:r>
+        <w:rPr>
+          <w:b/>
+          <w:bCs/>
+        </w:rPr>
+        <w:t>and it won’t prevent zero division in the first place</w:t>
+      </w:r>
+      <w:r>
+        <w:t>.</w:t>
+      </w:r>
+    </w:p>
+    <w:p>
+      <w:pPr>
+        <w:pStyle w:val="ListParagraph"/>
+      </w:pPr>
+      <w:r>
+        <w:t>Once the model has essentially reached vanishing gradient or flat terrain (</w:t>
       </w:r>
       <w:r>
         <w:rPr>
           <w:i/>
           <w:iCs/>
         </w:rPr>
-        <w:t>/</w:t>
+        <w:t xml:space="preserve">decay rate could not raise the </w:t>
       </w:r>
       <w:r>
         <w:rPr>
           <w:i/>
           <w:iCs/>
         </w:rPr>
-        <w:t xml:space="preserve"> bfloat16</w:t>
-      </w:r>
-      <w:r>
-        <w:t>) to save memory and speed up training on modern GPUs.</w:t>
-      </w:r>
-      <w:r>
-        <w:t xml:space="preserve"> </w:t>
-      </w:r>
-      <w:r>
-        <w:t xml:space="preserve">When </w:t>
-      </w:r>
-      <w:r>
-        <w:t xml:space="preserve">you reduce the hardware precision to </w:t>
-      </w:r>
-      <w:r>
-        <w:t>16-bi</w:t>
-      </w:r>
-      <w:r>
-        <w:t>t</w:t>
-      </w:r>
-      <w:r>
-        <w:t>, the computer's ability to represent incredibly small numbers shrinks</w:t>
-      </w:r>
-      <w:r>
-        <w:t xml:space="preserve"> drastically</w:t>
-      </w:r>
-      <w:r>
-        <w:t xml:space="preserve">. In </w:t>
-      </w:r>
-      <w:r>
-        <w:t>16-bit</w:t>
-      </w:r>
-      <w:r>
-        <w:t xml:space="preserve">, the smallest positive number the computer can physically comprehend before rounding it down to absolute zero is roughly </w:t>
-      </w:r>
-      <w:r>
-        <w:rPr>
-          <w:b/>
-          <w:bCs/>
-        </w:rPr>
-        <w:t>6e-5.</w:t>
-      </w:r>
-      <w:r>
-        <w:t xml:space="preserve"> </w:t>
-      </w:r>
-      <w:r>
-        <w:t xml:space="preserve">If this value was a constant, then the 16-bit flops will still see </w:t>
-      </w:r>
-      <w:r>
-        <w:t xml:space="preserve">the base </w:t>
-      </w:r>
-      <w:r>
-        <w:t xml:space="preserve">epsilon as a 0, </w:t>
-      </w:r>
-      <w:r>
-        <w:rPr>
-          <w:b/>
-          <w:bCs/>
-        </w:rPr>
-        <w:t>and it won’t prevent zero division in the first place</w:t>
-      </w:r>
-      <w:r>
-        <w:t>.</w:t>
-      </w:r>
-    </w:p>
-    <w:p>
-      <w:pPr>
-        <w:pStyle w:val="ListParagraph"/>
+        <w:t xml:space="preserve">gradient </w:t>
+      </w:r>
+      <w:r>
+        <w:rPr>
+          <w:i/>
+          <w:iCs/>
+        </w:rPr>
+        <w:t>square anymore</w:t>
+      </w:r>
+      <w:r>
+        <w:t xml:space="preserve">) and the training hasn’t stopped yet, then the square of the past gradients will eventually reach zero. At zero squares, the remaining denominator is epsilon, and a number divided by a very small number will cause its value to jump. This means the </w:t>
+      </w:r>
+      <w:r>
+        <w:rPr>
+          <w:b/>
+          <w:bCs/>
+        </w:rPr>
+        <w:t>actual step size</w:t>
+      </w:r>
+      <w:r>
+        <w:t xml:space="preserve"> adjustment at the epsilon’s base value </w:t>
+      </w:r>
+      <w:r>
+        <w:t>will cause the next step to spike</w:t>
+      </w:r>
+      <w:r>
+        <w:rPr>
+          <w:b/>
+          <w:bCs/>
+        </w:rPr>
+        <w:t xml:space="preserve">. </w:t>
+      </w:r>
+      <w:r>
+        <w:t>But, because the gradient is also flat (or near zero), the resulting weight update will also be extremely small:</w:t>
+      </w:r>
+      <w:r>
+        <w:br/>
+      </w:r>
+      <m:oMathPara>
+        <m:oMath>
+          <m:r>
+            <m:rPr>
+              <m:nor/>
+            </m:rPr>
+            <w:lastRenderedPageBreak/>
+            <m:t>Weight Update</m:t>
+          </m:r>
+          <m:r>
+            <w:rPr>
+              <w:rFonts w:ascii="Cambria Math" w:hAnsi="Cambria Math"/>
+            </w:rPr>
+            <m:t>=</m:t>
+          </m:r>
+          <m:r>
+            <m:rPr>
+              <m:nor/>
+            </m:rPr>
+            <m:t>Actual Step Size</m:t>
+          </m:r>
+          <m:r>
+            <m:rPr>
+              <m:nor/>
+            </m:rPr>
+            <w:rPr>
+              <w:rFonts w:ascii="Cambria Math"/>
+            </w:rPr>
+            <m:t xml:space="preserve"> (</m:t>
+          </m:r>
+          <m:r>
+            <m:rPr>
+              <m:nor/>
+            </m:rPr>
+            <w:rPr>
+              <w:rFonts w:ascii="Cambria Math"/>
+              <w:i/>
+              <w:iCs/>
+            </w:rPr>
+            <m:t>1e8</m:t>
+          </m:r>
+          <m:r>
+            <m:rPr>
+              <m:nor/>
+            </m:rPr>
+            <w:rPr>
+              <w:rFonts w:ascii="Cambria Math"/>
+            </w:rPr>
+            <m:t>)</m:t>
+          </m:r>
+          <m:r>
+            <w:rPr>
+              <w:rFonts w:ascii="Cambria Math" w:hAnsi="Cambria Math"/>
+            </w:rPr>
+            <m:t>×</m:t>
+          </m:r>
+          <m:r>
+            <m:rPr>
+              <m:nor/>
+            </m:rPr>
+            <m:t>Current Gradient</m:t>
+          </m:r>
+          <m:r>
+            <m:rPr>
+              <m:nor/>
+            </m:rPr>
+            <w:rPr>
+              <w:rFonts w:ascii="Cambria Math"/>
+            </w:rPr>
+            <m:t xml:space="preserve"> (</m:t>
+          </m:r>
+          <m:r>
+            <m:rPr>
+              <m:nor/>
+            </m:rPr>
+            <w:rPr>
+              <w:rFonts w:ascii="Cambria Math"/>
+              <w:i/>
+              <w:iCs/>
+            </w:rPr>
+            <m:t>1e-8</m:t>
+          </m:r>
+          <m:r>
+            <m:rPr>
+              <m:nor/>
+            </m:rPr>
+            <w:rPr>
+              <w:rFonts w:ascii="Cambria Math"/>
+            </w:rPr>
+            <m:t>)</m:t>
+          </m:r>
+          <m:r>
+            <w:br/>
+          </m:r>
+          <m:r>
+            <w:rPr>
+              <w:b/>
+              <w:bCs/>
+            </w:rPr>
+            <w:br/>
+          </m:r>
+        </m:oMath>
+      </m:oMathPara>
+      <w:r>
+        <w:t xml:space="preserve">So it doesn’t matter how big the actual step size becomes, because the gradient is too smooth for the optimizer to work on, resulting to infinitesimally weight updates anyway. </w:t>
+      </w:r>
+      <w:r>
+        <w:t xml:space="preserve">Depending on </w:t>
+      </w:r>
+      <w:r>
+        <w:t>the dataset used, this might mean discovering uncharted gradient terrain, or undoing all the previous learned values. This epsilon was then made adjustable to catch these scenarios.</w:t>
+      </w:r>
+    </w:p>
+    <w:p>
+      <w:pPr>
+        <w:pStyle w:val="Heading3"/>
         <w:numPr>
           <w:ilvl w:val="0"/>
-          <w:numId w:val="7"/>
+          <w:numId w:val="4"/>
         </w:numPr>
       </w:pPr>
       <w:r>
-        <w:t xml:space="preserve">Once the model has essentially reached vanishing gradient or “flat terrain” (decay rate could not raise the square anymore” and the training hasn’t stopped yet, then the square of the gradient is essentially zero. If this square is zero, then the remaining denominator is epsilon, and a number divided by a very small number will cause its value to jump. This means the learning rate adjustment at those the base value of the epsilon will </w:t>
-      </w:r>
-      <w:r>
-        <w:rPr>
-          <w:b/>
-          <w:bCs/>
-        </w:rPr>
-        <w:t xml:space="preserve">cause the next step to spike. </w:t>
-      </w:r>
-      <w:r>
-        <w:t xml:space="preserve">Depending on </w:t>
-      </w:r>
-      <w:r>
-        <w:t xml:space="preserve">the dataset </w:t>
-      </w:r>
+        <w:t>L2 Regularization | weight_decay</w:t>
+      </w:r>
+      <w:r>
+        <w:t xml:space="preserve"> (0)</w:t>
+      </w:r>
+    </w:p>
+    <w:p>
+      <w:pPr>
+        <w:ind w:left="720"/>
+      </w:pPr>
+      <w:r>
+        <w:t xml:space="preserve">The L2 Regularization or </w:t>
+      </w:r>
+      <w:r>
+        <w:rPr>
+          <w:b/>
+          <w:bCs/>
+        </w:rPr>
+        <w:t>weight decay</w:t>
+      </w:r>
+      <w:r>
+        <w:t xml:space="preserve"> is a penalty that can be applied to a model’s weights after the step size is calculated. I</w:t>
+      </w:r>
+      <w:r>
+        <w:t xml:space="preserve">n case the dataset’s overall loss terrain </w:t>
+      </w:r>
+      <w:r>
+        <w:t xml:space="preserve">causes the model to go consistently into overfitting, this parameter can be used to penalize weight changes and reduce that effect to a certain extent. Higher values force the model to find broader, more stable valleys that generalize better to new data. Defaults to </w:t>
+      </w:r>
+      <w:r>
+        <w:rPr>
+          <w:b/>
+          <w:bCs/>
+        </w:rPr>
+        <w:t>0.</w:t>
+      </w:r>
+    </w:p>
+    <w:p>
+      <w:pPr>
+        <w:pStyle w:val="Heading3"/>
+        <w:numPr>
+          <w:ilvl w:val="0"/>
+          <w:numId w:val="4"/>
+        </w:numPr>
+      </w:pPr>
+      <w:r>
+        <w:t>Standard Momentum | momentum</w:t>
+      </w:r>
+      <w:r>
+        <w:t xml:space="preserve"> (0)</w:t>
+      </w:r>
+    </w:p>
+    <w:p>
+      <w:pPr>
+        <w:ind w:left="720"/>
+      </w:pPr>
+      <w:r>
+        <w:t xml:space="preserve">Standard Momentum or just </w:t>
+      </w:r>
+      <w:r>
+        <w:rPr>
+          <w:b/>
+          <w:bCs/>
+        </w:rPr>
+        <w:t>momentum</w:t>
+      </w:r>
+      <w:r>
+        <w:rPr>
+          <w:b/>
+          <w:bCs/>
+        </w:rPr>
+        <w:t xml:space="preserve"> </w:t>
+      </w:r>
+      <w:r>
+        <w:t xml:space="preserve">allows injecting a simplified form of SGD-based momentum into the optimizer. While this sounds like how Adam works, the order of operations is slightly different; RMSProp’s momentum setting is applied </w:t>
+      </w:r>
+      <w:r>
+        <w:rPr>
+          <w:i/>
+          <w:iCs/>
+        </w:rPr>
+        <w:t>after</w:t>
+      </w:r>
+      <w:r>
+        <w:t xml:space="preserve"> the step size has been calculated from the gradients, setting it as a secondary factor to the weight calculation. Adam on the other hand, includes the momentum calculation into the core math from the start. Set this value higher to non-zero (e.g. 0.9) to help push the model’s learning if it’s found to be running into some plateaus or low-sloped hills even in an overall uneven loss terrain.</w:t>
+      </w:r>
+      <w:r>
+        <w:t xml:space="preserve"> Defaults to </w:t>
+      </w:r>
+      <w:r>
+        <w:rPr>
+          <w:b/>
+          <w:bCs/>
+        </w:rPr>
+        <w:t>0.</w:t>
+      </w:r>
+    </w:p>
+    <w:p>
+      <w:pPr>
+        <w:pStyle w:val="Heading3"/>
+        <w:numPr>
+          <w:ilvl w:val="0"/>
+          <w:numId w:val="4"/>
+        </w:numPr>
+      </w:pPr>
+      <w:r>
+        <w:t>centered (false)</w:t>
+      </w:r>
+    </w:p>
+    <w:p>
+      <w:pPr>
+        <w:ind w:left="720"/>
+      </w:pPr>
+      <w:r>
+        <w:t xml:space="preserve">The </w:t>
+      </w:r>
+      <w:r>
+        <w:rPr>
+          <w:b/>
+          <w:bCs/>
+        </w:rPr>
+        <w:t>centered</w:t>
+      </w:r>
+      <w:r>
+        <w:t xml:space="preserve"> parameter alters the way the memory window calculates the slopes. When enabled, the optimizer subtracts an estimate of the mean gradient before squaring the value. It allows for a more refined estimation of the current gradient’s slope, making the model </w:t>
+      </w:r>
+      <w:r>
+        <w:t>be more careful in updating step sizes,</w:t>
+      </w:r>
+      <w:r>
+        <w:t xml:space="preserve"> but increases overall computation time per step during training. Defaults to </w:t>
+      </w:r>
+      <w:r>
+        <w:rPr>
+          <w:i/>
+          <w:iCs/>
+        </w:rPr>
+        <w:t>false.</w:t>
+      </w:r>
+    </w:p>
+    <w:p/>
+    <w:p/>
+    <w:p/>
+    <w:p/>
+    <w:p/>
+    <w:p>
+      <w:pPr>
+        <w:pStyle w:val="Heading2"/>
+      </w:pPr>
       <w:r>
         <w:lastRenderedPageBreak/>
-        <w:t>used, this might mean discovering uncharted gradient terrain, or undoing all the previous learned values, so this value was made adjustable to catch these scenarios.</w:t>
-      </w:r>
-    </w:p>
-    <w:p>
-      <w:pPr>
-        <w:ind w:left="720"/>
+        <w:t>Ideal</w:t>
+      </w:r>
+      <w:r>
+        <w:t xml:space="preserve"> Working Conditions</w:t>
+      </w:r>
+    </w:p>
+    <w:p>
+      <w:r>
+        <w:t xml:space="preserve">When </w:t>
+      </w:r>
+      <w:r>
+        <w:t xml:space="preserve">deciding </w:t>
+      </w:r>
+      <w:r>
+        <w:t xml:space="preserve">when to use </w:t>
+      </w:r>
+      <w:r>
+        <w:t xml:space="preserve">or avoid </w:t>
+      </w:r>
+      <w:r>
+        <w:t>the RMSProp optimizer</w:t>
+      </w:r>
+      <w:r>
+        <w:t>, the following questions should be considered:</w:t>
+      </w:r>
+    </w:p>
+    <w:p>
+      <w:pPr>
+        <w:pStyle w:val="Heading4"/>
+      </w:pPr>
+      <w:r>
+        <w:t>Is the training data sparse?</w:t>
+      </w:r>
+    </w:p>
+    <w:p>
+      <w:r>
+        <w:t>Sparse data</w:t>
+      </w:r>
+      <w:r>
+        <w:t>sets</w:t>
+      </w:r>
+      <w:r>
+        <w:t xml:space="preserve"> </w:t>
+      </w:r>
+      <w:r>
+        <w:t xml:space="preserve">such as </w:t>
+      </w:r>
+      <w:r>
+        <w:t xml:space="preserve">product listings with over 10000 products but with few </w:t>
+      </w:r>
+      <w:r>
+        <w:t xml:space="preserve">very </w:t>
+      </w:r>
+      <w:r>
+        <w:t xml:space="preserve">customer reviews </w:t>
+      </w:r>
+      <w:r>
+        <w:t xml:space="preserve">per product, </w:t>
+      </w:r>
+      <w:r>
+        <w:t>or Natural Language processing</w:t>
+      </w:r>
+      <w:r>
+        <w:t xml:space="preserve"> concerns that allow multiple tokens per row but have highly varied word counts can be considered sparse data. These datasets can </w:t>
+      </w:r>
+      <w:r>
+        <w:t>potentially</w:t>
+      </w:r>
+      <w:r>
+        <w:t xml:space="preserve"> trip up learning models by containing multiple peaks and valleys in the loss terrain</w:t>
+      </w:r>
+      <w:r>
+        <w:t xml:space="preserve">. RMSProp </w:t>
+      </w:r>
+      <w:r>
+        <w:t>allows the model to push through these irregularities using the memory window process, letting the model keep on learning until a more consistent convergence area is reached over time.</w:t>
+      </w:r>
+    </w:p>
+    <w:p>
+      <w:pPr>
+        <w:pStyle w:val="Heading4"/>
+      </w:pPr>
+      <w:r>
+        <w:t>Is the loss terrain volatile or unpredictable?</w:t>
+      </w:r>
+    </w:p>
+    <w:p>
+      <w:r>
+        <w:t>Relat</w:t>
+      </w:r>
+      <w:r>
+        <w:t>ive to the first question - all sparse data have volatile loss terrain, but not all volatile loss terrain is due to sparse data. Sometimes, even dense data</w:t>
+      </w:r>
+      <w:r>
+        <w:t>sets</w:t>
+      </w:r>
+      <w:r>
+        <w:t xml:space="preserve"> still prove to be challenging to train on, but this is an emergent property. </w:t>
+      </w:r>
+      <w:r>
+        <w:t xml:space="preserve">The gradient </w:t>
+      </w:r>
+      <w:r>
+        <w:t xml:space="preserve">volatility </w:t>
+      </w:r>
+      <w:r>
+        <w:t xml:space="preserve">usually </w:t>
+      </w:r>
+      <w:r>
+        <w:t xml:space="preserve">comes up after several training attempts have been made and a glimpse of the training landscape can be observed from the dataset involved. In such case, RMSProp can be used to build upon the current optimizer used, or to create a variance and </w:t>
+      </w:r>
+      <w:r>
+        <w:t>bump up the learning process.</w:t>
+      </w:r>
+    </w:p>
+    <w:p>
+      <w:pPr>
+        <w:pStyle w:val="Heading4"/>
+      </w:pPr>
+      <w:r>
+        <w:t>Does the model involve a standard Computer Vision Network (CNN)?</w:t>
+      </w:r>
+    </w:p>
+    <w:p>
+      <w:r>
+        <w:t xml:space="preserve">Computer vision training data can vary heavily on the type of images used for the model, but also predictable enough for the model to know that it’s only dealing with largely the same information (pixel data). That means the loss terrain may or may not be volatile for the current training instance, but choosing the right optimizer from the get-go would save engineers or researchers time and effort in setting up ideal parameters for their model. RMSProp is one of the ideal choices in this case – providing a robust optimizer enough for the </w:t>
+      </w:r>
+      <w:r>
+        <w:t xml:space="preserve">computer vision </w:t>
+      </w:r>
+      <w:r>
+        <w:t>model to move over unseen loss terrain for multiple training sessions.</w:t>
+      </w:r>
+    </w:p>
+    <w:p>
+      <w:pPr>
+        <w:pStyle w:val="Heading3"/>
+      </w:pPr>
+      <w:r>
+        <w:t>So why not choose RMSProp consistently then?</w:t>
+      </w:r>
+    </w:p>
+    <w:p>
+      <w:r>
+        <w:t xml:space="preserve">While RMSProp is </w:t>
+      </w:r>
+      <w:r>
+        <w:t xml:space="preserve">an overall </w:t>
+      </w:r>
+      <w:r>
+        <w:t>robust</w:t>
+      </w:r>
+      <w:r>
+        <w:t xml:space="preserve"> </w:t>
+      </w:r>
+      <w:r>
+        <w:t xml:space="preserve">optimizer, it does have some flaws: </w:t>
+      </w:r>
+    </w:p>
+    <w:p>
+      <w:pPr>
+        <w:pStyle w:val="Heading4"/>
+      </w:pPr>
+      <w:r>
+        <w:t>I</w:t>
+      </w:r>
+      <w:r>
+        <w:t xml:space="preserve">t underperforms in flat or smooth </w:t>
+      </w:r>
+      <w:r>
+        <w:t>gradient curves</w:t>
+      </w:r>
+    </w:p>
+    <w:p>
+      <w:r>
+        <w:t>RMSProp is excellent f</w:t>
+      </w:r>
+      <w:r>
+        <w:t xml:space="preserve">or </w:t>
+      </w:r>
+      <w:r>
+        <w:t xml:space="preserve">allowing models to learn over </w:t>
+      </w:r>
+      <w:r>
+        <w:t xml:space="preserve">jagged </w:t>
+      </w:r>
+      <w:r>
+        <w:t>gradients,</w:t>
+      </w:r>
+      <w:r>
+        <w:t xml:space="preserve"> but</w:t>
+      </w:r>
+      <w:r>
+        <w:t xml:space="preserve"> </w:t>
+      </w:r>
+      <w:r>
+        <w:t>t</w:t>
+      </w:r>
+      <w:r>
+        <w:t>his doesn’t mean the model doesn’t learn with RMSProp on such surfaces</w:t>
+      </w:r>
+      <w:r>
+        <w:t>.</w:t>
+      </w:r>
+      <w:r>
+        <w:t xml:space="preserve"> </w:t>
+      </w:r>
+      <w:r>
+        <w:t>R</w:t>
+      </w:r>
+      <w:r>
+        <w:t>ather</w:t>
+      </w:r>
+      <w:r>
+        <w:rPr>
+          <w:b/>
+          <w:bCs/>
+        </w:rPr>
+        <w:t>,</w:t>
+      </w:r>
+      <w:r>
+        <w:rPr>
+          <w:b/>
+          <w:bCs/>
+        </w:rPr>
+        <w:t xml:space="preserve"> the learning speed turns into a </w:t>
+      </w:r>
+      <w:r>
+        <w:rPr>
+          <w:b/>
+          <w:bCs/>
+        </w:rPr>
+        <w:t>crawl</w:t>
+      </w:r>
+      <w:r>
+        <w:t>. This mean</w:t>
+      </w:r>
+      <w:r>
+        <w:t>s</w:t>
+      </w:r>
+      <w:r>
+        <w:t xml:space="preserve"> more epochs wasted on learning slowly when the model could have reached convergence </w:t>
+      </w:r>
+      <w:r>
+        <w:t xml:space="preserve">faster </w:t>
+      </w:r>
+      <w:r>
+        <w:t>on a given dataset. This is akin to an ATV (All-</w:t>
+      </w:r>
+      <w:r>
+        <w:t>T</w:t>
+      </w:r>
+      <w:r>
+        <w:t xml:space="preserve">errain vehicle) </w:t>
+      </w:r>
+      <w:r>
+        <w:lastRenderedPageBreak/>
+        <w:t xml:space="preserve">trudging through uncharted or unpredictable landscape mapping every potential value in a dataset, but wasting fuel </w:t>
+      </w:r>
+      <w:r>
+        <w:t>driving</w:t>
+      </w:r>
+      <w:r>
+        <w:t xml:space="preserve"> slowly on paved roads or</w:t>
+      </w:r>
+      <w:r>
+        <w:t xml:space="preserve"> </w:t>
+      </w:r>
+      <w:r>
+        <w:t>gradual slopes.</w:t>
+      </w:r>
+    </w:p>
+    <w:p>
+      <w:pPr>
+        <w:pStyle w:val="Heading4"/>
+      </w:pPr>
+      <w:r>
+        <w:t xml:space="preserve">It </w:t>
+      </w:r>
+      <w:r>
+        <w:t xml:space="preserve">causes </w:t>
+      </w:r>
+      <w:r>
+        <w:t xml:space="preserve">models </w:t>
+      </w:r>
+      <w:r>
+        <w:t xml:space="preserve">to </w:t>
+      </w:r>
+      <w:r>
+        <w:t>be prone to overfitting</w:t>
+      </w:r>
+    </w:p>
+    <w:p>
+      <w:r>
+        <w:t>Because RMSProp allows the model to capture nooks and crannies in a dataset</w:t>
+      </w:r>
+      <w:r>
+        <w:t>’s loss terrain</w:t>
+      </w:r>
+      <w:r>
+        <w:t>, it is prone to learning the relationship of almost all points in the dataset</w:t>
+      </w:r>
+      <w:r>
+        <w:rPr>
+          <w:b/>
+          <w:bCs/>
+        </w:rPr>
+        <w:t>, including noise and outliers</w:t>
+      </w:r>
+      <w:r>
+        <w:t>.</w:t>
+      </w:r>
+      <w:r>
+        <w:rPr>
+          <w:b/>
+          <w:bCs/>
+        </w:rPr>
+        <w:t xml:space="preserve"> </w:t>
+      </w:r>
+      <w:r>
+        <w:t xml:space="preserve">This works great for sparse data, but becomes a liability for inherently noisy data </w:t>
+      </w:r>
+      <w:r>
+        <w:t>such as blurry</w:t>
+      </w:r>
+      <w:r>
+        <w:t>,</w:t>
+      </w:r>
+      <w:r>
+        <w:t xml:space="preserve"> speckled </w:t>
+      </w:r>
+      <w:r>
+        <w:t xml:space="preserve">or busy </w:t>
+      </w:r>
+      <w:r>
+        <w:t xml:space="preserve">images, multiple related or conflicting features, or generally raw, </w:t>
+      </w:r>
+      <w:r>
+        <w:t>unlabeled</w:t>
+      </w:r>
+      <w:r>
+        <w:t xml:space="preserve"> data. The optimizer will probe almost every possible bump and hiccup through the learning process, so for datasets with unavoidable or necessary outliers, it will spend extra effort understanding such outliers and potentially learning relationships that aren’t needed in the first place. </w:t>
+      </w:r>
+    </w:p>
+    <w:p>
+      <w:pPr>
+        <w:pStyle w:val="Heading2"/>
       </w:pPr>
     </w:p>
     <w:p/>
-    <w:p>
-      <w:pPr>
-        <w:pStyle w:val="Heading3"/>
-      </w:pPr>
-      <w:r>
-        <w:t>Model – Optimizer Relationship</w:t>
-      </w:r>
-    </w:p>
     <w:p/>
+    <w:p/>
+    <w:p/>
+    <w:p/>
+    <w:p/>
+    <w:p/>
+    <w:p/>
+    <w:p/>
+    <w:p/>
+    <w:p/>
+    <w:p/>
+    <w:p/>
+    <w:p/>
+    <w:p/>
     <w:p>
       <w:pPr>
         <w:pStyle w:val="Heading2"/>
       </w:pPr>
-    </w:p>
-    <w:p>
-      <w:pPr>
-        <w:pStyle w:val="Heading2"/>
-      </w:pPr>
-      <w:r>
+      <w:r>
+        <w:lastRenderedPageBreak/>
         <w:t>Reference</w:t>
       </w:r>
       <w:r>
@@ -911,13 +2372,16 @@
       </w:pPr>
       <w:r>
         <w:rPr>
-          <w:b/>
-          <w:bCs/>
-        </w:rPr>
-        <w:t>RMSProp Documentation</w:t>
-      </w:r>
-      <w:r>
-        <w:t xml:space="preserve">, </w:t>
+          <w:i/>
+          <w:iCs/>
+        </w:rPr>
+        <w:t>RMSProp Documentation,</w:t>
+      </w:r>
+      <w:r>
+        <w:t xml:space="preserve"> pytorch.org</w:t>
+      </w:r>
+      <w:r>
+        <w:t xml:space="preserve"> </w:t>
       </w:r>
       <w:hyperlink r:id="rId6" w:history="1">
         <w:r>
@@ -941,8 +2405,8 @@
       </w:pPr>
       <w:r>
         <w:rPr>
-          <w:b/>
-          <w:bCs/>
+          <w:i/>
+          <w:iCs/>
         </w:rPr>
         <w:t>RMSProp Optimizer in Deep Learning</w:t>
       </w:r>
@@ -971,8 +2435,8 @@
       </w:pPr>
       <w:r>
         <w:rPr>
-          <w:b/>
-          <w:bCs/>
+          <w:i/>
+          <w:iCs/>
         </w:rPr>
         <w:t>Lecture Notes</w:t>
       </w:r>
@@ -980,10 +2444,7 @@
         <w:t xml:space="preserve">, </w:t>
       </w:r>
       <w:r>
-        <w:t>Hinton, G. (2012). Lecture 6e, Coursera.</w:t>
-      </w:r>
-      <w:r>
-        <w:t xml:space="preserve"> </w:t>
+        <w:t xml:space="preserve">Hinton, G. (2012). Lecture 6e, Coursera. </w:t>
       </w:r>
       <w:hyperlink r:id="rId8" w:history="1">
         <w:r>
@@ -1004,26 +2465,27 @@
       </w:pPr>
       <w:r>
         <w:rPr>
-          <w:b/>
-          <w:bCs/>
+          <w:i/>
+          <w:iCs/>
         </w:rPr>
         <w:t xml:space="preserve">Generating Sequences </w:t>
       </w:r>
-      <w:proofErr w:type="gramStart"/>
-      <w:r>
-        <w:rPr>
-          <w:b/>
-          <w:bCs/>
-        </w:rPr>
-        <w:t>With</w:t>
-      </w:r>
-      <w:proofErr w:type="gramEnd"/>
-      <w:r>
-        <w:rPr>
-          <w:b/>
-          <w:bCs/>
-        </w:rPr>
-        <w:t xml:space="preserve"> Recurrent Neural Networks</w:t>
+      <w:r>
+        <w:rPr>
+          <w:i/>
+          <w:iCs/>
+        </w:rPr>
+        <w:t>w</w:t>
+      </w:r>
+      <w:r>
+        <w:rPr>
+          <w:i/>
+          <w:iCs/>
+        </w:rPr>
+        <w:t>ith Recurrent Neural Networks</w:t>
+      </w:r>
+      <w:r>
+        <w:t>,</w:t>
       </w:r>
       <w:r>
         <w:t xml:space="preserve"> </w:t>
@@ -1057,6 +2519,41 @@
           <w:numId w:val="3"/>
         </w:numPr>
       </w:pPr>
+      <w:r>
+        <w:rPr>
+          <w:i/>
+          <w:iCs/>
+        </w:rPr>
+        <w:t>Understanding Loss Surfaces</w:t>
+      </w:r>
+      <w:r>
+        <w:rPr>
+          <w:b/>
+          <w:bCs/>
+        </w:rPr>
+        <w:t xml:space="preserve">, </w:t>
+      </w:r>
+      <w:r>
+        <w:t>apxml.com</w:t>
+      </w:r>
+      <w:r>
+        <w:rPr>
+          <w:b/>
+          <w:bCs/>
+        </w:rPr>
+        <w:t xml:space="preserve">, </w:t>
+      </w:r>
+      <w:hyperlink r:id="rId10" w:history="1">
+        <w:r>
+          <w:rPr>
+            <w:rStyle w:val="Hyperlink"/>
+          </w:rPr>
+          <w:t>https://apxml.com/courses/optimization-techniques-ml/chapter-1-ml-optimization-foundations-review/loss-surface-analysis</w:t>
+        </w:r>
+      </w:hyperlink>
+      <w:r>
+        <w:t xml:space="preserve"> </w:t>
+      </w:r>
     </w:p>
     <w:sectPr>
       <w:pgSz w:w="12240" w:h="15840"/>
@@ -1788,7 +3285,7 @@
         <w:rFonts w:hint="default"/>
       </w:rPr>
     </w:lvl>
-    <w:lvl w:ilvl="1" w:tplc="04090019" w:tentative="1">
+    <w:lvl w:ilvl="1" w:tplc="04090019">
       <w:start w:val="1"/>
       <w:numFmt w:val="lowerLetter"/>
       <w:lvlText w:val="%2."/>
@@ -2285,6 +3782,7 @@
   <w:style w:type="paragraph" w:default="1" w:styleId="Normal">
     <w:name w:val="Normal"/>
     <w:qFormat/>
+    <w:rsid w:val="00112EBA"/>
   </w:style>
   <w:style w:type="paragraph" w:styleId="Heading1">
     <w:name w:val="heading 1"/>
@@ -2829,6 +4327,16 @@
       <w:rFonts w:ascii="Times New Roman" w:hAnsi="Times New Roman" w:cs="Times New Roman"/>
     </w:rPr>
   </w:style>
+  <w:style w:type="character" w:styleId="PlaceholderText">
+    <w:name w:val="Placeholder Text"/>
+    <w:basedOn w:val="DefaultParagraphFont"/>
+    <w:uiPriority w:val="99"/>
+    <w:semiHidden/>
+    <w:rsid w:val="00327772"/>
+    <w:rPr>
+      <w:color w:val="666666"/>
+    </w:rPr>
+  </w:style>
 </w:styles>
 </file>
 

--- a/report/RMSProp/RMSProp Research Doc.docx
+++ b/report/RMSProp/RMSProp Research Doc.docx
@@ -131,6 +131,7 @@
       <w:r>
         <w:t xml:space="preserve"> and </w:t>
       </w:r>
+      <w:proofErr w:type="spellStart"/>
       <w:r>
         <w:rPr>
           <w:b/>
@@ -138,6 +139,7 @@
         </w:rPr>
         <w:t>AdaGrad</w:t>
       </w:r>
+      <w:proofErr w:type="spellEnd"/>
       <w:r>
         <w:t xml:space="preserve"> when training deep neural networks</w:t>
       </w:r>
@@ -436,13 +438,7 @@
     </w:p>
     <w:p>
       <w:r>
-        <w:t>D</w:t>
-      </w:r>
-      <w:r>
-        <w:t>atasets that can have a high volume of rows but with heavily zeroed or missing values per feature</w:t>
-      </w:r>
-      <w:r>
-        <w:t xml:space="preserve">. </w:t>
+        <w:t xml:space="preserve">Datasets that can have a high volume of rows but with heavily zeroed or missing values per feature. </w:t>
       </w:r>
     </w:p>
     <w:p>
@@ -524,10 +520,7 @@
         <w:t>Root Mean Square Propagation</w:t>
       </w:r>
       <w:r>
-        <w:t xml:space="preserve"> over the values retrieved from the memory window called the</w:t>
-      </w:r>
-      <w:r>
-        <w:t xml:space="preserve"> </w:t>
+        <w:t xml:space="preserve"> over the values retrieved from the memory window called the </w:t>
       </w:r>
       <w:r>
         <w:rPr>
@@ -898,6 +891,7 @@
     <w:p/>
     <w:p/>
     <w:p/>
+    <w:p/>
     <w:p>
       <w:pPr>
         <w:pStyle w:val="Heading2"/>
@@ -940,6 +934,7 @@
           <w:szCs w:val="22"/>
         </w:rPr>
       </w:pPr>
+      <w:proofErr w:type="gramStart"/>
       <w:r>
         <w:rPr>
           <w:i/>
@@ -947,8 +942,9 @@
           <w:sz w:val="22"/>
           <w:szCs w:val="22"/>
         </w:rPr>
-        <w:t>RMSprop( params, lr=0.01, alpha=0.99, eps</w:t>
-      </w:r>
+        <w:t>RMSprop( params</w:t>
+      </w:r>
+      <w:proofErr w:type="gramEnd"/>
       <w:r>
         <w:rPr>
           <w:i/>
@@ -956,8 +952,9 @@
           <w:sz w:val="22"/>
           <w:szCs w:val="22"/>
         </w:rPr>
-        <w:t xml:space="preserve"> </w:t>
-      </w:r>
+        <w:t xml:space="preserve">, </w:t>
+      </w:r>
+      <w:proofErr w:type="spellStart"/>
       <w:r>
         <w:rPr>
           <w:i/>
@@ -965,8 +962,9 @@
           <w:sz w:val="22"/>
           <w:szCs w:val="22"/>
         </w:rPr>
-        <w:t>=</w:t>
-      </w:r>
+        <w:t>lr</w:t>
+      </w:r>
+      <w:proofErr w:type="spellEnd"/>
       <w:r>
         <w:rPr>
           <w:i/>
@@ -974,8 +972,9 @@
           <w:sz w:val="22"/>
           <w:szCs w:val="22"/>
         </w:rPr>
-        <w:t xml:space="preserve"> </w:t>
-      </w:r>
+        <w:t xml:space="preserve">=0.01, alpha=0.99, eps = 1e-08, </w:t>
+      </w:r>
+      <w:proofErr w:type="spellStart"/>
       <w:r>
         <w:rPr>
           <w:i/>
@@ -983,8 +982,9 @@
           <w:sz w:val="22"/>
           <w:szCs w:val="22"/>
         </w:rPr>
-        <w:t>1e-08, weight_decay</w:t>
-      </w:r>
+        <w:t>weight_decay</w:t>
+      </w:r>
+      <w:proofErr w:type="spellEnd"/>
       <w:r>
         <w:rPr>
           <w:i/>
@@ -992,8 +992,9 @@
           <w:sz w:val="22"/>
           <w:szCs w:val="22"/>
         </w:rPr>
-        <w:t xml:space="preserve"> </w:t>
-      </w:r>
+        <w:t xml:space="preserve"> = 0, momentum=0, centered = </w:t>
+      </w:r>
+      <w:proofErr w:type="gramStart"/>
       <w:r>
         <w:rPr>
           <w:i/>
@@ -1001,80 +1002,9 @@
           <w:sz w:val="22"/>
           <w:szCs w:val="22"/>
         </w:rPr>
-        <w:t>=</w:t>
-      </w:r>
-      <w:r>
-        <w:rPr>
-          <w:i/>
-          <w:iCs/>
-          <w:sz w:val="22"/>
-          <w:szCs w:val="22"/>
-        </w:rPr>
-        <w:t xml:space="preserve"> </w:t>
-      </w:r>
-      <w:r>
-        <w:rPr>
-          <w:i/>
-          <w:iCs/>
-          <w:sz w:val="22"/>
-          <w:szCs w:val="22"/>
-        </w:rPr>
-        <w:t>0, momentum=0, centered</w:t>
-      </w:r>
-      <w:r>
-        <w:rPr>
-          <w:i/>
-          <w:iCs/>
-          <w:sz w:val="22"/>
-          <w:szCs w:val="22"/>
-        </w:rPr>
-        <w:t xml:space="preserve"> </w:t>
-      </w:r>
-      <w:r>
-        <w:rPr>
-          <w:i/>
-          <w:iCs/>
-          <w:sz w:val="22"/>
-          <w:szCs w:val="22"/>
-        </w:rPr>
-        <w:t>=</w:t>
-      </w:r>
-      <w:r>
-        <w:rPr>
-          <w:i/>
-          <w:iCs/>
-          <w:sz w:val="22"/>
-          <w:szCs w:val="22"/>
-        </w:rPr>
-        <w:t xml:space="preserve"> </w:t>
-      </w:r>
-      <w:r>
-        <w:rPr>
-          <w:i/>
-          <w:iCs/>
-          <w:sz w:val="22"/>
-          <w:szCs w:val="22"/>
-        </w:rPr>
-        <w:t>False</w:t>
-      </w:r>
-      <w:r>
-        <w:rPr>
-          <w:i/>
-          <w:iCs/>
-          <w:sz w:val="22"/>
-          <w:szCs w:val="22"/>
-        </w:rPr>
-        <w:t xml:space="preserve"> </w:t>
-      </w:r>
-      <w:r>
-        <w:rPr>
-          <w:i/>
-          <w:iCs/>
-          <w:sz w:val="22"/>
-          <w:szCs w:val="22"/>
-        </w:rPr>
-        <w:t>)</w:t>
-      </w:r>
+        <w:t>False )</w:t>
+      </w:r>
+      <w:proofErr w:type="gramEnd"/>
     </w:p>
     <w:p>
       <w:pPr>
@@ -1652,10 +1582,17 @@
       <w:r>
         <w:t>.</w:t>
       </w:r>
+      <w:r>
+        <w:br/>
+      </w:r>
     </w:p>
     <w:p>
       <w:pPr>
         <w:pStyle w:val="ListParagraph"/>
+        <w:numPr>
+          <w:ilvl w:val="0"/>
+          <w:numId w:val="7"/>
+        </w:numPr>
       </w:pPr>
       <w:r>
         <w:t>Once the model has essentially reached vanishing gradient or flat terrain (</w:t>
@@ -1665,21 +1602,7 @@
           <w:i/>
           <w:iCs/>
         </w:rPr>
-        <w:t xml:space="preserve">decay rate could not raise the </w:t>
-      </w:r>
-      <w:r>
-        <w:rPr>
-          <w:i/>
-          <w:iCs/>
-        </w:rPr>
-        <w:t xml:space="preserve">gradient </w:t>
-      </w:r>
-      <w:r>
-        <w:rPr>
-          <w:i/>
-          <w:iCs/>
-        </w:rPr>
-        <w:t>square anymore</w:t>
+        <w:t>decay rate could not raise the gradient square anymore</w:t>
       </w:r>
       <w:r>
         <w:t xml:space="preserve">) and the training hasn’t stopped yet, then the square of the past gradients will eventually reach zero. At zero squares, the remaining denominator is epsilon, and a number divided by a very small number will cause its value to jump. This means the </w:t>
@@ -1802,13 +1725,17 @@
             <m:t>)</m:t>
           </m:r>
           <m:r>
+            <m:rPr>
+              <m:sty m:val="p"/>
+            </m:rPr>
             <w:br/>
           </m:r>
+        </m:oMath>
+        <m:oMath>
           <m:r>
-            <w:rPr>
-              <w:b/>
-              <w:bCs/>
-            </w:rPr>
+            <m:rPr>
+              <m:sty m:val="b"/>
+            </m:rPr>
             <w:br/>
           </m:r>
         </m:oMath>
@@ -1820,7 +1747,19 @@
         <w:t xml:space="preserve">Depending on </w:t>
       </w:r>
       <w:r>
-        <w:t>the dataset used, this might mean discovering uncharted gradient terrain, or undoing all the previous learned values. This epsilon was then made adjustable to catch these scenarios.</w:t>
+        <w:t xml:space="preserve">the dataset used, this might mean </w:t>
+      </w:r>
+      <w:r>
+        <w:t xml:space="preserve">missing </w:t>
+      </w:r>
+      <w:r>
+        <w:t>uncharted gradient terrain</w:t>
+      </w:r>
+      <w:r>
+        <w:t xml:space="preserve"> over the training period</w:t>
+      </w:r>
+      <w:r>
+        <w:t>, or undoing all the previous learned values. This epsilon was then made adjustable to catch these scenarios.</w:t>
       </w:r>
     </w:p>
     <w:p>
@@ -1832,8 +1771,13 @@
         </w:numPr>
       </w:pPr>
       <w:r>
-        <w:t>L2 Regularization | weight_decay</w:t>
-      </w:r>
+        <w:t xml:space="preserve">L2 Regularization | </w:t>
+      </w:r>
+      <w:proofErr w:type="spellStart"/>
+      <w:r>
+        <w:t>weight_decay</w:t>
+      </w:r>
+      <w:proofErr w:type="spellEnd"/>
       <w:r>
         <w:t xml:space="preserve"> (0)</w:t>
       </w:r>
@@ -1853,13 +1797,7 @@
         <w:t>weight decay</w:t>
       </w:r>
       <w:r>
-        <w:t xml:space="preserve"> is a penalty that can be applied to a model’s weights after the step size is calculated. I</w:t>
-      </w:r>
-      <w:r>
-        <w:t xml:space="preserve">n case the dataset’s overall loss terrain </w:t>
-      </w:r>
-      <w:r>
-        <w:t xml:space="preserve">causes the model to go consistently into overfitting, this parameter can be used to penalize weight changes and reduce that effect to a certain extent. Higher values force the model to find broader, more stable valleys that generalize better to new data. Defaults to </w:t>
+        <w:t xml:space="preserve"> is a penalty that can be applied to a model’s weights after the step size is calculated. In case the dataset’s overall loss terrain causes the model to go consistently into overfitting, this parameter can be used to penalize weight changes and reduce that effect to a certain extent. Higher values force the model to find broader, more stable valleys that generalize better to new data. Defaults to </w:t>
       </w:r>
       <w:r>
         <w:rPr>
@@ -1906,7 +1844,15 @@
         <w:t xml:space="preserve"> </w:t>
       </w:r>
       <w:r>
-        <w:t xml:space="preserve">allows injecting a simplified form of SGD-based momentum into the optimizer. While this sounds like how Adam works, the order of operations is slightly different; RMSProp’s momentum setting is applied </w:t>
+        <w:t xml:space="preserve">allows injecting a simplified form of SGD-based momentum into the optimizer. While this sounds like how Adam works, the order of operations is slightly different; </w:t>
+      </w:r>
+      <w:proofErr w:type="spellStart"/>
+      <w:r>
+        <w:t>RMSProp’s</w:t>
+      </w:r>
+      <w:proofErr w:type="spellEnd"/>
+      <w:r>
+        <w:t xml:space="preserve"> momentum setting is applied </w:t>
       </w:r>
       <w:r>
         <w:rPr>
@@ -1938,7 +1884,13 @@
         </w:numPr>
       </w:pPr>
       <w:r>
-        <w:t>centered (false)</w:t>
+        <w:t>centered (</w:t>
+      </w:r>
+      <w:r>
+        <w:t>F</w:t>
+      </w:r>
+      <w:r>
+        <w:t>alse)</w:t>
       </w:r>
     </w:p>
     <w:p>
@@ -1966,10 +1918,28 @@
       </w:r>
       <w:r>
         <w:rPr>
+          <w:b/>
+          <w:bCs/>
           <w:i/>
           <w:iCs/>
         </w:rPr>
-        <w:t>false.</w:t>
+        <w:t>F</w:t>
+      </w:r>
+      <w:r>
+        <w:rPr>
+          <w:b/>
+          <w:bCs/>
+          <w:i/>
+          <w:iCs/>
+        </w:rPr>
+        <w:t>alse</w:t>
+      </w:r>
+      <w:r>
+        <w:rPr>
+          <w:i/>
+          <w:iCs/>
+        </w:rPr>
+        <w:t>.</w:t>
       </w:r>
     </w:p>
     <w:p/>
@@ -3983,6 +3953,7 @@
   <w:style w:type="character" w:default="1" w:styleId="DefaultParagraphFont">
     <w:name w:val="Default Paragraph Font"/>
     <w:uiPriority w:val="1"/>
+    <w:semiHidden/>
     <w:unhideWhenUsed/>
   </w:style>
   <w:style w:type="table" w:default="1" w:styleId="TableNormal">

--- a/report/RMSProp/RMSProp Research Doc.docx
+++ b/report/RMSProp/RMSProp Research Doc.docx
@@ -454,8 +454,22 @@
         <w:t>In contrast to Sparse Data, these are datasets that are rich in both features &amp; values. The density of the data however does not describe the relationships between values and features.</w:t>
       </w:r>
     </w:p>
-    <w:p/>
-    <w:p/>
+    <w:p>
+      <w:pPr>
+        <w:pStyle w:val="Heading4"/>
+      </w:pPr>
+      <w:r>
+        <w:t>Convergence</w:t>
+      </w:r>
+    </w:p>
+    <w:p>
+      <w:r>
+        <w:t>T</w:t>
+      </w:r>
+      <w:r>
+        <w:t>he point during model training when the optimization algorithm reaches a stable state, meaning further iterations do not significantly decrease prediction error or improve performance. At this stage, the model has successfully learned from the data and stabilized its parameters.</w:t>
+      </w:r>
+    </w:p>
     <w:p/>
     <w:p/>
     <w:p/>
@@ -1734,7 +1748,7 @@
         <m:oMath>
           <m:r>
             <m:rPr>
-              <m:sty m:val="b"/>
+              <m:sty m:val="p"/>
             </m:rPr>
             <w:br/>
           </m:r>
@@ -2317,6 +2331,1054 @@
     <w:p/>
     <w:p/>
     <w:p/>
+    <w:p/>
+    <w:p/>
+    <w:p>
+      <w:pPr>
+        <w:pStyle w:val="Heading2"/>
+      </w:pPr>
+      <w:r>
+        <w:lastRenderedPageBreak/>
+        <w:t>Methodology</w:t>
+      </w:r>
+    </w:p>
+    <w:p>
+      <w:r>
+        <w:t xml:space="preserve">The RMSProp </w:t>
+      </w:r>
+      <w:r>
+        <w:t xml:space="preserve">study </w:t>
+      </w:r>
+      <w:r>
+        <w:t xml:space="preserve">went </w:t>
+      </w:r>
+      <w:r>
+        <w:t xml:space="preserve">through </w:t>
+      </w:r>
+      <w:r>
+        <w:t xml:space="preserve">the following </w:t>
+      </w:r>
+      <w:r>
+        <w:t>stages.</w:t>
+      </w:r>
+    </w:p>
+    <w:p>
+      <w:pPr>
+        <w:pStyle w:val="Heading3"/>
+      </w:pPr>
+      <w:r>
+        <w:t xml:space="preserve">Stage 1: Preparation </w:t>
+      </w:r>
+    </w:p>
+    <w:p>
+      <w:r>
+        <w:t xml:space="preserve">Preparation </w:t>
+      </w:r>
+      <w:r>
+        <w:t>include</w:t>
+      </w:r>
+      <w:r>
+        <w:t>d</w:t>
+      </w:r>
+      <w:r>
+        <w:t xml:space="preserve"> the following steps:</w:t>
+      </w:r>
+    </w:p>
+    <w:p>
+      <w:pPr>
+        <w:pStyle w:val="ListParagraph"/>
+        <w:numPr>
+          <w:ilvl w:val="0"/>
+          <w:numId w:val="10"/>
+        </w:numPr>
+      </w:pPr>
+      <w:r>
+        <w:t xml:space="preserve">Preparing the dataset </w:t>
+      </w:r>
+    </w:p>
+    <w:p>
+      <w:pPr>
+        <w:pStyle w:val="ListParagraph"/>
+        <w:numPr>
+          <w:ilvl w:val="0"/>
+          <w:numId w:val="10"/>
+        </w:numPr>
+      </w:pPr>
+      <w:r>
+        <w:t>Defining global constants &amp; variable</w:t>
+      </w:r>
+      <w:r>
+        <w:t>s</w:t>
+      </w:r>
+    </w:p>
+    <w:p>
+      <w:pPr>
+        <w:pStyle w:val="ListParagraph"/>
+        <w:numPr>
+          <w:ilvl w:val="0"/>
+          <w:numId w:val="10"/>
+        </w:numPr>
+      </w:pPr>
+      <w:r>
+        <w:t xml:space="preserve">Setting up the </w:t>
+      </w:r>
+      <w:r>
+        <w:t xml:space="preserve">base </w:t>
+      </w:r>
+      <w:r>
+        <w:t>model class &amp; architecture</w:t>
+      </w:r>
+    </w:p>
+    <w:p>
+      <w:pPr>
+        <w:pStyle w:val="ListParagraph"/>
+        <w:numPr>
+          <w:ilvl w:val="0"/>
+          <w:numId w:val="10"/>
+        </w:numPr>
+      </w:pPr>
+      <w:r>
+        <w:t>Defining shared function definitions</w:t>
+      </w:r>
+    </w:p>
+    <w:p>
+      <w:pPr>
+        <w:pStyle w:val="ListParagraph"/>
+        <w:numPr>
+          <w:ilvl w:val="0"/>
+          <w:numId w:val="10"/>
+        </w:numPr>
+      </w:pPr>
+      <w:r>
+        <w:t xml:space="preserve">Setting up the </w:t>
+      </w:r>
+      <w:r>
+        <w:t>o</w:t>
+      </w:r>
+      <w:r>
+        <w:t xml:space="preserve">ptimizer </w:t>
+      </w:r>
+      <w:r>
+        <w:t>configuration list</w:t>
+      </w:r>
+    </w:p>
+    <w:p>
+      <w:r>
+        <w:t xml:space="preserve">The dataset used came from the KMNIST library using the </w:t>
+      </w:r>
+      <w:proofErr w:type="spellStart"/>
+      <w:r>
+        <w:t>kuzushiji</w:t>
+      </w:r>
+      <w:proofErr w:type="spellEnd"/>
+      <w:r>
+        <w:t xml:space="preserve"> character data. The prepared dataset consisted of 60000 rows for training and 10000 for testing, both having standard sizes of 28 x 28.</w:t>
+      </w:r>
+    </w:p>
+    <w:p>
+      <w:r>
+        <w:t>The global constants and variables included the seed ID, directory for the downloaded dataset, Total epoch sizes, batch size per epoch, number of folds and target accuracy. These values remained the same across the extent of the study, but could be adjusted if challenges were encountered during the study.</w:t>
+      </w:r>
+    </w:p>
+    <w:p>
+      <w:r>
+        <w:t xml:space="preserve">The base model class and architecture was a standard </w:t>
+      </w:r>
+      <w:proofErr w:type="spellStart"/>
+      <w:r>
+        <w:t>FeedForwardNet</w:t>
+      </w:r>
+      <w:proofErr w:type="spellEnd"/>
+      <w:r>
+        <w:t xml:space="preserve"> inheriting from the </w:t>
+      </w:r>
+      <w:proofErr w:type="spellStart"/>
+      <w:r>
+        <w:t>Pytorch</w:t>
+      </w:r>
+      <w:proofErr w:type="spellEnd"/>
+      <w:r>
+        <w:t xml:space="preserve"> neural network module. It had the following structure:</w:t>
+      </w:r>
+    </w:p>
+    <w:p>
+      <w:pPr>
+        <w:rPr>
+          <w:i/>
+          <w:iCs/>
+        </w:rPr>
+      </w:pPr>
+      <w:r>
+        <w:rPr>
+          <w:i/>
+          <w:iCs/>
+        </w:rPr>
+        <w:t xml:space="preserve">Input (784) &gt; </w:t>
+      </w:r>
+      <w:r>
+        <w:rPr>
+          <w:i/>
+          <w:iCs/>
+        </w:rPr>
+        <w:t xml:space="preserve">HL 1 </w:t>
+      </w:r>
+      <w:r>
+        <w:rPr>
+          <w:i/>
+          <w:iCs/>
+        </w:rPr>
+        <w:t>128</w:t>
+      </w:r>
+      <w:r>
+        <w:rPr>
+          <w:i/>
+          <w:iCs/>
+        </w:rPr>
+        <w:t xml:space="preserve">) &gt; Batch Normalizer &gt; </w:t>
+      </w:r>
+      <w:proofErr w:type="spellStart"/>
+      <w:r>
+        <w:rPr>
+          <w:i/>
+          <w:iCs/>
+        </w:rPr>
+        <w:t>ReLU</w:t>
+      </w:r>
+      <w:proofErr w:type="spellEnd"/>
+      <w:r>
+        <w:rPr>
+          <w:i/>
+          <w:iCs/>
+        </w:rPr>
+        <w:t xml:space="preserve"> &gt; Dropout (0.2) &gt;</w:t>
+      </w:r>
+    </w:p>
+    <w:p>
+      <w:pPr>
+        <w:rPr>
+          <w:i/>
+          <w:iCs/>
+        </w:rPr>
+      </w:pPr>
+      <w:r>
+        <w:rPr>
+          <w:i/>
+          <w:iCs/>
+        </w:rPr>
+        <w:t>HL</w:t>
+      </w:r>
+      <w:proofErr w:type="gramStart"/>
+      <w:r>
+        <w:rPr>
+          <w:i/>
+          <w:iCs/>
+        </w:rPr>
+        <w:t xml:space="preserve">2 </w:t>
+      </w:r>
+      <w:r>
+        <w:rPr>
+          <w:i/>
+          <w:iCs/>
+        </w:rPr>
+        <w:t xml:space="preserve"> (</w:t>
+      </w:r>
+      <w:proofErr w:type="gramEnd"/>
+      <w:r>
+        <w:rPr>
+          <w:i/>
+          <w:iCs/>
+        </w:rPr>
+        <w:t xml:space="preserve">64) </w:t>
+      </w:r>
+      <w:r>
+        <w:rPr>
+          <w:i/>
+          <w:iCs/>
+        </w:rPr>
+        <w:t xml:space="preserve">&gt; Batch Normalizer &gt; </w:t>
+      </w:r>
+      <w:proofErr w:type="spellStart"/>
+      <w:r>
+        <w:rPr>
+          <w:i/>
+          <w:iCs/>
+        </w:rPr>
+        <w:t>ReLU</w:t>
+      </w:r>
+      <w:proofErr w:type="spellEnd"/>
+      <w:r>
+        <w:rPr>
+          <w:i/>
+          <w:iCs/>
+        </w:rPr>
+        <w:t xml:space="preserve"> &gt; Dropout (0.2) &gt; </w:t>
+      </w:r>
+      <w:proofErr w:type="gramStart"/>
+      <w:r>
+        <w:rPr>
+          <w:i/>
+          <w:iCs/>
+        </w:rPr>
+        <w:t>Output(</w:t>
+      </w:r>
+      <w:proofErr w:type="gramEnd"/>
+      <w:r>
+        <w:rPr>
+          <w:i/>
+          <w:iCs/>
+        </w:rPr>
+        <w:t>10</w:t>
+      </w:r>
+      <w:r>
+        <w:rPr>
+          <w:i/>
+          <w:iCs/>
+        </w:rPr>
+        <w:t>)</w:t>
+      </w:r>
+    </w:p>
+    <w:p>
+      <w:r>
+        <w:t xml:space="preserve">The shared function definitions included the </w:t>
+      </w:r>
+      <w:proofErr w:type="gramStart"/>
+      <w:r>
+        <w:t>cross validation</w:t>
+      </w:r>
+      <w:proofErr w:type="gramEnd"/>
+      <w:r>
+        <w:t xml:space="preserve"> operation and epoch sequencing operation</w:t>
+      </w:r>
+      <w:r>
+        <w:t>. These functions could be modified to apply functionality specific to the optimizers under study such as metric collection.</w:t>
+      </w:r>
+    </w:p>
+    <w:p>
+      <w:r>
+        <w:t xml:space="preserve">Steps one to four </w:t>
+      </w:r>
+      <w:r>
+        <w:t xml:space="preserve">were conducted via a base template </w:t>
+      </w:r>
+      <w:proofErr w:type="spellStart"/>
+      <w:r>
+        <w:t>jupyter</w:t>
+      </w:r>
+      <w:proofErr w:type="spellEnd"/>
+      <w:r>
+        <w:t xml:space="preserve"> notebook </w:t>
+      </w:r>
+      <w:r>
+        <w:t xml:space="preserve">shared across 3 different optimizers under study </w:t>
+      </w:r>
+      <w:r>
+        <w:t>(</w:t>
+      </w:r>
+      <w:r>
+        <w:rPr>
+          <w:i/>
+          <w:iCs/>
+        </w:rPr>
+        <w:t xml:space="preserve">RMSProp, Adam, </w:t>
+      </w:r>
+      <w:proofErr w:type="spellStart"/>
+      <w:r>
+        <w:rPr>
+          <w:i/>
+          <w:iCs/>
+        </w:rPr>
+        <w:t>AdamW</w:t>
+      </w:r>
+      <w:proofErr w:type="spellEnd"/>
+      <w:r>
+        <w:t>)</w:t>
+      </w:r>
+      <w:r>
+        <w:t>. All 3 optimizer share</w:t>
+      </w:r>
+      <w:r>
+        <w:t>d</w:t>
+      </w:r>
+      <w:r>
+        <w:t xml:space="preserve"> the same dataset with K-fold slicing logic, Model Architecture, </w:t>
+      </w:r>
+      <w:r>
+        <w:t>T</w:t>
+      </w:r>
+      <w:r>
+        <w:t>raining sequence</w:t>
+      </w:r>
+      <w:r>
+        <w:t xml:space="preserve">, environment </w:t>
+      </w:r>
+      <w:r>
+        <w:t>and metrics collection for plotting. The only difference</w:t>
+      </w:r>
+      <w:r>
+        <w:t xml:space="preserve"> RMSProp included was applying </w:t>
+      </w:r>
+      <w:proofErr w:type="spellStart"/>
+      <w:r>
+        <w:t>Optuna</w:t>
+      </w:r>
+      <w:proofErr w:type="spellEnd"/>
+      <w:r>
+        <w:t xml:space="preserve"> as a separate config cycler for hyperparameter optimization. </w:t>
+      </w:r>
+    </w:p>
+    <w:p>
+      <w:r>
+        <w:t xml:space="preserve">The configuration list setup involved creating a list of hyperparameters to cycle through the training process on the same model. The list included 9 different combinations of hyperparameters native to the </w:t>
+      </w:r>
+      <w:proofErr w:type="spellStart"/>
+      <w:r>
+        <w:t>RMSOptimizer</w:t>
+      </w:r>
+      <w:proofErr w:type="spellEnd"/>
+      <w:r>
+        <w:t>, using the parameters provided in the parameters section.</w:t>
+      </w:r>
+    </w:p>
+    <w:p>
+      <w:r>
+        <w:lastRenderedPageBreak/>
+        <w:t>These were the 9 configs as listed:</w:t>
+      </w:r>
+    </w:p>
+    <w:p>
+      <w:pPr>
+        <w:pStyle w:val="ListParagraph"/>
+        <w:numPr>
+          <w:ilvl w:val="0"/>
+          <w:numId w:val="12"/>
+        </w:numPr>
+      </w:pPr>
+      <w:proofErr w:type="spellStart"/>
+      <w:r>
+        <w:t>lr</w:t>
+      </w:r>
+      <w:proofErr w:type="spellEnd"/>
+      <w:r>
+        <w:t>: 0.01,   alpha: 0.99, eps: 1e-8</w:t>
+      </w:r>
+    </w:p>
+    <w:p>
+      <w:pPr>
+        <w:pStyle w:val="ListParagraph"/>
+        <w:numPr>
+          <w:ilvl w:val="0"/>
+          <w:numId w:val="12"/>
+        </w:numPr>
+      </w:pPr>
+      <w:proofErr w:type="spellStart"/>
+      <w:r>
+        <w:t>lr</w:t>
+      </w:r>
+      <w:proofErr w:type="spellEnd"/>
+      <w:r>
+        <w:t>: 0.01,   alpha: 0.99, eps: 1e-8, momentum: 0.9</w:t>
+      </w:r>
+    </w:p>
+    <w:p>
+      <w:pPr>
+        <w:pStyle w:val="ListParagraph"/>
+        <w:numPr>
+          <w:ilvl w:val="0"/>
+          <w:numId w:val="12"/>
+        </w:numPr>
+      </w:pPr>
+      <w:proofErr w:type="spellStart"/>
+      <w:r>
+        <w:t>lr</w:t>
+      </w:r>
+      <w:proofErr w:type="spellEnd"/>
+      <w:r>
+        <w:t xml:space="preserve">: 0.01,   alpha: 0.80, eps: 1e-8                          </w:t>
+      </w:r>
+    </w:p>
+    <w:p>
+      <w:pPr>
+        <w:pStyle w:val="ListParagraph"/>
+        <w:numPr>
+          <w:ilvl w:val="0"/>
+          <w:numId w:val="12"/>
+        </w:numPr>
+      </w:pPr>
+      <w:proofErr w:type="spellStart"/>
+      <w:r>
+        <w:t>lr</w:t>
+      </w:r>
+      <w:proofErr w:type="spellEnd"/>
+      <w:r>
+        <w:t>: 0.001, alpha: 0.99, eps: 1e-8</w:t>
+      </w:r>
+    </w:p>
+    <w:p>
+      <w:pPr>
+        <w:pStyle w:val="ListParagraph"/>
+        <w:numPr>
+          <w:ilvl w:val="0"/>
+          <w:numId w:val="12"/>
+        </w:numPr>
+      </w:pPr>
+      <w:proofErr w:type="spellStart"/>
+      <w:r>
+        <w:t>lr</w:t>
+      </w:r>
+      <w:proofErr w:type="spellEnd"/>
+      <w:r>
+        <w:t>: 0.0001, alpha: 0.99, eps: 1e-8</w:t>
+      </w:r>
+    </w:p>
+    <w:p>
+      <w:pPr>
+        <w:pStyle w:val="ListParagraph"/>
+        <w:numPr>
+          <w:ilvl w:val="0"/>
+          <w:numId w:val="12"/>
+        </w:numPr>
+      </w:pPr>
+      <w:proofErr w:type="spellStart"/>
+      <w:r>
+        <w:t>lr</w:t>
+      </w:r>
+      <w:proofErr w:type="spellEnd"/>
+      <w:r>
+        <w:t xml:space="preserve">: 0.01,   alpha: 0.99, eps: 1e-8, </w:t>
+      </w:r>
+      <w:proofErr w:type="spellStart"/>
+      <w:r>
+        <w:t>weight_decay</w:t>
+      </w:r>
+      <w:proofErr w:type="spellEnd"/>
+      <w:r>
+        <w:t>: 1e-4</w:t>
+      </w:r>
+    </w:p>
+    <w:p>
+      <w:pPr>
+        <w:pStyle w:val="ListParagraph"/>
+        <w:numPr>
+          <w:ilvl w:val="0"/>
+          <w:numId w:val="12"/>
+        </w:numPr>
+      </w:pPr>
+      <w:proofErr w:type="spellStart"/>
+      <w:r>
+        <w:t>lr</w:t>
+      </w:r>
+      <w:proofErr w:type="spellEnd"/>
+      <w:r>
+        <w:t xml:space="preserve">: 0.01,   alpha: 0.99, eps: 1e-8, </w:t>
+      </w:r>
+      <w:proofErr w:type="spellStart"/>
+      <w:r>
+        <w:t>weight_decay</w:t>
+      </w:r>
+      <w:proofErr w:type="spellEnd"/>
+      <w:r>
+        <w:t>: 1e-3</w:t>
+      </w:r>
+    </w:p>
+    <w:p>
+      <w:pPr>
+        <w:pStyle w:val="ListParagraph"/>
+        <w:numPr>
+          <w:ilvl w:val="0"/>
+          <w:numId w:val="12"/>
+        </w:numPr>
+      </w:pPr>
+      <w:proofErr w:type="spellStart"/>
+      <w:r>
+        <w:t>lr</w:t>
+      </w:r>
+      <w:proofErr w:type="spellEnd"/>
+      <w:r>
+        <w:t xml:space="preserve">: 0.01,   alpha: 0.99, eps: 1e-8, </w:t>
+      </w:r>
+      <w:proofErr w:type="spellStart"/>
+      <w:r>
+        <w:t>weight_decay</w:t>
+      </w:r>
+      <w:proofErr w:type="spellEnd"/>
+      <w:r>
+        <w:t xml:space="preserve">: 1e-2   </w:t>
+      </w:r>
+    </w:p>
+    <w:p>
+      <w:pPr>
+        <w:pStyle w:val="ListParagraph"/>
+        <w:numPr>
+          <w:ilvl w:val="0"/>
+          <w:numId w:val="12"/>
+        </w:numPr>
+      </w:pPr>
+      <w:proofErr w:type="spellStart"/>
+      <w:r>
+        <w:t>lr</w:t>
+      </w:r>
+      <w:proofErr w:type="spellEnd"/>
+      <w:r>
+        <w:t>: 0.01,   alpha: 0.99, eps: 1e-07, momentum:  0.003</w:t>
+      </w:r>
+    </w:p>
+    <w:p>
+      <w:r>
+        <w:t>One exception to the study was t</w:t>
+      </w:r>
+      <w:r>
+        <w:t xml:space="preserve">he “centered” parameter </w:t>
+      </w:r>
+      <w:r>
+        <w:t>as it resulted to higher training times per epoch with no significant difference to the model’s performance. In the interest of time, this was removed from the config collection.</w:t>
+      </w:r>
+    </w:p>
+    <w:p>
+      <w:pPr>
+        <w:pStyle w:val="Heading3"/>
+      </w:pPr>
+      <w:r>
+        <w:t xml:space="preserve">Stage </w:t>
+      </w:r>
+      <w:r>
+        <w:t>2</w:t>
+      </w:r>
+      <w:r>
+        <w:t xml:space="preserve">: </w:t>
+      </w:r>
+      <w:r>
+        <w:t>Execution</w:t>
+      </w:r>
+    </w:p>
+    <w:p>
+      <w:r>
+        <w:t>The model training was then executed in phases. First, the model was verified to work in shorter epochs and that the k-fold logic was ensured to work across all folds &amp; epochs per fold. After initial evaluation, the official test execution was carried out, using 20 epochs per fold resulting to 100 epochs per configuration. The config list was iterated and metrics were recorded per iteration. After execution, the best config was evaluated according to the highest overall validation accuracy.</w:t>
+      </w:r>
+    </w:p>
+    <w:p>
+      <w:r>
+        <w:t xml:space="preserve">For the </w:t>
+      </w:r>
+      <w:proofErr w:type="spellStart"/>
+      <w:r>
+        <w:t>Optuna</w:t>
+      </w:r>
+      <w:proofErr w:type="spellEnd"/>
+      <w:r>
+        <w:t xml:space="preserve"> hyperparameter validation, </w:t>
+      </w:r>
+      <w:r>
+        <w:t xml:space="preserve">a cycler study was instantiated with </w:t>
+      </w:r>
+      <w:proofErr w:type="spellStart"/>
+      <w:r>
+        <w:t>Optuna’s</w:t>
+      </w:r>
+      <w:proofErr w:type="spellEnd"/>
+      <w:r>
+        <w:t xml:space="preserve"> study object. An objective function called was defined to be passed into the object as the callback. This callback function would require a dictionary of parameters with values containing </w:t>
+      </w:r>
+      <w:proofErr w:type="spellStart"/>
+      <w:r>
+        <w:t>Optuna’s</w:t>
+      </w:r>
+      <w:proofErr w:type="spellEnd"/>
+      <w:r>
+        <w:t xml:space="preserve"> </w:t>
+      </w:r>
+      <w:proofErr w:type="spellStart"/>
+      <w:r>
+        <w:t>suggest_float</w:t>
+      </w:r>
+      <w:proofErr w:type="spellEnd"/>
+      <w:r>
+        <w:t xml:space="preserve"> function. Each suggest float call would have a minimum, maximum and a logarithmic check (log=True) for parameters requiring uneven spaced updates. Once the cycler object runs the “optimize” function, it will collect the best parameters and best values as keys, which can be collected for evaluation.</w:t>
+      </w:r>
+    </w:p>
+    <w:p>
+      <w:pPr>
+        <w:pStyle w:val="Heading3"/>
+      </w:pPr>
+      <w:r>
+        <w:t xml:space="preserve">Stage </w:t>
+      </w:r>
+      <w:r>
+        <w:t>3</w:t>
+      </w:r>
+      <w:r>
+        <w:t xml:space="preserve">: </w:t>
+      </w:r>
+      <w:r>
+        <w:t>Data Collection</w:t>
+      </w:r>
+      <w:r>
+        <w:t xml:space="preserve"> </w:t>
+      </w:r>
+      <w:r>
+        <w:t>&amp; Evaluation</w:t>
+      </w:r>
+    </w:p>
+    <w:p>
+      <w:r>
+        <w:t xml:space="preserve">Training and Testing losses were collected on </w:t>
+      </w:r>
+      <w:r>
+        <w:t xml:space="preserve">the first fold of each config run as the baseline. For </w:t>
+      </w:r>
+      <w:r>
+        <w:t xml:space="preserve">both </w:t>
+      </w:r>
+      <w:r>
+        <w:t xml:space="preserve">the manual config </w:t>
+      </w:r>
+      <w:r>
+        <w:t xml:space="preserve">list and </w:t>
+      </w:r>
+      <w:proofErr w:type="spellStart"/>
+      <w:r>
+        <w:t>Optuna</w:t>
+      </w:r>
+      <w:proofErr w:type="spellEnd"/>
+      <w:r>
+        <w:t>, the best config was determined using the full set that produced the best validation accuracy.</w:t>
+      </w:r>
+      <w:r>
+        <w:t xml:space="preserve"> However, </w:t>
+      </w:r>
+      <w:proofErr w:type="spellStart"/>
+      <w:r>
+        <w:t>Optuna</w:t>
+      </w:r>
+      <w:proofErr w:type="spellEnd"/>
+      <w:r>
+        <w:t xml:space="preserve"> was able to test more combinations using the </w:t>
+      </w:r>
+      <w:proofErr w:type="spellStart"/>
+      <w:r>
+        <w:t>n_trial</w:t>
+      </w:r>
+      <w:proofErr w:type="spellEnd"/>
+      <w:r>
+        <w:t xml:space="preserve"> parameter set to 20. The combination sets were recorded for data visualization.</w:t>
+      </w:r>
+    </w:p>
+    <w:p>
+      <w:pPr>
+        <w:pStyle w:val="Heading2"/>
+      </w:pPr>
+      <w:r>
+        <w:lastRenderedPageBreak/>
+        <w:t>Data and Results</w:t>
+      </w:r>
+    </w:p>
+    <w:p>
+      <w:r>
+        <w:rPr>
+          <w:noProof/>
+        </w:rPr>
+        <w:drawing>
+          <wp:inline distT="0" distB="0" distL="0" distR="0" wp14:anchorId="07B03340" wp14:editId="0DAAE343">
+            <wp:extent cx="5943600" cy="4145280"/>
+            <wp:effectExtent l="0" t="0" r="0" b="7620"/>
+            <wp:docPr id="1082915767" name="Picture 1"/>
+            <wp:cNvGraphicFramePr>
+              <a:graphicFrameLocks xmlns:a="http://schemas.openxmlformats.org/drawingml/2006/main" noChangeAspect="1"/>
+            </wp:cNvGraphicFramePr>
+            <a:graphic xmlns:a="http://schemas.openxmlformats.org/drawingml/2006/main">
+              <a:graphicData uri="http://schemas.openxmlformats.org/drawingml/2006/picture">
+                <pic:pic xmlns:pic="http://schemas.openxmlformats.org/drawingml/2006/picture">
+                  <pic:nvPicPr>
+                    <pic:cNvPr id="1082915767" name=""/>
+                    <pic:cNvPicPr/>
+                  </pic:nvPicPr>
+                  <pic:blipFill>
+                    <a:blip r:embed="rId6"/>
+                    <a:stretch>
+                      <a:fillRect/>
+                    </a:stretch>
+                  </pic:blipFill>
+                  <pic:spPr>
+                    <a:xfrm>
+                      <a:off x="0" y="0"/>
+                      <a:ext cx="5943600" cy="4145280"/>
+                    </a:xfrm>
+                    <a:prstGeom prst="rect">
+                      <a:avLst/>
+                    </a:prstGeom>
+                  </pic:spPr>
+                </pic:pic>
+              </a:graphicData>
+            </a:graphic>
+          </wp:inline>
+        </w:drawing>
+      </w:r>
+    </w:p>
+    <w:p>
+      <w:pPr>
+        <w:jc w:val="center"/>
+        <w:rPr>
+          <w:i/>
+          <w:iCs/>
+          <w:sz w:val="20"/>
+          <w:szCs w:val="20"/>
+        </w:rPr>
+      </w:pPr>
+      <w:r>
+        <w:rPr>
+          <w:i/>
+          <w:iCs/>
+          <w:sz w:val="20"/>
+          <w:szCs w:val="20"/>
+        </w:rPr>
+        <w:t xml:space="preserve">Fig. </w:t>
+      </w:r>
+      <w:r>
+        <w:rPr>
+          <w:i/>
+          <w:iCs/>
+          <w:sz w:val="20"/>
+          <w:szCs w:val="20"/>
+        </w:rPr>
+        <w:t>1</w:t>
+      </w:r>
+      <w:r>
+        <w:rPr>
+          <w:i/>
+          <w:iCs/>
+          <w:sz w:val="20"/>
+          <w:szCs w:val="20"/>
+        </w:rPr>
+        <w:t xml:space="preserve"> Training Loss per Hyperparameter Configuration (Manual)</w:t>
+      </w:r>
+    </w:p>
+    <w:p>
+      <w:r>
+        <w:t xml:space="preserve">Figure </w:t>
+      </w:r>
+      <w:r>
+        <w:t>1</w:t>
+      </w:r>
+      <w:r>
+        <w:t xml:space="preserve"> shows the different </w:t>
+      </w:r>
+      <w:r>
+        <w:t xml:space="preserve">training loss </w:t>
+      </w:r>
+      <w:r>
+        <w:t xml:space="preserve">trends captured for the manually listed configurations. The best configuration recorded was still the baseline </w:t>
+      </w:r>
+      <w:r>
+        <w:t xml:space="preserve">set of </w:t>
+      </w:r>
+      <w:r>
+        <w:t>value</w:t>
+      </w:r>
+      <w:r>
+        <w:t>s</w:t>
+      </w:r>
+      <w:r>
+        <w:t xml:space="preserve"> (Blue)</w:t>
+      </w:r>
+      <w:r>
+        <w:t xml:space="preserve"> after execution</w:t>
+      </w:r>
+      <w:r>
+        <w:t xml:space="preserve">. </w:t>
+      </w:r>
+      <w:r>
+        <w:t>However, Red showed the most learning potential, having reached the lowest loss rate by epoch 20.</w:t>
+      </w:r>
+    </w:p>
+    <w:p>
+      <w:r>
+        <w:t xml:space="preserve">Almost all of the trends presented the expected elbow graph with loss reduction over time, indicating that the parameters allowed degrees of training for the model. The configs showing the least amount of learning would be Gray and Pink, flatlining almost immediately by epoch 2. Following closely is brown which showed a slight decrease after epoch 2 but also plateauing immediately. All 3 configs involve the </w:t>
+      </w:r>
+      <w:proofErr w:type="spellStart"/>
+      <w:r>
+        <w:t>weight_decay</w:t>
+      </w:r>
+      <w:proofErr w:type="spellEnd"/>
+      <w:r>
+        <w:t xml:space="preserve"> parameter</w:t>
+      </w:r>
+      <w:r>
+        <w:t xml:space="preserve"> as part of the settings. Orange also showed some degree of variance (slight jaggedness) between losses per epoch.</w:t>
+      </w:r>
+    </w:p>
+    <w:p/>
+    <w:p>
+      <w:pPr>
+        <w:spacing w:after="0"/>
+      </w:pPr>
+      <w:r>
+        <w:rPr>
+          <w:noProof/>
+        </w:rPr>
+        <w:lastRenderedPageBreak/>
+        <w:drawing>
+          <wp:inline distT="0" distB="0" distL="0" distR="0" wp14:anchorId="1ED2165A" wp14:editId="3CE28BAE">
+            <wp:extent cx="5943600" cy="4064000"/>
+            <wp:effectExtent l="0" t="0" r="0" b="0"/>
+            <wp:docPr id="1690699994" name="Picture 1"/>
+            <wp:cNvGraphicFramePr>
+              <a:graphicFrameLocks xmlns:a="http://schemas.openxmlformats.org/drawingml/2006/main" noChangeAspect="1"/>
+            </wp:cNvGraphicFramePr>
+            <a:graphic xmlns:a="http://schemas.openxmlformats.org/drawingml/2006/main">
+              <a:graphicData uri="http://schemas.openxmlformats.org/drawingml/2006/picture">
+                <pic:pic xmlns:pic="http://schemas.openxmlformats.org/drawingml/2006/picture">
+                  <pic:nvPicPr>
+                    <pic:cNvPr id="1690699994" name=""/>
+                    <pic:cNvPicPr/>
+                  </pic:nvPicPr>
+                  <pic:blipFill>
+                    <a:blip r:embed="rId7"/>
+                    <a:stretch>
+                      <a:fillRect/>
+                    </a:stretch>
+                  </pic:blipFill>
+                  <pic:spPr>
+                    <a:xfrm>
+                      <a:off x="0" y="0"/>
+                      <a:ext cx="5943600" cy="4064000"/>
+                    </a:xfrm>
+                    <a:prstGeom prst="rect">
+                      <a:avLst/>
+                    </a:prstGeom>
+                  </pic:spPr>
+                </pic:pic>
+              </a:graphicData>
+            </a:graphic>
+          </wp:inline>
+        </w:drawing>
+      </w:r>
+    </w:p>
+    <w:p>
+      <w:pPr>
+        <w:jc w:val="center"/>
+        <w:rPr>
+          <w:i/>
+          <w:iCs/>
+          <w:sz w:val="20"/>
+          <w:szCs w:val="20"/>
+        </w:rPr>
+      </w:pPr>
+      <w:r>
+        <w:rPr>
+          <w:i/>
+          <w:iCs/>
+          <w:sz w:val="20"/>
+          <w:szCs w:val="20"/>
+        </w:rPr>
+        <w:t xml:space="preserve">Fig. </w:t>
+      </w:r>
+      <w:r>
+        <w:rPr>
+          <w:i/>
+          <w:iCs/>
+          <w:sz w:val="20"/>
+          <w:szCs w:val="20"/>
+        </w:rPr>
+        <w:t>2</w:t>
+      </w:r>
+      <w:r>
+        <w:rPr>
+          <w:i/>
+          <w:iCs/>
+          <w:sz w:val="20"/>
+          <w:szCs w:val="20"/>
+        </w:rPr>
+        <w:t>: Validation Loss per Hyperparameter Configuration (Manual)</w:t>
+      </w:r>
+    </w:p>
+    <w:p>
+      <w:r>
+        <w:t xml:space="preserve">Figure </w:t>
+      </w:r>
+      <w:r>
+        <w:t>2</w:t>
+      </w:r>
+      <w:r>
+        <w:t xml:space="preserve"> shows the different trends captured for the manually listed configurations for RMSProp. The best configuration recorded was still the baseline values (Blue), however different config combinations showed interesting plots over epochs. For instance, </w:t>
+      </w:r>
+      <w:r>
+        <w:t>for the brown, magenta and gray configs, their plots all show some level of variance. This can be attributed to the “</w:t>
+      </w:r>
+      <w:proofErr w:type="spellStart"/>
+      <w:r>
+        <w:t>weight_decay</w:t>
+      </w:r>
+      <w:proofErr w:type="spellEnd"/>
+      <w:r>
+        <w:t>” parameter changed among the 3. In fact, the higher the weight decay, the higher the loss jumps got, with gray showing the most unpredictability at 0.01 weight decay. Orange also showed some level of loss variance with almost no growth over epochs, due to the momentum set too high (0.9). Conversely, purple provided the smoothest graph due to having the lowest learning rate, but requiring more epochs per fold to reach convergence.</w:t>
+      </w:r>
+    </w:p>
+    <w:p>
+      <w:pPr>
+        <w:pStyle w:val="Heading2"/>
+      </w:pPr>
+    </w:p>
+    <w:p/>
+    <w:p/>
+    <w:p/>
+    <w:p/>
+    <w:p>
+      <w:pPr>
+        <w:pStyle w:val="Heading2"/>
+      </w:pPr>
+      <w:r>
+        <w:lastRenderedPageBreak/>
+        <w:t>Interpretation</w:t>
+      </w:r>
+    </w:p>
+    <w:p>
+      <w:r>
+        <w:t>TBD</w:t>
+      </w:r>
+    </w:p>
+    <w:p>
+      <w:pPr>
+        <w:pStyle w:val="Heading2"/>
+      </w:pPr>
+      <w:r>
+        <w:t>Discussions</w:t>
+      </w:r>
+    </w:p>
+    <w:p>
+      <w:r>
+        <w:t>TBD</w:t>
+      </w:r>
+    </w:p>
+    <w:p>
+      <w:pPr>
+        <w:pStyle w:val="Heading2"/>
+      </w:pPr>
+      <w:r>
+        <w:t>Conclusions</w:t>
+      </w:r>
+    </w:p>
+    <w:p>
+      <w:r>
+        <w:t>TBD</w:t>
+      </w:r>
+    </w:p>
+    <w:p/>
+    <w:p/>
+    <w:p/>
+    <w:p/>
+    <w:p/>
+    <w:p/>
+    <w:p/>
+    <w:p/>
+    <w:p/>
+    <w:p/>
+    <w:p/>
+    <w:p/>
+    <w:p/>
+    <w:p/>
+    <w:p/>
+    <w:p/>
+    <w:p/>
+    <w:p/>
     <w:p>
       <w:pPr>
         <w:pStyle w:val="Heading2"/>
@@ -2353,7 +3415,7 @@
       <w:r>
         <w:t xml:space="preserve"> </w:t>
       </w:r>
-      <w:hyperlink r:id="rId6" w:history="1">
+      <w:hyperlink r:id="rId8" w:history="1">
         <w:r>
           <w:rPr>
             <w:rStyle w:val="Hyperlink"/>
@@ -2383,7 +3445,7 @@
       <w:r>
         <w:t xml:space="preserve">, geeksforgeeks.org, </w:t>
       </w:r>
-      <w:hyperlink r:id="rId7" w:history="1">
+      <w:hyperlink r:id="rId9" w:history="1">
         <w:r>
           <w:rPr>
             <w:rStyle w:val="Hyperlink"/>
@@ -2416,7 +3478,7 @@
       <w:r>
         <w:t xml:space="preserve">Hinton, G. (2012). Lecture 6e, Coursera. </w:t>
       </w:r>
-      <w:hyperlink r:id="rId8" w:history="1">
+      <w:hyperlink r:id="rId10" w:history="1">
         <w:r>
           <w:rPr>
             <w:rStyle w:val="Hyperlink"/>
@@ -2472,7 +3534,7 @@
       <w:r>
         <w:t xml:space="preserve"> </w:t>
       </w:r>
-      <w:hyperlink r:id="rId9" w:history="1">
+      <w:hyperlink r:id="rId11" w:history="1">
         <w:r>
           <w:rPr>
             <w:rStyle w:val="Hyperlink"/>
@@ -2513,7 +3575,7 @@
         </w:rPr>
         <w:t xml:space="preserve">, </w:t>
       </w:r>
-      <w:hyperlink r:id="rId10" w:history="1">
+      <w:hyperlink r:id="rId12" w:history="1">
         <w:r>
           <w:rPr>
             <w:rStyle w:val="Hyperlink"/>
@@ -2651,6 +3713,119 @@
     </w:lvl>
   </w:abstractNum>
   <w:abstractNum w:abstractNumId="1" w15:restartNumberingAfterBreak="0">
+    <w:nsid w:val="0830548E"/>
+    <w:multiLevelType w:val="hybridMultilevel"/>
+    <w:tmpl w:val="4AE006D2"/>
+    <w:lvl w:ilvl="0" w:tplc="04090001">
+      <w:start w:val="1"/>
+      <w:numFmt w:val="bullet"/>
+      <w:lvlText w:val=""/>
+      <w:lvlJc w:val="left"/>
+      <w:pPr>
+        <w:ind w:left="720" w:hanging="360"/>
+      </w:pPr>
+      <w:rPr>
+        <w:rFonts w:ascii="Symbol" w:hAnsi="Symbol" w:hint="default"/>
+      </w:rPr>
+    </w:lvl>
+    <w:lvl w:ilvl="1" w:tplc="04090003" w:tentative="1">
+      <w:start w:val="1"/>
+      <w:numFmt w:val="bullet"/>
+      <w:lvlText w:val="o"/>
+      <w:lvlJc w:val="left"/>
+      <w:pPr>
+        <w:ind w:left="1440" w:hanging="360"/>
+      </w:pPr>
+      <w:rPr>
+        <w:rFonts w:ascii="Courier New" w:hAnsi="Courier New" w:cs="Courier New" w:hint="default"/>
+      </w:rPr>
+    </w:lvl>
+    <w:lvl w:ilvl="2" w:tplc="04090005" w:tentative="1">
+      <w:start w:val="1"/>
+      <w:numFmt w:val="bullet"/>
+      <w:lvlText w:val=""/>
+      <w:lvlJc w:val="left"/>
+      <w:pPr>
+        <w:ind w:left="2160" w:hanging="360"/>
+      </w:pPr>
+      <w:rPr>
+        <w:rFonts w:ascii="Wingdings" w:hAnsi="Wingdings" w:hint="default"/>
+      </w:rPr>
+    </w:lvl>
+    <w:lvl w:ilvl="3" w:tplc="04090001" w:tentative="1">
+      <w:start w:val="1"/>
+      <w:numFmt w:val="bullet"/>
+      <w:lvlText w:val=""/>
+      <w:lvlJc w:val="left"/>
+      <w:pPr>
+        <w:ind w:left="2880" w:hanging="360"/>
+      </w:pPr>
+      <w:rPr>
+        <w:rFonts w:ascii="Symbol" w:hAnsi="Symbol" w:hint="default"/>
+      </w:rPr>
+    </w:lvl>
+    <w:lvl w:ilvl="4" w:tplc="04090003" w:tentative="1">
+      <w:start w:val="1"/>
+      <w:numFmt w:val="bullet"/>
+      <w:lvlText w:val="o"/>
+      <w:lvlJc w:val="left"/>
+      <w:pPr>
+        <w:ind w:left="3600" w:hanging="360"/>
+      </w:pPr>
+      <w:rPr>
+        <w:rFonts w:ascii="Courier New" w:hAnsi="Courier New" w:cs="Courier New" w:hint="default"/>
+      </w:rPr>
+    </w:lvl>
+    <w:lvl w:ilvl="5" w:tplc="04090005" w:tentative="1">
+      <w:start w:val="1"/>
+      <w:numFmt w:val="bullet"/>
+      <w:lvlText w:val=""/>
+      <w:lvlJc w:val="left"/>
+      <w:pPr>
+        <w:ind w:left="4320" w:hanging="360"/>
+      </w:pPr>
+      <w:rPr>
+        <w:rFonts w:ascii="Wingdings" w:hAnsi="Wingdings" w:hint="default"/>
+      </w:rPr>
+    </w:lvl>
+    <w:lvl w:ilvl="6" w:tplc="04090001" w:tentative="1">
+      <w:start w:val="1"/>
+      <w:numFmt w:val="bullet"/>
+      <w:lvlText w:val=""/>
+      <w:lvlJc w:val="left"/>
+      <w:pPr>
+        <w:ind w:left="5040" w:hanging="360"/>
+      </w:pPr>
+      <w:rPr>
+        <w:rFonts w:ascii="Symbol" w:hAnsi="Symbol" w:hint="default"/>
+      </w:rPr>
+    </w:lvl>
+    <w:lvl w:ilvl="7" w:tplc="04090003" w:tentative="1">
+      <w:start w:val="1"/>
+      <w:numFmt w:val="bullet"/>
+      <w:lvlText w:val="o"/>
+      <w:lvlJc w:val="left"/>
+      <w:pPr>
+        <w:ind w:left="5760" w:hanging="360"/>
+      </w:pPr>
+      <w:rPr>
+        <w:rFonts w:ascii="Courier New" w:hAnsi="Courier New" w:cs="Courier New" w:hint="default"/>
+      </w:rPr>
+    </w:lvl>
+    <w:lvl w:ilvl="8" w:tplc="04090005" w:tentative="1">
+      <w:start w:val="1"/>
+      <w:numFmt w:val="bullet"/>
+      <w:lvlText w:val=""/>
+      <w:lvlJc w:val="left"/>
+      <w:pPr>
+        <w:ind w:left="6480" w:hanging="360"/>
+      </w:pPr>
+      <w:rPr>
+        <w:rFonts w:ascii="Wingdings" w:hAnsi="Wingdings" w:hint="default"/>
+      </w:rPr>
+    </w:lvl>
+  </w:abstractNum>
+  <w:abstractNum w:abstractNumId="2" w15:restartNumberingAfterBreak="0">
     <w:nsid w:val="0DA403E4"/>
     <w:multiLevelType w:val="hybridMultilevel"/>
     <w:tmpl w:val="4678C66E"/>
@@ -2763,7 +3938,7 @@
       </w:rPr>
     </w:lvl>
   </w:abstractNum>
-  <w:abstractNum w:abstractNumId="2" w15:restartNumberingAfterBreak="0">
+  <w:abstractNum w:abstractNumId="3" w15:restartNumberingAfterBreak="0">
     <w:nsid w:val="2E2A4ABC"/>
     <w:multiLevelType w:val="multilevel"/>
     <w:tmpl w:val="E0F6EFDE"/>
@@ -2912,7 +4087,7 @@
       </w:rPr>
     </w:lvl>
   </w:abstractNum>
-  <w:abstractNum w:abstractNumId="3" w15:restartNumberingAfterBreak="0">
+  <w:abstractNum w:abstractNumId="4" w15:restartNumberingAfterBreak="0">
     <w:nsid w:val="2FC43926"/>
     <w:multiLevelType w:val="multilevel"/>
     <w:tmpl w:val="70748DD6"/>
@@ -3061,7 +4236,7 @@
       </w:rPr>
     </w:lvl>
   </w:abstractNum>
-  <w:abstractNum w:abstractNumId="4" w15:restartNumberingAfterBreak="0">
+  <w:abstractNum w:abstractNumId="5" w15:restartNumberingAfterBreak="0">
     <w:nsid w:val="32645651"/>
     <w:multiLevelType w:val="hybridMultilevel"/>
     <w:tmpl w:val="A308F428"/>
@@ -3150,7 +4325,7 @@
       </w:pPr>
     </w:lvl>
   </w:abstractNum>
-  <w:abstractNum w:abstractNumId="5" w15:restartNumberingAfterBreak="0">
+  <w:abstractNum w:abstractNumId="6" w15:restartNumberingAfterBreak="0">
     <w:nsid w:val="4A1A0AA3"/>
     <w:multiLevelType w:val="hybridMultilevel"/>
     <w:tmpl w:val="BE8EDBEC"/>
@@ -3239,7 +4414,363 @@
       </w:pPr>
     </w:lvl>
   </w:abstractNum>
-  <w:abstractNum w:abstractNumId="6" w15:restartNumberingAfterBreak="0">
+  <w:abstractNum w:abstractNumId="7" w15:restartNumberingAfterBreak="0">
+    <w:nsid w:val="5C1E3D6A"/>
+    <w:multiLevelType w:val="hybridMultilevel"/>
+    <w:tmpl w:val="2DCE88F4"/>
+    <w:lvl w:ilvl="0" w:tplc="0409000F">
+      <w:start w:val="1"/>
+      <w:numFmt w:val="decimal"/>
+      <w:lvlText w:val="%1."/>
+      <w:lvlJc w:val="left"/>
+      <w:pPr>
+        <w:ind w:left="720" w:hanging="360"/>
+      </w:pPr>
+      <w:rPr>
+        <w:rFonts w:hint="default"/>
+      </w:rPr>
+    </w:lvl>
+    <w:lvl w:ilvl="1" w:tplc="04090019" w:tentative="1">
+      <w:start w:val="1"/>
+      <w:numFmt w:val="lowerLetter"/>
+      <w:lvlText w:val="%2."/>
+      <w:lvlJc w:val="left"/>
+      <w:pPr>
+        <w:ind w:left="1440" w:hanging="360"/>
+      </w:pPr>
+    </w:lvl>
+    <w:lvl w:ilvl="2" w:tplc="0409001B" w:tentative="1">
+      <w:start w:val="1"/>
+      <w:numFmt w:val="lowerRoman"/>
+      <w:lvlText w:val="%3."/>
+      <w:lvlJc w:val="right"/>
+      <w:pPr>
+        <w:ind w:left="2160" w:hanging="180"/>
+      </w:pPr>
+    </w:lvl>
+    <w:lvl w:ilvl="3" w:tplc="0409000F" w:tentative="1">
+      <w:start w:val="1"/>
+      <w:numFmt w:val="decimal"/>
+      <w:lvlText w:val="%4."/>
+      <w:lvlJc w:val="left"/>
+      <w:pPr>
+        <w:ind w:left="2880" w:hanging="360"/>
+      </w:pPr>
+    </w:lvl>
+    <w:lvl w:ilvl="4" w:tplc="04090019" w:tentative="1">
+      <w:start w:val="1"/>
+      <w:numFmt w:val="lowerLetter"/>
+      <w:lvlText w:val="%5."/>
+      <w:lvlJc w:val="left"/>
+      <w:pPr>
+        <w:ind w:left="3600" w:hanging="360"/>
+      </w:pPr>
+    </w:lvl>
+    <w:lvl w:ilvl="5" w:tplc="0409001B" w:tentative="1">
+      <w:start w:val="1"/>
+      <w:numFmt w:val="lowerRoman"/>
+      <w:lvlText w:val="%6."/>
+      <w:lvlJc w:val="right"/>
+      <w:pPr>
+        <w:ind w:left="4320" w:hanging="180"/>
+      </w:pPr>
+    </w:lvl>
+    <w:lvl w:ilvl="6" w:tplc="0409000F" w:tentative="1">
+      <w:start w:val="1"/>
+      <w:numFmt w:val="decimal"/>
+      <w:lvlText w:val="%7."/>
+      <w:lvlJc w:val="left"/>
+      <w:pPr>
+        <w:ind w:left="5040" w:hanging="360"/>
+      </w:pPr>
+    </w:lvl>
+    <w:lvl w:ilvl="7" w:tplc="04090019" w:tentative="1">
+      <w:start w:val="1"/>
+      <w:numFmt w:val="lowerLetter"/>
+      <w:lvlText w:val="%8."/>
+      <w:lvlJc w:val="left"/>
+      <w:pPr>
+        <w:ind w:left="5760" w:hanging="360"/>
+      </w:pPr>
+    </w:lvl>
+    <w:lvl w:ilvl="8" w:tplc="0409001B" w:tentative="1">
+      <w:start w:val="1"/>
+      <w:numFmt w:val="lowerRoman"/>
+      <w:lvlText w:val="%9."/>
+      <w:lvlJc w:val="right"/>
+      <w:pPr>
+        <w:ind w:left="6480" w:hanging="180"/>
+      </w:pPr>
+    </w:lvl>
+  </w:abstractNum>
+  <w:abstractNum w:abstractNumId="8" w15:restartNumberingAfterBreak="0">
+    <w:nsid w:val="60F90099"/>
+    <w:multiLevelType w:val="hybridMultilevel"/>
+    <w:tmpl w:val="A8B250E8"/>
+    <w:lvl w:ilvl="0" w:tplc="0409000F">
+      <w:start w:val="1"/>
+      <w:numFmt w:val="decimal"/>
+      <w:lvlText w:val="%1."/>
+      <w:lvlJc w:val="left"/>
+      <w:pPr>
+        <w:ind w:left="720" w:hanging="360"/>
+      </w:pPr>
+      <w:rPr>
+        <w:rFonts w:hint="default"/>
+      </w:rPr>
+    </w:lvl>
+    <w:lvl w:ilvl="1" w:tplc="04090019">
+      <w:start w:val="1"/>
+      <w:numFmt w:val="lowerLetter"/>
+      <w:lvlText w:val="%2."/>
+      <w:lvlJc w:val="left"/>
+      <w:pPr>
+        <w:ind w:left="1440" w:hanging="360"/>
+      </w:pPr>
+    </w:lvl>
+    <w:lvl w:ilvl="2" w:tplc="0409001B" w:tentative="1">
+      <w:start w:val="1"/>
+      <w:numFmt w:val="lowerRoman"/>
+      <w:lvlText w:val="%3."/>
+      <w:lvlJc w:val="right"/>
+      <w:pPr>
+        <w:ind w:left="2160" w:hanging="180"/>
+      </w:pPr>
+    </w:lvl>
+    <w:lvl w:ilvl="3" w:tplc="0409000F" w:tentative="1">
+      <w:start w:val="1"/>
+      <w:numFmt w:val="decimal"/>
+      <w:lvlText w:val="%4."/>
+      <w:lvlJc w:val="left"/>
+      <w:pPr>
+        <w:ind w:left="2880" w:hanging="360"/>
+      </w:pPr>
+    </w:lvl>
+    <w:lvl w:ilvl="4" w:tplc="04090019" w:tentative="1">
+      <w:start w:val="1"/>
+      <w:numFmt w:val="lowerLetter"/>
+      <w:lvlText w:val="%5."/>
+      <w:lvlJc w:val="left"/>
+      <w:pPr>
+        <w:ind w:left="3600" w:hanging="360"/>
+      </w:pPr>
+    </w:lvl>
+    <w:lvl w:ilvl="5" w:tplc="0409001B" w:tentative="1">
+      <w:start w:val="1"/>
+      <w:numFmt w:val="lowerRoman"/>
+      <w:lvlText w:val="%6."/>
+      <w:lvlJc w:val="right"/>
+      <w:pPr>
+        <w:ind w:left="4320" w:hanging="180"/>
+      </w:pPr>
+    </w:lvl>
+    <w:lvl w:ilvl="6" w:tplc="0409000F" w:tentative="1">
+      <w:start w:val="1"/>
+      <w:numFmt w:val="decimal"/>
+      <w:lvlText w:val="%7."/>
+      <w:lvlJc w:val="left"/>
+      <w:pPr>
+        <w:ind w:left="5040" w:hanging="360"/>
+      </w:pPr>
+    </w:lvl>
+    <w:lvl w:ilvl="7" w:tplc="04090019" w:tentative="1">
+      <w:start w:val="1"/>
+      <w:numFmt w:val="lowerLetter"/>
+      <w:lvlText w:val="%8."/>
+      <w:lvlJc w:val="left"/>
+      <w:pPr>
+        <w:ind w:left="5760" w:hanging="360"/>
+      </w:pPr>
+    </w:lvl>
+    <w:lvl w:ilvl="8" w:tplc="0409001B" w:tentative="1">
+      <w:start w:val="1"/>
+      <w:numFmt w:val="lowerRoman"/>
+      <w:lvlText w:val="%9."/>
+      <w:lvlJc w:val="right"/>
+      <w:pPr>
+        <w:ind w:left="6480" w:hanging="180"/>
+      </w:pPr>
+    </w:lvl>
+  </w:abstractNum>
+  <w:abstractNum w:abstractNumId="9" w15:restartNumberingAfterBreak="0">
+    <w:nsid w:val="6AE06B95"/>
+    <w:multiLevelType w:val="hybridMultilevel"/>
+    <w:tmpl w:val="629A07BA"/>
+    <w:lvl w:ilvl="0" w:tplc="0409000F">
+      <w:start w:val="1"/>
+      <w:numFmt w:val="decimal"/>
+      <w:lvlText w:val="%1."/>
+      <w:lvlJc w:val="left"/>
+      <w:pPr>
+        <w:ind w:left="720" w:hanging="360"/>
+      </w:pPr>
+      <w:rPr>
+        <w:rFonts w:hint="default"/>
+      </w:rPr>
+    </w:lvl>
+    <w:lvl w:ilvl="1" w:tplc="04090019" w:tentative="1">
+      <w:start w:val="1"/>
+      <w:numFmt w:val="lowerLetter"/>
+      <w:lvlText w:val="%2."/>
+      <w:lvlJc w:val="left"/>
+      <w:pPr>
+        <w:ind w:left="1440" w:hanging="360"/>
+      </w:pPr>
+    </w:lvl>
+    <w:lvl w:ilvl="2" w:tplc="0409001B" w:tentative="1">
+      <w:start w:val="1"/>
+      <w:numFmt w:val="lowerRoman"/>
+      <w:lvlText w:val="%3."/>
+      <w:lvlJc w:val="right"/>
+      <w:pPr>
+        <w:ind w:left="2160" w:hanging="180"/>
+      </w:pPr>
+    </w:lvl>
+    <w:lvl w:ilvl="3" w:tplc="0409000F" w:tentative="1">
+      <w:start w:val="1"/>
+      <w:numFmt w:val="decimal"/>
+      <w:lvlText w:val="%4."/>
+      <w:lvlJc w:val="left"/>
+      <w:pPr>
+        <w:ind w:left="2880" w:hanging="360"/>
+      </w:pPr>
+    </w:lvl>
+    <w:lvl w:ilvl="4" w:tplc="04090019" w:tentative="1">
+      <w:start w:val="1"/>
+      <w:numFmt w:val="lowerLetter"/>
+      <w:lvlText w:val="%5."/>
+      <w:lvlJc w:val="left"/>
+      <w:pPr>
+        <w:ind w:left="3600" w:hanging="360"/>
+      </w:pPr>
+    </w:lvl>
+    <w:lvl w:ilvl="5" w:tplc="0409001B" w:tentative="1">
+      <w:start w:val="1"/>
+      <w:numFmt w:val="lowerRoman"/>
+      <w:lvlText w:val="%6."/>
+      <w:lvlJc w:val="right"/>
+      <w:pPr>
+        <w:ind w:left="4320" w:hanging="180"/>
+      </w:pPr>
+    </w:lvl>
+    <w:lvl w:ilvl="6" w:tplc="0409000F" w:tentative="1">
+      <w:start w:val="1"/>
+      <w:numFmt w:val="decimal"/>
+      <w:lvlText w:val="%7."/>
+      <w:lvlJc w:val="left"/>
+      <w:pPr>
+        <w:ind w:left="5040" w:hanging="360"/>
+      </w:pPr>
+    </w:lvl>
+    <w:lvl w:ilvl="7" w:tplc="04090019" w:tentative="1">
+      <w:start w:val="1"/>
+      <w:numFmt w:val="lowerLetter"/>
+      <w:lvlText w:val="%8."/>
+      <w:lvlJc w:val="left"/>
+      <w:pPr>
+        <w:ind w:left="5760" w:hanging="360"/>
+      </w:pPr>
+    </w:lvl>
+    <w:lvl w:ilvl="8" w:tplc="0409001B" w:tentative="1">
+      <w:start w:val="1"/>
+      <w:numFmt w:val="lowerRoman"/>
+      <w:lvlText w:val="%9."/>
+      <w:lvlJc w:val="right"/>
+      <w:pPr>
+        <w:ind w:left="6480" w:hanging="180"/>
+      </w:pPr>
+    </w:lvl>
+  </w:abstractNum>
+  <w:abstractNum w:abstractNumId="10" w15:restartNumberingAfterBreak="0">
+    <w:nsid w:val="6FE03CA9"/>
+    <w:multiLevelType w:val="hybridMultilevel"/>
+    <w:tmpl w:val="B0B6B52C"/>
+    <w:lvl w:ilvl="0" w:tplc="0409000F">
+      <w:start w:val="1"/>
+      <w:numFmt w:val="decimal"/>
+      <w:lvlText w:val="%1."/>
+      <w:lvlJc w:val="left"/>
+      <w:pPr>
+        <w:ind w:left="720" w:hanging="360"/>
+      </w:pPr>
+      <w:rPr>
+        <w:rFonts w:hint="default"/>
+      </w:rPr>
+    </w:lvl>
+    <w:lvl w:ilvl="1" w:tplc="04090019" w:tentative="1">
+      <w:start w:val="1"/>
+      <w:numFmt w:val="lowerLetter"/>
+      <w:lvlText w:val="%2."/>
+      <w:lvlJc w:val="left"/>
+      <w:pPr>
+        <w:ind w:left="1440" w:hanging="360"/>
+      </w:pPr>
+    </w:lvl>
+    <w:lvl w:ilvl="2" w:tplc="0409001B" w:tentative="1">
+      <w:start w:val="1"/>
+      <w:numFmt w:val="lowerRoman"/>
+      <w:lvlText w:val="%3."/>
+      <w:lvlJc w:val="right"/>
+      <w:pPr>
+        <w:ind w:left="2160" w:hanging="180"/>
+      </w:pPr>
+    </w:lvl>
+    <w:lvl w:ilvl="3" w:tplc="0409000F" w:tentative="1">
+      <w:start w:val="1"/>
+      <w:numFmt w:val="decimal"/>
+      <w:lvlText w:val="%4."/>
+      <w:lvlJc w:val="left"/>
+      <w:pPr>
+        <w:ind w:left="2880" w:hanging="360"/>
+      </w:pPr>
+    </w:lvl>
+    <w:lvl w:ilvl="4" w:tplc="04090019" w:tentative="1">
+      <w:start w:val="1"/>
+      <w:numFmt w:val="lowerLetter"/>
+      <w:lvlText w:val="%5."/>
+      <w:lvlJc w:val="left"/>
+      <w:pPr>
+        <w:ind w:left="3600" w:hanging="360"/>
+      </w:pPr>
+    </w:lvl>
+    <w:lvl w:ilvl="5" w:tplc="0409001B" w:tentative="1">
+      <w:start w:val="1"/>
+      <w:numFmt w:val="lowerRoman"/>
+      <w:lvlText w:val="%6."/>
+      <w:lvlJc w:val="right"/>
+      <w:pPr>
+        <w:ind w:left="4320" w:hanging="180"/>
+      </w:pPr>
+    </w:lvl>
+    <w:lvl w:ilvl="6" w:tplc="0409000F" w:tentative="1">
+      <w:start w:val="1"/>
+      <w:numFmt w:val="decimal"/>
+      <w:lvlText w:val="%7."/>
+      <w:lvlJc w:val="left"/>
+      <w:pPr>
+        <w:ind w:left="5040" w:hanging="360"/>
+      </w:pPr>
+    </w:lvl>
+    <w:lvl w:ilvl="7" w:tplc="04090019" w:tentative="1">
+      <w:start w:val="1"/>
+      <w:numFmt w:val="lowerLetter"/>
+      <w:lvlText w:val="%8."/>
+      <w:lvlJc w:val="left"/>
+      <w:pPr>
+        <w:ind w:left="5760" w:hanging="360"/>
+      </w:pPr>
+    </w:lvl>
+    <w:lvl w:ilvl="8" w:tplc="0409001B" w:tentative="1">
+      <w:start w:val="1"/>
+      <w:numFmt w:val="lowerRoman"/>
+      <w:lvlText w:val="%9."/>
+      <w:lvlJc w:val="right"/>
+      <w:pPr>
+        <w:ind w:left="6480" w:hanging="180"/>
+      </w:pPr>
+    </w:lvl>
+  </w:abstractNum>
+  <w:abstractNum w:abstractNumId="11" w15:restartNumberingAfterBreak="0">
     <w:nsid w:val="7F733F08"/>
     <w:multiLevelType w:val="hybridMultilevel"/>
     <w:tmpl w:val="20E08652"/>
@@ -3329,25 +4860,40 @@
     </w:lvl>
   </w:abstractNum>
   <w:num w:numId="1" w16cid:durableId="1616205024">
-    <w:abstractNumId w:val="2"/>
+    <w:abstractNumId w:val="3"/>
   </w:num>
   <w:num w:numId="2" w16cid:durableId="1913158072">
-    <w:abstractNumId w:val="3"/>
+    <w:abstractNumId w:val="4"/>
   </w:num>
   <w:num w:numId="3" w16cid:durableId="1477382066">
-    <w:abstractNumId w:val="5"/>
+    <w:abstractNumId w:val="6"/>
   </w:num>
   <w:num w:numId="4" w16cid:durableId="812213378">
-    <w:abstractNumId w:val="6"/>
+    <w:abstractNumId w:val="11"/>
   </w:num>
   <w:num w:numId="5" w16cid:durableId="972367131">
-    <w:abstractNumId w:val="1"/>
+    <w:abstractNumId w:val="2"/>
   </w:num>
   <w:num w:numId="6" w16cid:durableId="143661841">
     <w:abstractNumId w:val="0"/>
   </w:num>
   <w:num w:numId="7" w16cid:durableId="1558663798">
-    <w:abstractNumId w:val="4"/>
+    <w:abstractNumId w:val="5"/>
+  </w:num>
+  <w:num w:numId="8" w16cid:durableId="1953123220">
+    <w:abstractNumId w:val="9"/>
+  </w:num>
+  <w:num w:numId="9" w16cid:durableId="1348363793">
+    <w:abstractNumId w:val="8"/>
+  </w:num>
+  <w:num w:numId="10" w16cid:durableId="1266574376">
+    <w:abstractNumId w:val="7"/>
+  </w:num>
+  <w:num w:numId="11" w16cid:durableId="337974238">
+    <w:abstractNumId w:val="10"/>
+  </w:num>
+  <w:num w:numId="12" w16cid:durableId="1169055079">
+    <w:abstractNumId w:val="1"/>
   </w:num>
 </w:numbering>
 </file>
@@ -3953,7 +5499,6 @@
   <w:style w:type="character" w:default="1" w:styleId="DefaultParagraphFont">
     <w:name w:val="Default Paragraph Font"/>
     <w:uiPriority w:val="1"/>
-    <w:semiHidden/>
     <w:unhideWhenUsed/>
   </w:style>
   <w:style w:type="table" w:default="1" w:styleId="TableNormal">

--- a/report/RMSProp/RMSProp Research Doc.docx
+++ b/report/RMSProp/RMSProp Research Doc.docx
@@ -558,7 +558,7 @@
           <w:rPr>
             <w:rFonts w:ascii="Cambria Math" w:hAnsi="Cambria Math"/>
           </w:rPr>
-          <m:t>β</m:t>
+          <m:t>α</m:t>
         </m:r>
       </m:oMath>
       <w:r>
@@ -612,7 +612,13 @@
                 <w:rPr>
                   <w:rFonts w:ascii="Cambria Math" w:hAnsi="Cambria Math"/>
                 </w:rPr>
-                <m:t>β×</m:t>
+                <m:t>α</m:t>
+              </m:r>
+              <m:r>
+                <w:rPr>
+                  <w:rFonts w:ascii="Cambria Math" w:hAnsi="Cambria Math"/>
+                </w:rPr>
+                <m:t>×</m:t>
               </m:r>
               <m:r>
                 <m:rPr>
@@ -641,7 +647,13 @@
                 <w:rPr>
                   <w:rFonts w:ascii="Cambria Math" w:hAnsi="Cambria Math"/>
                 </w:rPr>
-                <m:t>1-β</m:t>
+                <m:t>1-</m:t>
+              </m:r>
+              <m:r>
+                <w:rPr>
+                  <w:rFonts w:ascii="Cambria Math" w:hAnsi="Cambria Math"/>
+                </w:rPr>
+                <m:t>α</m:t>
               </m:r>
             </m:e>
           </m:d>
@@ -1148,7 +1160,7 @@
           <w:rPr>
             <w:rFonts w:ascii="Cambria Math" w:hAnsi="Cambria Math"/>
           </w:rPr>
-          <m:t>β</m:t>
+          <m:t>α</m:t>
         </m:r>
       </m:oMath>
       <w:r>
@@ -3071,15 +3083,1722 @@
         <w:t>Data and Results</w:t>
       </w:r>
     </w:p>
-    <w:p>
+    <w:p/>
+    <w:tbl>
+      <w:tblPr>
+        <w:tblStyle w:val="TableGrid"/>
+        <w:tblW w:w="9625" w:type="dxa"/>
+        <w:tblLook w:val="04A0" w:firstRow="1" w:lastRow="0" w:firstColumn="1" w:lastColumn="0" w:noHBand="0" w:noVBand="1"/>
+      </w:tblPr>
+      <w:tblGrid>
+        <w:gridCol w:w="1228"/>
+        <w:gridCol w:w="1279"/>
+        <w:gridCol w:w="1246"/>
+        <w:gridCol w:w="1582"/>
+        <w:gridCol w:w="1806"/>
+        <w:gridCol w:w="1242"/>
+        <w:gridCol w:w="1242"/>
+      </w:tblGrid>
+      <w:tr>
+        <w:trPr>
+          <w:trHeight w:val="359"/>
+        </w:trPr>
+        <w:tc>
+          <w:tcPr>
+            <w:tcW w:w="1228" w:type="dxa"/>
+            <w:tcBorders>
+              <w:top w:val="nil"/>
+              <w:left w:val="nil"/>
+              <w:bottom w:val="nil"/>
+              <w:right w:val="nil"/>
+            </w:tcBorders>
+          </w:tcPr>
+          <w:p>
+            <w:pPr>
+              <w:jc w:val="center"/>
+              <w:rPr>
+                <w:sz w:val="20"/>
+                <w:szCs w:val="20"/>
+              </w:rPr>
+            </w:pPr>
+            <w:r>
+              <w:rPr>
+                <w:sz w:val="20"/>
+                <w:szCs w:val="20"/>
+              </w:rPr>
+              <w:t>LR</w:t>
+            </w:r>
+          </w:p>
+        </w:tc>
+        <w:tc>
+          <w:tcPr>
+            <w:tcW w:w="1279" w:type="dxa"/>
+            <w:tcBorders>
+              <w:top w:val="nil"/>
+              <w:left w:val="nil"/>
+              <w:bottom w:val="nil"/>
+              <w:right w:val="nil"/>
+            </w:tcBorders>
+          </w:tcPr>
+          <w:p>
+            <w:pPr>
+              <w:jc w:val="center"/>
+              <w:rPr>
+                <w:sz w:val="20"/>
+                <w:szCs w:val="20"/>
+              </w:rPr>
+            </w:pPr>
+            <w:r>
+              <w:rPr>
+                <w:sz w:val="20"/>
+                <w:szCs w:val="20"/>
+              </w:rPr>
+              <w:t>alpha</w:t>
+            </w:r>
+          </w:p>
+        </w:tc>
+        <w:tc>
+          <w:tcPr>
+            <w:tcW w:w="1246" w:type="dxa"/>
+            <w:tcBorders>
+              <w:top w:val="nil"/>
+              <w:left w:val="nil"/>
+              <w:bottom w:val="nil"/>
+              <w:right w:val="nil"/>
+            </w:tcBorders>
+          </w:tcPr>
+          <w:p>
+            <w:pPr>
+              <w:jc w:val="center"/>
+              <w:rPr>
+                <w:sz w:val="20"/>
+                <w:szCs w:val="20"/>
+              </w:rPr>
+            </w:pPr>
+            <w:r>
+              <w:rPr>
+                <w:sz w:val="20"/>
+                <w:szCs w:val="20"/>
+              </w:rPr>
+              <w:t>eps</w:t>
+            </w:r>
+          </w:p>
+        </w:tc>
+        <w:tc>
+          <w:tcPr>
+            <w:tcW w:w="1582" w:type="dxa"/>
+            <w:tcBorders>
+              <w:top w:val="nil"/>
+              <w:left w:val="nil"/>
+              <w:bottom w:val="nil"/>
+              <w:right w:val="nil"/>
+            </w:tcBorders>
+          </w:tcPr>
+          <w:p>
+            <w:pPr>
+              <w:jc w:val="center"/>
+              <w:rPr>
+                <w:sz w:val="20"/>
+                <w:szCs w:val="20"/>
+              </w:rPr>
+            </w:pPr>
+            <w:r>
+              <w:rPr>
+                <w:sz w:val="20"/>
+                <w:szCs w:val="20"/>
+              </w:rPr>
+              <w:t>momentum</w:t>
+            </w:r>
+          </w:p>
+        </w:tc>
+        <w:tc>
+          <w:tcPr>
+            <w:tcW w:w="1806" w:type="dxa"/>
+            <w:tcBorders>
+              <w:top w:val="nil"/>
+              <w:left w:val="nil"/>
+              <w:bottom w:val="nil"/>
+              <w:right w:val="nil"/>
+            </w:tcBorders>
+          </w:tcPr>
+          <w:p>
+            <w:pPr>
+              <w:jc w:val="center"/>
+              <w:rPr>
+                <w:sz w:val="20"/>
+                <w:szCs w:val="20"/>
+              </w:rPr>
+            </w:pPr>
+            <w:proofErr w:type="spellStart"/>
+            <w:r>
+              <w:rPr>
+                <w:sz w:val="20"/>
+                <w:szCs w:val="20"/>
+              </w:rPr>
+              <w:t>weight_decay</w:t>
+            </w:r>
+            <w:proofErr w:type="spellEnd"/>
+          </w:p>
+        </w:tc>
+        <w:tc>
+          <w:tcPr>
+            <w:tcW w:w="1242" w:type="dxa"/>
+            <w:tcBorders>
+              <w:top w:val="nil"/>
+              <w:left w:val="nil"/>
+              <w:bottom w:val="nil"/>
+              <w:right w:val="nil"/>
+            </w:tcBorders>
+          </w:tcPr>
+          <w:p>
+            <w:pPr>
+              <w:jc w:val="center"/>
+              <w:rPr>
+                <w:sz w:val="20"/>
+                <w:szCs w:val="20"/>
+              </w:rPr>
+            </w:pPr>
+            <w:r>
+              <w:rPr>
+                <w:sz w:val="20"/>
+                <w:szCs w:val="20"/>
+              </w:rPr>
+              <w:t>TR acc (%)</w:t>
+            </w:r>
+          </w:p>
+        </w:tc>
+        <w:tc>
+          <w:tcPr>
+            <w:tcW w:w="1242" w:type="dxa"/>
+            <w:tcBorders>
+              <w:top w:val="nil"/>
+              <w:left w:val="nil"/>
+              <w:bottom w:val="nil"/>
+              <w:right w:val="nil"/>
+            </w:tcBorders>
+          </w:tcPr>
+          <w:p>
+            <w:pPr>
+              <w:jc w:val="center"/>
+              <w:rPr>
+                <w:sz w:val="20"/>
+                <w:szCs w:val="20"/>
+              </w:rPr>
+            </w:pPr>
+            <w:r>
+              <w:rPr>
+                <w:sz w:val="20"/>
+                <w:szCs w:val="20"/>
+              </w:rPr>
+              <w:t>VAL</w:t>
+            </w:r>
+            <w:r>
+              <w:rPr>
+                <w:sz w:val="20"/>
+                <w:szCs w:val="20"/>
+              </w:rPr>
+              <w:t xml:space="preserve"> acc (%)</w:t>
+            </w:r>
+          </w:p>
+        </w:tc>
+      </w:tr>
+      <w:tr>
+        <w:trPr>
+          <w:trHeight w:val="359"/>
+        </w:trPr>
+        <w:tc>
+          <w:tcPr>
+            <w:tcW w:w="1228" w:type="dxa"/>
+            <w:tcBorders>
+              <w:top w:val="nil"/>
+            </w:tcBorders>
+            <w:shd w:val="clear" w:color="auto" w:fill="8EAADB" w:themeFill="accent1" w:themeFillTint="99"/>
+          </w:tcPr>
+          <w:p>
+            <w:pPr>
+              <w:jc w:val="center"/>
+              <w:rPr>
+                <w:sz w:val="20"/>
+                <w:szCs w:val="20"/>
+              </w:rPr>
+            </w:pPr>
+            <w:r>
+              <w:rPr>
+                <w:sz w:val="20"/>
+                <w:szCs w:val="20"/>
+              </w:rPr>
+              <w:t>0.01</w:t>
+            </w:r>
+          </w:p>
+        </w:tc>
+        <w:tc>
+          <w:tcPr>
+            <w:tcW w:w="1279" w:type="dxa"/>
+            <w:tcBorders>
+              <w:top w:val="nil"/>
+            </w:tcBorders>
+            <w:shd w:val="clear" w:color="auto" w:fill="8EAADB" w:themeFill="accent1" w:themeFillTint="99"/>
+          </w:tcPr>
+          <w:p>
+            <w:pPr>
+              <w:jc w:val="center"/>
+              <w:rPr>
+                <w:sz w:val="20"/>
+                <w:szCs w:val="20"/>
+              </w:rPr>
+            </w:pPr>
+            <w:r>
+              <w:rPr>
+                <w:sz w:val="20"/>
+                <w:szCs w:val="20"/>
+              </w:rPr>
+              <w:t>0.99</w:t>
+            </w:r>
+          </w:p>
+        </w:tc>
+        <w:tc>
+          <w:tcPr>
+            <w:tcW w:w="1246" w:type="dxa"/>
+            <w:tcBorders>
+              <w:top w:val="nil"/>
+            </w:tcBorders>
+            <w:shd w:val="clear" w:color="auto" w:fill="8EAADB" w:themeFill="accent1" w:themeFillTint="99"/>
+          </w:tcPr>
+          <w:p>
+            <w:pPr>
+              <w:jc w:val="center"/>
+              <w:rPr>
+                <w:sz w:val="20"/>
+                <w:szCs w:val="20"/>
+              </w:rPr>
+            </w:pPr>
+            <w:r>
+              <w:rPr>
+                <w:sz w:val="20"/>
+                <w:szCs w:val="20"/>
+              </w:rPr>
+              <w:t>1e-08</w:t>
+            </w:r>
+          </w:p>
+        </w:tc>
+        <w:tc>
+          <w:tcPr>
+            <w:tcW w:w="1582" w:type="dxa"/>
+            <w:tcBorders>
+              <w:top w:val="nil"/>
+            </w:tcBorders>
+            <w:shd w:val="clear" w:color="auto" w:fill="8EAADB" w:themeFill="accent1" w:themeFillTint="99"/>
+          </w:tcPr>
+          <w:p>
+            <w:pPr>
+              <w:jc w:val="center"/>
+              <w:rPr>
+                <w:sz w:val="20"/>
+                <w:szCs w:val="20"/>
+              </w:rPr>
+            </w:pPr>
+            <w:r>
+              <w:rPr>
+                <w:sz w:val="20"/>
+                <w:szCs w:val="20"/>
+              </w:rPr>
+              <w:t>n/a</w:t>
+            </w:r>
+          </w:p>
+        </w:tc>
+        <w:tc>
+          <w:tcPr>
+            <w:tcW w:w="1806" w:type="dxa"/>
+            <w:tcBorders>
+              <w:top w:val="nil"/>
+            </w:tcBorders>
+            <w:shd w:val="clear" w:color="auto" w:fill="8EAADB" w:themeFill="accent1" w:themeFillTint="99"/>
+          </w:tcPr>
+          <w:p>
+            <w:pPr>
+              <w:jc w:val="center"/>
+              <w:rPr>
+                <w:sz w:val="20"/>
+                <w:szCs w:val="20"/>
+              </w:rPr>
+            </w:pPr>
+            <w:r>
+              <w:rPr>
+                <w:sz w:val="20"/>
+                <w:szCs w:val="20"/>
+              </w:rPr>
+              <w:t>n/a</w:t>
+            </w:r>
+          </w:p>
+        </w:tc>
+        <w:tc>
+          <w:tcPr>
+            <w:tcW w:w="1242" w:type="dxa"/>
+            <w:tcBorders>
+              <w:top w:val="nil"/>
+            </w:tcBorders>
+            <w:shd w:val="clear" w:color="auto" w:fill="8EAADB" w:themeFill="accent1" w:themeFillTint="99"/>
+          </w:tcPr>
+          <w:p>
+            <w:pPr>
+              <w:jc w:val="center"/>
+              <w:rPr>
+                <w:sz w:val="20"/>
+                <w:szCs w:val="20"/>
+              </w:rPr>
+            </w:pPr>
+            <w:r>
+              <w:rPr>
+                <w:sz w:val="20"/>
+                <w:szCs w:val="20"/>
+              </w:rPr>
+              <w:t>95.54</w:t>
+            </w:r>
+          </w:p>
+          <w:p>
+            <w:pPr>
+              <w:jc w:val="center"/>
+              <w:rPr>
+                <w:sz w:val="20"/>
+                <w:szCs w:val="20"/>
+              </w:rPr>
+            </w:pPr>
+          </w:p>
+        </w:tc>
+        <w:tc>
+          <w:tcPr>
+            <w:tcW w:w="1242" w:type="dxa"/>
+            <w:tcBorders>
+              <w:top w:val="nil"/>
+            </w:tcBorders>
+            <w:shd w:val="clear" w:color="auto" w:fill="8EAADB" w:themeFill="accent1" w:themeFillTint="99"/>
+          </w:tcPr>
+          <w:p>
+            <w:pPr>
+              <w:jc w:val="center"/>
+              <w:rPr>
+                <w:sz w:val="20"/>
+                <w:szCs w:val="20"/>
+              </w:rPr>
+            </w:pPr>
+            <w:r>
+              <w:rPr>
+                <w:sz w:val="20"/>
+                <w:szCs w:val="20"/>
+              </w:rPr>
+              <w:t>96.06</w:t>
+            </w:r>
+          </w:p>
+          <w:p>
+            <w:pPr>
+              <w:rPr>
+                <w:sz w:val="20"/>
+                <w:szCs w:val="20"/>
+              </w:rPr>
+            </w:pPr>
+          </w:p>
+        </w:tc>
+      </w:tr>
+      <w:tr>
+        <w:trPr>
+          <w:trHeight w:val="359"/>
+        </w:trPr>
+        <w:tc>
+          <w:tcPr>
+            <w:tcW w:w="1228" w:type="dxa"/>
+          </w:tcPr>
+          <w:p>
+            <w:pPr>
+              <w:jc w:val="center"/>
+              <w:rPr>
+                <w:sz w:val="20"/>
+                <w:szCs w:val="20"/>
+              </w:rPr>
+            </w:pPr>
+            <w:r>
+              <w:rPr>
+                <w:sz w:val="20"/>
+                <w:szCs w:val="20"/>
+              </w:rPr>
+              <w:t>0.01</w:t>
+            </w:r>
+          </w:p>
+        </w:tc>
+        <w:tc>
+          <w:tcPr>
+            <w:tcW w:w="1279" w:type="dxa"/>
+          </w:tcPr>
+          <w:p>
+            <w:pPr>
+              <w:jc w:val="center"/>
+              <w:rPr>
+                <w:sz w:val="20"/>
+                <w:szCs w:val="20"/>
+              </w:rPr>
+            </w:pPr>
+            <w:r>
+              <w:rPr>
+                <w:sz w:val="20"/>
+                <w:szCs w:val="20"/>
+              </w:rPr>
+              <w:t>0.99</w:t>
+            </w:r>
+          </w:p>
+        </w:tc>
+        <w:tc>
+          <w:tcPr>
+            <w:tcW w:w="1246" w:type="dxa"/>
+          </w:tcPr>
+          <w:p>
+            <w:pPr>
+              <w:jc w:val="center"/>
+              <w:rPr>
+                <w:sz w:val="20"/>
+                <w:szCs w:val="20"/>
+              </w:rPr>
+            </w:pPr>
+            <w:r>
+              <w:rPr>
+                <w:sz w:val="20"/>
+                <w:szCs w:val="20"/>
+              </w:rPr>
+              <w:t>1e-08</w:t>
+            </w:r>
+          </w:p>
+        </w:tc>
+        <w:tc>
+          <w:tcPr>
+            <w:tcW w:w="1582" w:type="dxa"/>
+          </w:tcPr>
+          <w:p>
+            <w:pPr>
+              <w:jc w:val="center"/>
+              <w:rPr>
+                <w:sz w:val="20"/>
+                <w:szCs w:val="20"/>
+              </w:rPr>
+            </w:pPr>
+            <w:r>
+              <w:rPr>
+                <w:sz w:val="20"/>
+                <w:szCs w:val="20"/>
+              </w:rPr>
+              <w:t>0.9</w:t>
+            </w:r>
+          </w:p>
+        </w:tc>
+        <w:tc>
+          <w:tcPr>
+            <w:tcW w:w="1806" w:type="dxa"/>
+          </w:tcPr>
+          <w:p>
+            <w:pPr>
+              <w:jc w:val="center"/>
+              <w:rPr>
+                <w:sz w:val="20"/>
+                <w:szCs w:val="20"/>
+              </w:rPr>
+            </w:pPr>
+            <w:r>
+              <w:rPr>
+                <w:sz w:val="20"/>
+                <w:szCs w:val="20"/>
+              </w:rPr>
+              <w:t>n/a</w:t>
+            </w:r>
+          </w:p>
+        </w:tc>
+        <w:tc>
+          <w:tcPr>
+            <w:tcW w:w="1242" w:type="dxa"/>
+          </w:tcPr>
+          <w:p>
+            <w:pPr>
+              <w:jc w:val="center"/>
+              <w:rPr>
+                <w:sz w:val="20"/>
+                <w:szCs w:val="20"/>
+              </w:rPr>
+            </w:pPr>
+            <w:r>
+              <w:rPr>
+                <w:sz w:val="20"/>
+                <w:szCs w:val="20"/>
+              </w:rPr>
+              <w:t>90.08</w:t>
+            </w:r>
+          </w:p>
+        </w:tc>
+        <w:tc>
+          <w:tcPr>
+            <w:tcW w:w="1242" w:type="dxa"/>
+          </w:tcPr>
+          <w:p>
+            <w:pPr>
+              <w:jc w:val="center"/>
+              <w:rPr>
+                <w:sz w:val="20"/>
+                <w:szCs w:val="20"/>
+              </w:rPr>
+            </w:pPr>
+            <w:r>
+              <w:rPr>
+                <w:sz w:val="20"/>
+                <w:szCs w:val="20"/>
+              </w:rPr>
+              <w:t>93.99</w:t>
+            </w:r>
+          </w:p>
+        </w:tc>
+      </w:tr>
+      <w:tr>
+        <w:trPr>
+          <w:trHeight w:val="359"/>
+        </w:trPr>
+        <w:tc>
+          <w:tcPr>
+            <w:tcW w:w="1228" w:type="dxa"/>
+          </w:tcPr>
+          <w:p>
+            <w:pPr>
+              <w:jc w:val="center"/>
+              <w:rPr>
+                <w:sz w:val="20"/>
+                <w:szCs w:val="20"/>
+              </w:rPr>
+            </w:pPr>
+            <w:r>
+              <w:rPr>
+                <w:sz w:val="20"/>
+                <w:szCs w:val="20"/>
+              </w:rPr>
+              <w:t>0.01</w:t>
+            </w:r>
+          </w:p>
+        </w:tc>
+        <w:tc>
+          <w:tcPr>
+            <w:tcW w:w="1279" w:type="dxa"/>
+          </w:tcPr>
+          <w:p>
+            <w:pPr>
+              <w:jc w:val="center"/>
+              <w:rPr>
+                <w:sz w:val="20"/>
+                <w:szCs w:val="20"/>
+              </w:rPr>
+            </w:pPr>
+            <w:r>
+              <w:rPr>
+                <w:sz w:val="20"/>
+                <w:szCs w:val="20"/>
+              </w:rPr>
+              <w:t>0.8</w:t>
+            </w:r>
+          </w:p>
+        </w:tc>
+        <w:tc>
+          <w:tcPr>
+            <w:tcW w:w="1246" w:type="dxa"/>
+          </w:tcPr>
+          <w:p>
+            <w:pPr>
+              <w:jc w:val="center"/>
+              <w:rPr>
+                <w:sz w:val="20"/>
+                <w:szCs w:val="20"/>
+              </w:rPr>
+            </w:pPr>
+            <w:r>
+              <w:rPr>
+                <w:sz w:val="20"/>
+                <w:szCs w:val="20"/>
+              </w:rPr>
+              <w:t>1e-08</w:t>
+            </w:r>
+          </w:p>
+        </w:tc>
+        <w:tc>
+          <w:tcPr>
+            <w:tcW w:w="1582" w:type="dxa"/>
+          </w:tcPr>
+          <w:p>
+            <w:pPr>
+              <w:jc w:val="center"/>
+              <w:rPr>
+                <w:sz w:val="20"/>
+                <w:szCs w:val="20"/>
+              </w:rPr>
+            </w:pPr>
+            <w:r>
+              <w:rPr>
+                <w:sz w:val="20"/>
+                <w:szCs w:val="20"/>
+              </w:rPr>
+              <w:t>n/a</w:t>
+            </w:r>
+          </w:p>
+        </w:tc>
+        <w:tc>
+          <w:tcPr>
+            <w:tcW w:w="1806" w:type="dxa"/>
+          </w:tcPr>
+          <w:p>
+            <w:pPr>
+              <w:jc w:val="center"/>
+              <w:rPr>
+                <w:sz w:val="20"/>
+                <w:szCs w:val="20"/>
+              </w:rPr>
+            </w:pPr>
+            <w:r>
+              <w:rPr>
+                <w:sz w:val="20"/>
+                <w:szCs w:val="20"/>
+              </w:rPr>
+              <w:t>n/a</w:t>
+            </w:r>
+          </w:p>
+        </w:tc>
+        <w:tc>
+          <w:tcPr>
+            <w:tcW w:w="1242" w:type="dxa"/>
+          </w:tcPr>
+          <w:p>
+            <w:pPr>
+              <w:jc w:val="center"/>
+              <w:rPr>
+                <w:sz w:val="20"/>
+                <w:szCs w:val="20"/>
+              </w:rPr>
+            </w:pPr>
+            <w:r>
+              <w:rPr>
+                <w:sz w:val="20"/>
+                <w:szCs w:val="20"/>
+              </w:rPr>
+              <w:t>94.26</w:t>
+            </w:r>
+          </w:p>
+        </w:tc>
+        <w:tc>
+          <w:tcPr>
+            <w:tcW w:w="1242" w:type="dxa"/>
+          </w:tcPr>
+          <w:p>
+            <w:pPr>
+              <w:jc w:val="center"/>
+              <w:rPr>
+                <w:sz w:val="20"/>
+                <w:szCs w:val="20"/>
+              </w:rPr>
+            </w:pPr>
+            <w:r>
+              <w:rPr>
+                <w:sz w:val="20"/>
+                <w:szCs w:val="20"/>
+              </w:rPr>
+              <w:t>95.58</w:t>
+            </w:r>
+          </w:p>
+        </w:tc>
+      </w:tr>
+      <w:tr>
+        <w:trPr>
+          <w:trHeight w:val="359"/>
+        </w:trPr>
+        <w:tc>
+          <w:tcPr>
+            <w:tcW w:w="1228" w:type="dxa"/>
+          </w:tcPr>
+          <w:p>
+            <w:pPr>
+              <w:jc w:val="center"/>
+              <w:rPr>
+                <w:sz w:val="20"/>
+                <w:szCs w:val="20"/>
+              </w:rPr>
+            </w:pPr>
+            <w:r>
+              <w:rPr>
+                <w:sz w:val="20"/>
+                <w:szCs w:val="20"/>
+              </w:rPr>
+              <w:t>0.0</w:t>
+            </w:r>
+            <w:r>
+              <w:rPr>
+                <w:sz w:val="20"/>
+                <w:szCs w:val="20"/>
+              </w:rPr>
+              <w:t>0</w:t>
+            </w:r>
+            <w:r>
+              <w:rPr>
+                <w:sz w:val="20"/>
+                <w:szCs w:val="20"/>
+              </w:rPr>
+              <w:t>1</w:t>
+            </w:r>
+          </w:p>
+        </w:tc>
+        <w:tc>
+          <w:tcPr>
+            <w:tcW w:w="1279" w:type="dxa"/>
+          </w:tcPr>
+          <w:p>
+            <w:pPr>
+              <w:jc w:val="center"/>
+              <w:rPr>
+                <w:sz w:val="20"/>
+                <w:szCs w:val="20"/>
+              </w:rPr>
+            </w:pPr>
+            <w:r>
+              <w:rPr>
+                <w:sz w:val="20"/>
+                <w:szCs w:val="20"/>
+              </w:rPr>
+              <w:t>0.99</w:t>
+            </w:r>
+          </w:p>
+        </w:tc>
+        <w:tc>
+          <w:tcPr>
+            <w:tcW w:w="1246" w:type="dxa"/>
+          </w:tcPr>
+          <w:p>
+            <w:pPr>
+              <w:jc w:val="center"/>
+              <w:rPr>
+                <w:sz w:val="20"/>
+                <w:szCs w:val="20"/>
+              </w:rPr>
+            </w:pPr>
+            <w:r>
+              <w:rPr>
+                <w:sz w:val="20"/>
+                <w:szCs w:val="20"/>
+              </w:rPr>
+              <w:t>1e-08</w:t>
+            </w:r>
+          </w:p>
+        </w:tc>
+        <w:tc>
+          <w:tcPr>
+            <w:tcW w:w="1582" w:type="dxa"/>
+          </w:tcPr>
+          <w:p>
+            <w:pPr>
+              <w:jc w:val="center"/>
+              <w:rPr>
+                <w:sz w:val="20"/>
+                <w:szCs w:val="20"/>
+              </w:rPr>
+            </w:pPr>
+            <w:r>
+              <w:rPr>
+                <w:sz w:val="20"/>
+                <w:szCs w:val="20"/>
+              </w:rPr>
+              <w:t>n/a</w:t>
+            </w:r>
+          </w:p>
+        </w:tc>
+        <w:tc>
+          <w:tcPr>
+            <w:tcW w:w="1806" w:type="dxa"/>
+          </w:tcPr>
+          <w:p>
+            <w:pPr>
+              <w:jc w:val="center"/>
+              <w:rPr>
+                <w:sz w:val="20"/>
+                <w:szCs w:val="20"/>
+              </w:rPr>
+            </w:pPr>
+            <w:r>
+              <w:rPr>
+                <w:sz w:val="20"/>
+                <w:szCs w:val="20"/>
+              </w:rPr>
+              <w:t>n/a</w:t>
+            </w:r>
+          </w:p>
+        </w:tc>
+        <w:tc>
+          <w:tcPr>
+            <w:tcW w:w="1242" w:type="dxa"/>
+          </w:tcPr>
+          <w:p>
+            <w:pPr>
+              <w:jc w:val="center"/>
+              <w:rPr>
+                <w:sz w:val="20"/>
+                <w:szCs w:val="20"/>
+              </w:rPr>
+            </w:pPr>
+            <w:r>
+              <w:rPr>
+                <w:sz w:val="20"/>
+                <w:szCs w:val="20"/>
+              </w:rPr>
+              <w:t>95.91</w:t>
+            </w:r>
+          </w:p>
+        </w:tc>
+        <w:tc>
+          <w:tcPr>
+            <w:tcW w:w="1242" w:type="dxa"/>
+          </w:tcPr>
+          <w:p>
+            <w:pPr>
+              <w:jc w:val="center"/>
+              <w:rPr>
+                <w:sz w:val="20"/>
+                <w:szCs w:val="20"/>
+              </w:rPr>
+            </w:pPr>
+            <w:r>
+              <w:rPr>
+                <w:sz w:val="20"/>
+                <w:szCs w:val="20"/>
+              </w:rPr>
+              <w:t>96.00</w:t>
+            </w:r>
+          </w:p>
+        </w:tc>
+      </w:tr>
+      <w:tr>
+        <w:trPr>
+          <w:trHeight w:val="359"/>
+        </w:trPr>
+        <w:tc>
+          <w:tcPr>
+            <w:tcW w:w="1228" w:type="dxa"/>
+          </w:tcPr>
+          <w:p>
+            <w:pPr>
+              <w:jc w:val="center"/>
+              <w:rPr>
+                <w:sz w:val="20"/>
+                <w:szCs w:val="20"/>
+              </w:rPr>
+            </w:pPr>
+            <w:r>
+              <w:rPr>
+                <w:sz w:val="20"/>
+                <w:szCs w:val="20"/>
+              </w:rPr>
+              <w:t>0.0</w:t>
+            </w:r>
+            <w:r>
+              <w:rPr>
+                <w:sz w:val="20"/>
+                <w:szCs w:val="20"/>
+              </w:rPr>
+              <w:t>00</w:t>
+            </w:r>
+            <w:r>
+              <w:rPr>
+                <w:sz w:val="20"/>
+                <w:szCs w:val="20"/>
+              </w:rPr>
+              <w:t>1</w:t>
+            </w:r>
+          </w:p>
+        </w:tc>
+        <w:tc>
+          <w:tcPr>
+            <w:tcW w:w="1279" w:type="dxa"/>
+          </w:tcPr>
+          <w:p>
+            <w:pPr>
+              <w:jc w:val="center"/>
+              <w:rPr>
+                <w:sz w:val="20"/>
+                <w:szCs w:val="20"/>
+              </w:rPr>
+            </w:pPr>
+            <w:r>
+              <w:rPr>
+                <w:sz w:val="20"/>
+                <w:szCs w:val="20"/>
+              </w:rPr>
+              <w:t>0.99</w:t>
+            </w:r>
+          </w:p>
+        </w:tc>
+        <w:tc>
+          <w:tcPr>
+            <w:tcW w:w="1246" w:type="dxa"/>
+          </w:tcPr>
+          <w:p>
+            <w:pPr>
+              <w:jc w:val="center"/>
+              <w:rPr>
+                <w:sz w:val="20"/>
+                <w:szCs w:val="20"/>
+              </w:rPr>
+            </w:pPr>
+            <w:r>
+              <w:rPr>
+                <w:sz w:val="20"/>
+                <w:szCs w:val="20"/>
+              </w:rPr>
+              <w:t>1e-08</w:t>
+            </w:r>
+          </w:p>
+        </w:tc>
+        <w:tc>
+          <w:tcPr>
+            <w:tcW w:w="1582" w:type="dxa"/>
+          </w:tcPr>
+          <w:p>
+            <w:pPr>
+              <w:jc w:val="center"/>
+              <w:rPr>
+                <w:sz w:val="20"/>
+                <w:szCs w:val="20"/>
+              </w:rPr>
+            </w:pPr>
+            <w:r>
+              <w:rPr>
+                <w:sz w:val="20"/>
+                <w:szCs w:val="20"/>
+              </w:rPr>
+              <w:t>n/a</w:t>
+            </w:r>
+          </w:p>
+        </w:tc>
+        <w:tc>
+          <w:tcPr>
+            <w:tcW w:w="1806" w:type="dxa"/>
+          </w:tcPr>
+          <w:p>
+            <w:pPr>
+              <w:jc w:val="center"/>
+              <w:rPr>
+                <w:sz w:val="20"/>
+                <w:szCs w:val="20"/>
+              </w:rPr>
+            </w:pPr>
+            <w:r>
+              <w:rPr>
+                <w:sz w:val="20"/>
+                <w:szCs w:val="20"/>
+              </w:rPr>
+              <w:t>n/a</w:t>
+            </w:r>
+          </w:p>
+        </w:tc>
+        <w:tc>
+          <w:tcPr>
+            <w:tcW w:w="1242" w:type="dxa"/>
+          </w:tcPr>
+          <w:p>
+            <w:pPr>
+              <w:jc w:val="center"/>
+              <w:rPr>
+                <w:sz w:val="20"/>
+                <w:szCs w:val="20"/>
+              </w:rPr>
+            </w:pPr>
+            <w:r>
+              <w:rPr>
+                <w:sz w:val="20"/>
+                <w:szCs w:val="20"/>
+              </w:rPr>
+              <w:t>92.33</w:t>
+            </w:r>
+          </w:p>
+        </w:tc>
+        <w:tc>
+          <w:tcPr>
+            <w:tcW w:w="1242" w:type="dxa"/>
+          </w:tcPr>
+          <w:p>
+            <w:pPr>
+              <w:jc w:val="center"/>
+              <w:rPr>
+                <w:sz w:val="20"/>
+                <w:szCs w:val="20"/>
+              </w:rPr>
+            </w:pPr>
+            <w:r>
+              <w:rPr>
+                <w:sz w:val="20"/>
+                <w:szCs w:val="20"/>
+              </w:rPr>
+              <w:t>94.45</w:t>
+            </w:r>
+          </w:p>
+        </w:tc>
+      </w:tr>
+      <w:tr>
+        <w:trPr>
+          <w:trHeight w:val="359"/>
+        </w:trPr>
+        <w:tc>
+          <w:tcPr>
+            <w:tcW w:w="1228" w:type="dxa"/>
+          </w:tcPr>
+          <w:p>
+            <w:pPr>
+              <w:jc w:val="center"/>
+              <w:rPr>
+                <w:sz w:val="20"/>
+                <w:szCs w:val="20"/>
+              </w:rPr>
+            </w:pPr>
+            <w:r>
+              <w:rPr>
+                <w:sz w:val="20"/>
+                <w:szCs w:val="20"/>
+              </w:rPr>
+              <w:t>0.01</w:t>
+            </w:r>
+          </w:p>
+        </w:tc>
+        <w:tc>
+          <w:tcPr>
+            <w:tcW w:w="1279" w:type="dxa"/>
+          </w:tcPr>
+          <w:p>
+            <w:pPr>
+              <w:jc w:val="center"/>
+              <w:rPr>
+                <w:sz w:val="20"/>
+                <w:szCs w:val="20"/>
+              </w:rPr>
+            </w:pPr>
+            <w:r>
+              <w:rPr>
+                <w:sz w:val="20"/>
+                <w:szCs w:val="20"/>
+              </w:rPr>
+              <w:t>0.99</w:t>
+            </w:r>
+          </w:p>
+        </w:tc>
+        <w:tc>
+          <w:tcPr>
+            <w:tcW w:w="1246" w:type="dxa"/>
+          </w:tcPr>
+          <w:p>
+            <w:pPr>
+              <w:jc w:val="center"/>
+              <w:rPr>
+                <w:sz w:val="20"/>
+                <w:szCs w:val="20"/>
+              </w:rPr>
+            </w:pPr>
+            <w:r>
+              <w:rPr>
+                <w:sz w:val="20"/>
+                <w:szCs w:val="20"/>
+              </w:rPr>
+              <w:t>1e-08</w:t>
+            </w:r>
+          </w:p>
+        </w:tc>
+        <w:tc>
+          <w:tcPr>
+            <w:tcW w:w="1582" w:type="dxa"/>
+          </w:tcPr>
+          <w:p>
+            <w:pPr>
+              <w:jc w:val="center"/>
+              <w:rPr>
+                <w:sz w:val="20"/>
+                <w:szCs w:val="20"/>
+              </w:rPr>
+            </w:pPr>
+            <w:r>
+              <w:rPr>
+                <w:sz w:val="20"/>
+                <w:szCs w:val="20"/>
+              </w:rPr>
+              <w:t>n/a</w:t>
+            </w:r>
+          </w:p>
+        </w:tc>
+        <w:tc>
+          <w:tcPr>
+            <w:tcW w:w="1806" w:type="dxa"/>
+          </w:tcPr>
+          <w:p>
+            <w:pPr>
+              <w:jc w:val="center"/>
+              <w:rPr>
+                <w:sz w:val="20"/>
+                <w:szCs w:val="20"/>
+              </w:rPr>
+            </w:pPr>
+            <w:r>
+              <w:rPr>
+                <w:sz w:val="20"/>
+                <w:szCs w:val="20"/>
+              </w:rPr>
+              <w:t>0.0001</w:t>
+            </w:r>
+          </w:p>
+        </w:tc>
+        <w:tc>
+          <w:tcPr>
+            <w:tcW w:w="1242" w:type="dxa"/>
+          </w:tcPr>
+          <w:p>
+            <w:pPr>
+              <w:jc w:val="center"/>
+              <w:rPr>
+                <w:sz w:val="20"/>
+                <w:szCs w:val="20"/>
+              </w:rPr>
+            </w:pPr>
+            <w:r>
+              <w:rPr>
+                <w:sz w:val="20"/>
+                <w:szCs w:val="20"/>
+              </w:rPr>
+              <w:t>90.03</w:t>
+            </w:r>
+          </w:p>
+        </w:tc>
+        <w:tc>
+          <w:tcPr>
+            <w:tcW w:w="1242" w:type="dxa"/>
+          </w:tcPr>
+          <w:p>
+            <w:pPr>
+              <w:jc w:val="center"/>
+              <w:rPr>
+                <w:sz w:val="20"/>
+                <w:szCs w:val="20"/>
+              </w:rPr>
+            </w:pPr>
+            <w:r>
+              <w:rPr>
+                <w:sz w:val="20"/>
+                <w:szCs w:val="20"/>
+              </w:rPr>
+              <w:t>94.21</w:t>
+            </w:r>
+          </w:p>
+        </w:tc>
+      </w:tr>
+      <w:tr>
+        <w:trPr>
+          <w:trHeight w:val="359"/>
+        </w:trPr>
+        <w:tc>
+          <w:tcPr>
+            <w:tcW w:w="1228" w:type="dxa"/>
+          </w:tcPr>
+          <w:p>
+            <w:pPr>
+              <w:jc w:val="center"/>
+              <w:rPr>
+                <w:sz w:val="20"/>
+                <w:szCs w:val="20"/>
+              </w:rPr>
+            </w:pPr>
+            <w:r>
+              <w:rPr>
+                <w:sz w:val="20"/>
+                <w:szCs w:val="20"/>
+              </w:rPr>
+              <w:t>0.01</w:t>
+            </w:r>
+          </w:p>
+        </w:tc>
+        <w:tc>
+          <w:tcPr>
+            <w:tcW w:w="1279" w:type="dxa"/>
+          </w:tcPr>
+          <w:p>
+            <w:pPr>
+              <w:jc w:val="center"/>
+              <w:rPr>
+                <w:sz w:val="20"/>
+                <w:szCs w:val="20"/>
+              </w:rPr>
+            </w:pPr>
+            <w:r>
+              <w:rPr>
+                <w:sz w:val="20"/>
+                <w:szCs w:val="20"/>
+              </w:rPr>
+              <w:t>0.99</w:t>
+            </w:r>
+          </w:p>
+        </w:tc>
+        <w:tc>
+          <w:tcPr>
+            <w:tcW w:w="1246" w:type="dxa"/>
+          </w:tcPr>
+          <w:p>
+            <w:pPr>
+              <w:jc w:val="center"/>
+              <w:rPr>
+                <w:sz w:val="20"/>
+                <w:szCs w:val="20"/>
+              </w:rPr>
+            </w:pPr>
+            <w:r>
+              <w:rPr>
+                <w:sz w:val="20"/>
+                <w:szCs w:val="20"/>
+              </w:rPr>
+              <w:t>1e-08</w:t>
+            </w:r>
+          </w:p>
+        </w:tc>
+        <w:tc>
+          <w:tcPr>
+            <w:tcW w:w="1582" w:type="dxa"/>
+          </w:tcPr>
+          <w:p>
+            <w:pPr>
+              <w:jc w:val="center"/>
+              <w:rPr>
+                <w:sz w:val="20"/>
+                <w:szCs w:val="20"/>
+              </w:rPr>
+            </w:pPr>
+            <w:r>
+              <w:rPr>
+                <w:sz w:val="20"/>
+                <w:szCs w:val="20"/>
+              </w:rPr>
+              <w:t>n/a</w:t>
+            </w:r>
+          </w:p>
+        </w:tc>
+        <w:tc>
+          <w:tcPr>
+            <w:tcW w:w="1806" w:type="dxa"/>
+          </w:tcPr>
+          <w:p>
+            <w:pPr>
+              <w:jc w:val="center"/>
+              <w:rPr>
+                <w:sz w:val="20"/>
+                <w:szCs w:val="20"/>
+              </w:rPr>
+            </w:pPr>
+            <w:r>
+              <w:rPr>
+                <w:sz w:val="20"/>
+                <w:szCs w:val="20"/>
+              </w:rPr>
+              <w:t>0.001</w:t>
+            </w:r>
+          </w:p>
+        </w:tc>
+        <w:tc>
+          <w:tcPr>
+            <w:tcW w:w="1242" w:type="dxa"/>
+          </w:tcPr>
+          <w:p>
+            <w:pPr>
+              <w:jc w:val="center"/>
+              <w:rPr>
+                <w:sz w:val="20"/>
+                <w:szCs w:val="20"/>
+              </w:rPr>
+            </w:pPr>
+            <w:r>
+              <w:rPr>
+                <w:sz w:val="20"/>
+                <w:szCs w:val="20"/>
+              </w:rPr>
+              <w:t>83.44</w:t>
+            </w:r>
+          </w:p>
+        </w:tc>
+        <w:tc>
+          <w:tcPr>
+            <w:tcW w:w="1242" w:type="dxa"/>
+          </w:tcPr>
+          <w:p>
+            <w:pPr>
+              <w:jc w:val="center"/>
+              <w:rPr>
+                <w:sz w:val="20"/>
+                <w:szCs w:val="20"/>
+              </w:rPr>
+            </w:pPr>
+            <w:r>
+              <w:rPr>
+                <w:sz w:val="20"/>
+                <w:szCs w:val="20"/>
+              </w:rPr>
+              <w:t>89.72</w:t>
+            </w:r>
+          </w:p>
+        </w:tc>
+      </w:tr>
+      <w:tr>
+        <w:trPr>
+          <w:trHeight w:val="359"/>
+        </w:trPr>
+        <w:tc>
+          <w:tcPr>
+            <w:tcW w:w="1228" w:type="dxa"/>
+            <w:shd w:val="clear" w:color="auto" w:fill="F7CAAC" w:themeFill="accent2" w:themeFillTint="66"/>
+          </w:tcPr>
+          <w:p>
+            <w:pPr>
+              <w:jc w:val="center"/>
+              <w:rPr>
+                <w:sz w:val="20"/>
+                <w:szCs w:val="20"/>
+              </w:rPr>
+            </w:pPr>
+            <w:r>
+              <w:rPr>
+                <w:sz w:val="20"/>
+                <w:szCs w:val="20"/>
+              </w:rPr>
+              <w:t>0.01</w:t>
+            </w:r>
+          </w:p>
+        </w:tc>
+        <w:tc>
+          <w:tcPr>
+            <w:tcW w:w="1279" w:type="dxa"/>
+            <w:shd w:val="clear" w:color="auto" w:fill="F7CAAC" w:themeFill="accent2" w:themeFillTint="66"/>
+          </w:tcPr>
+          <w:p>
+            <w:pPr>
+              <w:jc w:val="center"/>
+              <w:rPr>
+                <w:sz w:val="20"/>
+                <w:szCs w:val="20"/>
+              </w:rPr>
+            </w:pPr>
+            <w:r>
+              <w:rPr>
+                <w:sz w:val="20"/>
+                <w:szCs w:val="20"/>
+              </w:rPr>
+              <w:t>0.99</w:t>
+            </w:r>
+          </w:p>
+        </w:tc>
+        <w:tc>
+          <w:tcPr>
+            <w:tcW w:w="1246" w:type="dxa"/>
+            <w:shd w:val="clear" w:color="auto" w:fill="F7CAAC" w:themeFill="accent2" w:themeFillTint="66"/>
+          </w:tcPr>
+          <w:p>
+            <w:pPr>
+              <w:jc w:val="center"/>
+              <w:rPr>
+                <w:sz w:val="20"/>
+                <w:szCs w:val="20"/>
+              </w:rPr>
+            </w:pPr>
+            <w:r>
+              <w:rPr>
+                <w:sz w:val="20"/>
+                <w:szCs w:val="20"/>
+              </w:rPr>
+              <w:t>1e-08</w:t>
+            </w:r>
+          </w:p>
+        </w:tc>
+        <w:tc>
+          <w:tcPr>
+            <w:tcW w:w="1582" w:type="dxa"/>
+            <w:shd w:val="clear" w:color="auto" w:fill="F7CAAC" w:themeFill="accent2" w:themeFillTint="66"/>
+          </w:tcPr>
+          <w:p>
+            <w:pPr>
+              <w:jc w:val="center"/>
+              <w:rPr>
+                <w:sz w:val="20"/>
+                <w:szCs w:val="20"/>
+              </w:rPr>
+            </w:pPr>
+            <w:r>
+              <w:rPr>
+                <w:sz w:val="20"/>
+                <w:szCs w:val="20"/>
+              </w:rPr>
+              <w:t>n/a</w:t>
+            </w:r>
+          </w:p>
+        </w:tc>
+        <w:tc>
+          <w:tcPr>
+            <w:tcW w:w="1806" w:type="dxa"/>
+            <w:shd w:val="clear" w:color="auto" w:fill="F7CAAC" w:themeFill="accent2" w:themeFillTint="66"/>
+          </w:tcPr>
+          <w:p>
+            <w:pPr>
+              <w:jc w:val="center"/>
+              <w:rPr>
+                <w:sz w:val="20"/>
+                <w:szCs w:val="20"/>
+              </w:rPr>
+            </w:pPr>
+            <w:r>
+              <w:rPr>
+                <w:sz w:val="20"/>
+                <w:szCs w:val="20"/>
+              </w:rPr>
+              <w:t>0.01</w:t>
+            </w:r>
+          </w:p>
+        </w:tc>
+        <w:tc>
+          <w:tcPr>
+            <w:tcW w:w="1242" w:type="dxa"/>
+            <w:shd w:val="clear" w:color="auto" w:fill="F7CAAC" w:themeFill="accent2" w:themeFillTint="66"/>
+          </w:tcPr>
+          <w:p>
+            <w:pPr>
+              <w:jc w:val="center"/>
+              <w:rPr>
+                <w:sz w:val="20"/>
+                <w:szCs w:val="20"/>
+              </w:rPr>
+            </w:pPr>
+            <w:r>
+              <w:rPr>
+                <w:sz w:val="20"/>
+                <w:szCs w:val="20"/>
+              </w:rPr>
+              <w:t>73.16</w:t>
+            </w:r>
+          </w:p>
+        </w:tc>
+        <w:tc>
+          <w:tcPr>
+            <w:tcW w:w="1242" w:type="dxa"/>
+            <w:shd w:val="clear" w:color="auto" w:fill="F7CAAC" w:themeFill="accent2" w:themeFillTint="66"/>
+          </w:tcPr>
+          <w:p>
+            <w:pPr>
+              <w:jc w:val="center"/>
+              <w:rPr>
+                <w:sz w:val="20"/>
+                <w:szCs w:val="20"/>
+              </w:rPr>
+            </w:pPr>
+            <w:r>
+              <w:rPr>
+                <w:sz w:val="20"/>
+                <w:szCs w:val="20"/>
+              </w:rPr>
+              <w:t>81.49</w:t>
+            </w:r>
+          </w:p>
+        </w:tc>
+      </w:tr>
+      <w:tr>
+        <w:trPr>
+          <w:trHeight w:val="359"/>
+        </w:trPr>
+        <w:tc>
+          <w:tcPr>
+            <w:tcW w:w="1228" w:type="dxa"/>
+          </w:tcPr>
+          <w:p>
+            <w:pPr>
+              <w:jc w:val="center"/>
+              <w:rPr>
+                <w:sz w:val="20"/>
+                <w:szCs w:val="20"/>
+              </w:rPr>
+            </w:pPr>
+            <w:r>
+              <w:rPr>
+                <w:sz w:val="20"/>
+                <w:szCs w:val="20"/>
+              </w:rPr>
+              <w:t>0.01</w:t>
+            </w:r>
+          </w:p>
+        </w:tc>
+        <w:tc>
+          <w:tcPr>
+            <w:tcW w:w="1279" w:type="dxa"/>
+          </w:tcPr>
+          <w:p>
+            <w:pPr>
+              <w:jc w:val="center"/>
+              <w:rPr>
+                <w:sz w:val="20"/>
+                <w:szCs w:val="20"/>
+              </w:rPr>
+            </w:pPr>
+            <w:r>
+              <w:rPr>
+                <w:sz w:val="20"/>
+                <w:szCs w:val="20"/>
+              </w:rPr>
+              <w:t>0.99</w:t>
+            </w:r>
+          </w:p>
+        </w:tc>
+        <w:tc>
+          <w:tcPr>
+            <w:tcW w:w="1246" w:type="dxa"/>
+          </w:tcPr>
+          <w:p>
+            <w:pPr>
+              <w:jc w:val="center"/>
+              <w:rPr>
+                <w:sz w:val="20"/>
+                <w:szCs w:val="20"/>
+              </w:rPr>
+            </w:pPr>
+            <w:r>
+              <w:rPr>
+                <w:sz w:val="20"/>
+                <w:szCs w:val="20"/>
+              </w:rPr>
+              <w:t>1e-0</w:t>
+            </w:r>
+            <w:r>
+              <w:rPr>
+                <w:sz w:val="20"/>
+                <w:szCs w:val="20"/>
+              </w:rPr>
+              <w:t>7</w:t>
+            </w:r>
+          </w:p>
+        </w:tc>
+        <w:tc>
+          <w:tcPr>
+            <w:tcW w:w="1582" w:type="dxa"/>
+          </w:tcPr>
+          <w:p>
+            <w:pPr>
+              <w:jc w:val="center"/>
+              <w:rPr>
+                <w:sz w:val="20"/>
+                <w:szCs w:val="20"/>
+              </w:rPr>
+            </w:pPr>
+            <w:r>
+              <w:rPr>
+                <w:sz w:val="20"/>
+                <w:szCs w:val="20"/>
+              </w:rPr>
+              <w:t>0.003</w:t>
+            </w:r>
+          </w:p>
+        </w:tc>
+        <w:tc>
+          <w:tcPr>
+            <w:tcW w:w="1806" w:type="dxa"/>
+          </w:tcPr>
+          <w:p>
+            <w:pPr>
+              <w:jc w:val="center"/>
+              <w:rPr>
+                <w:sz w:val="20"/>
+                <w:szCs w:val="20"/>
+              </w:rPr>
+            </w:pPr>
+            <w:r>
+              <w:rPr>
+                <w:sz w:val="20"/>
+                <w:szCs w:val="20"/>
+              </w:rPr>
+              <w:t>n/a</w:t>
+            </w:r>
+          </w:p>
+        </w:tc>
+        <w:tc>
+          <w:tcPr>
+            <w:tcW w:w="1242" w:type="dxa"/>
+          </w:tcPr>
+          <w:p>
+            <w:pPr>
+              <w:jc w:val="center"/>
+              <w:rPr>
+                <w:sz w:val="20"/>
+                <w:szCs w:val="20"/>
+              </w:rPr>
+            </w:pPr>
+            <w:r>
+              <w:rPr>
+                <w:sz w:val="20"/>
+                <w:szCs w:val="20"/>
+              </w:rPr>
+              <w:t>95.53</w:t>
+            </w:r>
+          </w:p>
+        </w:tc>
+        <w:tc>
+          <w:tcPr>
+            <w:tcW w:w="1242" w:type="dxa"/>
+          </w:tcPr>
+          <w:p>
+            <w:pPr>
+              <w:jc w:val="center"/>
+              <w:rPr>
+                <w:sz w:val="20"/>
+                <w:szCs w:val="20"/>
+              </w:rPr>
+            </w:pPr>
+            <w:r>
+              <w:rPr>
+                <w:sz w:val="20"/>
+                <w:szCs w:val="20"/>
+              </w:rPr>
+              <w:t>95.87</w:t>
+            </w:r>
+          </w:p>
+        </w:tc>
+      </w:tr>
+    </w:tbl>
+    <w:p>
+      <w:pPr>
+        <w:jc w:val="center"/>
+        <w:rPr>
+          <w:i/>
+          <w:iCs/>
+          <w:sz w:val="20"/>
+          <w:szCs w:val="20"/>
+        </w:rPr>
+      </w:pPr>
+      <w:r>
+        <w:rPr>
+          <w:i/>
+          <w:iCs/>
+          <w:sz w:val="20"/>
+          <w:szCs w:val="20"/>
+        </w:rPr>
+        <w:t>Table</w:t>
+      </w:r>
+      <w:r>
+        <w:rPr>
+          <w:i/>
+          <w:iCs/>
+          <w:sz w:val="20"/>
+          <w:szCs w:val="20"/>
+        </w:rPr>
+        <w:t>. 1 Training Loss per Hyperparameter Configuration (Manual)</w:t>
+      </w:r>
+    </w:p>
+    <w:p>
+      <w:pPr>
+        <w:jc w:val="center"/>
+      </w:pPr>
       <w:r>
         <w:rPr>
           <w:noProof/>
         </w:rPr>
         <w:drawing>
-          <wp:inline distT="0" distB="0" distL="0" distR="0" wp14:anchorId="07B03340" wp14:editId="0DAAE343">
-            <wp:extent cx="5943600" cy="4145280"/>
-            <wp:effectExtent l="0" t="0" r="0" b="7620"/>
+          <wp:inline distT="0" distB="0" distL="0" distR="0" wp14:anchorId="07B03340" wp14:editId="72B6EC95">
+            <wp:extent cx="6111240" cy="3763645"/>
+            <wp:effectExtent l="0" t="0" r="3810" b="8255"/>
             <wp:docPr id="1082915767" name="Picture 1"/>
             <wp:cNvGraphicFramePr>
               <a:graphicFrameLocks xmlns:a="http://schemas.openxmlformats.org/drawingml/2006/main" noChangeAspect="1"/>
@@ -3100,7 +4819,7 @@
                   <pic:spPr>
                     <a:xfrm>
                       <a:off x="0" y="0"/>
-                      <a:ext cx="5943600" cy="4145280"/>
+                      <a:ext cx="6123644" cy="3771284"/>
                     </a:xfrm>
                     <a:prstGeom prst="rect">
                       <a:avLst/>
@@ -3116,13 +4835,16 @@
     <w:p>
       <w:pPr>
         <w:jc w:val="center"/>
+      </w:pPr>
+      <w:r>
         <w:rPr>
           <w:i/>
           <w:iCs/>
           <w:sz w:val="20"/>
           <w:szCs w:val="20"/>
         </w:rPr>
-      </w:pPr>
+        <w:t xml:space="preserve">Fig. </w:t>
+      </w:r>
       <w:r>
         <w:rPr>
           <w:i/>
@@ -3130,7 +4852,7 @@
           <w:sz w:val="20"/>
           <w:szCs w:val="20"/>
         </w:rPr>
-        <w:t xml:space="preserve">Fig. </w:t>
+        <w:t>1</w:t>
       </w:r>
       <w:r>
         <w:rPr>
@@ -3139,76 +4861,13 @@
           <w:sz w:val="20"/>
           <w:szCs w:val="20"/>
         </w:rPr>
-        <w:t>1</w:t>
-      </w:r>
-      <w:r>
-        <w:rPr>
-          <w:i/>
-          <w:iCs/>
-          <w:sz w:val="20"/>
-          <w:szCs w:val="20"/>
-        </w:rPr>
         <w:t xml:space="preserve"> Training Loss per Hyperparameter Configuration (Manual)</w:t>
       </w:r>
     </w:p>
     <w:p>
-      <w:r>
-        <w:t xml:space="preserve">Figure </w:t>
-      </w:r>
-      <w:r>
-        <w:t>1</w:t>
-      </w:r>
-      <w:r>
-        <w:t xml:space="preserve"> shows the different </w:t>
-      </w:r>
-      <w:r>
-        <w:t xml:space="preserve">training loss </w:t>
-      </w:r>
-      <w:r>
-        <w:t xml:space="preserve">trends captured for the manually listed configurations. The best configuration recorded was still the baseline </w:t>
-      </w:r>
-      <w:r>
-        <w:t xml:space="preserve">set of </w:t>
-      </w:r>
-      <w:r>
-        <w:t>value</w:t>
-      </w:r>
-      <w:r>
-        <w:t>s</w:t>
-      </w:r>
-      <w:r>
-        <w:t xml:space="preserve"> (Blue)</w:t>
-      </w:r>
-      <w:r>
-        <w:t xml:space="preserve"> after execution</w:t>
-      </w:r>
-      <w:r>
-        <w:t xml:space="preserve">. </w:t>
-      </w:r>
-      <w:r>
-        <w:t>However, Red showed the most learning potential, having reached the lowest loss rate by epoch 20.</w:t>
-      </w:r>
-    </w:p>
-    <w:p>
-      <w:r>
-        <w:t xml:space="preserve">Almost all of the trends presented the expected elbow graph with loss reduction over time, indicating that the parameters allowed degrees of training for the model. The configs showing the least amount of learning would be Gray and Pink, flatlining almost immediately by epoch 2. Following closely is brown which showed a slight decrease after epoch 2 but also plateauing immediately. All 3 configs involve the </w:t>
-      </w:r>
-      <w:proofErr w:type="spellStart"/>
-      <w:r>
-        <w:t>weight_decay</w:t>
-      </w:r>
-      <w:proofErr w:type="spellEnd"/>
-      <w:r>
-        <w:t xml:space="preserve"> parameter</w:t>
-      </w:r>
-      <w:r>
-        <w:t xml:space="preserve"> as part of the settings. Orange also showed some degree of variance (slight jaggedness) between losses per epoch.</w:t>
-      </w:r>
-    </w:p>
-    <w:p/>
-    <w:p>
       <w:pPr>
         <w:spacing w:after="0"/>
+        <w:jc w:val="center"/>
       </w:pPr>
       <w:r>
         <w:rPr>
@@ -3216,9 +4875,9 @@
         </w:rPr>
         <w:lastRenderedPageBreak/>
         <w:drawing>
-          <wp:inline distT="0" distB="0" distL="0" distR="0" wp14:anchorId="1ED2165A" wp14:editId="3CE28BAE">
-            <wp:extent cx="5943600" cy="4064000"/>
-            <wp:effectExtent l="0" t="0" r="0" b="0"/>
+          <wp:inline distT="0" distB="0" distL="0" distR="0" wp14:anchorId="1ED2165A" wp14:editId="52EED75F">
+            <wp:extent cx="6019800" cy="3672205"/>
+            <wp:effectExtent l="0" t="0" r="0" b="4445"/>
             <wp:docPr id="1690699994" name="Picture 1"/>
             <wp:cNvGraphicFramePr>
               <a:graphicFrameLocks xmlns:a="http://schemas.openxmlformats.org/drawingml/2006/main" noChangeAspect="1"/>
@@ -3239,7 +4898,7 @@
                   <pic:spPr>
                     <a:xfrm>
                       <a:off x="0" y="0"/>
-                      <a:ext cx="5943600" cy="4064000"/>
+                      <a:ext cx="6044719" cy="3687406"/>
                     </a:xfrm>
                     <a:prstGeom prst="rect">
                       <a:avLst/>
@@ -3291,28 +4950,6 @@
       </w:r>
     </w:p>
     <w:p>
-      <w:r>
-        <w:t xml:space="preserve">Figure </w:t>
-      </w:r>
-      <w:r>
-        <w:t>2</w:t>
-      </w:r>
-      <w:r>
-        <w:t xml:space="preserve"> shows the different trends captured for the manually listed configurations for RMSProp. The best configuration recorded was still the baseline values (Blue), however different config combinations showed interesting plots over epochs. For instance, </w:t>
-      </w:r>
-      <w:r>
-        <w:t>for the brown, magenta and gray configs, their plots all show some level of variance. This can be attributed to the “</w:t>
-      </w:r>
-      <w:proofErr w:type="spellStart"/>
-      <w:r>
-        <w:t>weight_decay</w:t>
-      </w:r>
-      <w:proofErr w:type="spellEnd"/>
-      <w:r>
-        <w:t>” parameter changed among the 3. In fact, the higher the weight decay, the higher the loss jumps got, with gray showing the most unpredictability at 0.01 weight decay. Orange also showed some level of loss variance with almost no growth over epochs, due to the momentum set too high (0.9). Conversely, purple provided the smoothest graph due to having the lowest learning rate, but requiring more epochs per fold to reach convergence.</w:t>
-      </w:r>
-    </w:p>
-    <w:p>
       <w:pPr>
         <w:pStyle w:val="Heading2"/>
       </w:pPr>
@@ -3321,6 +4958,12 @@
     <w:p/>
     <w:p/>
     <w:p/>
+    <w:p/>
+    <w:p/>
+    <w:p/>
+    <w:p/>
+    <w:p/>
+    <w:p/>
     <w:p>
       <w:pPr>
         <w:pStyle w:val="Heading2"/>
@@ -3331,37 +4974,648 @@
       </w:r>
     </w:p>
     <w:p>
-      <w:r>
-        <w:t>TBD</w:t>
-      </w:r>
-    </w:p>
+      <w:pPr>
+        <w:pStyle w:val="Heading4"/>
+      </w:pPr>
+      <w:r>
+        <w:t>Manual</w:t>
+      </w:r>
+      <w:r>
+        <w:t xml:space="preserve"> Training Accuracy</w:t>
+      </w:r>
+    </w:p>
+    <w:p>
+      <w:r>
+        <w:t>Figure 1 shows the different training loss trends captured for the manually</w:t>
+      </w:r>
+      <w:r>
+        <w:t>-</w:t>
+      </w:r>
+      <w:r>
+        <w:t>listed configurations. The best configuration recorded was still the baseline set of values (Blue) after execution. However, Red showed the most learning potential, having reached the lowest loss rate by epoch 20.</w:t>
+      </w:r>
+    </w:p>
+    <w:p>
+      <w:r>
+        <w:t xml:space="preserve">Almost all of the trends presented the expected elbow graph with loss reduction over time, indicating that the parameters allowed degrees of training for the model. The configs showing the least amount of learning would be Gray and Pink, flatlining almost immediately by epoch 2. Following closely is brown which showed a slight decrease after epoch 2 but also plateauing immediately. All 3 configs involve the </w:t>
+      </w:r>
+      <w:proofErr w:type="spellStart"/>
+      <w:r>
+        <w:t>weight_decay</w:t>
+      </w:r>
+      <w:proofErr w:type="spellEnd"/>
+      <w:r>
+        <w:t xml:space="preserve"> parameter as part of the settings. Orange also showed some degree of variance (slight jaggedness) between losses per epoch.</w:t>
+      </w:r>
+    </w:p>
+    <w:p>
+      <w:pPr>
+        <w:pStyle w:val="Heading4"/>
+      </w:pPr>
+      <w:r>
+        <w:t>Manual</w:t>
+      </w:r>
+      <w:r>
+        <w:t xml:space="preserve"> </w:t>
+      </w:r>
+      <w:r>
+        <w:t>Validation</w:t>
+      </w:r>
+      <w:r>
+        <w:t xml:space="preserve"> Accuracy</w:t>
+      </w:r>
+    </w:p>
+    <w:p>
+      <w:r>
+        <w:t xml:space="preserve">Figure 2 shows the different </w:t>
+      </w:r>
+      <w:r>
+        <w:t xml:space="preserve">validation accuracy </w:t>
+      </w:r>
+      <w:r>
+        <w:t>trends captured for the manually</w:t>
+      </w:r>
+      <w:r>
+        <w:t>-</w:t>
+      </w:r>
+      <w:r>
+        <w:t>listed configurations</w:t>
+      </w:r>
+      <w:r>
+        <w:t xml:space="preserve">. </w:t>
+      </w:r>
+      <w:r>
+        <w:t>The best configuration recorded was still the baseline values (Blue), however different config combinations showed interesting plots over epochs. For instance, for the brown, magenta and gray configs, their plots all show some level of variance. This can be attributed to the “</w:t>
+      </w:r>
+      <w:proofErr w:type="spellStart"/>
+      <w:r>
+        <w:t>weight_decay</w:t>
+      </w:r>
+      <w:proofErr w:type="spellEnd"/>
+      <w:r>
+        <w:t>” parameter changed among the 3. In fact, the higher the weight decay, the higher the loss jumps got, with gray showing the most unpredictability at 0.01 weight decay. Orange also showed some level of loss variance with almost no growth over epochs, due to the momentum set too high (0.9). Conversely, purple provided the smoothest graph due to having the lowest learning rate, but requiring more epochs per fold to reach convergence.</w:t>
+      </w:r>
+    </w:p>
+    <w:p/>
+    <w:p/>
+    <w:p/>
+    <w:p/>
+    <w:p/>
+    <w:p/>
+    <w:p/>
+    <w:p/>
     <w:p>
       <w:pPr>
         <w:pStyle w:val="Heading2"/>
       </w:pPr>
       <w:r>
+        <w:lastRenderedPageBreak/>
         <w:t>Discussions</w:t>
       </w:r>
     </w:p>
     <w:p>
       <w:r>
-        <w:t>TBD</w:t>
-      </w:r>
+        <w:t xml:space="preserve">Following the data collection and evaluation for </w:t>
+      </w:r>
+      <w:proofErr w:type="spellStart"/>
+      <w:r>
+        <w:t>RMSProp’s</w:t>
+      </w:r>
+      <w:proofErr w:type="spellEnd"/>
+      <w:r>
+        <w:t xml:space="preserve"> different parameters,</w:t>
+      </w:r>
+      <w:r>
+        <w:t xml:space="preserve"> each parameter had varying effects on overall training</w:t>
+      </w:r>
+      <w:r>
+        <w:t>.</w:t>
+      </w:r>
+      <w:r>
+        <w:t xml:space="preserve"> The effects however have different impacts, which were rated </w:t>
+      </w:r>
+      <w:r>
+        <w:t>through visual inference.</w:t>
+      </w:r>
+      <w:r>
+        <w:t xml:space="preserve"> </w:t>
+      </w:r>
+    </w:p>
+    <w:p>
+      <w:r>
+        <w:t>Each parameter is also rated out of 5 regarding its effect and impact to model training and validation</w:t>
+      </w:r>
+      <w:r>
+        <w:t>, with 5 having the most effect on the training</w:t>
+      </w:r>
+      <w:r>
+        <w:t>.</w:t>
+      </w:r>
+      <w:r>
+        <w:t xml:space="preserve"> The rating is purely inferential and does However, this rating </w:t>
+      </w:r>
+      <w:r>
+        <w:t xml:space="preserve">criteria </w:t>
+      </w:r>
+      <w:r>
+        <w:t xml:space="preserve">is only based on the effect of the parameter on the model’s resulting training and testing accuracy. </w:t>
+      </w:r>
+      <w:r>
+        <w:t xml:space="preserve">It </w:t>
+      </w:r>
+      <w:r>
+        <w:t>exclude</w:t>
+      </w:r>
+      <w:r>
+        <w:t>s</w:t>
+      </w:r>
+      <w:r>
+        <w:t xml:space="preserve"> total training time, model runtime performance and dataset quality.</w:t>
+      </w:r>
+    </w:p>
+    <w:p>
+      <w:pPr>
+        <w:pStyle w:val="Heading4"/>
+      </w:pPr>
+      <w:r>
+        <w:t>Learning Rate: 5</w:t>
+      </w:r>
+      <w:r>
+        <w:t xml:space="preserve"> </w:t>
+      </w:r>
+      <w:r>
+        <w:t>/</w:t>
+      </w:r>
+      <w:r>
+        <w:t xml:space="preserve"> </w:t>
+      </w:r>
+      <w:r>
+        <w:t>5</w:t>
+      </w:r>
+    </w:p>
+    <w:p>
+      <w:r>
+        <w:t xml:space="preserve">Being the </w:t>
+      </w:r>
+      <w:r>
+        <w:t xml:space="preserve">main </w:t>
+      </w:r>
+      <w:r>
+        <w:t xml:space="preserve">parameter </w:t>
+      </w:r>
+      <w:r>
+        <w:t xml:space="preserve">common </w:t>
+      </w:r>
+      <w:r>
+        <w:t>for all optimizers, it is expected that the Learning Rate has the most effect on the resulting accuracy and losses for</w:t>
+      </w:r>
+      <w:r>
+        <w:t xml:space="preserve"> the model in study</w:t>
+      </w:r>
+      <w:r>
+        <w:t xml:space="preserve">. It is </w:t>
+      </w:r>
+      <w:r>
+        <w:t xml:space="preserve">generally </w:t>
+      </w:r>
+      <w:r>
+        <w:t xml:space="preserve">also the parameter primarily adjusted </w:t>
+      </w:r>
+      <w:r>
+        <w:t>for model training.</w:t>
+      </w:r>
+      <w:r>
+        <w:t xml:space="preserve"> It is advised to adjust Learning Rate first if trying to look for model convergence point, and varying it accordingly for faster or more focused model training.</w:t>
+      </w:r>
+    </w:p>
+    <w:p>
+      <w:pPr>
+        <w:pStyle w:val="Heading4"/>
+      </w:pPr>
+      <w:r>
+        <w:t xml:space="preserve">Alpha: </w:t>
+      </w:r>
+      <w:r>
+        <w:t>3 / 5</w:t>
+      </w:r>
+    </w:p>
+    <w:p>
+      <w:r>
+        <w:t>The Alpha had</w:t>
+      </w:r>
+      <w:r>
+        <w:t xml:space="preserve"> some limited effect to the model. Reducing the memory window caused the model to get docked in training accuracy, but did not severely affect the validation accuracy. Considering that this value uses the lookback strategy to adjust the model weights, it confirms this observation in that only the training accuracy was more affected. That is, the model can still have good validation rating regardless of how it was trained</w:t>
+      </w:r>
+      <w:r>
+        <w:t>. The overall effect of the alpha is relatively low for this study’s conditions, but can potentially have better results with more unpredictable dataset qualities.</w:t>
+      </w:r>
+    </w:p>
+    <w:p>
+      <w:pPr>
+        <w:pStyle w:val="Heading4"/>
+      </w:pPr>
+      <w:r>
+        <w:t>EPS: 2 / 5</w:t>
+      </w:r>
+    </w:p>
+    <w:p>
+      <w:r>
+        <w:t xml:space="preserve">The </w:t>
+      </w:r>
+      <w:r>
+        <w:t xml:space="preserve">EPS </w:t>
+      </w:r>
+      <w:r>
+        <w:t xml:space="preserve">is usually observed if the model’s validation losses tend to plateau almost immediately or sporadically when using the optimizer. In the case study however, the dataset is not too variant to force the model into this situation, therefore introducing change into this value had little effect to the overall training and validation accuracy. Its usage may shine if datasets with different qualities were </w:t>
+      </w:r>
+      <w:r>
+        <w:t>also cycled through the training</w:t>
+      </w:r>
+      <w:r>
+        <w:t xml:space="preserve">, but as of </w:t>
+      </w:r>
+      <w:r>
+        <w:t xml:space="preserve">this study’s conditions, </w:t>
+      </w:r>
+      <w:r>
+        <w:t>its impact rating is low and adjusting it won’t affect the model training heavily.</w:t>
+      </w:r>
+    </w:p>
+    <w:p>
+      <w:pPr>
+        <w:pStyle w:val="Heading4"/>
+      </w:pPr>
+      <w:r>
+        <w:t>Momentum: 4/5</w:t>
+      </w:r>
+    </w:p>
+    <w:p>
+      <w:r>
+        <w:t xml:space="preserve">The </w:t>
+      </w:r>
+      <w:r>
+        <w:t xml:space="preserve">Momentum </w:t>
+      </w:r>
+      <w:r>
+        <w:t xml:space="preserve">also </w:t>
+      </w:r>
+      <w:r>
+        <w:t xml:space="preserve">had </w:t>
+      </w:r>
+      <w:r>
+        <w:t xml:space="preserve">some relative effect on the overall model result like the Alpha, but with more impact. Introducing a higher value to the momentum docked at least 2 points to the resulting validation accuracy and at least 5 to the training accuracy. However, having smaller </w:t>
+      </w:r>
+      <w:r>
+        <w:lastRenderedPageBreak/>
+        <w:t>values didn’t penalize nor improve the resulting accuracies either. This hints that momentum can be treated as a secondary parameter to introduce to help push the model’s training further, but to keep it disabled if it’s doing well enough.</w:t>
+      </w:r>
+    </w:p>
+    <w:p>
+      <w:pPr>
+        <w:pStyle w:val="Heading4"/>
+      </w:pPr>
+      <w:r>
+        <w:t>Weight Decay: 5/5</w:t>
+      </w:r>
+    </w:p>
+    <w:p>
+      <w:r>
+        <w:t>As shown</w:t>
+      </w:r>
+      <w:r>
+        <w:t xml:space="preserve"> from the tables and graphs, slight adjustments to the weight decay already penalized the model training heavily. A very small value introduced to the optimizer already docked the resulting validation accuracy by at least 1% from the base config setting</w:t>
+      </w:r>
+      <w:r>
+        <w:t>.</w:t>
+      </w:r>
+      <w:r>
+        <w:t xml:space="preserve"> </w:t>
+      </w:r>
+      <w:r>
+        <w:t>I</w:t>
+      </w:r>
+      <w:r>
+        <w:t xml:space="preserve">ncreasing </w:t>
+      </w:r>
+      <w:r>
+        <w:t xml:space="preserve">the value </w:t>
+      </w:r>
+      <w:r>
+        <w:t xml:space="preserve">further resulted in higher drops as well (94% -&gt; 89% -&gt; 81%). </w:t>
+      </w:r>
+      <w:r>
+        <w:t>This shows how much impact weight decay introduces to training and when it is best used. Ideally, weight decay should only be introduced if the model is prone to overfitting with staggering validation losses, therefore this parameter should be used with caution and best set to 0 by default.</w:t>
+      </w:r>
+    </w:p>
+    <w:p>
+      <w:pPr>
+        <w:pStyle w:val="Heading4"/>
+      </w:pPr>
+      <w:r>
+        <w:t>Centered: 1/5</w:t>
+      </w:r>
+    </w:p>
+    <w:p>
+      <w:r>
+        <w:t xml:space="preserve">Since </w:t>
+      </w:r>
+      <w:r>
+        <w:t xml:space="preserve">Centered was not explored heavily during the study, </w:t>
+      </w:r>
+      <w:r>
+        <w:t xml:space="preserve">this evaluation </w:t>
+      </w:r>
+      <w:r>
+        <w:t>is simply limited to earlier trial runs of the model where it produced more training time per epoch when enabled. Considering that the model could immediately reach high training and validation accuracies for this study, we could say that the dataset is relatively stable, predictable and easy enough to train the model on. Enabling Centered would only refine the weight calculation of the optimizer resulting to more calculations and more training time, but providing no major benefit as a tradeoff. Its rating is set to 1 / 5, advising only to enable as an exploratory option rather than an immediate choice for parameter optimization.</w:t>
+      </w:r>
+    </w:p>
+    <w:p>
+      <w:pPr>
+        <w:rPr>
+          <w:b/>
+          <w:bCs/>
+        </w:rPr>
+      </w:pPr>
+    </w:p>
+    <w:p>
+      <w:pPr>
+        <w:rPr>
+          <w:b/>
+          <w:bCs/>
+        </w:rPr>
+      </w:pPr>
+    </w:p>
+    <w:p>
+      <w:pPr>
+        <w:rPr>
+          <w:b/>
+          <w:bCs/>
+        </w:rPr>
+      </w:pPr>
+    </w:p>
+    <w:p>
+      <w:pPr>
+        <w:rPr>
+          <w:b/>
+          <w:bCs/>
+        </w:rPr>
+      </w:pPr>
+    </w:p>
+    <w:p>
+      <w:pPr>
+        <w:rPr>
+          <w:b/>
+          <w:bCs/>
+        </w:rPr>
+      </w:pPr>
+    </w:p>
+    <w:p>
+      <w:pPr>
+        <w:rPr>
+          <w:b/>
+          <w:bCs/>
+        </w:rPr>
+      </w:pPr>
+    </w:p>
+    <w:p>
+      <w:pPr>
+        <w:rPr>
+          <w:b/>
+          <w:bCs/>
+        </w:rPr>
+      </w:pPr>
+    </w:p>
+    <w:p>
+      <w:pPr>
+        <w:rPr>
+          <w:b/>
+          <w:bCs/>
+        </w:rPr>
+      </w:pPr>
+    </w:p>
+    <w:p>
+      <w:pPr>
+        <w:rPr>
+          <w:b/>
+          <w:bCs/>
+        </w:rPr>
+      </w:pPr>
+    </w:p>
+    <w:p>
+      <w:pPr>
+        <w:rPr>
+          <w:b/>
+          <w:bCs/>
+        </w:rPr>
+      </w:pPr>
+    </w:p>
+    <w:p>
+      <w:pPr>
+        <w:rPr>
+          <w:b/>
+          <w:bCs/>
+        </w:rPr>
+      </w:pPr>
     </w:p>
     <w:p>
       <w:pPr>
         <w:pStyle w:val="Heading2"/>
       </w:pPr>
       <w:r>
+        <w:lastRenderedPageBreak/>
         <w:t>Conclusions</w:t>
       </w:r>
     </w:p>
     <w:p>
       <w:r>
-        <w:t>TBD</w:t>
-      </w:r>
-    </w:p>
-    <w:p/>
+        <w:t xml:space="preserve">The RMSProp is </w:t>
+      </w:r>
+      <w:r>
+        <w:t xml:space="preserve">generally </w:t>
+      </w:r>
+      <w:r>
+        <w:t>stable optimizer used as the base of the popular Adam</w:t>
+      </w:r>
+      <w:r>
+        <w:t xml:space="preserve"> algorithm</w:t>
+      </w:r>
+      <w:r>
+        <w:t xml:space="preserve">. Its </w:t>
+      </w:r>
+      <w:r>
+        <w:rPr>
+          <w:b/>
+          <w:bCs/>
+        </w:rPr>
+        <w:t xml:space="preserve">memory window </w:t>
+      </w:r>
+      <w:r>
+        <w:rPr>
+          <w:b/>
+          <w:bCs/>
+        </w:rPr>
+        <w:t>weight calculation</w:t>
+      </w:r>
+      <w:r>
+        <w:t xml:space="preserve"> method allows the model to push through </w:t>
+      </w:r>
+      <w:r>
+        <w:t xml:space="preserve">learning </w:t>
+      </w:r>
+      <w:r>
+        <w:t xml:space="preserve">difficult datasets, but can slow down on learning plateaus. Given the parameters available to it, adjusting the </w:t>
+      </w:r>
+      <w:r>
+        <w:rPr>
+          <w:b/>
+          <w:bCs/>
+        </w:rPr>
+        <w:t xml:space="preserve">Learning Rate </w:t>
+      </w:r>
+      <w:r>
+        <w:t>(0.01</w:t>
+      </w:r>
+      <w:r>
+        <w:t>-0.001</w:t>
+      </w:r>
+      <w:r>
+        <w:t>)</w:t>
+      </w:r>
+      <w:r>
+        <w:t xml:space="preserve"> </w:t>
+      </w:r>
+      <w:r>
+        <w:t xml:space="preserve">as the primary parameter is advised, with using </w:t>
+      </w:r>
+      <w:r>
+        <w:rPr>
+          <w:b/>
+          <w:bCs/>
+        </w:rPr>
+        <w:t>M</w:t>
+      </w:r>
+      <w:r>
+        <w:rPr>
+          <w:b/>
+          <w:bCs/>
+        </w:rPr>
+        <w:t>omentum</w:t>
+      </w:r>
+      <w:r>
+        <w:t xml:space="preserve"> (0 - 0.00</w:t>
+      </w:r>
+      <w:r>
+        <w:t>1</w:t>
+      </w:r>
+      <w:r>
+        <w:t xml:space="preserve">) and </w:t>
+      </w:r>
+      <w:r>
+        <w:rPr>
+          <w:b/>
+          <w:bCs/>
+        </w:rPr>
+        <w:t>A</w:t>
+      </w:r>
+      <w:r>
+        <w:rPr>
+          <w:b/>
+          <w:bCs/>
+        </w:rPr>
+        <w:t>lpha</w:t>
+      </w:r>
+      <w:r>
+        <w:t xml:space="preserve"> </w:t>
+      </w:r>
+      <w:r>
+        <w:t xml:space="preserve">(0.99-0.5) </w:t>
+      </w:r>
+      <w:r>
+        <w:t xml:space="preserve">as secondary fine-tuning options. Adding </w:t>
+      </w:r>
+      <w:r>
+        <w:rPr>
+          <w:b/>
+          <w:bCs/>
+        </w:rPr>
+        <w:t>W</w:t>
+      </w:r>
+      <w:r>
+        <w:rPr>
+          <w:b/>
+          <w:bCs/>
+        </w:rPr>
+        <w:t xml:space="preserve">eight </w:t>
+      </w:r>
+      <w:r>
+        <w:rPr>
+          <w:b/>
+          <w:bCs/>
+        </w:rPr>
+        <w:t>D</w:t>
+      </w:r>
+      <w:r>
+        <w:rPr>
+          <w:b/>
+          <w:bCs/>
+        </w:rPr>
+        <w:t>ecay</w:t>
+      </w:r>
+      <w:r>
+        <w:t xml:space="preserve"> can prove beneficial to training but only with minute, incremental values (0 – 0.001)</w:t>
+      </w:r>
+      <w:r>
+        <w:t xml:space="preserve"> </w:t>
+      </w:r>
+      <w:r>
+        <w:t xml:space="preserve">rather than large deltas. The </w:t>
+      </w:r>
+      <w:r>
+        <w:rPr>
+          <w:b/>
+          <w:bCs/>
+        </w:rPr>
+        <w:t>Epsilon</w:t>
+      </w:r>
+      <w:r>
+        <w:t xml:space="preserve"> </w:t>
+      </w:r>
+      <w:r>
+        <w:t xml:space="preserve">and </w:t>
+      </w:r>
+      <w:r>
+        <w:rPr>
+          <w:b/>
+          <w:bCs/>
+        </w:rPr>
+        <w:t>Centered</w:t>
+      </w:r>
+      <w:r>
+        <w:t xml:space="preserve"> </w:t>
+      </w:r>
+      <w:r>
+        <w:t xml:space="preserve">parameters barely got a chance to shine but this is attributed to the </w:t>
+      </w:r>
+      <w:r>
+        <w:t>dataset’s quality for easy training and learning traversal.</w:t>
+      </w:r>
+    </w:p>
+    <w:p>
+      <w:r>
+        <w:t xml:space="preserve">We advise to use the base values preset for the </w:t>
+      </w:r>
+      <w:proofErr w:type="spellStart"/>
+      <w:r>
+        <w:t>RMSProp’s</w:t>
+      </w:r>
+      <w:proofErr w:type="spellEnd"/>
+      <w:r>
+        <w:t xml:space="preserve"> algorithm, as these are the industry standard accepted values, and adjusting the p</w:t>
+      </w:r>
+      <w:r>
+        <w:t>arameters according to the order stated above.</w:t>
+      </w:r>
+    </w:p>
     <w:p/>
     <w:p/>
     <w:p/>
@@ -5853,6 +8107,25 @@
       <w:color w:val="666666"/>
     </w:rPr>
   </w:style>
+  <w:style w:type="table" w:styleId="TableGrid">
+    <w:name w:val="Table Grid"/>
+    <w:basedOn w:val="TableNormal"/>
+    <w:uiPriority w:val="39"/>
+    <w:rsid w:val="00B13D18"/>
+    <w:pPr>
+      <w:spacing w:after="0" w:line="240" w:lineRule="auto"/>
+    </w:pPr>
+    <w:tblPr>
+      <w:tblBorders>
+        <w:top w:val="single" w:sz="4" w:space="0" w:color="auto"/>
+        <w:left w:val="single" w:sz="4" w:space="0" w:color="auto"/>
+        <w:bottom w:val="single" w:sz="4" w:space="0" w:color="auto"/>
+        <w:right w:val="single" w:sz="4" w:space="0" w:color="auto"/>
+        <w:insideH w:val="single" w:sz="4" w:space="0" w:color="auto"/>
+        <w:insideV w:val="single" w:sz="4" w:space="0" w:color="auto"/>
+      </w:tblBorders>
+    </w:tblPr>
+  </w:style>
 </w:styles>
 </file>
 

--- a/report/RMSProp/RMSProp Research Doc.docx
+++ b/report/RMSProp/RMSProp Research Doc.docx
@@ -4787,9 +4787,8817 @@
         <w:t>. 1 Training Loss per Hyperparameter Configuration (Manual)</w:t>
       </w:r>
     </w:p>
+    <w:tbl>
+      <w:tblPr>
+        <w:tblW w:w="9659" w:type="dxa"/>
+        <w:tblInd w:w="-34" w:type="dxa"/>
+        <w:tblLook w:val="04A0" w:firstRow="1" w:lastRow="0" w:firstColumn="1" w:lastColumn="0" w:noHBand="0" w:noVBand="1"/>
+      </w:tblPr>
+      <w:tblGrid>
+        <w:gridCol w:w="935"/>
+        <w:gridCol w:w="1074"/>
+        <w:gridCol w:w="1080"/>
+        <w:gridCol w:w="1260"/>
+        <w:gridCol w:w="1350"/>
+        <w:gridCol w:w="1440"/>
+        <w:gridCol w:w="1170"/>
+        <w:gridCol w:w="1350"/>
+      </w:tblGrid>
+      <w:tr>
+        <w:trPr>
+          <w:trHeight w:val="284"/>
+        </w:trPr>
+        <w:tc>
+          <w:tcPr>
+            <w:tcW w:w="935" w:type="dxa"/>
+            <w:tcBorders>
+              <w:top w:val="single" w:sz="4" w:space="0" w:color="auto"/>
+              <w:left w:val="single" w:sz="4" w:space="0" w:color="auto"/>
+              <w:bottom w:val="single" w:sz="4" w:space="0" w:color="auto"/>
+              <w:right w:val="single" w:sz="4" w:space="0" w:color="auto"/>
+            </w:tcBorders>
+            <w:vAlign w:val="center"/>
+            <w:hideMark/>
+          </w:tcPr>
+          <w:p>
+            <w:pPr>
+              <w:spacing w:after="0" w:line="240" w:lineRule="auto"/>
+              <w:jc w:val="center"/>
+              <w:rPr>
+                <w:rFonts w:asciiTheme="majorHAnsi" w:eastAsia="Times New Roman" w:hAnsiTheme="majorHAnsi" w:cstheme="majorHAnsi"/>
+                <w:b/>
+                <w:bCs/>
+                <w:color w:val="000000"/>
+                <w:kern w:val="0"/>
+                <w:sz w:val="18"/>
+                <w:szCs w:val="18"/>
+                <w14:ligatures w14:val="none"/>
+              </w:rPr>
+            </w:pPr>
+            <w:r>
+              <w:rPr>
+                <w:rFonts w:asciiTheme="majorHAnsi" w:eastAsia="Times New Roman" w:hAnsiTheme="majorHAnsi" w:cstheme="majorHAnsi"/>
+                <w:b/>
+                <w:bCs/>
+                <w:color w:val="000000"/>
+                <w:kern w:val="0"/>
+                <w:sz w:val="18"/>
+                <w:szCs w:val="18"/>
+                <w14:ligatures w14:val="none"/>
+              </w:rPr>
+              <w:t>ID</w:t>
+            </w:r>
+          </w:p>
+        </w:tc>
+        <w:tc>
+          <w:tcPr>
+            <w:tcW w:w="1074" w:type="dxa"/>
+            <w:tcBorders>
+              <w:top w:val="single" w:sz="4" w:space="0" w:color="auto"/>
+              <w:left w:val="nil"/>
+              <w:bottom w:val="single" w:sz="4" w:space="0" w:color="auto"/>
+              <w:right w:val="single" w:sz="4" w:space="0" w:color="auto"/>
+            </w:tcBorders>
+            <w:vAlign w:val="center"/>
+            <w:hideMark/>
+          </w:tcPr>
+          <w:p>
+            <w:pPr>
+              <w:spacing w:after="0" w:line="240" w:lineRule="auto"/>
+              <w:jc w:val="center"/>
+              <w:rPr>
+                <w:rFonts w:asciiTheme="majorHAnsi" w:eastAsia="Times New Roman" w:hAnsiTheme="majorHAnsi" w:cstheme="majorHAnsi"/>
+                <w:b/>
+                <w:bCs/>
+                <w:color w:val="000000"/>
+                <w:kern w:val="0"/>
+                <w:sz w:val="18"/>
+                <w:szCs w:val="18"/>
+                <w14:ligatures w14:val="none"/>
+              </w:rPr>
+            </w:pPr>
+            <w:r>
+              <w:rPr>
+                <w:rFonts w:asciiTheme="majorHAnsi" w:eastAsia="Times New Roman" w:hAnsiTheme="majorHAnsi" w:cstheme="majorHAnsi"/>
+                <w:b/>
+                <w:bCs/>
+                <w:color w:val="000000"/>
+                <w:kern w:val="0"/>
+                <w:sz w:val="18"/>
+                <w:szCs w:val="18"/>
+                <w14:ligatures w14:val="none"/>
+              </w:rPr>
+              <w:t>LR</w:t>
+            </w:r>
+          </w:p>
+        </w:tc>
+        <w:tc>
+          <w:tcPr>
+            <w:tcW w:w="1080" w:type="dxa"/>
+            <w:tcBorders>
+              <w:top w:val="single" w:sz="4" w:space="0" w:color="auto"/>
+              <w:left w:val="nil"/>
+              <w:bottom w:val="single" w:sz="4" w:space="0" w:color="auto"/>
+              <w:right w:val="single" w:sz="4" w:space="0" w:color="auto"/>
+            </w:tcBorders>
+            <w:vAlign w:val="center"/>
+            <w:hideMark/>
+          </w:tcPr>
+          <w:p>
+            <w:pPr>
+              <w:spacing w:after="0" w:line="240" w:lineRule="auto"/>
+              <w:jc w:val="center"/>
+              <w:rPr>
+                <w:rFonts w:asciiTheme="majorHAnsi" w:eastAsia="Times New Roman" w:hAnsiTheme="majorHAnsi" w:cstheme="majorHAnsi"/>
+                <w:b/>
+                <w:bCs/>
+                <w:color w:val="000000"/>
+                <w:kern w:val="0"/>
+                <w:sz w:val="18"/>
+                <w:szCs w:val="18"/>
+                <w14:ligatures w14:val="none"/>
+              </w:rPr>
+            </w:pPr>
+            <w:r>
+              <w:rPr>
+                <w:rFonts w:asciiTheme="majorHAnsi" w:eastAsia="Times New Roman" w:hAnsiTheme="majorHAnsi" w:cstheme="majorHAnsi"/>
+                <w:b/>
+                <w:bCs/>
+                <w:color w:val="000000"/>
+                <w:kern w:val="0"/>
+                <w:sz w:val="18"/>
+                <w:szCs w:val="18"/>
+                <w14:ligatures w14:val="none"/>
+              </w:rPr>
+              <w:t>alpha</w:t>
+            </w:r>
+          </w:p>
+        </w:tc>
+        <w:tc>
+          <w:tcPr>
+            <w:tcW w:w="1260" w:type="dxa"/>
+            <w:tcBorders>
+              <w:top w:val="single" w:sz="4" w:space="0" w:color="auto"/>
+              <w:left w:val="nil"/>
+              <w:bottom w:val="single" w:sz="4" w:space="0" w:color="auto"/>
+              <w:right w:val="single" w:sz="4" w:space="0" w:color="auto"/>
+            </w:tcBorders>
+            <w:vAlign w:val="center"/>
+            <w:hideMark/>
+          </w:tcPr>
+          <w:p>
+            <w:pPr>
+              <w:spacing w:after="0" w:line="240" w:lineRule="auto"/>
+              <w:jc w:val="center"/>
+              <w:rPr>
+                <w:rFonts w:asciiTheme="majorHAnsi" w:eastAsia="Times New Roman" w:hAnsiTheme="majorHAnsi" w:cstheme="majorHAnsi"/>
+                <w:b/>
+                <w:bCs/>
+                <w:color w:val="000000"/>
+                <w:kern w:val="0"/>
+                <w:sz w:val="18"/>
+                <w:szCs w:val="18"/>
+                <w14:ligatures w14:val="none"/>
+              </w:rPr>
+            </w:pPr>
+            <w:r>
+              <w:rPr>
+                <w:rFonts w:asciiTheme="majorHAnsi" w:eastAsia="Times New Roman" w:hAnsiTheme="majorHAnsi" w:cstheme="majorHAnsi"/>
+                <w:b/>
+                <w:bCs/>
+                <w:color w:val="000000"/>
+                <w:kern w:val="0"/>
+                <w:sz w:val="18"/>
+                <w:szCs w:val="18"/>
+                <w14:ligatures w14:val="none"/>
+              </w:rPr>
+              <w:t>eps</w:t>
+            </w:r>
+          </w:p>
+        </w:tc>
+        <w:tc>
+          <w:tcPr>
+            <w:tcW w:w="1350" w:type="dxa"/>
+            <w:tcBorders>
+              <w:top w:val="single" w:sz="4" w:space="0" w:color="auto"/>
+              <w:left w:val="nil"/>
+              <w:bottom w:val="single" w:sz="4" w:space="0" w:color="auto"/>
+              <w:right w:val="single" w:sz="4" w:space="0" w:color="auto"/>
+            </w:tcBorders>
+            <w:vAlign w:val="center"/>
+            <w:hideMark/>
+          </w:tcPr>
+          <w:p>
+            <w:pPr>
+              <w:spacing w:after="0" w:line="240" w:lineRule="auto"/>
+              <w:jc w:val="center"/>
+              <w:rPr>
+                <w:rFonts w:asciiTheme="majorHAnsi" w:eastAsia="Times New Roman" w:hAnsiTheme="majorHAnsi" w:cstheme="majorHAnsi"/>
+                <w:b/>
+                <w:bCs/>
+                <w:color w:val="000000"/>
+                <w:kern w:val="0"/>
+                <w:sz w:val="18"/>
+                <w:szCs w:val="18"/>
+                <w14:ligatures w14:val="none"/>
+              </w:rPr>
+            </w:pPr>
+            <w:r>
+              <w:rPr>
+                <w:rFonts w:asciiTheme="majorHAnsi" w:eastAsia="Times New Roman" w:hAnsiTheme="majorHAnsi" w:cstheme="majorHAnsi"/>
+                <w:b/>
+                <w:bCs/>
+                <w:color w:val="000000"/>
+                <w:kern w:val="0"/>
+                <w:sz w:val="18"/>
+                <w:szCs w:val="18"/>
+                <w14:ligatures w14:val="none"/>
+              </w:rPr>
+              <w:t>momentum</w:t>
+            </w:r>
+          </w:p>
+        </w:tc>
+        <w:tc>
+          <w:tcPr>
+            <w:tcW w:w="1440" w:type="dxa"/>
+            <w:tcBorders>
+              <w:top w:val="single" w:sz="4" w:space="0" w:color="auto"/>
+              <w:left w:val="nil"/>
+              <w:bottom w:val="single" w:sz="4" w:space="0" w:color="auto"/>
+              <w:right w:val="single" w:sz="4" w:space="0" w:color="auto"/>
+            </w:tcBorders>
+            <w:vAlign w:val="center"/>
+            <w:hideMark/>
+          </w:tcPr>
+          <w:p>
+            <w:pPr>
+              <w:spacing w:after="0" w:line="240" w:lineRule="auto"/>
+              <w:jc w:val="center"/>
+              <w:rPr>
+                <w:rFonts w:asciiTheme="majorHAnsi" w:eastAsia="Times New Roman" w:hAnsiTheme="majorHAnsi" w:cstheme="majorHAnsi"/>
+                <w:b/>
+                <w:bCs/>
+                <w:color w:val="000000"/>
+                <w:kern w:val="0"/>
+                <w:sz w:val="18"/>
+                <w:szCs w:val="18"/>
+                <w14:ligatures w14:val="none"/>
+              </w:rPr>
+            </w:pPr>
+            <w:proofErr w:type="spellStart"/>
+            <w:r>
+              <w:rPr>
+                <w:rFonts w:asciiTheme="majorHAnsi" w:eastAsia="Times New Roman" w:hAnsiTheme="majorHAnsi" w:cstheme="majorHAnsi"/>
+                <w:b/>
+                <w:bCs/>
+                <w:color w:val="000000"/>
+                <w:kern w:val="0"/>
+                <w:sz w:val="18"/>
+                <w:szCs w:val="18"/>
+                <w14:ligatures w14:val="none"/>
+              </w:rPr>
+              <w:t>weight_decay</w:t>
+            </w:r>
+            <w:proofErr w:type="spellEnd"/>
+          </w:p>
+        </w:tc>
+        <w:tc>
+          <w:tcPr>
+            <w:tcW w:w="1170" w:type="dxa"/>
+            <w:tcBorders>
+              <w:top w:val="single" w:sz="4" w:space="0" w:color="auto"/>
+              <w:left w:val="nil"/>
+              <w:bottom w:val="single" w:sz="4" w:space="0" w:color="auto"/>
+              <w:right w:val="single" w:sz="4" w:space="0" w:color="auto"/>
+            </w:tcBorders>
+            <w:vAlign w:val="center"/>
+            <w:hideMark/>
+          </w:tcPr>
+          <w:p>
+            <w:pPr>
+              <w:spacing w:after="0" w:line="240" w:lineRule="auto"/>
+              <w:jc w:val="center"/>
+              <w:rPr>
+                <w:rFonts w:asciiTheme="majorHAnsi" w:eastAsia="Times New Roman" w:hAnsiTheme="majorHAnsi" w:cstheme="majorHAnsi"/>
+                <w:b/>
+                <w:bCs/>
+                <w:color w:val="000000"/>
+                <w:kern w:val="0"/>
+                <w:sz w:val="18"/>
+                <w:szCs w:val="18"/>
+                <w14:ligatures w14:val="none"/>
+              </w:rPr>
+            </w:pPr>
+            <w:r>
+              <w:rPr>
+                <w:rFonts w:asciiTheme="majorHAnsi" w:eastAsia="Times New Roman" w:hAnsiTheme="majorHAnsi" w:cstheme="majorHAnsi"/>
+                <w:b/>
+                <w:bCs/>
+                <w:color w:val="000000"/>
+                <w:kern w:val="0"/>
+                <w:sz w:val="18"/>
+                <w:szCs w:val="18"/>
+                <w14:ligatures w14:val="none"/>
+              </w:rPr>
+              <w:t>TR acc (%)</w:t>
+            </w:r>
+          </w:p>
+        </w:tc>
+        <w:tc>
+          <w:tcPr>
+            <w:tcW w:w="1350" w:type="dxa"/>
+            <w:tcBorders>
+              <w:top w:val="single" w:sz="4" w:space="0" w:color="auto"/>
+              <w:left w:val="nil"/>
+              <w:bottom w:val="single" w:sz="4" w:space="0" w:color="auto"/>
+              <w:right w:val="single" w:sz="4" w:space="0" w:color="auto"/>
+            </w:tcBorders>
+            <w:vAlign w:val="center"/>
+            <w:hideMark/>
+          </w:tcPr>
+          <w:p>
+            <w:pPr>
+              <w:spacing w:after="0" w:line="240" w:lineRule="auto"/>
+              <w:jc w:val="center"/>
+              <w:rPr>
+                <w:rFonts w:asciiTheme="majorHAnsi" w:eastAsia="Times New Roman" w:hAnsiTheme="majorHAnsi" w:cstheme="majorHAnsi"/>
+                <w:b/>
+                <w:bCs/>
+                <w:color w:val="000000"/>
+                <w:kern w:val="0"/>
+                <w:sz w:val="18"/>
+                <w:szCs w:val="18"/>
+                <w14:ligatures w14:val="none"/>
+              </w:rPr>
+            </w:pPr>
+            <w:r>
+              <w:rPr>
+                <w:rFonts w:asciiTheme="majorHAnsi" w:eastAsia="Times New Roman" w:hAnsiTheme="majorHAnsi" w:cstheme="majorHAnsi"/>
+                <w:b/>
+                <w:bCs/>
+                <w:color w:val="000000"/>
+                <w:kern w:val="0"/>
+                <w:sz w:val="18"/>
+                <w:szCs w:val="18"/>
+                <w14:ligatures w14:val="none"/>
+              </w:rPr>
+              <w:t>VAL acc (%)</w:t>
+            </w:r>
+          </w:p>
+        </w:tc>
+      </w:tr>
+      <w:tr>
+        <w:trPr>
+          <w:trHeight w:val="260"/>
+        </w:trPr>
+        <w:tc>
+          <w:tcPr>
+            <w:tcW w:w="935" w:type="dxa"/>
+            <w:tcBorders>
+              <w:top w:val="nil"/>
+              <w:left w:val="single" w:sz="4" w:space="0" w:color="auto"/>
+              <w:bottom w:val="single" w:sz="4" w:space="0" w:color="auto"/>
+              <w:right w:val="single" w:sz="4" w:space="0" w:color="auto"/>
+            </w:tcBorders>
+            <w:vAlign w:val="center"/>
+            <w:hideMark/>
+          </w:tcPr>
+          <w:p>
+            <w:pPr>
+              <w:spacing w:after="0" w:line="240" w:lineRule="auto"/>
+              <w:jc w:val="center"/>
+              <w:rPr>
+                <w:rFonts w:asciiTheme="majorHAnsi" w:eastAsia="Times New Roman" w:hAnsiTheme="majorHAnsi" w:cstheme="majorHAnsi"/>
+                <w:color w:val="000000"/>
+                <w:kern w:val="0"/>
+                <w:sz w:val="18"/>
+                <w:szCs w:val="18"/>
+                <w14:ligatures w14:val="none"/>
+              </w:rPr>
+            </w:pPr>
+            <w:r>
+              <w:rPr>
+                <w:rFonts w:asciiTheme="majorHAnsi" w:eastAsia="Times New Roman" w:hAnsiTheme="majorHAnsi" w:cstheme="majorHAnsi"/>
+                <w:color w:val="000000"/>
+                <w:kern w:val="0"/>
+                <w:sz w:val="18"/>
+                <w:szCs w:val="18"/>
+                <w14:ligatures w14:val="none"/>
+              </w:rPr>
+              <w:t>config_1</w:t>
+            </w:r>
+          </w:p>
+        </w:tc>
+        <w:tc>
+          <w:tcPr>
+            <w:tcW w:w="1074" w:type="dxa"/>
+            <w:tcBorders>
+              <w:top w:val="nil"/>
+              <w:left w:val="nil"/>
+              <w:bottom w:val="single" w:sz="4" w:space="0" w:color="auto"/>
+              <w:right w:val="single" w:sz="4" w:space="0" w:color="auto"/>
+            </w:tcBorders>
+            <w:vAlign w:val="center"/>
+            <w:hideMark/>
+          </w:tcPr>
+          <w:p>
+            <w:pPr>
+              <w:spacing w:after="0" w:line="240" w:lineRule="auto"/>
+              <w:jc w:val="center"/>
+              <w:rPr>
+                <w:rFonts w:asciiTheme="majorHAnsi" w:eastAsia="Times New Roman" w:hAnsiTheme="majorHAnsi" w:cstheme="majorHAnsi"/>
+                <w:color w:val="000000"/>
+                <w:kern w:val="0"/>
+                <w:sz w:val="18"/>
+                <w:szCs w:val="18"/>
+                <w14:ligatures w14:val="none"/>
+              </w:rPr>
+            </w:pPr>
+            <w:r>
+              <w:rPr>
+                <w:rFonts w:asciiTheme="majorHAnsi" w:eastAsia="Times New Roman" w:hAnsiTheme="majorHAnsi" w:cstheme="majorHAnsi"/>
+                <w:color w:val="000000"/>
+                <w:kern w:val="0"/>
+                <w:sz w:val="18"/>
+                <w:szCs w:val="18"/>
+                <w14:ligatures w14:val="none"/>
+              </w:rPr>
+              <w:t>0.00195</w:t>
+            </w:r>
+          </w:p>
+        </w:tc>
+        <w:tc>
+          <w:tcPr>
+            <w:tcW w:w="1080" w:type="dxa"/>
+            <w:tcBorders>
+              <w:top w:val="nil"/>
+              <w:left w:val="nil"/>
+              <w:bottom w:val="single" w:sz="4" w:space="0" w:color="auto"/>
+              <w:right w:val="single" w:sz="4" w:space="0" w:color="auto"/>
+            </w:tcBorders>
+            <w:vAlign w:val="center"/>
+            <w:hideMark/>
+          </w:tcPr>
+          <w:p>
+            <w:pPr>
+              <w:spacing w:after="0" w:line="240" w:lineRule="auto"/>
+              <w:jc w:val="center"/>
+              <w:rPr>
+                <w:rFonts w:asciiTheme="majorHAnsi" w:eastAsia="Times New Roman" w:hAnsiTheme="majorHAnsi" w:cstheme="majorHAnsi"/>
+                <w:color w:val="000000"/>
+                <w:kern w:val="0"/>
+                <w:sz w:val="18"/>
+                <w:szCs w:val="18"/>
+                <w14:ligatures w14:val="none"/>
+              </w:rPr>
+            </w:pPr>
+            <w:r>
+              <w:rPr>
+                <w:rFonts w:asciiTheme="majorHAnsi" w:eastAsia="Times New Roman" w:hAnsiTheme="majorHAnsi" w:cstheme="majorHAnsi"/>
+                <w:color w:val="000000"/>
+                <w:kern w:val="0"/>
+                <w:sz w:val="18"/>
+                <w:szCs w:val="18"/>
+                <w14:ligatures w14:val="none"/>
+              </w:rPr>
+              <w:t>0.8</w:t>
+            </w:r>
+          </w:p>
+        </w:tc>
+        <w:tc>
+          <w:tcPr>
+            <w:tcW w:w="1260" w:type="dxa"/>
+            <w:tcBorders>
+              <w:top w:val="nil"/>
+              <w:left w:val="nil"/>
+              <w:bottom w:val="single" w:sz="4" w:space="0" w:color="auto"/>
+              <w:right w:val="single" w:sz="4" w:space="0" w:color="auto"/>
+            </w:tcBorders>
+            <w:vAlign w:val="center"/>
+            <w:hideMark/>
+          </w:tcPr>
+          <w:p>
+            <w:pPr>
+              <w:spacing w:after="0" w:line="240" w:lineRule="auto"/>
+              <w:jc w:val="center"/>
+              <w:rPr>
+                <w:rFonts w:asciiTheme="majorHAnsi" w:eastAsia="Times New Roman" w:hAnsiTheme="majorHAnsi" w:cstheme="majorHAnsi"/>
+                <w:color w:val="000000"/>
+                <w:kern w:val="0"/>
+                <w:sz w:val="18"/>
+                <w:szCs w:val="18"/>
+                <w14:ligatures w14:val="none"/>
+              </w:rPr>
+            </w:pPr>
+            <w:r>
+              <w:rPr>
+                <w:rFonts w:asciiTheme="majorHAnsi" w:eastAsia="Times New Roman" w:hAnsiTheme="majorHAnsi" w:cstheme="majorHAnsi"/>
+                <w:color w:val="000000"/>
+                <w:kern w:val="0"/>
+                <w:sz w:val="18"/>
+                <w:szCs w:val="18"/>
+                <w14:ligatures w14:val="none"/>
+              </w:rPr>
+              <w:t>1.14E-07</w:t>
+            </w:r>
+          </w:p>
+        </w:tc>
+        <w:tc>
+          <w:tcPr>
+            <w:tcW w:w="1350" w:type="dxa"/>
+            <w:tcBorders>
+              <w:top w:val="nil"/>
+              <w:left w:val="nil"/>
+              <w:bottom w:val="single" w:sz="4" w:space="0" w:color="auto"/>
+              <w:right w:val="single" w:sz="4" w:space="0" w:color="auto"/>
+            </w:tcBorders>
+            <w:vAlign w:val="center"/>
+            <w:hideMark/>
+          </w:tcPr>
+          <w:p>
+            <w:pPr>
+              <w:spacing w:after="0" w:line="240" w:lineRule="auto"/>
+              <w:jc w:val="center"/>
+              <w:rPr>
+                <w:rFonts w:asciiTheme="majorHAnsi" w:eastAsia="Times New Roman" w:hAnsiTheme="majorHAnsi" w:cstheme="majorHAnsi"/>
+                <w:color w:val="000000"/>
+                <w:kern w:val="0"/>
+                <w:sz w:val="18"/>
+                <w:szCs w:val="18"/>
+                <w14:ligatures w14:val="none"/>
+              </w:rPr>
+            </w:pPr>
+            <w:r>
+              <w:rPr>
+                <w:rFonts w:asciiTheme="majorHAnsi" w:eastAsia="Times New Roman" w:hAnsiTheme="majorHAnsi" w:cstheme="majorHAnsi"/>
+                <w:color w:val="000000"/>
+                <w:kern w:val="0"/>
+                <w:sz w:val="18"/>
+                <w:szCs w:val="18"/>
+                <w14:ligatures w14:val="none"/>
+              </w:rPr>
+              <w:t>0.3702</w:t>
+            </w:r>
+          </w:p>
+        </w:tc>
+        <w:tc>
+          <w:tcPr>
+            <w:tcW w:w="1440" w:type="dxa"/>
+            <w:tcBorders>
+              <w:top w:val="nil"/>
+              <w:left w:val="nil"/>
+              <w:bottom w:val="single" w:sz="4" w:space="0" w:color="auto"/>
+              <w:right w:val="single" w:sz="4" w:space="0" w:color="auto"/>
+            </w:tcBorders>
+            <w:vAlign w:val="center"/>
+            <w:hideMark/>
+          </w:tcPr>
+          <w:p>
+            <w:pPr>
+              <w:spacing w:after="0" w:line="240" w:lineRule="auto"/>
+              <w:jc w:val="center"/>
+              <w:rPr>
+                <w:rFonts w:asciiTheme="majorHAnsi" w:eastAsia="Times New Roman" w:hAnsiTheme="majorHAnsi" w:cstheme="majorHAnsi"/>
+                <w:color w:val="000000"/>
+                <w:kern w:val="0"/>
+                <w:sz w:val="18"/>
+                <w:szCs w:val="18"/>
+                <w14:ligatures w14:val="none"/>
+              </w:rPr>
+            </w:pPr>
+            <w:r>
+              <w:rPr>
+                <w:rFonts w:asciiTheme="majorHAnsi" w:eastAsia="Times New Roman" w:hAnsiTheme="majorHAnsi" w:cstheme="majorHAnsi"/>
+                <w:color w:val="000000"/>
+                <w:kern w:val="0"/>
+                <w:sz w:val="18"/>
+                <w:szCs w:val="18"/>
+                <w14:ligatures w14:val="none"/>
+              </w:rPr>
+              <w:t>0.00842</w:t>
+            </w:r>
+          </w:p>
+        </w:tc>
+        <w:tc>
+          <w:tcPr>
+            <w:tcW w:w="1170" w:type="dxa"/>
+            <w:tcBorders>
+              <w:top w:val="nil"/>
+              <w:left w:val="nil"/>
+              <w:bottom w:val="single" w:sz="4" w:space="0" w:color="auto"/>
+              <w:right w:val="single" w:sz="4" w:space="0" w:color="auto"/>
+            </w:tcBorders>
+            <w:vAlign w:val="center"/>
+            <w:hideMark/>
+          </w:tcPr>
+          <w:p>
+            <w:pPr>
+              <w:spacing w:after="0"/>
+              <w:jc w:val="center"/>
+              <w:rPr>
+                <w:rFonts w:asciiTheme="majorHAnsi" w:eastAsia="Times New Roman" w:hAnsiTheme="majorHAnsi" w:cstheme="majorHAnsi"/>
+                <w:color w:val="000000"/>
+                <w:kern w:val="0"/>
+                <w:sz w:val="18"/>
+                <w:szCs w:val="18"/>
+                <w14:ligatures w14:val="none"/>
+              </w:rPr>
+            </w:pPr>
+            <w:r>
+              <w:rPr>
+                <w:rFonts w:asciiTheme="majorHAnsi" w:eastAsia="Times New Roman" w:hAnsiTheme="majorHAnsi" w:cstheme="majorHAnsi"/>
+                <w:color w:val="000000"/>
+                <w:kern w:val="0"/>
+                <w:sz w:val="18"/>
+                <w:szCs w:val="18"/>
+                <w14:ligatures w14:val="none"/>
+              </w:rPr>
+              <w:t> </w:t>
+            </w:r>
+            <w:r>
+              <w:rPr>
+                <w:rFonts w:asciiTheme="majorHAnsi" w:eastAsia="Times New Roman" w:hAnsiTheme="majorHAnsi" w:cstheme="majorHAnsi"/>
+                <w:color w:val="000000"/>
+                <w:kern w:val="0"/>
+                <w:sz w:val="18"/>
+                <w:szCs w:val="18"/>
+                <w14:ligatures w14:val="none"/>
+              </w:rPr>
+              <w:t>84.26</w:t>
+            </w:r>
+          </w:p>
+        </w:tc>
+        <w:tc>
+          <w:tcPr>
+            <w:tcW w:w="1350" w:type="dxa"/>
+            <w:tcBorders>
+              <w:top w:val="nil"/>
+              <w:left w:val="nil"/>
+              <w:bottom w:val="single" w:sz="4" w:space="0" w:color="auto"/>
+              <w:right w:val="single" w:sz="4" w:space="0" w:color="auto"/>
+            </w:tcBorders>
+            <w:vAlign w:val="center"/>
+            <w:hideMark/>
+          </w:tcPr>
+          <w:p>
+            <w:pPr>
+              <w:spacing w:after="0"/>
+              <w:jc w:val="center"/>
+              <w:rPr>
+                <w:rFonts w:asciiTheme="majorHAnsi" w:eastAsia="Times New Roman" w:hAnsiTheme="majorHAnsi" w:cstheme="majorHAnsi"/>
+                <w:color w:val="000000"/>
+                <w:kern w:val="0"/>
+                <w:sz w:val="18"/>
+                <w:szCs w:val="18"/>
+                <w14:ligatures w14:val="none"/>
+              </w:rPr>
+            </w:pPr>
+            <w:r>
+              <w:rPr>
+                <w:rFonts w:asciiTheme="majorHAnsi" w:eastAsia="Times New Roman" w:hAnsiTheme="majorHAnsi" w:cstheme="majorHAnsi"/>
+                <w:color w:val="000000"/>
+                <w:kern w:val="0"/>
+                <w:sz w:val="18"/>
+                <w:szCs w:val="18"/>
+                <w14:ligatures w14:val="none"/>
+              </w:rPr>
+              <w:t> </w:t>
+            </w:r>
+            <w:r>
+              <w:rPr>
+                <w:rFonts w:asciiTheme="majorHAnsi" w:eastAsia="Times New Roman" w:hAnsiTheme="majorHAnsi" w:cstheme="majorHAnsi"/>
+                <w:color w:val="000000"/>
+                <w:kern w:val="0"/>
+                <w:sz w:val="18"/>
+                <w:szCs w:val="18"/>
+                <w14:ligatures w14:val="none"/>
+              </w:rPr>
+              <w:t>89.76</w:t>
+            </w:r>
+          </w:p>
+        </w:tc>
+      </w:tr>
+      <w:tr>
+        <w:trPr>
+          <w:trHeight w:val="284"/>
+        </w:trPr>
+        <w:tc>
+          <w:tcPr>
+            <w:tcW w:w="935" w:type="dxa"/>
+            <w:tcBorders>
+              <w:top w:val="nil"/>
+              <w:left w:val="single" w:sz="4" w:space="0" w:color="auto"/>
+              <w:bottom w:val="single" w:sz="4" w:space="0" w:color="auto"/>
+              <w:right w:val="single" w:sz="4" w:space="0" w:color="auto"/>
+            </w:tcBorders>
+            <w:vAlign w:val="center"/>
+            <w:hideMark/>
+          </w:tcPr>
+          <w:p>
+            <w:pPr>
+              <w:spacing w:after="0" w:line="240" w:lineRule="auto"/>
+              <w:jc w:val="center"/>
+              <w:rPr>
+                <w:rFonts w:asciiTheme="majorHAnsi" w:eastAsia="Times New Roman" w:hAnsiTheme="majorHAnsi" w:cstheme="majorHAnsi"/>
+                <w:color w:val="000000"/>
+                <w:kern w:val="0"/>
+                <w:sz w:val="18"/>
+                <w:szCs w:val="18"/>
+                <w14:ligatures w14:val="none"/>
+              </w:rPr>
+            </w:pPr>
+            <w:r>
+              <w:rPr>
+                <w:rFonts w:asciiTheme="majorHAnsi" w:eastAsia="Times New Roman" w:hAnsiTheme="majorHAnsi" w:cstheme="majorHAnsi"/>
+                <w:color w:val="000000"/>
+                <w:kern w:val="0"/>
+                <w:sz w:val="18"/>
+                <w:szCs w:val="18"/>
+                <w14:ligatures w14:val="none"/>
+              </w:rPr>
+              <w:t>config_2</w:t>
+            </w:r>
+          </w:p>
+        </w:tc>
+        <w:tc>
+          <w:tcPr>
+            <w:tcW w:w="1074" w:type="dxa"/>
+            <w:tcBorders>
+              <w:top w:val="nil"/>
+              <w:left w:val="nil"/>
+              <w:bottom w:val="single" w:sz="4" w:space="0" w:color="auto"/>
+              <w:right w:val="single" w:sz="4" w:space="0" w:color="auto"/>
+            </w:tcBorders>
+            <w:vAlign w:val="center"/>
+            <w:hideMark/>
+          </w:tcPr>
+          <w:p>
+            <w:pPr>
+              <w:spacing w:after="0" w:line="240" w:lineRule="auto"/>
+              <w:jc w:val="center"/>
+              <w:rPr>
+                <w:rFonts w:asciiTheme="majorHAnsi" w:eastAsia="Times New Roman" w:hAnsiTheme="majorHAnsi" w:cstheme="majorHAnsi"/>
+                <w:color w:val="000000"/>
+                <w:kern w:val="0"/>
+                <w:sz w:val="18"/>
+                <w:szCs w:val="18"/>
+                <w14:ligatures w14:val="none"/>
+              </w:rPr>
+            </w:pPr>
+            <w:r>
+              <w:rPr>
+                <w:rFonts w:asciiTheme="majorHAnsi" w:eastAsia="Times New Roman" w:hAnsiTheme="majorHAnsi" w:cstheme="majorHAnsi"/>
+                <w:color w:val="000000"/>
+                <w:kern w:val="0"/>
+                <w:sz w:val="18"/>
+                <w:szCs w:val="18"/>
+                <w14:ligatures w14:val="none"/>
+              </w:rPr>
+              <w:t>0.00027</w:t>
+            </w:r>
+          </w:p>
+        </w:tc>
+        <w:tc>
+          <w:tcPr>
+            <w:tcW w:w="1080" w:type="dxa"/>
+            <w:tcBorders>
+              <w:top w:val="nil"/>
+              <w:left w:val="nil"/>
+              <w:bottom w:val="single" w:sz="4" w:space="0" w:color="auto"/>
+              <w:right w:val="single" w:sz="4" w:space="0" w:color="auto"/>
+            </w:tcBorders>
+            <w:vAlign w:val="center"/>
+            <w:hideMark/>
+          </w:tcPr>
+          <w:p>
+            <w:pPr>
+              <w:spacing w:after="0" w:line="240" w:lineRule="auto"/>
+              <w:jc w:val="center"/>
+              <w:rPr>
+                <w:rFonts w:asciiTheme="majorHAnsi" w:eastAsia="Times New Roman" w:hAnsiTheme="majorHAnsi" w:cstheme="majorHAnsi"/>
+                <w:color w:val="000000"/>
+                <w:kern w:val="0"/>
+                <w:sz w:val="18"/>
+                <w:szCs w:val="18"/>
+                <w14:ligatures w14:val="none"/>
+              </w:rPr>
+            </w:pPr>
+            <w:r>
+              <w:rPr>
+                <w:rFonts w:asciiTheme="majorHAnsi" w:eastAsia="Times New Roman" w:hAnsiTheme="majorHAnsi" w:cstheme="majorHAnsi"/>
+                <w:color w:val="000000"/>
+                <w:kern w:val="0"/>
+                <w:sz w:val="18"/>
+                <w:szCs w:val="18"/>
+                <w14:ligatures w14:val="none"/>
+              </w:rPr>
+              <w:t>0.8025</w:t>
+            </w:r>
+          </w:p>
+        </w:tc>
+        <w:tc>
+          <w:tcPr>
+            <w:tcW w:w="1260" w:type="dxa"/>
+            <w:tcBorders>
+              <w:top w:val="nil"/>
+              <w:left w:val="nil"/>
+              <w:bottom w:val="single" w:sz="4" w:space="0" w:color="auto"/>
+              <w:right w:val="single" w:sz="4" w:space="0" w:color="auto"/>
+            </w:tcBorders>
+            <w:vAlign w:val="center"/>
+            <w:hideMark/>
+          </w:tcPr>
+          <w:p>
+            <w:pPr>
+              <w:spacing w:after="0" w:line="240" w:lineRule="auto"/>
+              <w:jc w:val="center"/>
+              <w:rPr>
+                <w:rFonts w:asciiTheme="majorHAnsi" w:eastAsia="Times New Roman" w:hAnsiTheme="majorHAnsi" w:cstheme="majorHAnsi"/>
+                <w:color w:val="000000"/>
+                <w:kern w:val="0"/>
+                <w:sz w:val="18"/>
+                <w:szCs w:val="18"/>
+                <w14:ligatures w14:val="none"/>
+              </w:rPr>
+            </w:pPr>
+            <w:r>
+              <w:rPr>
+                <w:rFonts w:asciiTheme="majorHAnsi" w:eastAsia="Times New Roman" w:hAnsiTheme="majorHAnsi" w:cstheme="majorHAnsi"/>
+                <w:color w:val="000000"/>
+                <w:kern w:val="0"/>
+                <w:sz w:val="18"/>
+                <w:szCs w:val="18"/>
+                <w14:ligatures w14:val="none"/>
+              </w:rPr>
+              <w:t>4.20E-09</w:t>
+            </w:r>
+          </w:p>
+        </w:tc>
+        <w:tc>
+          <w:tcPr>
+            <w:tcW w:w="1350" w:type="dxa"/>
+            <w:tcBorders>
+              <w:top w:val="nil"/>
+              <w:left w:val="nil"/>
+              <w:bottom w:val="single" w:sz="4" w:space="0" w:color="auto"/>
+              <w:right w:val="single" w:sz="4" w:space="0" w:color="auto"/>
+            </w:tcBorders>
+            <w:vAlign w:val="center"/>
+            <w:hideMark/>
+          </w:tcPr>
+          <w:p>
+            <w:pPr>
+              <w:spacing w:after="0" w:line="240" w:lineRule="auto"/>
+              <w:jc w:val="center"/>
+              <w:rPr>
+                <w:rFonts w:asciiTheme="majorHAnsi" w:eastAsia="Times New Roman" w:hAnsiTheme="majorHAnsi" w:cstheme="majorHAnsi"/>
+                <w:color w:val="000000"/>
+                <w:kern w:val="0"/>
+                <w:sz w:val="18"/>
+                <w:szCs w:val="18"/>
+                <w14:ligatures w14:val="none"/>
+              </w:rPr>
+            </w:pPr>
+            <w:r>
+              <w:rPr>
+                <w:rFonts w:asciiTheme="majorHAnsi" w:eastAsia="Times New Roman" w:hAnsiTheme="majorHAnsi" w:cstheme="majorHAnsi"/>
+                <w:color w:val="000000"/>
+                <w:kern w:val="0"/>
+                <w:sz w:val="18"/>
+                <w:szCs w:val="18"/>
+                <w14:ligatures w14:val="none"/>
+              </w:rPr>
+              <w:t>0.3709</w:t>
+            </w:r>
+          </w:p>
+        </w:tc>
+        <w:tc>
+          <w:tcPr>
+            <w:tcW w:w="1440" w:type="dxa"/>
+            <w:tcBorders>
+              <w:top w:val="nil"/>
+              <w:left w:val="nil"/>
+              <w:bottom w:val="single" w:sz="4" w:space="0" w:color="auto"/>
+              <w:right w:val="single" w:sz="4" w:space="0" w:color="auto"/>
+            </w:tcBorders>
+            <w:vAlign w:val="center"/>
+            <w:hideMark/>
+          </w:tcPr>
+          <w:p>
+            <w:pPr>
+              <w:spacing w:after="0" w:line="240" w:lineRule="auto"/>
+              <w:jc w:val="center"/>
+              <w:rPr>
+                <w:rFonts w:asciiTheme="majorHAnsi" w:eastAsia="Times New Roman" w:hAnsiTheme="majorHAnsi" w:cstheme="majorHAnsi"/>
+                <w:color w:val="000000"/>
+                <w:kern w:val="0"/>
+                <w:sz w:val="18"/>
+                <w:szCs w:val="18"/>
+                <w14:ligatures w14:val="none"/>
+              </w:rPr>
+            </w:pPr>
+            <w:r>
+              <w:rPr>
+                <w:rFonts w:asciiTheme="majorHAnsi" w:eastAsia="Times New Roman" w:hAnsiTheme="majorHAnsi" w:cstheme="majorHAnsi"/>
+                <w:color w:val="000000"/>
+                <w:kern w:val="0"/>
+                <w:sz w:val="18"/>
+                <w:szCs w:val="18"/>
+                <w14:ligatures w14:val="none"/>
+              </w:rPr>
+              <w:t>0.00029</w:t>
+            </w:r>
+          </w:p>
+        </w:tc>
+        <w:tc>
+          <w:tcPr>
+            <w:tcW w:w="1170" w:type="dxa"/>
+            <w:tcBorders>
+              <w:top w:val="nil"/>
+              <w:left w:val="nil"/>
+              <w:bottom w:val="single" w:sz="4" w:space="0" w:color="auto"/>
+              <w:right w:val="single" w:sz="4" w:space="0" w:color="auto"/>
+            </w:tcBorders>
+            <w:vAlign w:val="center"/>
+            <w:hideMark/>
+          </w:tcPr>
+          <w:p>
+            <w:pPr>
+              <w:spacing w:after="0"/>
+              <w:jc w:val="center"/>
+              <w:rPr>
+                <w:rFonts w:asciiTheme="majorHAnsi" w:eastAsia="Times New Roman" w:hAnsiTheme="majorHAnsi" w:cstheme="majorHAnsi"/>
+                <w:color w:val="000000"/>
+                <w:kern w:val="0"/>
+                <w:sz w:val="18"/>
+                <w:szCs w:val="18"/>
+                <w14:ligatures w14:val="none"/>
+              </w:rPr>
+            </w:pPr>
+            <w:r>
+              <w:rPr>
+                <w:rFonts w:asciiTheme="majorHAnsi" w:eastAsia="Times New Roman" w:hAnsiTheme="majorHAnsi" w:cstheme="majorHAnsi"/>
+                <w:color w:val="000000"/>
+                <w:kern w:val="0"/>
+                <w:sz w:val="18"/>
+                <w:szCs w:val="18"/>
+                <w14:ligatures w14:val="none"/>
+              </w:rPr>
+              <w:t> </w:t>
+            </w:r>
+            <w:r>
+              <w:rPr>
+                <w:rFonts w:asciiTheme="majorHAnsi" w:eastAsia="Times New Roman" w:hAnsiTheme="majorHAnsi" w:cstheme="majorHAnsi"/>
+                <w:color w:val="000000"/>
+                <w:kern w:val="0"/>
+                <w:sz w:val="18"/>
+                <w:szCs w:val="18"/>
+                <w14:ligatures w14:val="none"/>
+              </w:rPr>
+              <w:t>94.62</w:t>
+            </w:r>
+          </w:p>
+        </w:tc>
+        <w:tc>
+          <w:tcPr>
+            <w:tcW w:w="1350" w:type="dxa"/>
+            <w:tcBorders>
+              <w:top w:val="nil"/>
+              <w:left w:val="nil"/>
+              <w:bottom w:val="single" w:sz="4" w:space="0" w:color="auto"/>
+              <w:right w:val="single" w:sz="4" w:space="0" w:color="auto"/>
+            </w:tcBorders>
+            <w:vAlign w:val="center"/>
+            <w:hideMark/>
+          </w:tcPr>
+          <w:p>
+            <w:pPr>
+              <w:spacing w:after="0"/>
+              <w:jc w:val="center"/>
+              <w:rPr>
+                <w:rFonts w:asciiTheme="majorHAnsi" w:eastAsia="Times New Roman" w:hAnsiTheme="majorHAnsi" w:cstheme="majorHAnsi"/>
+                <w:color w:val="000000"/>
+                <w:kern w:val="0"/>
+                <w:sz w:val="18"/>
+                <w:szCs w:val="18"/>
+                <w14:ligatures w14:val="none"/>
+              </w:rPr>
+            </w:pPr>
+            <w:r>
+              <w:rPr>
+                <w:rFonts w:asciiTheme="majorHAnsi" w:eastAsia="Times New Roman" w:hAnsiTheme="majorHAnsi" w:cstheme="majorHAnsi"/>
+                <w:color w:val="000000"/>
+                <w:kern w:val="0"/>
+                <w:sz w:val="18"/>
+                <w:szCs w:val="18"/>
+                <w14:ligatures w14:val="none"/>
+              </w:rPr>
+              <w:t> </w:t>
+            </w:r>
+            <w:r>
+              <w:rPr>
+                <w:rFonts w:asciiTheme="majorHAnsi" w:eastAsia="Times New Roman" w:hAnsiTheme="majorHAnsi" w:cstheme="majorHAnsi"/>
+                <w:color w:val="000000"/>
+                <w:kern w:val="0"/>
+                <w:sz w:val="18"/>
+                <w:szCs w:val="18"/>
+                <w14:ligatures w14:val="none"/>
+              </w:rPr>
+              <w:t>95.42</w:t>
+            </w:r>
+          </w:p>
+        </w:tc>
+      </w:tr>
+      <w:tr>
+        <w:trPr>
+          <w:trHeight w:val="284"/>
+        </w:trPr>
+        <w:tc>
+          <w:tcPr>
+            <w:tcW w:w="935" w:type="dxa"/>
+            <w:tcBorders>
+              <w:top w:val="nil"/>
+              <w:left w:val="single" w:sz="4" w:space="0" w:color="auto"/>
+              <w:bottom w:val="single" w:sz="4" w:space="0" w:color="auto"/>
+              <w:right w:val="single" w:sz="4" w:space="0" w:color="auto"/>
+            </w:tcBorders>
+            <w:vAlign w:val="center"/>
+            <w:hideMark/>
+          </w:tcPr>
+          <w:p>
+            <w:pPr>
+              <w:spacing w:after="0" w:line="240" w:lineRule="auto"/>
+              <w:jc w:val="center"/>
+              <w:rPr>
+                <w:rFonts w:asciiTheme="majorHAnsi" w:eastAsia="Times New Roman" w:hAnsiTheme="majorHAnsi" w:cstheme="majorHAnsi"/>
+                <w:color w:val="000000"/>
+                <w:kern w:val="0"/>
+                <w:sz w:val="18"/>
+                <w:szCs w:val="18"/>
+                <w14:ligatures w14:val="none"/>
+              </w:rPr>
+            </w:pPr>
+            <w:r>
+              <w:rPr>
+                <w:rFonts w:asciiTheme="majorHAnsi" w:eastAsia="Times New Roman" w:hAnsiTheme="majorHAnsi" w:cstheme="majorHAnsi"/>
+                <w:color w:val="000000"/>
+                <w:kern w:val="0"/>
+                <w:sz w:val="18"/>
+                <w:szCs w:val="18"/>
+                <w14:ligatures w14:val="none"/>
+              </w:rPr>
+              <w:t>config_3</w:t>
+            </w:r>
+          </w:p>
+        </w:tc>
+        <w:tc>
+          <w:tcPr>
+            <w:tcW w:w="1074" w:type="dxa"/>
+            <w:tcBorders>
+              <w:top w:val="nil"/>
+              <w:left w:val="nil"/>
+              <w:bottom w:val="single" w:sz="4" w:space="0" w:color="auto"/>
+              <w:right w:val="single" w:sz="4" w:space="0" w:color="auto"/>
+            </w:tcBorders>
+            <w:vAlign w:val="center"/>
+            <w:hideMark/>
+          </w:tcPr>
+          <w:p>
+            <w:pPr>
+              <w:spacing w:after="0" w:line="240" w:lineRule="auto"/>
+              <w:jc w:val="center"/>
+              <w:rPr>
+                <w:rFonts w:asciiTheme="majorHAnsi" w:eastAsia="Times New Roman" w:hAnsiTheme="majorHAnsi" w:cstheme="majorHAnsi"/>
+                <w:color w:val="000000"/>
+                <w:kern w:val="0"/>
+                <w:sz w:val="18"/>
+                <w:szCs w:val="18"/>
+                <w14:ligatures w14:val="none"/>
+              </w:rPr>
+            </w:pPr>
+            <w:r>
+              <w:rPr>
+                <w:rFonts w:asciiTheme="majorHAnsi" w:eastAsia="Times New Roman" w:hAnsiTheme="majorHAnsi" w:cstheme="majorHAnsi"/>
+                <w:color w:val="000000"/>
+                <w:kern w:val="0"/>
+                <w:sz w:val="18"/>
+                <w:szCs w:val="18"/>
+                <w14:ligatures w14:val="none"/>
+              </w:rPr>
+              <w:t>0.02664</w:t>
+            </w:r>
+          </w:p>
+        </w:tc>
+        <w:tc>
+          <w:tcPr>
+            <w:tcW w:w="1080" w:type="dxa"/>
+            <w:tcBorders>
+              <w:top w:val="nil"/>
+              <w:left w:val="nil"/>
+              <w:bottom w:val="single" w:sz="4" w:space="0" w:color="auto"/>
+              <w:right w:val="single" w:sz="4" w:space="0" w:color="auto"/>
+            </w:tcBorders>
+            <w:vAlign w:val="center"/>
+            <w:hideMark/>
+          </w:tcPr>
+          <w:p>
+            <w:pPr>
+              <w:spacing w:after="0" w:line="240" w:lineRule="auto"/>
+              <w:jc w:val="center"/>
+              <w:rPr>
+                <w:rFonts w:asciiTheme="majorHAnsi" w:eastAsia="Times New Roman" w:hAnsiTheme="majorHAnsi" w:cstheme="majorHAnsi"/>
+                <w:color w:val="000000"/>
+                <w:kern w:val="0"/>
+                <w:sz w:val="18"/>
+                <w:szCs w:val="18"/>
+                <w14:ligatures w14:val="none"/>
+              </w:rPr>
+            </w:pPr>
+            <w:r>
+              <w:rPr>
+                <w:rFonts w:asciiTheme="majorHAnsi" w:eastAsia="Times New Roman" w:hAnsiTheme="majorHAnsi" w:cstheme="majorHAnsi"/>
+                <w:color w:val="000000"/>
+                <w:kern w:val="0"/>
+                <w:sz w:val="18"/>
+                <w:szCs w:val="18"/>
+                <w14:ligatures w14:val="none"/>
+              </w:rPr>
+              <w:t>0.8033</w:t>
+            </w:r>
+          </w:p>
+        </w:tc>
+        <w:tc>
+          <w:tcPr>
+            <w:tcW w:w="1260" w:type="dxa"/>
+            <w:tcBorders>
+              <w:top w:val="nil"/>
+              <w:left w:val="nil"/>
+              <w:bottom w:val="single" w:sz="4" w:space="0" w:color="auto"/>
+              <w:right w:val="single" w:sz="4" w:space="0" w:color="auto"/>
+            </w:tcBorders>
+            <w:vAlign w:val="center"/>
+            <w:hideMark/>
+          </w:tcPr>
+          <w:p>
+            <w:pPr>
+              <w:spacing w:after="0" w:line="240" w:lineRule="auto"/>
+              <w:jc w:val="center"/>
+              <w:rPr>
+                <w:rFonts w:asciiTheme="majorHAnsi" w:eastAsia="Times New Roman" w:hAnsiTheme="majorHAnsi" w:cstheme="majorHAnsi"/>
+                <w:color w:val="000000"/>
+                <w:kern w:val="0"/>
+                <w:sz w:val="18"/>
+                <w:szCs w:val="18"/>
+                <w14:ligatures w14:val="none"/>
+              </w:rPr>
+            </w:pPr>
+            <w:r>
+              <w:rPr>
+                <w:rFonts w:asciiTheme="majorHAnsi" w:eastAsia="Times New Roman" w:hAnsiTheme="majorHAnsi" w:cstheme="majorHAnsi"/>
+                <w:color w:val="000000"/>
+                <w:kern w:val="0"/>
+                <w:sz w:val="18"/>
+                <w:szCs w:val="18"/>
+                <w14:ligatures w14:val="none"/>
+              </w:rPr>
+              <w:t>9.27E-09</w:t>
+            </w:r>
+          </w:p>
+        </w:tc>
+        <w:tc>
+          <w:tcPr>
+            <w:tcW w:w="1350" w:type="dxa"/>
+            <w:tcBorders>
+              <w:top w:val="nil"/>
+              <w:left w:val="nil"/>
+              <w:bottom w:val="single" w:sz="4" w:space="0" w:color="auto"/>
+              <w:right w:val="single" w:sz="4" w:space="0" w:color="auto"/>
+            </w:tcBorders>
+            <w:vAlign w:val="center"/>
+            <w:hideMark/>
+          </w:tcPr>
+          <w:p>
+            <w:pPr>
+              <w:spacing w:after="0" w:line="240" w:lineRule="auto"/>
+              <w:jc w:val="center"/>
+              <w:rPr>
+                <w:rFonts w:asciiTheme="majorHAnsi" w:eastAsia="Times New Roman" w:hAnsiTheme="majorHAnsi" w:cstheme="majorHAnsi"/>
+                <w:color w:val="000000"/>
+                <w:kern w:val="0"/>
+                <w:sz w:val="18"/>
+                <w:szCs w:val="18"/>
+                <w14:ligatures w14:val="none"/>
+              </w:rPr>
+            </w:pPr>
+            <w:r>
+              <w:rPr>
+                <w:rFonts w:asciiTheme="majorHAnsi" w:eastAsia="Times New Roman" w:hAnsiTheme="majorHAnsi" w:cstheme="majorHAnsi"/>
+                <w:color w:val="000000"/>
+                <w:kern w:val="0"/>
+                <w:sz w:val="18"/>
+                <w:szCs w:val="18"/>
+                <w14:ligatures w14:val="none"/>
+              </w:rPr>
+              <w:t>0.0847</w:t>
+            </w:r>
+          </w:p>
+        </w:tc>
+        <w:tc>
+          <w:tcPr>
+            <w:tcW w:w="1440" w:type="dxa"/>
+            <w:tcBorders>
+              <w:top w:val="nil"/>
+              <w:left w:val="nil"/>
+              <w:bottom w:val="single" w:sz="4" w:space="0" w:color="auto"/>
+              <w:right w:val="single" w:sz="4" w:space="0" w:color="auto"/>
+            </w:tcBorders>
+            <w:vAlign w:val="center"/>
+            <w:hideMark/>
+          </w:tcPr>
+          <w:p>
+            <w:pPr>
+              <w:spacing w:after="0" w:line="240" w:lineRule="auto"/>
+              <w:jc w:val="center"/>
+              <w:rPr>
+                <w:rFonts w:asciiTheme="majorHAnsi" w:eastAsia="Times New Roman" w:hAnsiTheme="majorHAnsi" w:cstheme="majorHAnsi"/>
+                <w:color w:val="000000"/>
+                <w:kern w:val="0"/>
+                <w:sz w:val="18"/>
+                <w:szCs w:val="18"/>
+                <w14:ligatures w14:val="none"/>
+              </w:rPr>
+            </w:pPr>
+            <w:r>
+              <w:rPr>
+                <w:rFonts w:asciiTheme="majorHAnsi" w:eastAsia="Times New Roman" w:hAnsiTheme="majorHAnsi" w:cstheme="majorHAnsi"/>
+                <w:color w:val="000000"/>
+                <w:kern w:val="0"/>
+                <w:sz w:val="18"/>
+                <w:szCs w:val="18"/>
+                <w14:ligatures w14:val="none"/>
+              </w:rPr>
+              <w:t>0.00136</w:t>
+            </w:r>
+          </w:p>
+        </w:tc>
+        <w:tc>
+          <w:tcPr>
+            <w:tcW w:w="1170" w:type="dxa"/>
+            <w:tcBorders>
+              <w:top w:val="nil"/>
+              <w:left w:val="nil"/>
+              <w:bottom w:val="single" w:sz="4" w:space="0" w:color="auto"/>
+              <w:right w:val="single" w:sz="4" w:space="0" w:color="auto"/>
+            </w:tcBorders>
+            <w:vAlign w:val="center"/>
+            <w:hideMark/>
+          </w:tcPr>
+          <w:p>
+            <w:pPr>
+              <w:spacing w:after="0" w:line="240" w:lineRule="auto"/>
+              <w:jc w:val="center"/>
+              <w:rPr>
+                <w:rFonts w:asciiTheme="majorHAnsi" w:eastAsia="Times New Roman" w:hAnsiTheme="majorHAnsi" w:cstheme="majorHAnsi"/>
+                <w:color w:val="000000"/>
+                <w:kern w:val="0"/>
+                <w:sz w:val="18"/>
+                <w:szCs w:val="18"/>
+                <w14:ligatures w14:val="none"/>
+              </w:rPr>
+            </w:pPr>
+            <w:r>
+              <w:rPr>
+                <w:rFonts w:asciiTheme="majorHAnsi" w:eastAsia="Times New Roman" w:hAnsiTheme="majorHAnsi" w:cstheme="majorHAnsi"/>
+                <w:color w:val="000000"/>
+                <w:kern w:val="0"/>
+                <w:sz w:val="18"/>
+                <w:szCs w:val="18"/>
+                <w14:ligatures w14:val="none"/>
+              </w:rPr>
+              <w:t>73.04</w:t>
+            </w:r>
+          </w:p>
+        </w:tc>
+        <w:tc>
+          <w:tcPr>
+            <w:tcW w:w="1350" w:type="dxa"/>
+            <w:tcBorders>
+              <w:top w:val="nil"/>
+              <w:left w:val="nil"/>
+              <w:bottom w:val="single" w:sz="4" w:space="0" w:color="auto"/>
+              <w:right w:val="single" w:sz="4" w:space="0" w:color="auto"/>
+            </w:tcBorders>
+            <w:vAlign w:val="center"/>
+            <w:hideMark/>
+          </w:tcPr>
+          <w:p>
+            <w:pPr>
+              <w:spacing w:after="0"/>
+              <w:jc w:val="center"/>
+              <w:rPr>
+                <w:rFonts w:asciiTheme="majorHAnsi" w:eastAsia="Times New Roman" w:hAnsiTheme="majorHAnsi" w:cstheme="majorHAnsi"/>
+                <w:color w:val="000000"/>
+                <w:kern w:val="0"/>
+                <w:sz w:val="18"/>
+                <w:szCs w:val="18"/>
+                <w14:ligatures w14:val="none"/>
+              </w:rPr>
+            </w:pPr>
+            <w:r>
+              <w:rPr>
+                <w:rFonts w:asciiTheme="majorHAnsi" w:eastAsia="Times New Roman" w:hAnsiTheme="majorHAnsi" w:cstheme="majorHAnsi"/>
+                <w:color w:val="000000"/>
+                <w:kern w:val="0"/>
+                <w:sz w:val="18"/>
+                <w:szCs w:val="18"/>
+                <w14:ligatures w14:val="none"/>
+              </w:rPr>
+              <w:t> </w:t>
+            </w:r>
+            <w:r>
+              <w:rPr>
+                <w:rFonts w:asciiTheme="majorHAnsi" w:eastAsia="Times New Roman" w:hAnsiTheme="majorHAnsi" w:cstheme="majorHAnsi"/>
+                <w:color w:val="000000"/>
+                <w:kern w:val="0"/>
+                <w:sz w:val="18"/>
+                <w:szCs w:val="18"/>
+                <w14:ligatures w14:val="none"/>
+              </w:rPr>
+              <w:t>81.06</w:t>
+            </w:r>
+          </w:p>
+        </w:tc>
+      </w:tr>
+      <w:tr>
+        <w:trPr>
+          <w:trHeight w:val="284"/>
+        </w:trPr>
+        <w:tc>
+          <w:tcPr>
+            <w:tcW w:w="935" w:type="dxa"/>
+            <w:tcBorders>
+              <w:top w:val="nil"/>
+              <w:left w:val="single" w:sz="4" w:space="0" w:color="auto"/>
+              <w:bottom w:val="single" w:sz="4" w:space="0" w:color="auto"/>
+              <w:right w:val="single" w:sz="4" w:space="0" w:color="auto"/>
+            </w:tcBorders>
+            <w:vAlign w:val="center"/>
+            <w:hideMark/>
+          </w:tcPr>
+          <w:p>
+            <w:pPr>
+              <w:spacing w:after="0" w:line="240" w:lineRule="auto"/>
+              <w:jc w:val="center"/>
+              <w:rPr>
+                <w:rFonts w:asciiTheme="majorHAnsi" w:eastAsia="Times New Roman" w:hAnsiTheme="majorHAnsi" w:cstheme="majorHAnsi"/>
+                <w:color w:val="000000"/>
+                <w:kern w:val="0"/>
+                <w:sz w:val="18"/>
+                <w:szCs w:val="18"/>
+                <w14:ligatures w14:val="none"/>
+              </w:rPr>
+            </w:pPr>
+            <w:r>
+              <w:rPr>
+                <w:rFonts w:asciiTheme="majorHAnsi" w:eastAsia="Times New Roman" w:hAnsiTheme="majorHAnsi" w:cstheme="majorHAnsi"/>
+                <w:color w:val="000000"/>
+                <w:kern w:val="0"/>
+                <w:sz w:val="18"/>
+                <w:szCs w:val="18"/>
+                <w14:ligatures w14:val="none"/>
+              </w:rPr>
+              <w:t>config_4</w:t>
+            </w:r>
+          </w:p>
+        </w:tc>
+        <w:tc>
+          <w:tcPr>
+            <w:tcW w:w="1074" w:type="dxa"/>
+            <w:tcBorders>
+              <w:top w:val="nil"/>
+              <w:left w:val="nil"/>
+              <w:bottom w:val="single" w:sz="4" w:space="0" w:color="auto"/>
+              <w:right w:val="single" w:sz="4" w:space="0" w:color="auto"/>
+            </w:tcBorders>
+            <w:vAlign w:val="center"/>
+            <w:hideMark/>
+          </w:tcPr>
+          <w:p>
+            <w:pPr>
+              <w:spacing w:after="0" w:line="240" w:lineRule="auto"/>
+              <w:jc w:val="center"/>
+              <w:rPr>
+                <w:rFonts w:asciiTheme="majorHAnsi" w:eastAsia="Times New Roman" w:hAnsiTheme="majorHAnsi" w:cstheme="majorHAnsi"/>
+                <w:color w:val="000000"/>
+                <w:kern w:val="0"/>
+                <w:sz w:val="18"/>
+                <w:szCs w:val="18"/>
+                <w14:ligatures w14:val="none"/>
+              </w:rPr>
+            </w:pPr>
+            <w:r>
+              <w:rPr>
+                <w:rFonts w:asciiTheme="majorHAnsi" w:eastAsia="Times New Roman" w:hAnsiTheme="majorHAnsi" w:cstheme="majorHAnsi"/>
+                <w:color w:val="000000"/>
+                <w:kern w:val="0"/>
+                <w:sz w:val="18"/>
+                <w:szCs w:val="18"/>
+                <w14:ligatures w14:val="none"/>
+              </w:rPr>
+              <w:t>0.03498</w:t>
+            </w:r>
+          </w:p>
+        </w:tc>
+        <w:tc>
+          <w:tcPr>
+            <w:tcW w:w="1080" w:type="dxa"/>
+            <w:tcBorders>
+              <w:top w:val="nil"/>
+              <w:left w:val="nil"/>
+              <w:bottom w:val="single" w:sz="4" w:space="0" w:color="auto"/>
+              <w:right w:val="single" w:sz="4" w:space="0" w:color="auto"/>
+            </w:tcBorders>
+            <w:vAlign w:val="center"/>
+            <w:hideMark/>
+          </w:tcPr>
+          <w:p>
+            <w:pPr>
+              <w:spacing w:after="0" w:line="240" w:lineRule="auto"/>
+              <w:jc w:val="center"/>
+              <w:rPr>
+                <w:rFonts w:asciiTheme="majorHAnsi" w:eastAsia="Times New Roman" w:hAnsiTheme="majorHAnsi" w:cstheme="majorHAnsi"/>
+                <w:color w:val="000000"/>
+                <w:kern w:val="0"/>
+                <w:sz w:val="18"/>
+                <w:szCs w:val="18"/>
+                <w14:ligatures w14:val="none"/>
+              </w:rPr>
+            </w:pPr>
+            <w:r>
+              <w:rPr>
+                <w:rFonts w:asciiTheme="majorHAnsi" w:eastAsia="Times New Roman" w:hAnsiTheme="majorHAnsi" w:cstheme="majorHAnsi"/>
+                <w:color w:val="000000"/>
+                <w:kern w:val="0"/>
+                <w:sz w:val="18"/>
+                <w:szCs w:val="18"/>
+                <w14:ligatures w14:val="none"/>
+              </w:rPr>
+              <w:t>0.9781</w:t>
+            </w:r>
+          </w:p>
+        </w:tc>
+        <w:tc>
+          <w:tcPr>
+            <w:tcW w:w="1260" w:type="dxa"/>
+            <w:tcBorders>
+              <w:top w:val="nil"/>
+              <w:left w:val="nil"/>
+              <w:bottom w:val="single" w:sz="4" w:space="0" w:color="auto"/>
+              <w:right w:val="single" w:sz="4" w:space="0" w:color="auto"/>
+            </w:tcBorders>
+            <w:vAlign w:val="center"/>
+            <w:hideMark/>
+          </w:tcPr>
+          <w:p>
+            <w:pPr>
+              <w:spacing w:after="0" w:line="240" w:lineRule="auto"/>
+              <w:jc w:val="center"/>
+              <w:rPr>
+                <w:rFonts w:asciiTheme="majorHAnsi" w:eastAsia="Times New Roman" w:hAnsiTheme="majorHAnsi" w:cstheme="majorHAnsi"/>
+                <w:color w:val="000000"/>
+                <w:kern w:val="0"/>
+                <w:sz w:val="18"/>
+                <w:szCs w:val="18"/>
+                <w14:ligatures w14:val="none"/>
+              </w:rPr>
+            </w:pPr>
+            <w:r>
+              <w:rPr>
+                <w:rFonts w:asciiTheme="majorHAnsi" w:eastAsia="Times New Roman" w:hAnsiTheme="majorHAnsi" w:cstheme="majorHAnsi"/>
+                <w:color w:val="000000"/>
+                <w:kern w:val="0"/>
+                <w:sz w:val="18"/>
+                <w:szCs w:val="18"/>
+                <w14:ligatures w14:val="none"/>
+              </w:rPr>
+              <w:t>4.98E-07</w:t>
+            </w:r>
+          </w:p>
+        </w:tc>
+        <w:tc>
+          <w:tcPr>
+            <w:tcW w:w="1350" w:type="dxa"/>
+            <w:tcBorders>
+              <w:top w:val="nil"/>
+              <w:left w:val="nil"/>
+              <w:bottom w:val="single" w:sz="4" w:space="0" w:color="auto"/>
+              <w:right w:val="single" w:sz="4" w:space="0" w:color="auto"/>
+            </w:tcBorders>
+            <w:vAlign w:val="center"/>
+            <w:hideMark/>
+          </w:tcPr>
+          <w:p>
+            <w:pPr>
+              <w:spacing w:after="0" w:line="240" w:lineRule="auto"/>
+              <w:jc w:val="center"/>
+              <w:rPr>
+                <w:rFonts w:asciiTheme="majorHAnsi" w:eastAsia="Times New Roman" w:hAnsiTheme="majorHAnsi" w:cstheme="majorHAnsi"/>
+                <w:color w:val="000000"/>
+                <w:kern w:val="0"/>
+                <w:sz w:val="18"/>
+                <w:szCs w:val="18"/>
+                <w14:ligatures w14:val="none"/>
+              </w:rPr>
+            </w:pPr>
+            <w:r>
+              <w:rPr>
+                <w:rFonts w:asciiTheme="majorHAnsi" w:eastAsia="Times New Roman" w:hAnsiTheme="majorHAnsi" w:cstheme="majorHAnsi"/>
+                <w:color w:val="000000"/>
+                <w:kern w:val="0"/>
+                <w:sz w:val="18"/>
+                <w:szCs w:val="18"/>
+                <w14:ligatures w14:val="none"/>
+              </w:rPr>
+              <w:t>0.0887</w:t>
+            </w:r>
+          </w:p>
+        </w:tc>
+        <w:tc>
+          <w:tcPr>
+            <w:tcW w:w="1440" w:type="dxa"/>
+            <w:tcBorders>
+              <w:top w:val="nil"/>
+              <w:left w:val="nil"/>
+              <w:bottom w:val="single" w:sz="4" w:space="0" w:color="auto"/>
+              <w:right w:val="single" w:sz="4" w:space="0" w:color="auto"/>
+            </w:tcBorders>
+            <w:vAlign w:val="center"/>
+            <w:hideMark/>
+          </w:tcPr>
+          <w:p>
+            <w:pPr>
+              <w:spacing w:after="0" w:line="240" w:lineRule="auto"/>
+              <w:jc w:val="center"/>
+              <w:rPr>
+                <w:rFonts w:asciiTheme="majorHAnsi" w:eastAsia="Times New Roman" w:hAnsiTheme="majorHAnsi" w:cstheme="majorHAnsi"/>
+                <w:color w:val="000000"/>
+                <w:kern w:val="0"/>
+                <w:sz w:val="18"/>
+                <w:szCs w:val="18"/>
+                <w14:ligatures w14:val="none"/>
+              </w:rPr>
+            </w:pPr>
+            <w:r>
+              <w:rPr>
+                <w:rFonts w:asciiTheme="majorHAnsi" w:eastAsia="Times New Roman" w:hAnsiTheme="majorHAnsi" w:cstheme="majorHAnsi"/>
+                <w:color w:val="000000"/>
+                <w:kern w:val="0"/>
+                <w:sz w:val="18"/>
+                <w:szCs w:val="18"/>
+                <w14:ligatures w14:val="none"/>
+              </w:rPr>
+              <w:t>0.00122</w:t>
+            </w:r>
+          </w:p>
+        </w:tc>
+        <w:tc>
+          <w:tcPr>
+            <w:tcW w:w="1170" w:type="dxa"/>
+            <w:tcBorders>
+              <w:top w:val="nil"/>
+              <w:left w:val="nil"/>
+              <w:bottom w:val="single" w:sz="4" w:space="0" w:color="auto"/>
+              <w:right w:val="single" w:sz="4" w:space="0" w:color="auto"/>
+            </w:tcBorders>
+            <w:vAlign w:val="center"/>
+            <w:hideMark/>
+          </w:tcPr>
+          <w:p>
+            <w:pPr>
+              <w:spacing w:after="0"/>
+              <w:jc w:val="center"/>
+              <w:rPr>
+                <w:rFonts w:asciiTheme="majorHAnsi" w:eastAsia="Times New Roman" w:hAnsiTheme="majorHAnsi" w:cstheme="majorHAnsi"/>
+                <w:color w:val="000000"/>
+                <w:kern w:val="0"/>
+                <w:sz w:val="18"/>
+                <w:szCs w:val="18"/>
+                <w14:ligatures w14:val="none"/>
+              </w:rPr>
+            </w:pPr>
+            <w:r>
+              <w:rPr>
+                <w:rFonts w:asciiTheme="majorHAnsi" w:eastAsia="Times New Roman" w:hAnsiTheme="majorHAnsi" w:cstheme="majorHAnsi"/>
+                <w:color w:val="000000"/>
+                <w:kern w:val="0"/>
+                <w:sz w:val="18"/>
+                <w:szCs w:val="18"/>
+                <w14:ligatures w14:val="none"/>
+              </w:rPr>
+              <w:t> </w:t>
+            </w:r>
+            <w:r>
+              <w:rPr>
+                <w:rFonts w:asciiTheme="majorHAnsi" w:eastAsia="Times New Roman" w:hAnsiTheme="majorHAnsi" w:cstheme="majorHAnsi"/>
+                <w:color w:val="000000"/>
+                <w:kern w:val="0"/>
+                <w:sz w:val="18"/>
+                <w:szCs w:val="18"/>
+                <w14:ligatures w14:val="none"/>
+              </w:rPr>
+              <w:t>69.89</w:t>
+            </w:r>
+          </w:p>
+        </w:tc>
+        <w:tc>
+          <w:tcPr>
+            <w:tcW w:w="1350" w:type="dxa"/>
+            <w:tcBorders>
+              <w:top w:val="nil"/>
+              <w:left w:val="nil"/>
+              <w:bottom w:val="single" w:sz="4" w:space="0" w:color="auto"/>
+              <w:right w:val="single" w:sz="4" w:space="0" w:color="auto"/>
+            </w:tcBorders>
+            <w:vAlign w:val="center"/>
+            <w:hideMark/>
+          </w:tcPr>
+          <w:p>
+            <w:pPr>
+              <w:spacing w:after="0" w:line="240" w:lineRule="auto"/>
+              <w:jc w:val="center"/>
+              <w:rPr>
+                <w:rFonts w:asciiTheme="majorHAnsi" w:eastAsia="Times New Roman" w:hAnsiTheme="majorHAnsi" w:cstheme="majorHAnsi"/>
+                <w:color w:val="000000"/>
+                <w:kern w:val="0"/>
+                <w:sz w:val="18"/>
+                <w:szCs w:val="18"/>
+                <w14:ligatures w14:val="none"/>
+              </w:rPr>
+            </w:pPr>
+            <w:r>
+              <w:rPr>
+                <w:rFonts w:asciiTheme="majorHAnsi" w:eastAsia="Times New Roman" w:hAnsiTheme="majorHAnsi" w:cstheme="majorHAnsi"/>
+                <w:color w:val="000000"/>
+                <w:kern w:val="0"/>
+                <w:sz w:val="18"/>
+                <w:szCs w:val="18"/>
+                <w14:ligatures w14:val="none"/>
+              </w:rPr>
+              <w:t>79.64</w:t>
+            </w:r>
+            <w:r>
+              <w:rPr>
+                <w:rFonts w:asciiTheme="majorHAnsi" w:eastAsia="Times New Roman" w:hAnsiTheme="majorHAnsi" w:cstheme="majorHAnsi"/>
+                <w:color w:val="000000"/>
+                <w:kern w:val="0"/>
+                <w:sz w:val="18"/>
+                <w:szCs w:val="18"/>
+                <w14:ligatures w14:val="none"/>
+              </w:rPr>
+              <w:t> </w:t>
+            </w:r>
+          </w:p>
+        </w:tc>
+      </w:tr>
+      <w:tr>
+        <w:trPr>
+          <w:trHeight w:val="284"/>
+        </w:trPr>
+        <w:tc>
+          <w:tcPr>
+            <w:tcW w:w="935" w:type="dxa"/>
+            <w:tcBorders>
+              <w:top w:val="nil"/>
+              <w:left w:val="single" w:sz="4" w:space="0" w:color="auto"/>
+              <w:bottom w:val="single" w:sz="4" w:space="0" w:color="auto"/>
+              <w:right w:val="single" w:sz="4" w:space="0" w:color="auto"/>
+            </w:tcBorders>
+            <w:vAlign w:val="center"/>
+            <w:hideMark/>
+          </w:tcPr>
+          <w:p>
+            <w:pPr>
+              <w:spacing w:after="0" w:line="240" w:lineRule="auto"/>
+              <w:jc w:val="center"/>
+              <w:rPr>
+                <w:rFonts w:asciiTheme="majorHAnsi" w:eastAsia="Times New Roman" w:hAnsiTheme="majorHAnsi" w:cstheme="majorHAnsi"/>
+                <w:color w:val="000000"/>
+                <w:kern w:val="0"/>
+                <w:sz w:val="18"/>
+                <w:szCs w:val="18"/>
+                <w14:ligatures w14:val="none"/>
+              </w:rPr>
+            </w:pPr>
+            <w:r>
+              <w:rPr>
+                <w:rFonts w:asciiTheme="majorHAnsi" w:eastAsia="Times New Roman" w:hAnsiTheme="majorHAnsi" w:cstheme="majorHAnsi"/>
+                <w:color w:val="000000"/>
+                <w:kern w:val="0"/>
+                <w:sz w:val="18"/>
+                <w:szCs w:val="18"/>
+                <w14:ligatures w14:val="none"/>
+              </w:rPr>
+              <w:t>config_5</w:t>
+            </w:r>
+          </w:p>
+        </w:tc>
+        <w:tc>
+          <w:tcPr>
+            <w:tcW w:w="1074" w:type="dxa"/>
+            <w:tcBorders>
+              <w:top w:val="nil"/>
+              <w:left w:val="nil"/>
+              <w:bottom w:val="single" w:sz="4" w:space="0" w:color="auto"/>
+              <w:right w:val="single" w:sz="4" w:space="0" w:color="auto"/>
+            </w:tcBorders>
+            <w:vAlign w:val="center"/>
+            <w:hideMark/>
+          </w:tcPr>
+          <w:p>
+            <w:pPr>
+              <w:spacing w:after="0" w:line="240" w:lineRule="auto"/>
+              <w:jc w:val="center"/>
+              <w:rPr>
+                <w:rFonts w:asciiTheme="majorHAnsi" w:eastAsia="Times New Roman" w:hAnsiTheme="majorHAnsi" w:cstheme="majorHAnsi"/>
+                <w:color w:val="000000"/>
+                <w:kern w:val="0"/>
+                <w:sz w:val="18"/>
+                <w:szCs w:val="18"/>
+                <w14:ligatures w14:val="none"/>
+              </w:rPr>
+            </w:pPr>
+            <w:r>
+              <w:rPr>
+                <w:rFonts w:asciiTheme="majorHAnsi" w:eastAsia="Times New Roman" w:hAnsiTheme="majorHAnsi" w:cstheme="majorHAnsi"/>
+                <w:color w:val="000000"/>
+                <w:kern w:val="0"/>
+                <w:sz w:val="18"/>
+                <w:szCs w:val="18"/>
+                <w14:ligatures w14:val="none"/>
+              </w:rPr>
+              <w:t>0.00116</w:t>
+            </w:r>
+          </w:p>
+        </w:tc>
+        <w:tc>
+          <w:tcPr>
+            <w:tcW w:w="1080" w:type="dxa"/>
+            <w:tcBorders>
+              <w:top w:val="nil"/>
+              <w:left w:val="nil"/>
+              <w:bottom w:val="single" w:sz="4" w:space="0" w:color="auto"/>
+              <w:right w:val="single" w:sz="4" w:space="0" w:color="auto"/>
+            </w:tcBorders>
+            <w:vAlign w:val="center"/>
+            <w:hideMark/>
+          </w:tcPr>
+          <w:p>
+            <w:pPr>
+              <w:spacing w:after="0" w:line="240" w:lineRule="auto"/>
+              <w:jc w:val="center"/>
+              <w:rPr>
+                <w:rFonts w:asciiTheme="majorHAnsi" w:eastAsia="Times New Roman" w:hAnsiTheme="majorHAnsi" w:cstheme="majorHAnsi"/>
+                <w:color w:val="000000"/>
+                <w:kern w:val="0"/>
+                <w:sz w:val="18"/>
+                <w:szCs w:val="18"/>
+                <w14:ligatures w14:val="none"/>
+              </w:rPr>
+            </w:pPr>
+            <w:r>
+              <w:rPr>
+                <w:rFonts w:asciiTheme="majorHAnsi" w:eastAsia="Times New Roman" w:hAnsiTheme="majorHAnsi" w:cstheme="majorHAnsi"/>
+                <w:color w:val="000000"/>
+                <w:kern w:val="0"/>
+                <w:sz w:val="18"/>
+                <w:szCs w:val="18"/>
+                <w14:ligatures w14:val="none"/>
+              </w:rPr>
+              <w:t>0.8218</w:t>
+            </w:r>
+          </w:p>
+        </w:tc>
+        <w:tc>
+          <w:tcPr>
+            <w:tcW w:w="1260" w:type="dxa"/>
+            <w:tcBorders>
+              <w:top w:val="nil"/>
+              <w:left w:val="nil"/>
+              <w:bottom w:val="single" w:sz="4" w:space="0" w:color="auto"/>
+              <w:right w:val="single" w:sz="4" w:space="0" w:color="auto"/>
+            </w:tcBorders>
+            <w:vAlign w:val="center"/>
+            <w:hideMark/>
+          </w:tcPr>
+          <w:p>
+            <w:pPr>
+              <w:spacing w:after="0" w:line="240" w:lineRule="auto"/>
+              <w:jc w:val="center"/>
+              <w:rPr>
+                <w:rFonts w:asciiTheme="majorHAnsi" w:eastAsia="Times New Roman" w:hAnsiTheme="majorHAnsi" w:cstheme="majorHAnsi"/>
+                <w:color w:val="000000"/>
+                <w:kern w:val="0"/>
+                <w:sz w:val="18"/>
+                <w:szCs w:val="18"/>
+                <w14:ligatures w14:val="none"/>
+              </w:rPr>
+            </w:pPr>
+            <w:r>
+              <w:rPr>
+                <w:rFonts w:asciiTheme="majorHAnsi" w:eastAsia="Times New Roman" w:hAnsiTheme="majorHAnsi" w:cstheme="majorHAnsi"/>
+                <w:color w:val="000000"/>
+                <w:kern w:val="0"/>
+                <w:sz w:val="18"/>
+                <w:szCs w:val="18"/>
+                <w14:ligatures w14:val="none"/>
+              </w:rPr>
+              <w:t>2.22E-09</w:t>
+            </w:r>
+          </w:p>
+        </w:tc>
+        <w:tc>
+          <w:tcPr>
+            <w:tcW w:w="1350" w:type="dxa"/>
+            <w:tcBorders>
+              <w:top w:val="nil"/>
+              <w:left w:val="nil"/>
+              <w:bottom w:val="single" w:sz="4" w:space="0" w:color="auto"/>
+              <w:right w:val="single" w:sz="4" w:space="0" w:color="auto"/>
+            </w:tcBorders>
+            <w:vAlign w:val="center"/>
+            <w:hideMark/>
+          </w:tcPr>
+          <w:p>
+            <w:pPr>
+              <w:spacing w:after="0" w:line="240" w:lineRule="auto"/>
+              <w:jc w:val="center"/>
+              <w:rPr>
+                <w:rFonts w:asciiTheme="majorHAnsi" w:eastAsia="Times New Roman" w:hAnsiTheme="majorHAnsi" w:cstheme="majorHAnsi"/>
+                <w:color w:val="000000"/>
+                <w:kern w:val="0"/>
+                <w:sz w:val="18"/>
+                <w:szCs w:val="18"/>
+                <w14:ligatures w14:val="none"/>
+              </w:rPr>
+            </w:pPr>
+            <w:r>
+              <w:rPr>
+                <w:rFonts w:asciiTheme="majorHAnsi" w:eastAsia="Times New Roman" w:hAnsiTheme="majorHAnsi" w:cstheme="majorHAnsi"/>
+                <w:color w:val="000000"/>
+                <w:kern w:val="0"/>
+                <w:sz w:val="18"/>
+                <w:szCs w:val="18"/>
+                <w14:ligatures w14:val="none"/>
+              </w:rPr>
+              <w:t>0.743</w:t>
+            </w:r>
+          </w:p>
+        </w:tc>
+        <w:tc>
+          <w:tcPr>
+            <w:tcW w:w="1440" w:type="dxa"/>
+            <w:tcBorders>
+              <w:top w:val="nil"/>
+              <w:left w:val="nil"/>
+              <w:bottom w:val="single" w:sz="4" w:space="0" w:color="auto"/>
+              <w:right w:val="single" w:sz="4" w:space="0" w:color="auto"/>
+            </w:tcBorders>
+            <w:vAlign w:val="center"/>
+            <w:hideMark/>
+          </w:tcPr>
+          <w:p>
+            <w:pPr>
+              <w:spacing w:after="0" w:line="240" w:lineRule="auto"/>
+              <w:jc w:val="center"/>
+              <w:rPr>
+                <w:rFonts w:asciiTheme="majorHAnsi" w:eastAsia="Times New Roman" w:hAnsiTheme="majorHAnsi" w:cstheme="majorHAnsi"/>
+                <w:color w:val="000000"/>
+                <w:kern w:val="0"/>
+                <w:sz w:val="18"/>
+                <w:szCs w:val="18"/>
+                <w14:ligatures w14:val="none"/>
+              </w:rPr>
+            </w:pPr>
+            <w:r>
+              <w:rPr>
+                <w:rFonts w:asciiTheme="majorHAnsi" w:eastAsia="Times New Roman" w:hAnsiTheme="majorHAnsi" w:cstheme="majorHAnsi"/>
+                <w:color w:val="000000"/>
+                <w:kern w:val="0"/>
+                <w:sz w:val="18"/>
+                <w:szCs w:val="18"/>
+                <w14:ligatures w14:val="none"/>
+              </w:rPr>
+              <w:t>1.05E-05</w:t>
+            </w:r>
+          </w:p>
+        </w:tc>
+        <w:tc>
+          <w:tcPr>
+            <w:tcW w:w="1170" w:type="dxa"/>
+            <w:tcBorders>
+              <w:top w:val="nil"/>
+              <w:left w:val="nil"/>
+              <w:bottom w:val="single" w:sz="4" w:space="0" w:color="auto"/>
+              <w:right w:val="single" w:sz="4" w:space="0" w:color="auto"/>
+            </w:tcBorders>
+            <w:vAlign w:val="center"/>
+            <w:hideMark/>
+          </w:tcPr>
+          <w:p>
+            <w:pPr>
+              <w:spacing w:after="0"/>
+              <w:jc w:val="center"/>
+              <w:rPr>
+                <w:rFonts w:asciiTheme="majorHAnsi" w:eastAsia="Times New Roman" w:hAnsiTheme="majorHAnsi" w:cstheme="majorHAnsi"/>
+                <w:color w:val="000000"/>
+                <w:kern w:val="0"/>
+                <w:sz w:val="18"/>
+                <w:szCs w:val="18"/>
+                <w14:ligatures w14:val="none"/>
+              </w:rPr>
+            </w:pPr>
+            <w:r>
+              <w:rPr>
+                <w:rFonts w:asciiTheme="majorHAnsi" w:eastAsia="Times New Roman" w:hAnsiTheme="majorHAnsi" w:cstheme="majorHAnsi"/>
+                <w:color w:val="000000"/>
+                <w:kern w:val="0"/>
+                <w:sz w:val="18"/>
+                <w:szCs w:val="18"/>
+                <w14:ligatures w14:val="none"/>
+              </w:rPr>
+              <w:t> </w:t>
+            </w:r>
+            <w:r>
+              <w:rPr>
+                <w:rFonts w:asciiTheme="majorHAnsi" w:eastAsia="Times New Roman" w:hAnsiTheme="majorHAnsi" w:cstheme="majorHAnsi"/>
+                <w:color w:val="000000"/>
+                <w:kern w:val="0"/>
+                <w:sz w:val="18"/>
+                <w:szCs w:val="18"/>
+                <w14:ligatures w14:val="none"/>
+              </w:rPr>
+              <w:t>94.29</w:t>
+            </w:r>
+          </w:p>
+        </w:tc>
+        <w:tc>
+          <w:tcPr>
+            <w:tcW w:w="1350" w:type="dxa"/>
+            <w:tcBorders>
+              <w:top w:val="nil"/>
+              <w:left w:val="nil"/>
+              <w:bottom w:val="single" w:sz="4" w:space="0" w:color="auto"/>
+              <w:right w:val="single" w:sz="4" w:space="0" w:color="auto"/>
+            </w:tcBorders>
+            <w:vAlign w:val="center"/>
+            <w:hideMark/>
+          </w:tcPr>
+          <w:p>
+            <w:pPr>
+              <w:spacing w:after="0"/>
+              <w:jc w:val="center"/>
+              <w:rPr>
+                <w:rFonts w:asciiTheme="majorHAnsi" w:eastAsia="Times New Roman" w:hAnsiTheme="majorHAnsi" w:cstheme="majorHAnsi"/>
+                <w:color w:val="000000"/>
+                <w:kern w:val="0"/>
+                <w:sz w:val="18"/>
+                <w:szCs w:val="18"/>
+                <w14:ligatures w14:val="none"/>
+              </w:rPr>
+            </w:pPr>
+            <w:r>
+              <w:rPr>
+                <w:rFonts w:asciiTheme="majorHAnsi" w:eastAsia="Times New Roman" w:hAnsiTheme="majorHAnsi" w:cstheme="majorHAnsi"/>
+                <w:color w:val="000000"/>
+                <w:kern w:val="0"/>
+                <w:sz w:val="18"/>
+                <w:szCs w:val="18"/>
+                <w14:ligatures w14:val="none"/>
+              </w:rPr>
+              <w:t> </w:t>
+            </w:r>
+            <w:r>
+              <w:rPr>
+                <w:rFonts w:asciiTheme="majorHAnsi" w:eastAsia="Times New Roman" w:hAnsiTheme="majorHAnsi" w:cstheme="majorHAnsi"/>
+                <w:color w:val="000000"/>
+                <w:kern w:val="0"/>
+                <w:sz w:val="18"/>
+                <w:szCs w:val="18"/>
+                <w14:ligatures w14:val="none"/>
+              </w:rPr>
+              <w:t>95.53</w:t>
+            </w:r>
+          </w:p>
+        </w:tc>
+      </w:tr>
+      <w:tr>
+        <w:trPr>
+          <w:trHeight w:val="284"/>
+        </w:trPr>
+        <w:tc>
+          <w:tcPr>
+            <w:tcW w:w="935" w:type="dxa"/>
+            <w:tcBorders>
+              <w:top w:val="nil"/>
+              <w:left w:val="single" w:sz="4" w:space="0" w:color="auto"/>
+              <w:bottom w:val="single" w:sz="4" w:space="0" w:color="auto"/>
+              <w:right w:val="single" w:sz="4" w:space="0" w:color="auto"/>
+            </w:tcBorders>
+            <w:vAlign w:val="center"/>
+            <w:hideMark/>
+          </w:tcPr>
+          <w:p>
+            <w:pPr>
+              <w:spacing w:after="0" w:line="240" w:lineRule="auto"/>
+              <w:jc w:val="center"/>
+              <w:rPr>
+                <w:rFonts w:asciiTheme="majorHAnsi" w:eastAsia="Times New Roman" w:hAnsiTheme="majorHAnsi" w:cstheme="majorHAnsi"/>
+                <w:color w:val="000000"/>
+                <w:kern w:val="0"/>
+                <w:sz w:val="18"/>
+                <w:szCs w:val="18"/>
+                <w14:ligatures w14:val="none"/>
+              </w:rPr>
+            </w:pPr>
+            <w:r>
+              <w:rPr>
+                <w:rFonts w:asciiTheme="majorHAnsi" w:eastAsia="Times New Roman" w:hAnsiTheme="majorHAnsi" w:cstheme="majorHAnsi"/>
+                <w:color w:val="000000"/>
+                <w:kern w:val="0"/>
+                <w:sz w:val="18"/>
+                <w:szCs w:val="18"/>
+                <w14:ligatures w14:val="none"/>
+              </w:rPr>
+              <w:t>config_6</w:t>
+            </w:r>
+          </w:p>
+        </w:tc>
+        <w:tc>
+          <w:tcPr>
+            <w:tcW w:w="1074" w:type="dxa"/>
+            <w:tcBorders>
+              <w:top w:val="nil"/>
+              <w:left w:val="nil"/>
+              <w:bottom w:val="single" w:sz="4" w:space="0" w:color="auto"/>
+              <w:right w:val="single" w:sz="4" w:space="0" w:color="auto"/>
+            </w:tcBorders>
+            <w:vAlign w:val="center"/>
+            <w:hideMark/>
+          </w:tcPr>
+          <w:p>
+            <w:pPr>
+              <w:spacing w:after="0" w:line="240" w:lineRule="auto"/>
+              <w:jc w:val="center"/>
+              <w:rPr>
+                <w:rFonts w:asciiTheme="majorHAnsi" w:eastAsia="Times New Roman" w:hAnsiTheme="majorHAnsi" w:cstheme="majorHAnsi"/>
+                <w:color w:val="000000"/>
+                <w:kern w:val="0"/>
+                <w:sz w:val="18"/>
+                <w:szCs w:val="18"/>
+                <w14:ligatures w14:val="none"/>
+              </w:rPr>
+            </w:pPr>
+            <w:r>
+              <w:rPr>
+                <w:rFonts w:asciiTheme="majorHAnsi" w:eastAsia="Times New Roman" w:hAnsiTheme="majorHAnsi" w:cstheme="majorHAnsi"/>
+                <w:color w:val="000000"/>
+                <w:kern w:val="0"/>
+                <w:sz w:val="18"/>
+                <w:szCs w:val="18"/>
+                <w14:ligatures w14:val="none"/>
+              </w:rPr>
+              <w:t>0.00077</w:t>
+            </w:r>
+          </w:p>
+        </w:tc>
+        <w:tc>
+          <w:tcPr>
+            <w:tcW w:w="1080" w:type="dxa"/>
+            <w:tcBorders>
+              <w:top w:val="nil"/>
+              <w:left w:val="nil"/>
+              <w:bottom w:val="single" w:sz="4" w:space="0" w:color="auto"/>
+              <w:right w:val="single" w:sz="4" w:space="0" w:color="auto"/>
+            </w:tcBorders>
+            <w:vAlign w:val="center"/>
+            <w:hideMark/>
+          </w:tcPr>
+          <w:p>
+            <w:pPr>
+              <w:spacing w:after="0" w:line="240" w:lineRule="auto"/>
+              <w:jc w:val="center"/>
+              <w:rPr>
+                <w:rFonts w:asciiTheme="majorHAnsi" w:eastAsia="Times New Roman" w:hAnsiTheme="majorHAnsi" w:cstheme="majorHAnsi"/>
+                <w:color w:val="000000"/>
+                <w:kern w:val="0"/>
+                <w:sz w:val="18"/>
+                <w:szCs w:val="18"/>
+                <w14:ligatures w14:val="none"/>
+              </w:rPr>
+            </w:pPr>
+            <w:r>
+              <w:rPr>
+                <w:rFonts w:asciiTheme="majorHAnsi" w:eastAsia="Times New Roman" w:hAnsiTheme="majorHAnsi" w:cstheme="majorHAnsi"/>
+                <w:color w:val="000000"/>
+                <w:kern w:val="0"/>
+                <w:sz w:val="18"/>
+                <w:szCs w:val="18"/>
+                <w14:ligatures w14:val="none"/>
+              </w:rPr>
+              <w:t>0.9043</w:t>
+            </w:r>
+          </w:p>
+        </w:tc>
+        <w:tc>
+          <w:tcPr>
+            <w:tcW w:w="1260" w:type="dxa"/>
+            <w:tcBorders>
+              <w:top w:val="nil"/>
+              <w:left w:val="nil"/>
+              <w:bottom w:val="single" w:sz="4" w:space="0" w:color="auto"/>
+              <w:right w:val="single" w:sz="4" w:space="0" w:color="auto"/>
+            </w:tcBorders>
+            <w:vAlign w:val="center"/>
+            <w:hideMark/>
+          </w:tcPr>
+          <w:p>
+            <w:pPr>
+              <w:spacing w:after="0" w:line="240" w:lineRule="auto"/>
+              <w:jc w:val="center"/>
+              <w:rPr>
+                <w:rFonts w:asciiTheme="majorHAnsi" w:eastAsia="Times New Roman" w:hAnsiTheme="majorHAnsi" w:cstheme="majorHAnsi"/>
+                <w:color w:val="000000"/>
+                <w:kern w:val="0"/>
+                <w:sz w:val="18"/>
+                <w:szCs w:val="18"/>
+                <w14:ligatures w14:val="none"/>
+              </w:rPr>
+            </w:pPr>
+            <w:r>
+              <w:rPr>
+                <w:rFonts w:asciiTheme="majorHAnsi" w:eastAsia="Times New Roman" w:hAnsiTheme="majorHAnsi" w:cstheme="majorHAnsi"/>
+                <w:color w:val="000000"/>
+                <w:kern w:val="0"/>
+                <w:sz w:val="18"/>
+                <w:szCs w:val="18"/>
+                <w14:ligatures w14:val="none"/>
+              </w:rPr>
+              <w:t>9.41E-08</w:t>
+            </w:r>
+          </w:p>
+        </w:tc>
+        <w:tc>
+          <w:tcPr>
+            <w:tcW w:w="1350" w:type="dxa"/>
+            <w:tcBorders>
+              <w:top w:val="nil"/>
+              <w:left w:val="nil"/>
+              <w:bottom w:val="single" w:sz="4" w:space="0" w:color="auto"/>
+              <w:right w:val="single" w:sz="4" w:space="0" w:color="auto"/>
+            </w:tcBorders>
+            <w:vAlign w:val="center"/>
+            <w:hideMark/>
+          </w:tcPr>
+          <w:p>
+            <w:pPr>
+              <w:spacing w:after="0" w:line="240" w:lineRule="auto"/>
+              <w:jc w:val="center"/>
+              <w:rPr>
+                <w:rFonts w:asciiTheme="majorHAnsi" w:eastAsia="Times New Roman" w:hAnsiTheme="majorHAnsi" w:cstheme="majorHAnsi"/>
+                <w:color w:val="000000"/>
+                <w:kern w:val="0"/>
+                <w:sz w:val="18"/>
+                <w:szCs w:val="18"/>
+                <w14:ligatures w14:val="none"/>
+              </w:rPr>
+            </w:pPr>
+            <w:r>
+              <w:rPr>
+                <w:rFonts w:asciiTheme="majorHAnsi" w:eastAsia="Times New Roman" w:hAnsiTheme="majorHAnsi" w:cstheme="majorHAnsi"/>
+                <w:color w:val="000000"/>
+                <w:kern w:val="0"/>
+                <w:sz w:val="18"/>
+                <w:szCs w:val="18"/>
+                <w14:ligatures w14:val="none"/>
+              </w:rPr>
+              <w:t>0.6739</w:t>
+            </w:r>
+          </w:p>
+        </w:tc>
+        <w:tc>
+          <w:tcPr>
+            <w:tcW w:w="1440" w:type="dxa"/>
+            <w:tcBorders>
+              <w:top w:val="nil"/>
+              <w:left w:val="nil"/>
+              <w:bottom w:val="single" w:sz="4" w:space="0" w:color="auto"/>
+              <w:right w:val="single" w:sz="4" w:space="0" w:color="auto"/>
+            </w:tcBorders>
+            <w:vAlign w:val="center"/>
+            <w:hideMark/>
+          </w:tcPr>
+          <w:p>
+            <w:pPr>
+              <w:spacing w:after="0" w:line="240" w:lineRule="auto"/>
+              <w:jc w:val="center"/>
+              <w:rPr>
+                <w:rFonts w:asciiTheme="majorHAnsi" w:eastAsia="Times New Roman" w:hAnsiTheme="majorHAnsi" w:cstheme="majorHAnsi"/>
+                <w:color w:val="000000"/>
+                <w:kern w:val="0"/>
+                <w:sz w:val="18"/>
+                <w:szCs w:val="18"/>
+                <w14:ligatures w14:val="none"/>
+              </w:rPr>
+            </w:pPr>
+            <w:r>
+              <w:rPr>
+                <w:rFonts w:asciiTheme="majorHAnsi" w:eastAsia="Times New Roman" w:hAnsiTheme="majorHAnsi" w:cstheme="majorHAnsi"/>
+                <w:color w:val="000000"/>
+                <w:kern w:val="0"/>
+                <w:sz w:val="18"/>
+                <w:szCs w:val="18"/>
+                <w14:ligatures w14:val="none"/>
+              </w:rPr>
+              <w:t>0.00191</w:t>
+            </w:r>
+          </w:p>
+        </w:tc>
+        <w:tc>
+          <w:tcPr>
+            <w:tcW w:w="1170" w:type="dxa"/>
+            <w:tcBorders>
+              <w:top w:val="nil"/>
+              <w:left w:val="nil"/>
+              <w:bottom w:val="single" w:sz="4" w:space="0" w:color="auto"/>
+              <w:right w:val="single" w:sz="4" w:space="0" w:color="auto"/>
+            </w:tcBorders>
+            <w:vAlign w:val="center"/>
+            <w:hideMark/>
+          </w:tcPr>
+          <w:p>
+            <w:pPr>
+              <w:spacing w:after="0" w:line="240" w:lineRule="auto"/>
+              <w:jc w:val="center"/>
+              <w:rPr>
+                <w:rFonts w:asciiTheme="majorHAnsi" w:eastAsia="Times New Roman" w:hAnsiTheme="majorHAnsi" w:cstheme="majorHAnsi"/>
+                <w:color w:val="000000"/>
+                <w:kern w:val="0"/>
+                <w:sz w:val="18"/>
+                <w:szCs w:val="18"/>
+                <w14:ligatures w14:val="none"/>
+              </w:rPr>
+            </w:pPr>
+            <w:r>
+              <w:rPr>
+                <w:rFonts w:asciiTheme="majorHAnsi" w:eastAsia="Times New Roman" w:hAnsiTheme="majorHAnsi" w:cstheme="majorHAnsi"/>
+                <w:color w:val="000000"/>
+                <w:kern w:val="0"/>
+                <w:sz w:val="18"/>
+                <w:szCs w:val="18"/>
+                <w14:ligatures w14:val="none"/>
+              </w:rPr>
+              <w:t>89.98</w:t>
+            </w:r>
+            <w:r>
+              <w:rPr>
+                <w:rFonts w:asciiTheme="majorHAnsi" w:eastAsia="Times New Roman" w:hAnsiTheme="majorHAnsi" w:cstheme="majorHAnsi"/>
+                <w:color w:val="000000"/>
+                <w:kern w:val="0"/>
+                <w:sz w:val="18"/>
+                <w:szCs w:val="18"/>
+                <w14:ligatures w14:val="none"/>
+              </w:rPr>
+              <w:t> </w:t>
+            </w:r>
+          </w:p>
+        </w:tc>
+        <w:tc>
+          <w:tcPr>
+            <w:tcW w:w="1350" w:type="dxa"/>
+            <w:tcBorders>
+              <w:top w:val="nil"/>
+              <w:left w:val="nil"/>
+              <w:bottom w:val="single" w:sz="4" w:space="0" w:color="auto"/>
+              <w:right w:val="single" w:sz="4" w:space="0" w:color="auto"/>
+            </w:tcBorders>
+            <w:vAlign w:val="center"/>
+            <w:hideMark/>
+          </w:tcPr>
+          <w:p>
+            <w:pPr>
+              <w:spacing w:after="0"/>
+              <w:jc w:val="center"/>
+              <w:rPr>
+                <w:rFonts w:asciiTheme="majorHAnsi" w:eastAsia="Times New Roman" w:hAnsiTheme="majorHAnsi" w:cstheme="majorHAnsi"/>
+                <w:color w:val="000000"/>
+                <w:kern w:val="0"/>
+                <w:sz w:val="18"/>
+                <w:szCs w:val="18"/>
+                <w14:ligatures w14:val="none"/>
+              </w:rPr>
+            </w:pPr>
+            <w:r>
+              <w:rPr>
+                <w:rFonts w:asciiTheme="majorHAnsi" w:eastAsia="Times New Roman" w:hAnsiTheme="majorHAnsi" w:cstheme="majorHAnsi"/>
+                <w:color w:val="000000"/>
+                <w:kern w:val="0"/>
+                <w:sz w:val="18"/>
+                <w:szCs w:val="18"/>
+                <w14:ligatures w14:val="none"/>
+              </w:rPr>
+              <w:t> </w:t>
+            </w:r>
+            <w:r>
+              <w:rPr>
+                <w:rFonts w:asciiTheme="majorHAnsi" w:eastAsia="Times New Roman" w:hAnsiTheme="majorHAnsi" w:cstheme="majorHAnsi"/>
+                <w:color w:val="000000"/>
+                <w:kern w:val="0"/>
+                <w:sz w:val="18"/>
+                <w:szCs w:val="18"/>
+                <w14:ligatures w14:val="none"/>
+              </w:rPr>
+              <w:t>93.73</w:t>
+            </w:r>
+          </w:p>
+        </w:tc>
+      </w:tr>
+      <w:tr>
+        <w:trPr>
+          <w:trHeight w:val="284"/>
+        </w:trPr>
+        <w:tc>
+          <w:tcPr>
+            <w:tcW w:w="935" w:type="dxa"/>
+            <w:tcBorders>
+              <w:top w:val="nil"/>
+              <w:left w:val="single" w:sz="4" w:space="0" w:color="auto"/>
+              <w:bottom w:val="single" w:sz="4" w:space="0" w:color="auto"/>
+              <w:right w:val="single" w:sz="4" w:space="0" w:color="auto"/>
+            </w:tcBorders>
+            <w:vAlign w:val="center"/>
+            <w:hideMark/>
+          </w:tcPr>
+          <w:p>
+            <w:pPr>
+              <w:spacing w:after="0" w:line="240" w:lineRule="auto"/>
+              <w:jc w:val="center"/>
+              <w:rPr>
+                <w:rFonts w:asciiTheme="majorHAnsi" w:eastAsia="Times New Roman" w:hAnsiTheme="majorHAnsi" w:cstheme="majorHAnsi"/>
+                <w:color w:val="000000"/>
+                <w:kern w:val="0"/>
+                <w:sz w:val="18"/>
+                <w:szCs w:val="18"/>
+                <w14:ligatures w14:val="none"/>
+              </w:rPr>
+            </w:pPr>
+            <w:r>
+              <w:rPr>
+                <w:rFonts w:asciiTheme="majorHAnsi" w:eastAsia="Times New Roman" w:hAnsiTheme="majorHAnsi" w:cstheme="majorHAnsi"/>
+                <w:color w:val="000000"/>
+                <w:kern w:val="0"/>
+                <w:sz w:val="18"/>
+                <w:szCs w:val="18"/>
+                <w14:ligatures w14:val="none"/>
+              </w:rPr>
+              <w:t>config_7</w:t>
+            </w:r>
+          </w:p>
+        </w:tc>
+        <w:tc>
+          <w:tcPr>
+            <w:tcW w:w="1074" w:type="dxa"/>
+            <w:tcBorders>
+              <w:top w:val="nil"/>
+              <w:left w:val="nil"/>
+              <w:bottom w:val="single" w:sz="4" w:space="0" w:color="auto"/>
+              <w:right w:val="single" w:sz="4" w:space="0" w:color="auto"/>
+            </w:tcBorders>
+            <w:vAlign w:val="center"/>
+            <w:hideMark/>
+          </w:tcPr>
+          <w:p>
+            <w:pPr>
+              <w:spacing w:after="0" w:line="240" w:lineRule="auto"/>
+              <w:jc w:val="center"/>
+              <w:rPr>
+                <w:rFonts w:asciiTheme="majorHAnsi" w:eastAsia="Times New Roman" w:hAnsiTheme="majorHAnsi" w:cstheme="majorHAnsi"/>
+                <w:color w:val="000000"/>
+                <w:kern w:val="0"/>
+                <w:sz w:val="18"/>
+                <w:szCs w:val="18"/>
+                <w14:ligatures w14:val="none"/>
+              </w:rPr>
+            </w:pPr>
+            <w:r>
+              <w:rPr>
+                <w:rFonts w:asciiTheme="majorHAnsi" w:eastAsia="Times New Roman" w:hAnsiTheme="majorHAnsi" w:cstheme="majorHAnsi"/>
+                <w:color w:val="000000"/>
+                <w:kern w:val="0"/>
+                <w:sz w:val="18"/>
+                <w:szCs w:val="18"/>
+                <w14:ligatures w14:val="none"/>
+              </w:rPr>
+              <w:t>0.00023</w:t>
+            </w:r>
+          </w:p>
+        </w:tc>
+        <w:tc>
+          <w:tcPr>
+            <w:tcW w:w="1080" w:type="dxa"/>
+            <w:tcBorders>
+              <w:top w:val="nil"/>
+              <w:left w:val="nil"/>
+              <w:bottom w:val="single" w:sz="4" w:space="0" w:color="auto"/>
+              <w:right w:val="single" w:sz="4" w:space="0" w:color="auto"/>
+            </w:tcBorders>
+            <w:vAlign w:val="center"/>
+            <w:hideMark/>
+          </w:tcPr>
+          <w:p>
+            <w:pPr>
+              <w:spacing w:after="0" w:line="240" w:lineRule="auto"/>
+              <w:jc w:val="center"/>
+              <w:rPr>
+                <w:rFonts w:asciiTheme="majorHAnsi" w:eastAsia="Times New Roman" w:hAnsiTheme="majorHAnsi" w:cstheme="majorHAnsi"/>
+                <w:color w:val="000000"/>
+                <w:kern w:val="0"/>
+                <w:sz w:val="18"/>
+                <w:szCs w:val="18"/>
+                <w14:ligatures w14:val="none"/>
+              </w:rPr>
+            </w:pPr>
+            <w:r>
+              <w:rPr>
+                <w:rFonts w:asciiTheme="majorHAnsi" w:eastAsia="Times New Roman" w:hAnsiTheme="majorHAnsi" w:cstheme="majorHAnsi"/>
+                <w:color w:val="000000"/>
+                <w:kern w:val="0"/>
+                <w:sz w:val="18"/>
+                <w:szCs w:val="18"/>
+                <w14:ligatures w14:val="none"/>
+              </w:rPr>
+              <w:t>0.894</w:t>
+            </w:r>
+          </w:p>
+        </w:tc>
+        <w:tc>
+          <w:tcPr>
+            <w:tcW w:w="1260" w:type="dxa"/>
+            <w:tcBorders>
+              <w:top w:val="nil"/>
+              <w:left w:val="nil"/>
+              <w:bottom w:val="single" w:sz="4" w:space="0" w:color="auto"/>
+              <w:right w:val="single" w:sz="4" w:space="0" w:color="auto"/>
+            </w:tcBorders>
+            <w:vAlign w:val="center"/>
+            <w:hideMark/>
+          </w:tcPr>
+          <w:p>
+            <w:pPr>
+              <w:spacing w:after="0" w:line="240" w:lineRule="auto"/>
+              <w:jc w:val="center"/>
+              <w:rPr>
+                <w:rFonts w:asciiTheme="majorHAnsi" w:eastAsia="Times New Roman" w:hAnsiTheme="majorHAnsi" w:cstheme="majorHAnsi"/>
+                <w:color w:val="000000"/>
+                <w:kern w:val="0"/>
+                <w:sz w:val="18"/>
+                <w:szCs w:val="18"/>
+                <w14:ligatures w14:val="none"/>
+              </w:rPr>
+            </w:pPr>
+            <w:r>
+              <w:rPr>
+                <w:rFonts w:asciiTheme="majorHAnsi" w:eastAsia="Times New Roman" w:hAnsiTheme="majorHAnsi" w:cstheme="majorHAnsi"/>
+                <w:color w:val="000000"/>
+                <w:kern w:val="0"/>
+                <w:sz w:val="18"/>
+                <w:szCs w:val="18"/>
+                <w14:ligatures w14:val="none"/>
+              </w:rPr>
+              <w:t>4.41E-08</w:t>
+            </w:r>
+          </w:p>
+        </w:tc>
+        <w:tc>
+          <w:tcPr>
+            <w:tcW w:w="1350" w:type="dxa"/>
+            <w:tcBorders>
+              <w:top w:val="nil"/>
+              <w:left w:val="nil"/>
+              <w:bottom w:val="single" w:sz="4" w:space="0" w:color="auto"/>
+              <w:right w:val="single" w:sz="4" w:space="0" w:color="auto"/>
+            </w:tcBorders>
+            <w:vAlign w:val="center"/>
+            <w:hideMark/>
+          </w:tcPr>
+          <w:p>
+            <w:pPr>
+              <w:spacing w:after="0" w:line="240" w:lineRule="auto"/>
+              <w:jc w:val="center"/>
+              <w:rPr>
+                <w:rFonts w:asciiTheme="majorHAnsi" w:eastAsia="Times New Roman" w:hAnsiTheme="majorHAnsi" w:cstheme="majorHAnsi"/>
+                <w:color w:val="000000"/>
+                <w:kern w:val="0"/>
+                <w:sz w:val="18"/>
+                <w:szCs w:val="18"/>
+                <w14:ligatures w14:val="none"/>
+              </w:rPr>
+            </w:pPr>
+            <w:r>
+              <w:rPr>
+                <w:rFonts w:asciiTheme="majorHAnsi" w:eastAsia="Times New Roman" w:hAnsiTheme="majorHAnsi" w:cstheme="majorHAnsi"/>
+                <w:color w:val="000000"/>
+                <w:kern w:val="0"/>
+                <w:sz w:val="18"/>
+                <w:szCs w:val="18"/>
+                <w14:ligatures w14:val="none"/>
+              </w:rPr>
+              <w:t>0.0824</w:t>
+            </w:r>
+          </w:p>
+        </w:tc>
+        <w:tc>
+          <w:tcPr>
+            <w:tcW w:w="1440" w:type="dxa"/>
+            <w:tcBorders>
+              <w:top w:val="nil"/>
+              <w:left w:val="nil"/>
+              <w:bottom w:val="single" w:sz="4" w:space="0" w:color="auto"/>
+              <w:right w:val="single" w:sz="4" w:space="0" w:color="auto"/>
+            </w:tcBorders>
+            <w:vAlign w:val="center"/>
+            <w:hideMark/>
+          </w:tcPr>
+          <w:p>
+            <w:pPr>
+              <w:spacing w:after="0" w:line="240" w:lineRule="auto"/>
+              <w:jc w:val="center"/>
+              <w:rPr>
+                <w:rFonts w:asciiTheme="majorHAnsi" w:eastAsia="Times New Roman" w:hAnsiTheme="majorHAnsi" w:cstheme="majorHAnsi"/>
+                <w:color w:val="000000"/>
+                <w:kern w:val="0"/>
+                <w:sz w:val="18"/>
+                <w:szCs w:val="18"/>
+                <w14:ligatures w14:val="none"/>
+              </w:rPr>
+            </w:pPr>
+            <w:r>
+              <w:rPr>
+                <w:rFonts w:asciiTheme="majorHAnsi" w:eastAsia="Times New Roman" w:hAnsiTheme="majorHAnsi" w:cstheme="majorHAnsi"/>
+                <w:color w:val="000000"/>
+                <w:kern w:val="0"/>
+                <w:sz w:val="18"/>
+                <w:szCs w:val="18"/>
+                <w14:ligatures w14:val="none"/>
+              </w:rPr>
+              <w:t>0.00043</w:t>
+            </w:r>
+          </w:p>
+        </w:tc>
+        <w:tc>
+          <w:tcPr>
+            <w:tcW w:w="1170" w:type="dxa"/>
+            <w:tcBorders>
+              <w:top w:val="nil"/>
+              <w:left w:val="nil"/>
+              <w:bottom w:val="single" w:sz="4" w:space="0" w:color="auto"/>
+              <w:right w:val="single" w:sz="4" w:space="0" w:color="auto"/>
+            </w:tcBorders>
+            <w:vAlign w:val="center"/>
+            <w:hideMark/>
+          </w:tcPr>
+          <w:p>
+            <w:pPr>
+              <w:spacing w:after="0"/>
+              <w:jc w:val="center"/>
+              <w:rPr>
+                <w:rFonts w:asciiTheme="majorHAnsi" w:eastAsia="Times New Roman" w:hAnsiTheme="majorHAnsi" w:cstheme="majorHAnsi"/>
+                <w:color w:val="000000"/>
+                <w:kern w:val="0"/>
+                <w:sz w:val="18"/>
+                <w:szCs w:val="18"/>
+                <w14:ligatures w14:val="none"/>
+              </w:rPr>
+            </w:pPr>
+            <w:r>
+              <w:rPr>
+                <w:rFonts w:asciiTheme="majorHAnsi" w:eastAsia="Times New Roman" w:hAnsiTheme="majorHAnsi" w:cstheme="majorHAnsi"/>
+                <w:color w:val="000000"/>
+                <w:kern w:val="0"/>
+                <w:sz w:val="18"/>
+                <w:szCs w:val="18"/>
+                <w14:ligatures w14:val="none"/>
+              </w:rPr>
+              <w:t> </w:t>
+            </w:r>
+            <w:r>
+              <w:rPr>
+                <w:rFonts w:asciiTheme="majorHAnsi" w:eastAsia="Times New Roman" w:hAnsiTheme="majorHAnsi" w:cstheme="majorHAnsi"/>
+                <w:color w:val="000000"/>
+                <w:kern w:val="0"/>
+                <w:sz w:val="18"/>
+                <w:szCs w:val="18"/>
+                <w14:ligatures w14:val="none"/>
+              </w:rPr>
+              <w:t>94.33</w:t>
+            </w:r>
+          </w:p>
+        </w:tc>
+        <w:tc>
+          <w:tcPr>
+            <w:tcW w:w="1350" w:type="dxa"/>
+            <w:tcBorders>
+              <w:top w:val="nil"/>
+              <w:left w:val="nil"/>
+              <w:bottom w:val="single" w:sz="4" w:space="0" w:color="auto"/>
+              <w:right w:val="single" w:sz="4" w:space="0" w:color="auto"/>
+            </w:tcBorders>
+            <w:vAlign w:val="center"/>
+            <w:hideMark/>
+          </w:tcPr>
+          <w:p>
+            <w:pPr>
+              <w:spacing w:after="0"/>
+              <w:jc w:val="center"/>
+              <w:rPr>
+                <w:rFonts w:asciiTheme="majorHAnsi" w:eastAsia="Times New Roman" w:hAnsiTheme="majorHAnsi" w:cstheme="majorHAnsi"/>
+                <w:color w:val="000000"/>
+                <w:kern w:val="0"/>
+                <w:sz w:val="18"/>
+                <w:szCs w:val="18"/>
+                <w14:ligatures w14:val="none"/>
+              </w:rPr>
+            </w:pPr>
+            <w:r>
+              <w:rPr>
+                <w:rFonts w:asciiTheme="majorHAnsi" w:eastAsia="Times New Roman" w:hAnsiTheme="majorHAnsi" w:cstheme="majorHAnsi"/>
+                <w:color w:val="000000"/>
+                <w:kern w:val="0"/>
+                <w:sz w:val="18"/>
+                <w:szCs w:val="18"/>
+                <w14:ligatures w14:val="none"/>
+              </w:rPr>
+              <w:t> </w:t>
+            </w:r>
+            <w:r>
+              <w:rPr>
+                <w:rFonts w:asciiTheme="majorHAnsi" w:eastAsia="Times New Roman" w:hAnsiTheme="majorHAnsi" w:cstheme="majorHAnsi"/>
+                <w:color w:val="000000"/>
+                <w:kern w:val="0"/>
+                <w:sz w:val="18"/>
+                <w:szCs w:val="18"/>
+                <w14:ligatures w14:val="none"/>
+              </w:rPr>
+              <w:t>95.17</w:t>
+            </w:r>
+          </w:p>
+        </w:tc>
+      </w:tr>
+      <w:tr>
+        <w:trPr>
+          <w:trHeight w:val="284"/>
+        </w:trPr>
+        <w:tc>
+          <w:tcPr>
+            <w:tcW w:w="935" w:type="dxa"/>
+            <w:tcBorders>
+              <w:top w:val="nil"/>
+              <w:left w:val="single" w:sz="4" w:space="0" w:color="auto"/>
+              <w:bottom w:val="single" w:sz="4" w:space="0" w:color="auto"/>
+              <w:right w:val="single" w:sz="4" w:space="0" w:color="auto"/>
+            </w:tcBorders>
+            <w:vAlign w:val="center"/>
+            <w:hideMark/>
+          </w:tcPr>
+          <w:p>
+            <w:pPr>
+              <w:spacing w:after="0" w:line="240" w:lineRule="auto"/>
+              <w:jc w:val="center"/>
+              <w:rPr>
+                <w:rFonts w:asciiTheme="majorHAnsi" w:eastAsia="Times New Roman" w:hAnsiTheme="majorHAnsi" w:cstheme="majorHAnsi"/>
+                <w:color w:val="000000"/>
+                <w:kern w:val="0"/>
+                <w:sz w:val="18"/>
+                <w:szCs w:val="18"/>
+                <w14:ligatures w14:val="none"/>
+              </w:rPr>
+            </w:pPr>
+            <w:r>
+              <w:rPr>
+                <w:rFonts w:asciiTheme="majorHAnsi" w:eastAsia="Times New Roman" w:hAnsiTheme="majorHAnsi" w:cstheme="majorHAnsi"/>
+                <w:color w:val="000000"/>
+                <w:kern w:val="0"/>
+                <w:sz w:val="18"/>
+                <w:szCs w:val="18"/>
+                <w14:ligatures w14:val="none"/>
+              </w:rPr>
+              <w:t>config_8</w:t>
+            </w:r>
+          </w:p>
+        </w:tc>
+        <w:tc>
+          <w:tcPr>
+            <w:tcW w:w="1074" w:type="dxa"/>
+            <w:tcBorders>
+              <w:top w:val="nil"/>
+              <w:left w:val="nil"/>
+              <w:bottom w:val="single" w:sz="4" w:space="0" w:color="auto"/>
+              <w:right w:val="single" w:sz="4" w:space="0" w:color="auto"/>
+            </w:tcBorders>
+            <w:vAlign w:val="center"/>
+            <w:hideMark/>
+          </w:tcPr>
+          <w:p>
+            <w:pPr>
+              <w:spacing w:after="0" w:line="240" w:lineRule="auto"/>
+              <w:jc w:val="center"/>
+              <w:rPr>
+                <w:rFonts w:asciiTheme="majorHAnsi" w:eastAsia="Times New Roman" w:hAnsiTheme="majorHAnsi" w:cstheme="majorHAnsi"/>
+                <w:color w:val="000000"/>
+                <w:kern w:val="0"/>
+                <w:sz w:val="18"/>
+                <w:szCs w:val="18"/>
+                <w14:ligatures w14:val="none"/>
+              </w:rPr>
+            </w:pPr>
+            <w:r>
+              <w:rPr>
+                <w:rFonts w:asciiTheme="majorHAnsi" w:eastAsia="Times New Roman" w:hAnsiTheme="majorHAnsi" w:cstheme="majorHAnsi"/>
+                <w:color w:val="000000"/>
+                <w:kern w:val="0"/>
+                <w:sz w:val="18"/>
+                <w:szCs w:val="18"/>
+                <w14:ligatures w14:val="none"/>
+              </w:rPr>
+              <w:t>1.24E-05</w:t>
+            </w:r>
+          </w:p>
+        </w:tc>
+        <w:tc>
+          <w:tcPr>
+            <w:tcW w:w="1080" w:type="dxa"/>
+            <w:tcBorders>
+              <w:top w:val="nil"/>
+              <w:left w:val="nil"/>
+              <w:bottom w:val="single" w:sz="4" w:space="0" w:color="auto"/>
+              <w:right w:val="single" w:sz="4" w:space="0" w:color="auto"/>
+            </w:tcBorders>
+            <w:vAlign w:val="center"/>
+            <w:hideMark/>
+          </w:tcPr>
+          <w:p>
+            <w:pPr>
+              <w:spacing w:after="0" w:line="240" w:lineRule="auto"/>
+              <w:jc w:val="center"/>
+              <w:rPr>
+                <w:rFonts w:asciiTheme="majorHAnsi" w:eastAsia="Times New Roman" w:hAnsiTheme="majorHAnsi" w:cstheme="majorHAnsi"/>
+                <w:color w:val="000000"/>
+                <w:kern w:val="0"/>
+                <w:sz w:val="18"/>
+                <w:szCs w:val="18"/>
+                <w14:ligatures w14:val="none"/>
+              </w:rPr>
+            </w:pPr>
+            <w:r>
+              <w:rPr>
+                <w:rFonts w:asciiTheme="majorHAnsi" w:eastAsia="Times New Roman" w:hAnsiTheme="majorHAnsi" w:cstheme="majorHAnsi"/>
+                <w:color w:val="000000"/>
+                <w:kern w:val="0"/>
+                <w:sz w:val="18"/>
+                <w:szCs w:val="18"/>
+                <w14:ligatures w14:val="none"/>
+              </w:rPr>
+              <w:t>0.9789</w:t>
+            </w:r>
+          </w:p>
+        </w:tc>
+        <w:tc>
+          <w:tcPr>
+            <w:tcW w:w="1260" w:type="dxa"/>
+            <w:tcBorders>
+              <w:top w:val="nil"/>
+              <w:left w:val="nil"/>
+              <w:bottom w:val="single" w:sz="4" w:space="0" w:color="auto"/>
+              <w:right w:val="single" w:sz="4" w:space="0" w:color="auto"/>
+            </w:tcBorders>
+            <w:vAlign w:val="center"/>
+            <w:hideMark/>
+          </w:tcPr>
+          <w:p>
+            <w:pPr>
+              <w:spacing w:after="0" w:line="240" w:lineRule="auto"/>
+              <w:jc w:val="center"/>
+              <w:rPr>
+                <w:rFonts w:asciiTheme="majorHAnsi" w:eastAsia="Times New Roman" w:hAnsiTheme="majorHAnsi" w:cstheme="majorHAnsi"/>
+                <w:color w:val="000000"/>
+                <w:kern w:val="0"/>
+                <w:sz w:val="18"/>
+                <w:szCs w:val="18"/>
+                <w14:ligatures w14:val="none"/>
+              </w:rPr>
+            </w:pPr>
+            <w:r>
+              <w:rPr>
+                <w:rFonts w:asciiTheme="majorHAnsi" w:eastAsia="Times New Roman" w:hAnsiTheme="majorHAnsi" w:cstheme="majorHAnsi"/>
+                <w:color w:val="000000"/>
+                <w:kern w:val="0"/>
+                <w:sz w:val="18"/>
+                <w:szCs w:val="18"/>
+                <w14:ligatures w14:val="none"/>
+              </w:rPr>
+              <w:t>2.02E-09</w:t>
+            </w:r>
+          </w:p>
+        </w:tc>
+        <w:tc>
+          <w:tcPr>
+            <w:tcW w:w="1350" w:type="dxa"/>
+            <w:tcBorders>
+              <w:top w:val="nil"/>
+              <w:left w:val="nil"/>
+              <w:bottom w:val="single" w:sz="4" w:space="0" w:color="auto"/>
+              <w:right w:val="single" w:sz="4" w:space="0" w:color="auto"/>
+            </w:tcBorders>
+            <w:vAlign w:val="center"/>
+            <w:hideMark/>
+          </w:tcPr>
+          <w:p>
+            <w:pPr>
+              <w:spacing w:after="0" w:line="240" w:lineRule="auto"/>
+              <w:jc w:val="center"/>
+              <w:rPr>
+                <w:rFonts w:asciiTheme="majorHAnsi" w:eastAsia="Times New Roman" w:hAnsiTheme="majorHAnsi" w:cstheme="majorHAnsi"/>
+                <w:color w:val="000000"/>
+                <w:kern w:val="0"/>
+                <w:sz w:val="18"/>
+                <w:szCs w:val="18"/>
+                <w14:ligatures w14:val="none"/>
+              </w:rPr>
+            </w:pPr>
+            <w:r>
+              <w:rPr>
+                <w:rFonts w:asciiTheme="majorHAnsi" w:eastAsia="Times New Roman" w:hAnsiTheme="majorHAnsi" w:cstheme="majorHAnsi"/>
+                <w:color w:val="000000"/>
+                <w:kern w:val="0"/>
+                <w:sz w:val="18"/>
+                <w:szCs w:val="18"/>
+                <w14:ligatures w14:val="none"/>
+              </w:rPr>
+              <w:t>0.0908</w:t>
+            </w:r>
+          </w:p>
+        </w:tc>
+        <w:tc>
+          <w:tcPr>
+            <w:tcW w:w="1440" w:type="dxa"/>
+            <w:tcBorders>
+              <w:top w:val="nil"/>
+              <w:left w:val="nil"/>
+              <w:bottom w:val="single" w:sz="4" w:space="0" w:color="auto"/>
+              <w:right w:val="single" w:sz="4" w:space="0" w:color="auto"/>
+            </w:tcBorders>
+            <w:vAlign w:val="center"/>
+            <w:hideMark/>
+          </w:tcPr>
+          <w:p>
+            <w:pPr>
+              <w:spacing w:after="0" w:line="240" w:lineRule="auto"/>
+              <w:jc w:val="center"/>
+              <w:rPr>
+                <w:rFonts w:asciiTheme="majorHAnsi" w:eastAsia="Times New Roman" w:hAnsiTheme="majorHAnsi" w:cstheme="majorHAnsi"/>
+                <w:color w:val="000000"/>
+                <w:kern w:val="0"/>
+                <w:sz w:val="18"/>
+                <w:szCs w:val="18"/>
+                <w14:ligatures w14:val="none"/>
+              </w:rPr>
+            </w:pPr>
+            <w:r>
+              <w:rPr>
+                <w:rFonts w:asciiTheme="majorHAnsi" w:eastAsia="Times New Roman" w:hAnsiTheme="majorHAnsi" w:cstheme="majorHAnsi"/>
+                <w:color w:val="000000"/>
+                <w:kern w:val="0"/>
+                <w:sz w:val="18"/>
+                <w:szCs w:val="18"/>
+                <w14:ligatures w14:val="none"/>
+              </w:rPr>
+              <w:t>2.83E-05</w:t>
+            </w:r>
+          </w:p>
+        </w:tc>
+        <w:tc>
+          <w:tcPr>
+            <w:tcW w:w="1170" w:type="dxa"/>
+            <w:tcBorders>
+              <w:top w:val="nil"/>
+              <w:left w:val="nil"/>
+              <w:bottom w:val="single" w:sz="4" w:space="0" w:color="auto"/>
+              <w:right w:val="single" w:sz="4" w:space="0" w:color="auto"/>
+            </w:tcBorders>
+            <w:vAlign w:val="center"/>
+            <w:hideMark/>
+          </w:tcPr>
+          <w:p>
+            <w:pPr>
+              <w:spacing w:after="0"/>
+              <w:jc w:val="center"/>
+              <w:rPr>
+                <w:rFonts w:asciiTheme="majorHAnsi" w:eastAsia="Times New Roman" w:hAnsiTheme="majorHAnsi" w:cstheme="majorHAnsi"/>
+                <w:color w:val="000000"/>
+                <w:kern w:val="0"/>
+                <w:sz w:val="18"/>
+                <w:szCs w:val="18"/>
+                <w14:ligatures w14:val="none"/>
+              </w:rPr>
+            </w:pPr>
+            <w:r>
+              <w:rPr>
+                <w:rFonts w:asciiTheme="majorHAnsi" w:eastAsia="Times New Roman" w:hAnsiTheme="majorHAnsi" w:cstheme="majorHAnsi"/>
+                <w:color w:val="000000"/>
+                <w:kern w:val="0"/>
+                <w:sz w:val="18"/>
+                <w:szCs w:val="18"/>
+                <w14:ligatures w14:val="none"/>
+              </w:rPr>
+              <w:t> </w:t>
+            </w:r>
+            <w:r>
+              <w:rPr>
+                <w:rFonts w:asciiTheme="majorHAnsi" w:eastAsia="Times New Roman" w:hAnsiTheme="majorHAnsi" w:cstheme="majorHAnsi"/>
+                <w:color w:val="000000"/>
+                <w:kern w:val="0"/>
+                <w:sz w:val="18"/>
+                <w:szCs w:val="18"/>
+                <w14:ligatures w14:val="none"/>
+              </w:rPr>
+              <w:t>83.31</w:t>
+            </w:r>
+          </w:p>
+        </w:tc>
+        <w:tc>
+          <w:tcPr>
+            <w:tcW w:w="1350" w:type="dxa"/>
+            <w:tcBorders>
+              <w:top w:val="nil"/>
+              <w:left w:val="nil"/>
+              <w:bottom w:val="single" w:sz="4" w:space="0" w:color="auto"/>
+              <w:right w:val="single" w:sz="4" w:space="0" w:color="auto"/>
+            </w:tcBorders>
+            <w:vAlign w:val="center"/>
+            <w:hideMark/>
+          </w:tcPr>
+          <w:p>
+            <w:pPr>
+              <w:spacing w:after="0" w:line="240" w:lineRule="auto"/>
+              <w:jc w:val="center"/>
+              <w:rPr>
+                <w:rFonts w:asciiTheme="majorHAnsi" w:eastAsia="Times New Roman" w:hAnsiTheme="majorHAnsi" w:cstheme="majorHAnsi"/>
+                <w:color w:val="000000"/>
+                <w:kern w:val="0"/>
+                <w:sz w:val="18"/>
+                <w:szCs w:val="18"/>
+                <w14:ligatures w14:val="none"/>
+              </w:rPr>
+            </w:pPr>
+            <w:r>
+              <w:rPr>
+                <w:rFonts w:asciiTheme="majorHAnsi" w:eastAsia="Times New Roman" w:hAnsiTheme="majorHAnsi" w:cstheme="majorHAnsi"/>
+                <w:color w:val="000000"/>
+                <w:kern w:val="0"/>
+                <w:sz w:val="18"/>
+                <w:szCs w:val="18"/>
+                <w14:ligatures w14:val="none"/>
+              </w:rPr>
+              <w:t>87.69</w:t>
+            </w:r>
+            <w:r>
+              <w:rPr>
+                <w:rFonts w:asciiTheme="majorHAnsi" w:eastAsia="Times New Roman" w:hAnsiTheme="majorHAnsi" w:cstheme="majorHAnsi"/>
+                <w:color w:val="000000"/>
+                <w:kern w:val="0"/>
+                <w:sz w:val="18"/>
+                <w:szCs w:val="18"/>
+                <w14:ligatures w14:val="none"/>
+              </w:rPr>
+              <w:t> </w:t>
+            </w:r>
+          </w:p>
+        </w:tc>
+      </w:tr>
+      <w:tr>
+        <w:trPr>
+          <w:trHeight w:val="284"/>
+        </w:trPr>
+        <w:tc>
+          <w:tcPr>
+            <w:tcW w:w="935" w:type="dxa"/>
+            <w:tcBorders>
+              <w:top w:val="nil"/>
+              <w:left w:val="single" w:sz="4" w:space="0" w:color="auto"/>
+              <w:bottom w:val="single" w:sz="4" w:space="0" w:color="auto"/>
+              <w:right w:val="single" w:sz="4" w:space="0" w:color="auto"/>
+            </w:tcBorders>
+            <w:vAlign w:val="center"/>
+            <w:hideMark/>
+          </w:tcPr>
+          <w:p>
+            <w:pPr>
+              <w:spacing w:after="0" w:line="240" w:lineRule="auto"/>
+              <w:jc w:val="center"/>
+              <w:rPr>
+                <w:rFonts w:asciiTheme="majorHAnsi" w:eastAsia="Times New Roman" w:hAnsiTheme="majorHAnsi" w:cstheme="majorHAnsi"/>
+                <w:color w:val="000000"/>
+                <w:kern w:val="0"/>
+                <w:sz w:val="18"/>
+                <w:szCs w:val="18"/>
+                <w14:ligatures w14:val="none"/>
+              </w:rPr>
+            </w:pPr>
+            <w:r>
+              <w:rPr>
+                <w:rFonts w:asciiTheme="majorHAnsi" w:eastAsia="Times New Roman" w:hAnsiTheme="majorHAnsi" w:cstheme="majorHAnsi"/>
+                <w:color w:val="000000"/>
+                <w:kern w:val="0"/>
+                <w:sz w:val="18"/>
+                <w:szCs w:val="18"/>
+                <w14:ligatures w14:val="none"/>
+              </w:rPr>
+              <w:t>config_9</w:t>
+            </w:r>
+          </w:p>
+        </w:tc>
+        <w:tc>
+          <w:tcPr>
+            <w:tcW w:w="1074" w:type="dxa"/>
+            <w:tcBorders>
+              <w:top w:val="nil"/>
+              <w:left w:val="nil"/>
+              <w:bottom w:val="single" w:sz="4" w:space="0" w:color="auto"/>
+              <w:right w:val="single" w:sz="4" w:space="0" w:color="auto"/>
+            </w:tcBorders>
+            <w:vAlign w:val="center"/>
+            <w:hideMark/>
+          </w:tcPr>
+          <w:p>
+            <w:pPr>
+              <w:spacing w:after="0" w:line="240" w:lineRule="auto"/>
+              <w:jc w:val="center"/>
+              <w:rPr>
+                <w:rFonts w:asciiTheme="majorHAnsi" w:eastAsia="Times New Roman" w:hAnsiTheme="majorHAnsi" w:cstheme="majorHAnsi"/>
+                <w:color w:val="000000"/>
+                <w:kern w:val="0"/>
+                <w:sz w:val="18"/>
+                <w:szCs w:val="18"/>
+                <w14:ligatures w14:val="none"/>
+              </w:rPr>
+            </w:pPr>
+            <w:r>
+              <w:rPr>
+                <w:rFonts w:asciiTheme="majorHAnsi" w:eastAsia="Times New Roman" w:hAnsiTheme="majorHAnsi" w:cstheme="majorHAnsi"/>
+                <w:color w:val="000000"/>
+                <w:kern w:val="0"/>
+                <w:sz w:val="18"/>
+                <w:szCs w:val="18"/>
+                <w14:ligatures w14:val="none"/>
+              </w:rPr>
+              <w:t>0.00026</w:t>
+            </w:r>
+          </w:p>
+        </w:tc>
+        <w:tc>
+          <w:tcPr>
+            <w:tcW w:w="1080" w:type="dxa"/>
+            <w:tcBorders>
+              <w:top w:val="nil"/>
+              <w:left w:val="nil"/>
+              <w:bottom w:val="single" w:sz="4" w:space="0" w:color="auto"/>
+              <w:right w:val="single" w:sz="4" w:space="0" w:color="auto"/>
+            </w:tcBorders>
+            <w:vAlign w:val="center"/>
+            <w:hideMark/>
+          </w:tcPr>
+          <w:p>
+            <w:pPr>
+              <w:spacing w:after="0" w:line="240" w:lineRule="auto"/>
+              <w:jc w:val="center"/>
+              <w:rPr>
+                <w:rFonts w:asciiTheme="majorHAnsi" w:eastAsia="Times New Roman" w:hAnsiTheme="majorHAnsi" w:cstheme="majorHAnsi"/>
+                <w:color w:val="000000"/>
+                <w:kern w:val="0"/>
+                <w:sz w:val="18"/>
+                <w:szCs w:val="18"/>
+                <w14:ligatures w14:val="none"/>
+              </w:rPr>
+            </w:pPr>
+            <w:r>
+              <w:rPr>
+                <w:rFonts w:asciiTheme="majorHAnsi" w:eastAsia="Times New Roman" w:hAnsiTheme="majorHAnsi" w:cstheme="majorHAnsi"/>
+                <w:color w:val="000000"/>
+                <w:kern w:val="0"/>
+                <w:sz w:val="18"/>
+                <w:szCs w:val="18"/>
+                <w14:ligatures w14:val="none"/>
+              </w:rPr>
+              <w:t>0.8039</w:t>
+            </w:r>
+          </w:p>
+        </w:tc>
+        <w:tc>
+          <w:tcPr>
+            <w:tcW w:w="1260" w:type="dxa"/>
+            <w:tcBorders>
+              <w:top w:val="nil"/>
+              <w:left w:val="nil"/>
+              <w:bottom w:val="single" w:sz="4" w:space="0" w:color="auto"/>
+              <w:right w:val="single" w:sz="4" w:space="0" w:color="auto"/>
+            </w:tcBorders>
+            <w:vAlign w:val="center"/>
+            <w:hideMark/>
+          </w:tcPr>
+          <w:p>
+            <w:pPr>
+              <w:spacing w:after="0" w:line="240" w:lineRule="auto"/>
+              <w:jc w:val="center"/>
+              <w:rPr>
+                <w:rFonts w:asciiTheme="majorHAnsi" w:eastAsia="Times New Roman" w:hAnsiTheme="majorHAnsi" w:cstheme="majorHAnsi"/>
+                <w:color w:val="000000"/>
+                <w:kern w:val="0"/>
+                <w:sz w:val="18"/>
+                <w:szCs w:val="18"/>
+                <w14:ligatures w14:val="none"/>
+              </w:rPr>
+            </w:pPr>
+            <w:r>
+              <w:rPr>
+                <w:rFonts w:asciiTheme="majorHAnsi" w:eastAsia="Times New Roman" w:hAnsiTheme="majorHAnsi" w:cstheme="majorHAnsi"/>
+                <w:color w:val="000000"/>
+                <w:kern w:val="0"/>
+                <w:sz w:val="18"/>
+                <w:szCs w:val="18"/>
+                <w14:ligatures w14:val="none"/>
+              </w:rPr>
+              <w:t>3.99E-08</w:t>
+            </w:r>
+          </w:p>
+        </w:tc>
+        <w:tc>
+          <w:tcPr>
+            <w:tcW w:w="1350" w:type="dxa"/>
+            <w:tcBorders>
+              <w:top w:val="nil"/>
+              <w:left w:val="nil"/>
+              <w:bottom w:val="single" w:sz="4" w:space="0" w:color="auto"/>
+              <w:right w:val="single" w:sz="4" w:space="0" w:color="auto"/>
+            </w:tcBorders>
+            <w:vAlign w:val="center"/>
+            <w:hideMark/>
+          </w:tcPr>
+          <w:p>
+            <w:pPr>
+              <w:spacing w:after="0" w:line="240" w:lineRule="auto"/>
+              <w:jc w:val="center"/>
+              <w:rPr>
+                <w:rFonts w:asciiTheme="majorHAnsi" w:eastAsia="Times New Roman" w:hAnsiTheme="majorHAnsi" w:cstheme="majorHAnsi"/>
+                <w:color w:val="000000"/>
+                <w:kern w:val="0"/>
+                <w:sz w:val="18"/>
+                <w:szCs w:val="18"/>
+                <w14:ligatures w14:val="none"/>
+              </w:rPr>
+            </w:pPr>
+            <w:r>
+              <w:rPr>
+                <w:rFonts w:asciiTheme="majorHAnsi" w:eastAsia="Times New Roman" w:hAnsiTheme="majorHAnsi" w:cstheme="majorHAnsi"/>
+                <w:color w:val="000000"/>
+                <w:kern w:val="0"/>
+                <w:sz w:val="18"/>
+                <w:szCs w:val="18"/>
+                <w14:ligatures w14:val="none"/>
+              </w:rPr>
+              <w:t>0.4143</w:t>
+            </w:r>
+          </w:p>
+        </w:tc>
+        <w:tc>
+          <w:tcPr>
+            <w:tcW w:w="1440" w:type="dxa"/>
+            <w:tcBorders>
+              <w:top w:val="nil"/>
+              <w:left w:val="nil"/>
+              <w:bottom w:val="single" w:sz="4" w:space="0" w:color="auto"/>
+              <w:right w:val="single" w:sz="4" w:space="0" w:color="auto"/>
+            </w:tcBorders>
+            <w:vAlign w:val="center"/>
+            <w:hideMark/>
+          </w:tcPr>
+          <w:p>
+            <w:pPr>
+              <w:spacing w:after="0" w:line="240" w:lineRule="auto"/>
+              <w:jc w:val="center"/>
+              <w:rPr>
+                <w:rFonts w:asciiTheme="majorHAnsi" w:eastAsia="Times New Roman" w:hAnsiTheme="majorHAnsi" w:cstheme="majorHAnsi"/>
+                <w:color w:val="000000"/>
+                <w:kern w:val="0"/>
+                <w:sz w:val="18"/>
+                <w:szCs w:val="18"/>
+                <w14:ligatures w14:val="none"/>
+              </w:rPr>
+            </w:pPr>
+            <w:r>
+              <w:rPr>
+                <w:rFonts w:asciiTheme="majorHAnsi" w:eastAsia="Times New Roman" w:hAnsiTheme="majorHAnsi" w:cstheme="majorHAnsi"/>
+                <w:color w:val="000000"/>
+                <w:kern w:val="0"/>
+                <w:sz w:val="18"/>
+                <w:szCs w:val="18"/>
+                <w14:ligatures w14:val="none"/>
+              </w:rPr>
+              <w:t>9.60E-05</w:t>
+            </w:r>
+          </w:p>
+        </w:tc>
+        <w:tc>
+          <w:tcPr>
+            <w:tcW w:w="1170" w:type="dxa"/>
+            <w:tcBorders>
+              <w:top w:val="nil"/>
+              <w:left w:val="nil"/>
+              <w:bottom w:val="single" w:sz="4" w:space="0" w:color="auto"/>
+              <w:right w:val="single" w:sz="4" w:space="0" w:color="auto"/>
+            </w:tcBorders>
+            <w:vAlign w:val="center"/>
+            <w:hideMark/>
+          </w:tcPr>
+          <w:p>
+            <w:pPr>
+              <w:spacing w:after="0"/>
+              <w:jc w:val="center"/>
+              <w:rPr>
+                <w:rFonts w:asciiTheme="majorHAnsi" w:eastAsia="Times New Roman" w:hAnsiTheme="majorHAnsi" w:cstheme="majorHAnsi"/>
+                <w:color w:val="000000"/>
+                <w:kern w:val="0"/>
+                <w:sz w:val="18"/>
+                <w:szCs w:val="18"/>
+                <w14:ligatures w14:val="none"/>
+              </w:rPr>
+            </w:pPr>
+            <w:r>
+              <w:rPr>
+                <w:rFonts w:asciiTheme="majorHAnsi" w:eastAsia="Times New Roman" w:hAnsiTheme="majorHAnsi" w:cstheme="majorHAnsi"/>
+                <w:color w:val="000000"/>
+                <w:kern w:val="0"/>
+                <w:sz w:val="18"/>
+                <w:szCs w:val="18"/>
+                <w14:ligatures w14:val="none"/>
+              </w:rPr>
+              <w:t> </w:t>
+            </w:r>
+            <w:r>
+              <w:rPr>
+                <w:rFonts w:asciiTheme="majorHAnsi" w:eastAsia="Times New Roman" w:hAnsiTheme="majorHAnsi" w:cstheme="majorHAnsi"/>
+                <w:color w:val="000000"/>
+                <w:kern w:val="0"/>
+                <w:sz w:val="18"/>
+                <w:szCs w:val="18"/>
+                <w14:ligatures w14:val="none"/>
+              </w:rPr>
+              <w:t>94.64</w:t>
+            </w:r>
+          </w:p>
+        </w:tc>
+        <w:tc>
+          <w:tcPr>
+            <w:tcW w:w="1350" w:type="dxa"/>
+            <w:tcBorders>
+              <w:top w:val="nil"/>
+              <w:left w:val="nil"/>
+              <w:bottom w:val="single" w:sz="4" w:space="0" w:color="auto"/>
+              <w:right w:val="single" w:sz="4" w:space="0" w:color="auto"/>
+            </w:tcBorders>
+            <w:vAlign w:val="center"/>
+            <w:hideMark/>
+          </w:tcPr>
+          <w:p>
+            <w:pPr>
+              <w:spacing w:after="0" w:line="240" w:lineRule="auto"/>
+              <w:jc w:val="center"/>
+              <w:rPr>
+                <w:rFonts w:asciiTheme="majorHAnsi" w:eastAsia="Times New Roman" w:hAnsiTheme="majorHAnsi" w:cstheme="majorHAnsi"/>
+                <w:color w:val="000000"/>
+                <w:kern w:val="0"/>
+                <w:sz w:val="18"/>
+                <w:szCs w:val="18"/>
+                <w14:ligatures w14:val="none"/>
+              </w:rPr>
+            </w:pPr>
+            <w:r>
+              <w:rPr>
+                <w:rFonts w:asciiTheme="majorHAnsi" w:eastAsia="Times New Roman" w:hAnsiTheme="majorHAnsi" w:cstheme="majorHAnsi"/>
+                <w:color w:val="000000"/>
+                <w:kern w:val="0"/>
+                <w:sz w:val="18"/>
+                <w:szCs w:val="18"/>
+                <w14:ligatures w14:val="none"/>
+              </w:rPr>
+              <w:t>95.38</w:t>
+            </w:r>
+            <w:r>
+              <w:rPr>
+                <w:rFonts w:asciiTheme="majorHAnsi" w:eastAsia="Times New Roman" w:hAnsiTheme="majorHAnsi" w:cstheme="majorHAnsi"/>
+                <w:color w:val="000000"/>
+                <w:kern w:val="0"/>
+                <w:sz w:val="18"/>
+                <w:szCs w:val="18"/>
+                <w14:ligatures w14:val="none"/>
+              </w:rPr>
+              <w:t> </w:t>
+            </w:r>
+          </w:p>
+        </w:tc>
+      </w:tr>
+      <w:tr>
+        <w:trPr>
+          <w:trHeight w:val="284"/>
+        </w:trPr>
+        <w:tc>
+          <w:tcPr>
+            <w:tcW w:w="935" w:type="dxa"/>
+            <w:tcBorders>
+              <w:top w:val="nil"/>
+              <w:left w:val="single" w:sz="4" w:space="0" w:color="auto"/>
+              <w:bottom w:val="single" w:sz="4" w:space="0" w:color="auto"/>
+              <w:right w:val="single" w:sz="4" w:space="0" w:color="auto"/>
+            </w:tcBorders>
+            <w:vAlign w:val="center"/>
+            <w:hideMark/>
+          </w:tcPr>
+          <w:p>
+            <w:pPr>
+              <w:spacing w:after="0" w:line="240" w:lineRule="auto"/>
+              <w:jc w:val="center"/>
+              <w:rPr>
+                <w:rFonts w:asciiTheme="majorHAnsi" w:eastAsia="Times New Roman" w:hAnsiTheme="majorHAnsi" w:cstheme="majorHAnsi"/>
+                <w:color w:val="000000"/>
+                <w:kern w:val="0"/>
+                <w:sz w:val="18"/>
+                <w:szCs w:val="18"/>
+                <w14:ligatures w14:val="none"/>
+              </w:rPr>
+            </w:pPr>
+            <w:r>
+              <w:rPr>
+                <w:rFonts w:asciiTheme="majorHAnsi" w:eastAsia="Times New Roman" w:hAnsiTheme="majorHAnsi" w:cstheme="majorHAnsi"/>
+                <w:color w:val="000000"/>
+                <w:kern w:val="0"/>
+                <w:sz w:val="18"/>
+                <w:szCs w:val="18"/>
+                <w14:ligatures w14:val="none"/>
+              </w:rPr>
+              <w:t>config_10</w:t>
+            </w:r>
+          </w:p>
+        </w:tc>
+        <w:tc>
+          <w:tcPr>
+            <w:tcW w:w="1074" w:type="dxa"/>
+            <w:tcBorders>
+              <w:top w:val="nil"/>
+              <w:left w:val="nil"/>
+              <w:bottom w:val="single" w:sz="4" w:space="0" w:color="auto"/>
+              <w:right w:val="single" w:sz="4" w:space="0" w:color="auto"/>
+            </w:tcBorders>
+            <w:vAlign w:val="center"/>
+            <w:hideMark/>
+          </w:tcPr>
+          <w:p>
+            <w:pPr>
+              <w:spacing w:after="0" w:line="240" w:lineRule="auto"/>
+              <w:jc w:val="center"/>
+              <w:rPr>
+                <w:rFonts w:asciiTheme="majorHAnsi" w:eastAsia="Times New Roman" w:hAnsiTheme="majorHAnsi" w:cstheme="majorHAnsi"/>
+                <w:color w:val="000000"/>
+                <w:kern w:val="0"/>
+                <w:sz w:val="18"/>
+                <w:szCs w:val="18"/>
+                <w14:ligatures w14:val="none"/>
+              </w:rPr>
+            </w:pPr>
+            <w:r>
+              <w:rPr>
+                <w:rFonts w:asciiTheme="majorHAnsi" w:eastAsia="Times New Roman" w:hAnsiTheme="majorHAnsi" w:cstheme="majorHAnsi"/>
+                <w:color w:val="000000"/>
+                <w:kern w:val="0"/>
+                <w:sz w:val="18"/>
+                <w:szCs w:val="18"/>
+                <w14:ligatures w14:val="none"/>
+              </w:rPr>
+              <w:t>0.00019</w:t>
+            </w:r>
+          </w:p>
+        </w:tc>
+        <w:tc>
+          <w:tcPr>
+            <w:tcW w:w="1080" w:type="dxa"/>
+            <w:tcBorders>
+              <w:top w:val="nil"/>
+              <w:left w:val="nil"/>
+              <w:bottom w:val="single" w:sz="4" w:space="0" w:color="auto"/>
+              <w:right w:val="single" w:sz="4" w:space="0" w:color="auto"/>
+            </w:tcBorders>
+            <w:vAlign w:val="center"/>
+            <w:hideMark/>
+          </w:tcPr>
+          <w:p>
+            <w:pPr>
+              <w:spacing w:after="0" w:line="240" w:lineRule="auto"/>
+              <w:jc w:val="center"/>
+              <w:rPr>
+                <w:rFonts w:asciiTheme="majorHAnsi" w:eastAsia="Times New Roman" w:hAnsiTheme="majorHAnsi" w:cstheme="majorHAnsi"/>
+                <w:color w:val="000000"/>
+                <w:kern w:val="0"/>
+                <w:sz w:val="18"/>
+                <w:szCs w:val="18"/>
+                <w14:ligatures w14:val="none"/>
+              </w:rPr>
+            </w:pPr>
+            <w:r>
+              <w:rPr>
+                <w:rFonts w:asciiTheme="majorHAnsi" w:eastAsia="Times New Roman" w:hAnsiTheme="majorHAnsi" w:cstheme="majorHAnsi"/>
+                <w:color w:val="000000"/>
+                <w:kern w:val="0"/>
+                <w:sz w:val="18"/>
+                <w:szCs w:val="18"/>
+                <w14:ligatures w14:val="none"/>
+              </w:rPr>
+              <w:t>0.8016</w:t>
+            </w:r>
+          </w:p>
+        </w:tc>
+        <w:tc>
+          <w:tcPr>
+            <w:tcW w:w="1260" w:type="dxa"/>
+            <w:tcBorders>
+              <w:top w:val="nil"/>
+              <w:left w:val="nil"/>
+              <w:bottom w:val="single" w:sz="4" w:space="0" w:color="auto"/>
+              <w:right w:val="single" w:sz="4" w:space="0" w:color="auto"/>
+            </w:tcBorders>
+            <w:vAlign w:val="center"/>
+            <w:hideMark/>
+          </w:tcPr>
+          <w:p>
+            <w:pPr>
+              <w:spacing w:after="0" w:line="240" w:lineRule="auto"/>
+              <w:jc w:val="center"/>
+              <w:rPr>
+                <w:rFonts w:asciiTheme="majorHAnsi" w:eastAsia="Times New Roman" w:hAnsiTheme="majorHAnsi" w:cstheme="majorHAnsi"/>
+                <w:color w:val="000000"/>
+                <w:kern w:val="0"/>
+                <w:sz w:val="18"/>
+                <w:szCs w:val="18"/>
+                <w14:ligatures w14:val="none"/>
+              </w:rPr>
+            </w:pPr>
+            <w:r>
+              <w:rPr>
+                <w:rFonts w:asciiTheme="majorHAnsi" w:eastAsia="Times New Roman" w:hAnsiTheme="majorHAnsi" w:cstheme="majorHAnsi"/>
+                <w:color w:val="000000"/>
+                <w:kern w:val="0"/>
+                <w:sz w:val="18"/>
+                <w:szCs w:val="18"/>
+                <w14:ligatures w14:val="none"/>
+              </w:rPr>
+              <w:t>1.06E-09</w:t>
+            </w:r>
+          </w:p>
+        </w:tc>
+        <w:tc>
+          <w:tcPr>
+            <w:tcW w:w="1350" w:type="dxa"/>
+            <w:tcBorders>
+              <w:top w:val="nil"/>
+              <w:left w:val="nil"/>
+              <w:bottom w:val="single" w:sz="4" w:space="0" w:color="auto"/>
+              <w:right w:val="single" w:sz="4" w:space="0" w:color="auto"/>
+            </w:tcBorders>
+            <w:vAlign w:val="center"/>
+            <w:hideMark/>
+          </w:tcPr>
+          <w:p>
+            <w:pPr>
+              <w:spacing w:after="0" w:line="240" w:lineRule="auto"/>
+              <w:jc w:val="center"/>
+              <w:rPr>
+                <w:rFonts w:asciiTheme="majorHAnsi" w:eastAsia="Times New Roman" w:hAnsiTheme="majorHAnsi" w:cstheme="majorHAnsi"/>
+                <w:color w:val="000000"/>
+                <w:kern w:val="0"/>
+                <w:sz w:val="18"/>
+                <w:szCs w:val="18"/>
+                <w14:ligatures w14:val="none"/>
+              </w:rPr>
+            </w:pPr>
+            <w:r>
+              <w:rPr>
+                <w:rFonts w:asciiTheme="majorHAnsi" w:eastAsia="Times New Roman" w:hAnsiTheme="majorHAnsi" w:cstheme="majorHAnsi"/>
+                <w:color w:val="000000"/>
+                <w:kern w:val="0"/>
+                <w:sz w:val="18"/>
+                <w:szCs w:val="18"/>
+                <w14:ligatures w14:val="none"/>
+              </w:rPr>
+              <w:t>0.1199</w:t>
+            </w:r>
+          </w:p>
+        </w:tc>
+        <w:tc>
+          <w:tcPr>
+            <w:tcW w:w="1440" w:type="dxa"/>
+            <w:tcBorders>
+              <w:top w:val="nil"/>
+              <w:left w:val="nil"/>
+              <w:bottom w:val="single" w:sz="4" w:space="0" w:color="auto"/>
+              <w:right w:val="single" w:sz="4" w:space="0" w:color="auto"/>
+            </w:tcBorders>
+            <w:vAlign w:val="center"/>
+            <w:hideMark/>
+          </w:tcPr>
+          <w:p>
+            <w:pPr>
+              <w:spacing w:after="0" w:line="240" w:lineRule="auto"/>
+              <w:jc w:val="center"/>
+              <w:rPr>
+                <w:rFonts w:asciiTheme="majorHAnsi" w:eastAsia="Times New Roman" w:hAnsiTheme="majorHAnsi" w:cstheme="majorHAnsi"/>
+                <w:color w:val="000000"/>
+                <w:kern w:val="0"/>
+                <w:sz w:val="18"/>
+                <w:szCs w:val="18"/>
+                <w14:ligatures w14:val="none"/>
+              </w:rPr>
+            </w:pPr>
+            <w:r>
+              <w:rPr>
+                <w:rFonts w:asciiTheme="majorHAnsi" w:eastAsia="Times New Roman" w:hAnsiTheme="majorHAnsi" w:cstheme="majorHAnsi"/>
+                <w:color w:val="000000"/>
+                <w:kern w:val="0"/>
+                <w:sz w:val="18"/>
+                <w:szCs w:val="18"/>
+                <w14:ligatures w14:val="none"/>
+              </w:rPr>
+              <w:t>0.00055</w:t>
+            </w:r>
+          </w:p>
+        </w:tc>
+        <w:tc>
+          <w:tcPr>
+            <w:tcW w:w="1170" w:type="dxa"/>
+            <w:tcBorders>
+              <w:top w:val="nil"/>
+              <w:left w:val="nil"/>
+              <w:bottom w:val="single" w:sz="4" w:space="0" w:color="auto"/>
+              <w:right w:val="single" w:sz="4" w:space="0" w:color="auto"/>
+            </w:tcBorders>
+            <w:vAlign w:val="center"/>
+            <w:hideMark/>
+          </w:tcPr>
+          <w:p>
+            <w:pPr>
+              <w:spacing w:after="0"/>
+              <w:jc w:val="center"/>
+              <w:rPr>
+                <w:rFonts w:asciiTheme="majorHAnsi" w:eastAsia="Times New Roman" w:hAnsiTheme="majorHAnsi" w:cstheme="majorHAnsi"/>
+                <w:color w:val="000000"/>
+                <w:kern w:val="0"/>
+                <w:sz w:val="18"/>
+                <w:szCs w:val="18"/>
+                <w14:ligatures w14:val="none"/>
+              </w:rPr>
+            </w:pPr>
+            <w:r>
+              <w:rPr>
+                <w:rFonts w:asciiTheme="majorHAnsi" w:eastAsia="Times New Roman" w:hAnsiTheme="majorHAnsi" w:cstheme="majorHAnsi"/>
+                <w:color w:val="000000"/>
+                <w:kern w:val="0"/>
+                <w:sz w:val="18"/>
+                <w:szCs w:val="18"/>
+                <w14:ligatures w14:val="none"/>
+              </w:rPr>
+              <w:t> </w:t>
+            </w:r>
+            <w:r>
+              <w:rPr>
+                <w:rFonts w:asciiTheme="majorHAnsi" w:eastAsia="Times New Roman" w:hAnsiTheme="majorHAnsi" w:cstheme="majorHAnsi"/>
+                <w:color w:val="000000"/>
+                <w:kern w:val="0"/>
+                <w:sz w:val="18"/>
+                <w:szCs w:val="18"/>
+                <w14:ligatures w14:val="none"/>
+              </w:rPr>
+              <w:t>94.00</w:t>
+            </w:r>
+          </w:p>
+        </w:tc>
+        <w:tc>
+          <w:tcPr>
+            <w:tcW w:w="1350" w:type="dxa"/>
+            <w:tcBorders>
+              <w:top w:val="nil"/>
+              <w:left w:val="nil"/>
+              <w:bottom w:val="single" w:sz="4" w:space="0" w:color="auto"/>
+              <w:right w:val="single" w:sz="4" w:space="0" w:color="auto"/>
+            </w:tcBorders>
+            <w:vAlign w:val="center"/>
+            <w:hideMark/>
+          </w:tcPr>
+          <w:p>
+            <w:pPr>
+              <w:spacing w:after="0"/>
+              <w:jc w:val="center"/>
+              <w:rPr>
+                <w:rFonts w:asciiTheme="majorHAnsi" w:eastAsia="Times New Roman" w:hAnsiTheme="majorHAnsi" w:cstheme="majorHAnsi"/>
+                <w:color w:val="000000"/>
+                <w:kern w:val="0"/>
+                <w:sz w:val="18"/>
+                <w:szCs w:val="18"/>
+                <w14:ligatures w14:val="none"/>
+              </w:rPr>
+            </w:pPr>
+            <w:r>
+              <w:rPr>
+                <w:rFonts w:asciiTheme="majorHAnsi" w:eastAsia="Times New Roman" w:hAnsiTheme="majorHAnsi" w:cstheme="majorHAnsi"/>
+                <w:color w:val="000000"/>
+                <w:kern w:val="0"/>
+                <w:sz w:val="18"/>
+                <w:szCs w:val="18"/>
+                <w14:ligatures w14:val="none"/>
+              </w:rPr>
+              <w:t> </w:t>
+            </w:r>
+            <w:r>
+              <w:rPr>
+                <w:rFonts w:asciiTheme="majorHAnsi" w:eastAsia="Times New Roman" w:hAnsiTheme="majorHAnsi" w:cstheme="majorHAnsi"/>
+                <w:color w:val="000000"/>
+                <w:kern w:val="0"/>
+                <w:sz w:val="18"/>
+                <w:szCs w:val="18"/>
+                <w14:ligatures w14:val="none"/>
+              </w:rPr>
+              <w:t>95.06</w:t>
+            </w:r>
+          </w:p>
+        </w:tc>
+      </w:tr>
+      <w:tr>
+        <w:trPr>
+          <w:trHeight w:val="284"/>
+        </w:trPr>
+        <w:tc>
+          <w:tcPr>
+            <w:tcW w:w="935" w:type="dxa"/>
+            <w:tcBorders>
+              <w:top w:val="nil"/>
+              <w:left w:val="single" w:sz="4" w:space="0" w:color="auto"/>
+              <w:bottom w:val="single" w:sz="4" w:space="0" w:color="auto"/>
+              <w:right w:val="single" w:sz="4" w:space="0" w:color="auto"/>
+            </w:tcBorders>
+            <w:vAlign w:val="center"/>
+            <w:hideMark/>
+          </w:tcPr>
+          <w:p>
+            <w:pPr>
+              <w:spacing w:after="0" w:line="240" w:lineRule="auto"/>
+              <w:jc w:val="center"/>
+              <w:rPr>
+                <w:rFonts w:asciiTheme="majorHAnsi" w:eastAsia="Times New Roman" w:hAnsiTheme="majorHAnsi" w:cstheme="majorHAnsi"/>
+                <w:color w:val="000000"/>
+                <w:kern w:val="0"/>
+                <w:sz w:val="18"/>
+                <w:szCs w:val="18"/>
+                <w14:ligatures w14:val="none"/>
+              </w:rPr>
+            </w:pPr>
+            <w:r>
+              <w:rPr>
+                <w:rFonts w:asciiTheme="majorHAnsi" w:eastAsia="Times New Roman" w:hAnsiTheme="majorHAnsi" w:cstheme="majorHAnsi"/>
+                <w:color w:val="000000"/>
+                <w:kern w:val="0"/>
+                <w:sz w:val="18"/>
+                <w:szCs w:val="18"/>
+                <w14:ligatures w14:val="none"/>
+              </w:rPr>
+              <w:t>config_11</w:t>
+            </w:r>
+          </w:p>
+        </w:tc>
+        <w:tc>
+          <w:tcPr>
+            <w:tcW w:w="1074" w:type="dxa"/>
+            <w:tcBorders>
+              <w:top w:val="nil"/>
+              <w:left w:val="nil"/>
+              <w:bottom w:val="single" w:sz="4" w:space="0" w:color="auto"/>
+              <w:right w:val="single" w:sz="4" w:space="0" w:color="auto"/>
+            </w:tcBorders>
+            <w:vAlign w:val="center"/>
+            <w:hideMark/>
+          </w:tcPr>
+          <w:p>
+            <w:pPr>
+              <w:spacing w:after="0" w:line="240" w:lineRule="auto"/>
+              <w:jc w:val="center"/>
+              <w:rPr>
+                <w:rFonts w:asciiTheme="majorHAnsi" w:eastAsia="Times New Roman" w:hAnsiTheme="majorHAnsi" w:cstheme="majorHAnsi"/>
+                <w:color w:val="000000"/>
+                <w:kern w:val="0"/>
+                <w:sz w:val="18"/>
+                <w:szCs w:val="18"/>
+                <w14:ligatures w14:val="none"/>
+              </w:rPr>
+            </w:pPr>
+            <w:r>
+              <w:rPr>
+                <w:rFonts w:asciiTheme="majorHAnsi" w:eastAsia="Times New Roman" w:hAnsiTheme="majorHAnsi" w:cstheme="majorHAnsi"/>
+                <w:color w:val="000000"/>
+                <w:kern w:val="0"/>
+                <w:sz w:val="18"/>
+                <w:szCs w:val="18"/>
+                <w14:ligatures w14:val="none"/>
+              </w:rPr>
+              <w:t>0.00601</w:t>
+            </w:r>
+          </w:p>
+        </w:tc>
+        <w:tc>
+          <w:tcPr>
+            <w:tcW w:w="1080" w:type="dxa"/>
+            <w:tcBorders>
+              <w:top w:val="nil"/>
+              <w:left w:val="nil"/>
+              <w:bottom w:val="single" w:sz="4" w:space="0" w:color="auto"/>
+              <w:right w:val="single" w:sz="4" w:space="0" w:color="auto"/>
+            </w:tcBorders>
+            <w:vAlign w:val="center"/>
+            <w:hideMark/>
+          </w:tcPr>
+          <w:p>
+            <w:pPr>
+              <w:spacing w:after="0" w:line="240" w:lineRule="auto"/>
+              <w:jc w:val="center"/>
+              <w:rPr>
+                <w:rFonts w:asciiTheme="majorHAnsi" w:eastAsia="Times New Roman" w:hAnsiTheme="majorHAnsi" w:cstheme="majorHAnsi"/>
+                <w:color w:val="000000"/>
+                <w:kern w:val="0"/>
+                <w:sz w:val="18"/>
+                <w:szCs w:val="18"/>
+                <w14:ligatures w14:val="none"/>
+              </w:rPr>
+            </w:pPr>
+            <w:r>
+              <w:rPr>
+                <w:rFonts w:asciiTheme="majorHAnsi" w:eastAsia="Times New Roman" w:hAnsiTheme="majorHAnsi" w:cstheme="majorHAnsi"/>
+                <w:color w:val="000000"/>
+                <w:kern w:val="0"/>
+                <w:sz w:val="18"/>
+                <w:szCs w:val="18"/>
+                <w14:ligatures w14:val="none"/>
+              </w:rPr>
+              <w:t>0.86</w:t>
+            </w:r>
+          </w:p>
+        </w:tc>
+        <w:tc>
+          <w:tcPr>
+            <w:tcW w:w="1260" w:type="dxa"/>
+            <w:tcBorders>
+              <w:top w:val="nil"/>
+              <w:left w:val="nil"/>
+              <w:bottom w:val="single" w:sz="4" w:space="0" w:color="auto"/>
+              <w:right w:val="single" w:sz="4" w:space="0" w:color="auto"/>
+            </w:tcBorders>
+            <w:vAlign w:val="center"/>
+            <w:hideMark/>
+          </w:tcPr>
+          <w:p>
+            <w:pPr>
+              <w:spacing w:after="0" w:line="240" w:lineRule="auto"/>
+              <w:jc w:val="center"/>
+              <w:rPr>
+                <w:rFonts w:asciiTheme="majorHAnsi" w:eastAsia="Times New Roman" w:hAnsiTheme="majorHAnsi" w:cstheme="majorHAnsi"/>
+                <w:color w:val="000000"/>
+                <w:kern w:val="0"/>
+                <w:sz w:val="18"/>
+                <w:szCs w:val="18"/>
+                <w14:ligatures w14:val="none"/>
+              </w:rPr>
+            </w:pPr>
+            <w:r>
+              <w:rPr>
+                <w:rFonts w:asciiTheme="majorHAnsi" w:eastAsia="Times New Roman" w:hAnsiTheme="majorHAnsi" w:cstheme="majorHAnsi"/>
+                <w:color w:val="000000"/>
+                <w:kern w:val="0"/>
+                <w:sz w:val="18"/>
+                <w:szCs w:val="18"/>
+                <w14:ligatures w14:val="none"/>
+              </w:rPr>
+              <w:t>7.38E-07</w:t>
+            </w:r>
+          </w:p>
+        </w:tc>
+        <w:tc>
+          <w:tcPr>
+            <w:tcW w:w="1350" w:type="dxa"/>
+            <w:tcBorders>
+              <w:top w:val="nil"/>
+              <w:left w:val="nil"/>
+              <w:bottom w:val="single" w:sz="4" w:space="0" w:color="auto"/>
+              <w:right w:val="single" w:sz="4" w:space="0" w:color="auto"/>
+            </w:tcBorders>
+            <w:vAlign w:val="center"/>
+            <w:hideMark/>
+          </w:tcPr>
+          <w:p>
+            <w:pPr>
+              <w:spacing w:after="0" w:line="240" w:lineRule="auto"/>
+              <w:jc w:val="center"/>
+              <w:rPr>
+                <w:rFonts w:asciiTheme="majorHAnsi" w:eastAsia="Times New Roman" w:hAnsiTheme="majorHAnsi" w:cstheme="majorHAnsi"/>
+                <w:color w:val="000000"/>
+                <w:kern w:val="0"/>
+                <w:sz w:val="18"/>
+                <w:szCs w:val="18"/>
+                <w14:ligatures w14:val="none"/>
+              </w:rPr>
+            </w:pPr>
+            <w:r>
+              <w:rPr>
+                <w:rFonts w:asciiTheme="majorHAnsi" w:eastAsia="Times New Roman" w:hAnsiTheme="majorHAnsi" w:cstheme="majorHAnsi"/>
+                <w:color w:val="000000"/>
+                <w:kern w:val="0"/>
+                <w:sz w:val="18"/>
+                <w:szCs w:val="18"/>
+                <w14:ligatures w14:val="none"/>
+              </w:rPr>
+              <w:t>0.8712</w:t>
+            </w:r>
+          </w:p>
+        </w:tc>
+        <w:tc>
+          <w:tcPr>
+            <w:tcW w:w="1440" w:type="dxa"/>
+            <w:tcBorders>
+              <w:top w:val="nil"/>
+              <w:left w:val="nil"/>
+              <w:bottom w:val="single" w:sz="4" w:space="0" w:color="auto"/>
+              <w:right w:val="single" w:sz="4" w:space="0" w:color="auto"/>
+            </w:tcBorders>
+            <w:vAlign w:val="center"/>
+            <w:hideMark/>
+          </w:tcPr>
+          <w:p>
+            <w:pPr>
+              <w:spacing w:after="0" w:line="240" w:lineRule="auto"/>
+              <w:jc w:val="center"/>
+              <w:rPr>
+                <w:rFonts w:asciiTheme="majorHAnsi" w:eastAsia="Times New Roman" w:hAnsiTheme="majorHAnsi" w:cstheme="majorHAnsi"/>
+                <w:color w:val="000000"/>
+                <w:kern w:val="0"/>
+                <w:sz w:val="18"/>
+                <w:szCs w:val="18"/>
+                <w14:ligatures w14:val="none"/>
+              </w:rPr>
+            </w:pPr>
+            <w:r>
+              <w:rPr>
+                <w:rFonts w:asciiTheme="majorHAnsi" w:eastAsia="Times New Roman" w:hAnsiTheme="majorHAnsi" w:cstheme="majorHAnsi"/>
+                <w:color w:val="000000"/>
+                <w:kern w:val="0"/>
+                <w:sz w:val="18"/>
+                <w:szCs w:val="18"/>
+                <w14:ligatures w14:val="none"/>
+              </w:rPr>
+              <w:t>1.03E-05</w:t>
+            </w:r>
+          </w:p>
+        </w:tc>
+        <w:tc>
+          <w:tcPr>
+            <w:tcW w:w="1170" w:type="dxa"/>
+            <w:tcBorders>
+              <w:top w:val="nil"/>
+              <w:left w:val="nil"/>
+              <w:bottom w:val="single" w:sz="4" w:space="0" w:color="auto"/>
+              <w:right w:val="single" w:sz="4" w:space="0" w:color="auto"/>
+            </w:tcBorders>
+            <w:vAlign w:val="center"/>
+            <w:hideMark/>
+          </w:tcPr>
+          <w:p>
+            <w:pPr>
+              <w:spacing w:after="0" w:line="240" w:lineRule="auto"/>
+              <w:jc w:val="center"/>
+              <w:rPr>
+                <w:rFonts w:asciiTheme="majorHAnsi" w:eastAsia="Times New Roman" w:hAnsiTheme="majorHAnsi" w:cstheme="majorHAnsi"/>
+                <w:color w:val="000000"/>
+                <w:kern w:val="0"/>
+                <w:sz w:val="18"/>
+                <w:szCs w:val="18"/>
+                <w14:ligatures w14:val="none"/>
+              </w:rPr>
+            </w:pPr>
+            <w:r>
+              <w:rPr>
+                <w:rFonts w:asciiTheme="majorHAnsi" w:eastAsia="Times New Roman" w:hAnsiTheme="majorHAnsi" w:cstheme="majorHAnsi"/>
+                <w:color w:val="000000"/>
+                <w:kern w:val="0"/>
+                <w:sz w:val="18"/>
+                <w:szCs w:val="18"/>
+                <w14:ligatures w14:val="none"/>
+              </w:rPr>
+              <w:t>85.70</w:t>
+            </w:r>
+            <w:r>
+              <w:rPr>
+                <w:rFonts w:asciiTheme="majorHAnsi" w:eastAsia="Times New Roman" w:hAnsiTheme="majorHAnsi" w:cstheme="majorHAnsi"/>
+                <w:color w:val="000000"/>
+                <w:kern w:val="0"/>
+                <w:sz w:val="18"/>
+                <w:szCs w:val="18"/>
+                <w14:ligatures w14:val="none"/>
+              </w:rPr>
+              <w:t> </w:t>
+            </w:r>
+          </w:p>
+        </w:tc>
+        <w:tc>
+          <w:tcPr>
+            <w:tcW w:w="1350" w:type="dxa"/>
+            <w:tcBorders>
+              <w:top w:val="nil"/>
+              <w:left w:val="nil"/>
+              <w:bottom w:val="single" w:sz="4" w:space="0" w:color="auto"/>
+              <w:right w:val="single" w:sz="4" w:space="0" w:color="auto"/>
+            </w:tcBorders>
+            <w:vAlign w:val="center"/>
+            <w:hideMark/>
+          </w:tcPr>
+          <w:p>
+            <w:pPr>
+              <w:spacing w:after="0"/>
+              <w:jc w:val="center"/>
+              <w:rPr>
+                <w:rFonts w:asciiTheme="majorHAnsi" w:eastAsia="Times New Roman" w:hAnsiTheme="majorHAnsi" w:cstheme="majorHAnsi"/>
+                <w:color w:val="000000"/>
+                <w:kern w:val="0"/>
+                <w:sz w:val="18"/>
+                <w:szCs w:val="18"/>
+                <w14:ligatures w14:val="none"/>
+              </w:rPr>
+            </w:pPr>
+            <w:r>
+              <w:rPr>
+                <w:rFonts w:asciiTheme="majorHAnsi" w:eastAsia="Times New Roman" w:hAnsiTheme="majorHAnsi" w:cstheme="majorHAnsi"/>
+                <w:color w:val="000000"/>
+                <w:kern w:val="0"/>
+                <w:sz w:val="18"/>
+                <w:szCs w:val="18"/>
+                <w14:ligatures w14:val="none"/>
+              </w:rPr>
+              <w:t> </w:t>
+            </w:r>
+            <w:r>
+              <w:rPr>
+                <w:rFonts w:asciiTheme="majorHAnsi" w:eastAsia="Times New Roman" w:hAnsiTheme="majorHAnsi" w:cstheme="majorHAnsi"/>
+                <w:color w:val="000000"/>
+                <w:kern w:val="0"/>
+                <w:sz w:val="18"/>
+                <w:szCs w:val="18"/>
+                <w14:ligatures w14:val="none"/>
+              </w:rPr>
+              <w:t>91.56</w:t>
+            </w:r>
+          </w:p>
+        </w:tc>
+      </w:tr>
+      <w:tr>
+        <w:trPr>
+          <w:trHeight w:val="284"/>
+        </w:trPr>
+        <w:tc>
+          <w:tcPr>
+            <w:tcW w:w="935" w:type="dxa"/>
+            <w:tcBorders>
+              <w:top w:val="nil"/>
+              <w:left w:val="single" w:sz="4" w:space="0" w:color="auto"/>
+              <w:bottom w:val="single" w:sz="4" w:space="0" w:color="auto"/>
+              <w:right w:val="single" w:sz="4" w:space="0" w:color="auto"/>
+            </w:tcBorders>
+            <w:vAlign w:val="center"/>
+            <w:hideMark/>
+          </w:tcPr>
+          <w:p>
+            <w:pPr>
+              <w:spacing w:after="0" w:line="240" w:lineRule="auto"/>
+              <w:jc w:val="center"/>
+              <w:rPr>
+                <w:rFonts w:asciiTheme="majorHAnsi" w:eastAsia="Times New Roman" w:hAnsiTheme="majorHAnsi" w:cstheme="majorHAnsi"/>
+                <w:color w:val="000000"/>
+                <w:kern w:val="0"/>
+                <w:sz w:val="18"/>
+                <w:szCs w:val="18"/>
+                <w14:ligatures w14:val="none"/>
+              </w:rPr>
+            </w:pPr>
+            <w:r>
+              <w:rPr>
+                <w:rFonts w:asciiTheme="majorHAnsi" w:eastAsia="Times New Roman" w:hAnsiTheme="majorHAnsi" w:cstheme="majorHAnsi"/>
+                <w:color w:val="000000"/>
+                <w:kern w:val="0"/>
+                <w:sz w:val="18"/>
+                <w:szCs w:val="18"/>
+                <w14:ligatures w14:val="none"/>
+              </w:rPr>
+              <w:t>config_12</w:t>
+            </w:r>
+          </w:p>
+        </w:tc>
+        <w:tc>
+          <w:tcPr>
+            <w:tcW w:w="1074" w:type="dxa"/>
+            <w:tcBorders>
+              <w:top w:val="nil"/>
+              <w:left w:val="nil"/>
+              <w:bottom w:val="single" w:sz="4" w:space="0" w:color="auto"/>
+              <w:right w:val="single" w:sz="4" w:space="0" w:color="auto"/>
+            </w:tcBorders>
+            <w:vAlign w:val="center"/>
+            <w:hideMark/>
+          </w:tcPr>
+          <w:p>
+            <w:pPr>
+              <w:spacing w:after="0" w:line="240" w:lineRule="auto"/>
+              <w:jc w:val="center"/>
+              <w:rPr>
+                <w:rFonts w:asciiTheme="majorHAnsi" w:eastAsia="Times New Roman" w:hAnsiTheme="majorHAnsi" w:cstheme="majorHAnsi"/>
+                <w:color w:val="000000"/>
+                <w:kern w:val="0"/>
+                <w:sz w:val="18"/>
+                <w:szCs w:val="18"/>
+                <w14:ligatures w14:val="none"/>
+              </w:rPr>
+            </w:pPr>
+            <w:r>
+              <w:rPr>
+                <w:rFonts w:asciiTheme="majorHAnsi" w:eastAsia="Times New Roman" w:hAnsiTheme="majorHAnsi" w:cstheme="majorHAnsi"/>
+                <w:color w:val="000000"/>
+                <w:kern w:val="0"/>
+                <w:sz w:val="18"/>
+                <w:szCs w:val="18"/>
+                <w14:ligatures w14:val="none"/>
+              </w:rPr>
+              <w:t>3.56E-05</w:t>
+            </w:r>
+          </w:p>
+        </w:tc>
+        <w:tc>
+          <w:tcPr>
+            <w:tcW w:w="1080" w:type="dxa"/>
+            <w:tcBorders>
+              <w:top w:val="nil"/>
+              <w:left w:val="nil"/>
+              <w:bottom w:val="single" w:sz="4" w:space="0" w:color="auto"/>
+              <w:right w:val="single" w:sz="4" w:space="0" w:color="auto"/>
+            </w:tcBorders>
+            <w:vAlign w:val="center"/>
+            <w:hideMark/>
+          </w:tcPr>
+          <w:p>
+            <w:pPr>
+              <w:spacing w:after="0" w:line="240" w:lineRule="auto"/>
+              <w:jc w:val="center"/>
+              <w:rPr>
+                <w:rFonts w:asciiTheme="majorHAnsi" w:eastAsia="Times New Roman" w:hAnsiTheme="majorHAnsi" w:cstheme="majorHAnsi"/>
+                <w:color w:val="000000"/>
+                <w:kern w:val="0"/>
+                <w:sz w:val="18"/>
+                <w:szCs w:val="18"/>
+                <w14:ligatures w14:val="none"/>
+              </w:rPr>
+            </w:pPr>
+            <w:r>
+              <w:rPr>
+                <w:rFonts w:asciiTheme="majorHAnsi" w:eastAsia="Times New Roman" w:hAnsiTheme="majorHAnsi" w:cstheme="majorHAnsi"/>
+                <w:color w:val="000000"/>
+                <w:kern w:val="0"/>
+                <w:sz w:val="18"/>
+                <w:szCs w:val="18"/>
+                <w14:ligatures w14:val="none"/>
+              </w:rPr>
+              <w:t>0.8478</w:t>
+            </w:r>
+          </w:p>
+        </w:tc>
+        <w:tc>
+          <w:tcPr>
+            <w:tcW w:w="1260" w:type="dxa"/>
+            <w:tcBorders>
+              <w:top w:val="nil"/>
+              <w:left w:val="nil"/>
+              <w:bottom w:val="single" w:sz="4" w:space="0" w:color="auto"/>
+              <w:right w:val="single" w:sz="4" w:space="0" w:color="auto"/>
+            </w:tcBorders>
+            <w:vAlign w:val="center"/>
+            <w:hideMark/>
+          </w:tcPr>
+          <w:p>
+            <w:pPr>
+              <w:spacing w:after="0" w:line="240" w:lineRule="auto"/>
+              <w:jc w:val="center"/>
+              <w:rPr>
+                <w:rFonts w:asciiTheme="majorHAnsi" w:eastAsia="Times New Roman" w:hAnsiTheme="majorHAnsi" w:cstheme="majorHAnsi"/>
+                <w:color w:val="000000"/>
+                <w:kern w:val="0"/>
+                <w:sz w:val="18"/>
+                <w:szCs w:val="18"/>
+                <w14:ligatures w14:val="none"/>
+              </w:rPr>
+            </w:pPr>
+            <w:r>
+              <w:rPr>
+                <w:rFonts w:asciiTheme="majorHAnsi" w:eastAsia="Times New Roman" w:hAnsiTheme="majorHAnsi" w:cstheme="majorHAnsi"/>
+                <w:color w:val="000000"/>
+                <w:kern w:val="0"/>
+                <w:sz w:val="18"/>
+                <w:szCs w:val="18"/>
+                <w14:ligatures w14:val="none"/>
+              </w:rPr>
+              <w:t>4.84E-09</w:t>
+            </w:r>
+          </w:p>
+        </w:tc>
+        <w:tc>
+          <w:tcPr>
+            <w:tcW w:w="1350" w:type="dxa"/>
+            <w:tcBorders>
+              <w:top w:val="nil"/>
+              <w:left w:val="nil"/>
+              <w:bottom w:val="single" w:sz="4" w:space="0" w:color="auto"/>
+              <w:right w:val="single" w:sz="4" w:space="0" w:color="auto"/>
+            </w:tcBorders>
+            <w:vAlign w:val="center"/>
+            <w:hideMark/>
+          </w:tcPr>
+          <w:p>
+            <w:pPr>
+              <w:spacing w:after="0" w:line="240" w:lineRule="auto"/>
+              <w:jc w:val="center"/>
+              <w:rPr>
+                <w:rFonts w:asciiTheme="majorHAnsi" w:eastAsia="Times New Roman" w:hAnsiTheme="majorHAnsi" w:cstheme="majorHAnsi"/>
+                <w:color w:val="000000"/>
+                <w:kern w:val="0"/>
+                <w:sz w:val="18"/>
+                <w:szCs w:val="18"/>
+                <w14:ligatures w14:val="none"/>
+              </w:rPr>
+            </w:pPr>
+            <w:r>
+              <w:rPr>
+                <w:rFonts w:asciiTheme="majorHAnsi" w:eastAsia="Times New Roman" w:hAnsiTheme="majorHAnsi" w:cstheme="majorHAnsi"/>
+                <w:color w:val="000000"/>
+                <w:kern w:val="0"/>
+                <w:sz w:val="18"/>
+                <w:szCs w:val="18"/>
+                <w14:ligatures w14:val="none"/>
+              </w:rPr>
+              <w:t>0.5868</w:t>
+            </w:r>
+          </w:p>
+        </w:tc>
+        <w:tc>
+          <w:tcPr>
+            <w:tcW w:w="1440" w:type="dxa"/>
+            <w:tcBorders>
+              <w:top w:val="nil"/>
+              <w:left w:val="nil"/>
+              <w:bottom w:val="single" w:sz="4" w:space="0" w:color="auto"/>
+              <w:right w:val="single" w:sz="4" w:space="0" w:color="auto"/>
+            </w:tcBorders>
+            <w:vAlign w:val="center"/>
+            <w:hideMark/>
+          </w:tcPr>
+          <w:p>
+            <w:pPr>
+              <w:spacing w:after="0" w:line="240" w:lineRule="auto"/>
+              <w:jc w:val="center"/>
+              <w:rPr>
+                <w:rFonts w:asciiTheme="majorHAnsi" w:eastAsia="Times New Roman" w:hAnsiTheme="majorHAnsi" w:cstheme="majorHAnsi"/>
+                <w:color w:val="000000"/>
+                <w:kern w:val="0"/>
+                <w:sz w:val="18"/>
+                <w:szCs w:val="18"/>
+                <w14:ligatures w14:val="none"/>
+              </w:rPr>
+            </w:pPr>
+            <w:r>
+              <w:rPr>
+                <w:rFonts w:asciiTheme="majorHAnsi" w:eastAsia="Times New Roman" w:hAnsiTheme="majorHAnsi" w:cstheme="majorHAnsi"/>
+                <w:color w:val="000000"/>
+                <w:kern w:val="0"/>
+                <w:sz w:val="18"/>
+                <w:szCs w:val="18"/>
+                <w14:ligatures w14:val="none"/>
+              </w:rPr>
+              <w:t>9.91E-05</w:t>
+            </w:r>
+          </w:p>
+        </w:tc>
+        <w:tc>
+          <w:tcPr>
+            <w:tcW w:w="1170" w:type="dxa"/>
+            <w:tcBorders>
+              <w:top w:val="nil"/>
+              <w:left w:val="nil"/>
+              <w:bottom w:val="single" w:sz="4" w:space="0" w:color="auto"/>
+              <w:right w:val="single" w:sz="4" w:space="0" w:color="auto"/>
+            </w:tcBorders>
+            <w:vAlign w:val="center"/>
+            <w:hideMark/>
+          </w:tcPr>
+          <w:p>
+            <w:pPr>
+              <w:spacing w:after="0"/>
+              <w:jc w:val="center"/>
+              <w:rPr>
+                <w:rFonts w:asciiTheme="majorHAnsi" w:eastAsia="Times New Roman" w:hAnsiTheme="majorHAnsi" w:cstheme="majorHAnsi"/>
+                <w:color w:val="000000"/>
+                <w:kern w:val="0"/>
+                <w:sz w:val="18"/>
+                <w:szCs w:val="18"/>
+                <w14:ligatures w14:val="none"/>
+              </w:rPr>
+            </w:pPr>
+            <w:r>
+              <w:rPr>
+                <w:rFonts w:asciiTheme="majorHAnsi" w:eastAsia="Times New Roman" w:hAnsiTheme="majorHAnsi" w:cstheme="majorHAnsi"/>
+                <w:color w:val="000000"/>
+                <w:kern w:val="0"/>
+                <w:sz w:val="18"/>
+                <w:szCs w:val="18"/>
+                <w14:ligatures w14:val="none"/>
+              </w:rPr>
+              <w:t> </w:t>
+            </w:r>
+            <w:r>
+              <w:rPr>
+                <w:rFonts w:asciiTheme="majorHAnsi" w:eastAsia="Times New Roman" w:hAnsiTheme="majorHAnsi" w:cstheme="majorHAnsi"/>
+                <w:color w:val="000000"/>
+                <w:kern w:val="0"/>
+                <w:sz w:val="18"/>
+                <w:szCs w:val="18"/>
+                <w14:ligatures w14:val="none"/>
+              </w:rPr>
+              <w:t>91.44</w:t>
+            </w:r>
+          </w:p>
+        </w:tc>
+        <w:tc>
+          <w:tcPr>
+            <w:tcW w:w="1350" w:type="dxa"/>
+            <w:tcBorders>
+              <w:top w:val="nil"/>
+              <w:left w:val="nil"/>
+              <w:bottom w:val="single" w:sz="4" w:space="0" w:color="auto"/>
+              <w:right w:val="single" w:sz="4" w:space="0" w:color="auto"/>
+            </w:tcBorders>
+            <w:vAlign w:val="center"/>
+            <w:hideMark/>
+          </w:tcPr>
+          <w:p>
+            <w:pPr>
+              <w:spacing w:after="0" w:line="240" w:lineRule="auto"/>
+              <w:jc w:val="center"/>
+              <w:rPr>
+                <w:rFonts w:asciiTheme="majorHAnsi" w:eastAsia="Times New Roman" w:hAnsiTheme="majorHAnsi" w:cstheme="majorHAnsi"/>
+                <w:color w:val="000000"/>
+                <w:kern w:val="0"/>
+                <w:sz w:val="18"/>
+                <w:szCs w:val="18"/>
+                <w14:ligatures w14:val="none"/>
+              </w:rPr>
+            </w:pPr>
+            <w:r>
+              <w:rPr>
+                <w:rFonts w:asciiTheme="majorHAnsi" w:eastAsia="Times New Roman" w:hAnsiTheme="majorHAnsi" w:cstheme="majorHAnsi"/>
+                <w:color w:val="000000"/>
+                <w:kern w:val="0"/>
+                <w:sz w:val="18"/>
+                <w:szCs w:val="18"/>
+                <w14:ligatures w14:val="none"/>
+              </w:rPr>
+              <w:t>93.89</w:t>
+            </w:r>
+            <w:r>
+              <w:rPr>
+                <w:rFonts w:asciiTheme="majorHAnsi" w:eastAsia="Times New Roman" w:hAnsiTheme="majorHAnsi" w:cstheme="majorHAnsi"/>
+                <w:color w:val="000000"/>
+                <w:kern w:val="0"/>
+                <w:sz w:val="18"/>
+                <w:szCs w:val="18"/>
+                <w14:ligatures w14:val="none"/>
+              </w:rPr>
+              <w:t> </w:t>
+            </w:r>
+          </w:p>
+        </w:tc>
+      </w:tr>
+      <w:tr>
+        <w:trPr>
+          <w:trHeight w:val="284"/>
+        </w:trPr>
+        <w:tc>
+          <w:tcPr>
+            <w:tcW w:w="935" w:type="dxa"/>
+            <w:tcBorders>
+              <w:top w:val="nil"/>
+              <w:left w:val="single" w:sz="4" w:space="0" w:color="auto"/>
+              <w:bottom w:val="single" w:sz="4" w:space="0" w:color="auto"/>
+              <w:right w:val="single" w:sz="4" w:space="0" w:color="auto"/>
+            </w:tcBorders>
+            <w:vAlign w:val="center"/>
+            <w:hideMark/>
+          </w:tcPr>
+          <w:p>
+            <w:pPr>
+              <w:spacing w:after="0" w:line="240" w:lineRule="auto"/>
+              <w:jc w:val="center"/>
+              <w:rPr>
+                <w:rFonts w:asciiTheme="majorHAnsi" w:eastAsia="Times New Roman" w:hAnsiTheme="majorHAnsi" w:cstheme="majorHAnsi"/>
+                <w:color w:val="000000"/>
+                <w:kern w:val="0"/>
+                <w:sz w:val="18"/>
+                <w:szCs w:val="18"/>
+                <w14:ligatures w14:val="none"/>
+              </w:rPr>
+            </w:pPr>
+            <w:r>
+              <w:rPr>
+                <w:rFonts w:asciiTheme="majorHAnsi" w:eastAsia="Times New Roman" w:hAnsiTheme="majorHAnsi" w:cstheme="majorHAnsi"/>
+                <w:color w:val="000000"/>
+                <w:kern w:val="0"/>
+                <w:sz w:val="18"/>
+                <w:szCs w:val="18"/>
+                <w14:ligatures w14:val="none"/>
+              </w:rPr>
+              <w:t>config_13</w:t>
+            </w:r>
+          </w:p>
+        </w:tc>
+        <w:tc>
+          <w:tcPr>
+            <w:tcW w:w="1074" w:type="dxa"/>
+            <w:tcBorders>
+              <w:top w:val="nil"/>
+              <w:left w:val="nil"/>
+              <w:bottom w:val="single" w:sz="4" w:space="0" w:color="auto"/>
+              <w:right w:val="single" w:sz="4" w:space="0" w:color="auto"/>
+            </w:tcBorders>
+            <w:vAlign w:val="center"/>
+            <w:hideMark/>
+          </w:tcPr>
+          <w:p>
+            <w:pPr>
+              <w:spacing w:after="0" w:line="240" w:lineRule="auto"/>
+              <w:jc w:val="center"/>
+              <w:rPr>
+                <w:rFonts w:asciiTheme="majorHAnsi" w:eastAsia="Times New Roman" w:hAnsiTheme="majorHAnsi" w:cstheme="majorHAnsi"/>
+                <w:color w:val="000000"/>
+                <w:kern w:val="0"/>
+                <w:sz w:val="18"/>
+                <w:szCs w:val="18"/>
+                <w14:ligatures w14:val="none"/>
+              </w:rPr>
+            </w:pPr>
+            <w:r>
+              <w:rPr>
+                <w:rFonts w:asciiTheme="majorHAnsi" w:eastAsia="Times New Roman" w:hAnsiTheme="majorHAnsi" w:cstheme="majorHAnsi"/>
+                <w:color w:val="000000"/>
+                <w:kern w:val="0"/>
+                <w:sz w:val="18"/>
+                <w:szCs w:val="18"/>
+                <w14:ligatures w14:val="none"/>
+              </w:rPr>
+              <w:t>0.00342</w:t>
+            </w:r>
+          </w:p>
+        </w:tc>
+        <w:tc>
+          <w:tcPr>
+            <w:tcW w:w="1080" w:type="dxa"/>
+            <w:tcBorders>
+              <w:top w:val="nil"/>
+              <w:left w:val="nil"/>
+              <w:bottom w:val="single" w:sz="4" w:space="0" w:color="auto"/>
+              <w:right w:val="single" w:sz="4" w:space="0" w:color="auto"/>
+            </w:tcBorders>
+            <w:vAlign w:val="center"/>
+            <w:hideMark/>
+          </w:tcPr>
+          <w:p>
+            <w:pPr>
+              <w:spacing w:after="0" w:line="240" w:lineRule="auto"/>
+              <w:jc w:val="center"/>
+              <w:rPr>
+                <w:rFonts w:asciiTheme="majorHAnsi" w:eastAsia="Times New Roman" w:hAnsiTheme="majorHAnsi" w:cstheme="majorHAnsi"/>
+                <w:color w:val="000000"/>
+                <w:kern w:val="0"/>
+                <w:sz w:val="18"/>
+                <w:szCs w:val="18"/>
+                <w14:ligatures w14:val="none"/>
+              </w:rPr>
+            </w:pPr>
+            <w:r>
+              <w:rPr>
+                <w:rFonts w:asciiTheme="majorHAnsi" w:eastAsia="Times New Roman" w:hAnsiTheme="majorHAnsi" w:cstheme="majorHAnsi"/>
+                <w:color w:val="000000"/>
+                <w:kern w:val="0"/>
+                <w:sz w:val="18"/>
+                <w:szCs w:val="18"/>
+                <w14:ligatures w14:val="none"/>
+              </w:rPr>
+              <w:t>0.8412</w:t>
+            </w:r>
+          </w:p>
+        </w:tc>
+        <w:tc>
+          <w:tcPr>
+            <w:tcW w:w="1260" w:type="dxa"/>
+            <w:tcBorders>
+              <w:top w:val="nil"/>
+              <w:left w:val="nil"/>
+              <w:bottom w:val="single" w:sz="4" w:space="0" w:color="auto"/>
+              <w:right w:val="single" w:sz="4" w:space="0" w:color="auto"/>
+            </w:tcBorders>
+            <w:vAlign w:val="center"/>
+            <w:hideMark/>
+          </w:tcPr>
+          <w:p>
+            <w:pPr>
+              <w:spacing w:after="0" w:line="240" w:lineRule="auto"/>
+              <w:jc w:val="center"/>
+              <w:rPr>
+                <w:rFonts w:asciiTheme="majorHAnsi" w:eastAsia="Times New Roman" w:hAnsiTheme="majorHAnsi" w:cstheme="majorHAnsi"/>
+                <w:color w:val="000000"/>
+                <w:kern w:val="0"/>
+                <w:sz w:val="18"/>
+                <w:szCs w:val="18"/>
+                <w14:ligatures w14:val="none"/>
+              </w:rPr>
+            </w:pPr>
+            <w:r>
+              <w:rPr>
+                <w:rFonts w:asciiTheme="majorHAnsi" w:eastAsia="Times New Roman" w:hAnsiTheme="majorHAnsi" w:cstheme="majorHAnsi"/>
+                <w:color w:val="000000"/>
+                <w:kern w:val="0"/>
+                <w:sz w:val="18"/>
+                <w:szCs w:val="18"/>
+                <w14:ligatures w14:val="none"/>
+              </w:rPr>
+              <w:t>7.39E-09</w:t>
+            </w:r>
+          </w:p>
+        </w:tc>
+        <w:tc>
+          <w:tcPr>
+            <w:tcW w:w="1350" w:type="dxa"/>
+            <w:tcBorders>
+              <w:top w:val="nil"/>
+              <w:left w:val="nil"/>
+              <w:bottom w:val="single" w:sz="4" w:space="0" w:color="auto"/>
+              <w:right w:val="single" w:sz="4" w:space="0" w:color="auto"/>
+            </w:tcBorders>
+            <w:vAlign w:val="center"/>
+            <w:hideMark/>
+          </w:tcPr>
+          <w:p>
+            <w:pPr>
+              <w:spacing w:after="0" w:line="240" w:lineRule="auto"/>
+              <w:jc w:val="center"/>
+              <w:rPr>
+                <w:rFonts w:asciiTheme="majorHAnsi" w:eastAsia="Times New Roman" w:hAnsiTheme="majorHAnsi" w:cstheme="majorHAnsi"/>
+                <w:color w:val="000000"/>
+                <w:kern w:val="0"/>
+                <w:sz w:val="18"/>
+                <w:szCs w:val="18"/>
+                <w14:ligatures w14:val="none"/>
+              </w:rPr>
+            </w:pPr>
+            <w:r>
+              <w:rPr>
+                <w:rFonts w:asciiTheme="majorHAnsi" w:eastAsia="Times New Roman" w:hAnsiTheme="majorHAnsi" w:cstheme="majorHAnsi"/>
+                <w:color w:val="000000"/>
+                <w:kern w:val="0"/>
+                <w:sz w:val="18"/>
+                <w:szCs w:val="18"/>
+                <w14:ligatures w14:val="none"/>
+              </w:rPr>
+              <w:t>0.8623</w:t>
+            </w:r>
+          </w:p>
+        </w:tc>
+        <w:tc>
+          <w:tcPr>
+            <w:tcW w:w="1440" w:type="dxa"/>
+            <w:tcBorders>
+              <w:top w:val="nil"/>
+              <w:left w:val="nil"/>
+              <w:bottom w:val="single" w:sz="4" w:space="0" w:color="auto"/>
+              <w:right w:val="single" w:sz="4" w:space="0" w:color="auto"/>
+            </w:tcBorders>
+            <w:vAlign w:val="center"/>
+            <w:hideMark/>
+          </w:tcPr>
+          <w:p>
+            <w:pPr>
+              <w:spacing w:after="0" w:line="240" w:lineRule="auto"/>
+              <w:jc w:val="center"/>
+              <w:rPr>
+                <w:rFonts w:asciiTheme="majorHAnsi" w:eastAsia="Times New Roman" w:hAnsiTheme="majorHAnsi" w:cstheme="majorHAnsi"/>
+                <w:color w:val="000000"/>
+                <w:kern w:val="0"/>
+                <w:sz w:val="18"/>
+                <w:szCs w:val="18"/>
+                <w14:ligatures w14:val="none"/>
+              </w:rPr>
+            </w:pPr>
+            <w:r>
+              <w:rPr>
+                <w:rFonts w:asciiTheme="majorHAnsi" w:eastAsia="Times New Roman" w:hAnsiTheme="majorHAnsi" w:cstheme="majorHAnsi"/>
+                <w:color w:val="000000"/>
+                <w:kern w:val="0"/>
+                <w:sz w:val="18"/>
+                <w:szCs w:val="18"/>
+                <w14:ligatures w14:val="none"/>
+              </w:rPr>
+              <w:t>9.98E-05</w:t>
+            </w:r>
+          </w:p>
+        </w:tc>
+        <w:tc>
+          <w:tcPr>
+            <w:tcW w:w="1170" w:type="dxa"/>
+            <w:tcBorders>
+              <w:top w:val="nil"/>
+              <w:left w:val="nil"/>
+              <w:bottom w:val="single" w:sz="4" w:space="0" w:color="auto"/>
+              <w:right w:val="single" w:sz="4" w:space="0" w:color="auto"/>
+            </w:tcBorders>
+            <w:vAlign w:val="center"/>
+            <w:hideMark/>
+          </w:tcPr>
+          <w:p>
+            <w:pPr>
+              <w:spacing w:after="0" w:line="240" w:lineRule="auto"/>
+              <w:jc w:val="center"/>
+              <w:rPr>
+                <w:rFonts w:asciiTheme="majorHAnsi" w:eastAsia="Times New Roman" w:hAnsiTheme="majorHAnsi" w:cstheme="majorHAnsi"/>
+                <w:color w:val="000000"/>
+                <w:kern w:val="0"/>
+                <w:sz w:val="18"/>
+                <w:szCs w:val="18"/>
+                <w14:ligatures w14:val="none"/>
+              </w:rPr>
+            </w:pPr>
+            <w:r>
+              <w:rPr>
+                <w:rFonts w:asciiTheme="majorHAnsi" w:eastAsia="Times New Roman" w:hAnsiTheme="majorHAnsi" w:cstheme="majorHAnsi"/>
+                <w:color w:val="000000"/>
+                <w:kern w:val="0"/>
+                <w:sz w:val="18"/>
+                <w:szCs w:val="18"/>
+                <w14:ligatures w14:val="none"/>
+              </w:rPr>
+              <w:t>84.46</w:t>
+            </w:r>
+            <w:r>
+              <w:rPr>
+                <w:rFonts w:asciiTheme="majorHAnsi" w:eastAsia="Times New Roman" w:hAnsiTheme="majorHAnsi" w:cstheme="majorHAnsi"/>
+                <w:color w:val="000000"/>
+                <w:kern w:val="0"/>
+                <w:sz w:val="18"/>
+                <w:szCs w:val="18"/>
+                <w14:ligatures w14:val="none"/>
+              </w:rPr>
+              <w:t> </w:t>
+            </w:r>
+          </w:p>
+        </w:tc>
+        <w:tc>
+          <w:tcPr>
+            <w:tcW w:w="1350" w:type="dxa"/>
+            <w:tcBorders>
+              <w:top w:val="nil"/>
+              <w:left w:val="nil"/>
+              <w:bottom w:val="single" w:sz="4" w:space="0" w:color="auto"/>
+              <w:right w:val="single" w:sz="4" w:space="0" w:color="auto"/>
+            </w:tcBorders>
+            <w:vAlign w:val="center"/>
+            <w:hideMark/>
+          </w:tcPr>
+          <w:p>
+            <w:pPr>
+              <w:spacing w:after="0"/>
+              <w:jc w:val="center"/>
+              <w:rPr>
+                <w:rFonts w:asciiTheme="majorHAnsi" w:eastAsia="Times New Roman" w:hAnsiTheme="majorHAnsi" w:cstheme="majorHAnsi"/>
+                <w:color w:val="000000"/>
+                <w:kern w:val="0"/>
+                <w:sz w:val="18"/>
+                <w:szCs w:val="18"/>
+                <w14:ligatures w14:val="none"/>
+              </w:rPr>
+            </w:pPr>
+            <w:r>
+              <w:rPr>
+                <w:rFonts w:asciiTheme="majorHAnsi" w:eastAsia="Times New Roman" w:hAnsiTheme="majorHAnsi" w:cstheme="majorHAnsi"/>
+                <w:color w:val="000000"/>
+                <w:kern w:val="0"/>
+                <w:sz w:val="18"/>
+                <w:szCs w:val="18"/>
+                <w14:ligatures w14:val="none"/>
+              </w:rPr>
+              <w:t> </w:t>
+            </w:r>
+            <w:r>
+              <w:rPr>
+                <w:rFonts w:asciiTheme="majorHAnsi" w:eastAsia="Times New Roman" w:hAnsiTheme="majorHAnsi" w:cstheme="majorHAnsi"/>
+                <w:color w:val="000000"/>
+                <w:kern w:val="0"/>
+                <w:sz w:val="18"/>
+                <w:szCs w:val="18"/>
+                <w14:ligatures w14:val="none"/>
+              </w:rPr>
+              <w:t>90.53</w:t>
+            </w:r>
+          </w:p>
+        </w:tc>
+      </w:tr>
+      <w:tr>
+        <w:trPr>
+          <w:trHeight w:val="284"/>
+        </w:trPr>
+        <w:tc>
+          <w:tcPr>
+            <w:tcW w:w="935" w:type="dxa"/>
+            <w:tcBorders>
+              <w:top w:val="nil"/>
+              <w:left w:val="single" w:sz="4" w:space="0" w:color="auto"/>
+              <w:bottom w:val="single" w:sz="4" w:space="0" w:color="auto"/>
+              <w:right w:val="single" w:sz="4" w:space="0" w:color="auto"/>
+            </w:tcBorders>
+            <w:shd w:val="clear" w:color="auto" w:fill="8EAADB" w:themeFill="accent1" w:themeFillTint="99"/>
+            <w:vAlign w:val="center"/>
+            <w:hideMark/>
+          </w:tcPr>
+          <w:p>
+            <w:pPr>
+              <w:spacing w:after="0" w:line="240" w:lineRule="auto"/>
+              <w:jc w:val="center"/>
+              <w:rPr>
+                <w:rFonts w:asciiTheme="majorHAnsi" w:eastAsia="Times New Roman" w:hAnsiTheme="majorHAnsi" w:cstheme="majorHAnsi"/>
+                <w:color w:val="000000"/>
+                <w:kern w:val="0"/>
+                <w:sz w:val="18"/>
+                <w:szCs w:val="18"/>
+                <w14:ligatures w14:val="none"/>
+              </w:rPr>
+            </w:pPr>
+            <w:r>
+              <w:rPr>
+                <w:rFonts w:asciiTheme="majorHAnsi" w:eastAsia="Times New Roman" w:hAnsiTheme="majorHAnsi" w:cstheme="majorHAnsi"/>
+                <w:color w:val="000000"/>
+                <w:kern w:val="0"/>
+                <w:sz w:val="18"/>
+                <w:szCs w:val="18"/>
+                <w14:ligatures w14:val="none"/>
+              </w:rPr>
+              <w:t>config_14</w:t>
+            </w:r>
+          </w:p>
+        </w:tc>
+        <w:tc>
+          <w:tcPr>
+            <w:tcW w:w="1074" w:type="dxa"/>
+            <w:tcBorders>
+              <w:top w:val="nil"/>
+              <w:left w:val="nil"/>
+              <w:bottom w:val="single" w:sz="4" w:space="0" w:color="auto"/>
+              <w:right w:val="single" w:sz="4" w:space="0" w:color="auto"/>
+            </w:tcBorders>
+            <w:shd w:val="clear" w:color="auto" w:fill="8EAADB" w:themeFill="accent1" w:themeFillTint="99"/>
+            <w:vAlign w:val="center"/>
+            <w:hideMark/>
+          </w:tcPr>
+          <w:p>
+            <w:pPr>
+              <w:spacing w:after="0" w:line="240" w:lineRule="auto"/>
+              <w:jc w:val="center"/>
+              <w:rPr>
+                <w:rFonts w:asciiTheme="majorHAnsi" w:eastAsia="Times New Roman" w:hAnsiTheme="majorHAnsi" w:cstheme="majorHAnsi"/>
+                <w:color w:val="000000"/>
+                <w:kern w:val="0"/>
+                <w:sz w:val="18"/>
+                <w:szCs w:val="18"/>
+                <w14:ligatures w14:val="none"/>
+              </w:rPr>
+            </w:pPr>
+            <w:r>
+              <w:rPr>
+                <w:rFonts w:asciiTheme="majorHAnsi" w:eastAsia="Times New Roman" w:hAnsiTheme="majorHAnsi" w:cstheme="majorHAnsi"/>
+                <w:color w:val="000000"/>
+                <w:kern w:val="0"/>
+                <w:sz w:val="18"/>
+                <w:szCs w:val="18"/>
+                <w14:ligatures w14:val="none"/>
+              </w:rPr>
+              <w:t>0.00081</w:t>
+            </w:r>
+          </w:p>
+        </w:tc>
+        <w:tc>
+          <w:tcPr>
+            <w:tcW w:w="1080" w:type="dxa"/>
+            <w:tcBorders>
+              <w:top w:val="nil"/>
+              <w:left w:val="nil"/>
+              <w:bottom w:val="single" w:sz="4" w:space="0" w:color="auto"/>
+              <w:right w:val="single" w:sz="4" w:space="0" w:color="auto"/>
+            </w:tcBorders>
+            <w:shd w:val="clear" w:color="auto" w:fill="8EAADB" w:themeFill="accent1" w:themeFillTint="99"/>
+            <w:vAlign w:val="center"/>
+            <w:hideMark/>
+          </w:tcPr>
+          <w:p>
+            <w:pPr>
+              <w:spacing w:after="0" w:line="240" w:lineRule="auto"/>
+              <w:jc w:val="center"/>
+              <w:rPr>
+                <w:rFonts w:asciiTheme="majorHAnsi" w:eastAsia="Times New Roman" w:hAnsiTheme="majorHAnsi" w:cstheme="majorHAnsi"/>
+                <w:color w:val="000000"/>
+                <w:kern w:val="0"/>
+                <w:sz w:val="18"/>
+                <w:szCs w:val="18"/>
+                <w14:ligatures w14:val="none"/>
+              </w:rPr>
+            </w:pPr>
+            <w:r>
+              <w:rPr>
+                <w:rFonts w:asciiTheme="majorHAnsi" w:eastAsia="Times New Roman" w:hAnsiTheme="majorHAnsi" w:cstheme="majorHAnsi"/>
+                <w:color w:val="000000"/>
+                <w:kern w:val="0"/>
+                <w:sz w:val="18"/>
+                <w:szCs w:val="18"/>
+                <w14:ligatures w14:val="none"/>
+              </w:rPr>
+              <w:t>0.8385</w:t>
+            </w:r>
+          </w:p>
+        </w:tc>
+        <w:tc>
+          <w:tcPr>
+            <w:tcW w:w="1260" w:type="dxa"/>
+            <w:tcBorders>
+              <w:top w:val="nil"/>
+              <w:left w:val="nil"/>
+              <w:bottom w:val="single" w:sz="4" w:space="0" w:color="auto"/>
+              <w:right w:val="single" w:sz="4" w:space="0" w:color="auto"/>
+            </w:tcBorders>
+            <w:shd w:val="clear" w:color="auto" w:fill="8EAADB" w:themeFill="accent1" w:themeFillTint="99"/>
+            <w:vAlign w:val="center"/>
+            <w:hideMark/>
+          </w:tcPr>
+          <w:p>
+            <w:pPr>
+              <w:spacing w:after="0" w:line="240" w:lineRule="auto"/>
+              <w:jc w:val="center"/>
+              <w:rPr>
+                <w:rFonts w:asciiTheme="majorHAnsi" w:eastAsia="Times New Roman" w:hAnsiTheme="majorHAnsi" w:cstheme="majorHAnsi"/>
+                <w:color w:val="000000"/>
+                <w:kern w:val="0"/>
+                <w:sz w:val="18"/>
+                <w:szCs w:val="18"/>
+                <w14:ligatures w14:val="none"/>
+              </w:rPr>
+            </w:pPr>
+            <w:r>
+              <w:rPr>
+                <w:rFonts w:asciiTheme="majorHAnsi" w:eastAsia="Times New Roman" w:hAnsiTheme="majorHAnsi" w:cstheme="majorHAnsi"/>
+                <w:color w:val="000000"/>
+                <w:kern w:val="0"/>
+                <w:sz w:val="18"/>
+                <w:szCs w:val="18"/>
+                <w14:ligatures w14:val="none"/>
+              </w:rPr>
+              <w:t>2.99E-09</w:t>
+            </w:r>
+          </w:p>
+        </w:tc>
+        <w:tc>
+          <w:tcPr>
+            <w:tcW w:w="1350" w:type="dxa"/>
+            <w:tcBorders>
+              <w:top w:val="nil"/>
+              <w:left w:val="nil"/>
+              <w:bottom w:val="single" w:sz="4" w:space="0" w:color="auto"/>
+              <w:right w:val="single" w:sz="4" w:space="0" w:color="auto"/>
+            </w:tcBorders>
+            <w:shd w:val="clear" w:color="auto" w:fill="8EAADB" w:themeFill="accent1" w:themeFillTint="99"/>
+            <w:vAlign w:val="center"/>
+            <w:hideMark/>
+          </w:tcPr>
+          <w:p>
+            <w:pPr>
+              <w:spacing w:after="0" w:line="240" w:lineRule="auto"/>
+              <w:jc w:val="center"/>
+              <w:rPr>
+                <w:rFonts w:asciiTheme="majorHAnsi" w:eastAsia="Times New Roman" w:hAnsiTheme="majorHAnsi" w:cstheme="majorHAnsi"/>
+                <w:color w:val="000000"/>
+                <w:kern w:val="0"/>
+                <w:sz w:val="18"/>
+                <w:szCs w:val="18"/>
+                <w14:ligatures w14:val="none"/>
+              </w:rPr>
+            </w:pPr>
+            <w:r>
+              <w:rPr>
+                <w:rFonts w:asciiTheme="majorHAnsi" w:eastAsia="Times New Roman" w:hAnsiTheme="majorHAnsi" w:cstheme="majorHAnsi"/>
+                <w:color w:val="000000"/>
+                <w:kern w:val="0"/>
+                <w:sz w:val="18"/>
+                <w:szCs w:val="18"/>
+                <w14:ligatures w14:val="none"/>
+              </w:rPr>
+              <w:t>0.3179</w:t>
+            </w:r>
+          </w:p>
+        </w:tc>
+        <w:tc>
+          <w:tcPr>
+            <w:tcW w:w="1440" w:type="dxa"/>
+            <w:tcBorders>
+              <w:top w:val="nil"/>
+              <w:left w:val="nil"/>
+              <w:bottom w:val="single" w:sz="4" w:space="0" w:color="auto"/>
+              <w:right w:val="single" w:sz="4" w:space="0" w:color="auto"/>
+            </w:tcBorders>
+            <w:shd w:val="clear" w:color="auto" w:fill="8EAADB" w:themeFill="accent1" w:themeFillTint="99"/>
+            <w:vAlign w:val="center"/>
+            <w:hideMark/>
+          </w:tcPr>
+          <w:p>
+            <w:pPr>
+              <w:spacing w:after="0" w:line="240" w:lineRule="auto"/>
+              <w:jc w:val="center"/>
+              <w:rPr>
+                <w:rFonts w:asciiTheme="majorHAnsi" w:eastAsia="Times New Roman" w:hAnsiTheme="majorHAnsi" w:cstheme="majorHAnsi"/>
+                <w:color w:val="000000"/>
+                <w:kern w:val="0"/>
+                <w:sz w:val="18"/>
+                <w:szCs w:val="18"/>
+                <w14:ligatures w14:val="none"/>
+              </w:rPr>
+            </w:pPr>
+            <w:r>
+              <w:rPr>
+                <w:rFonts w:asciiTheme="majorHAnsi" w:eastAsia="Times New Roman" w:hAnsiTheme="majorHAnsi" w:cstheme="majorHAnsi"/>
+                <w:color w:val="000000"/>
+                <w:kern w:val="0"/>
+                <w:sz w:val="18"/>
+                <w:szCs w:val="18"/>
+                <w14:ligatures w14:val="none"/>
+              </w:rPr>
+              <w:t>1.15E-05</w:t>
+            </w:r>
+          </w:p>
+        </w:tc>
+        <w:tc>
+          <w:tcPr>
+            <w:tcW w:w="1170" w:type="dxa"/>
+            <w:tcBorders>
+              <w:top w:val="nil"/>
+              <w:left w:val="nil"/>
+              <w:bottom w:val="single" w:sz="4" w:space="0" w:color="auto"/>
+              <w:right w:val="single" w:sz="4" w:space="0" w:color="auto"/>
+            </w:tcBorders>
+            <w:shd w:val="clear" w:color="auto" w:fill="8EAADB" w:themeFill="accent1" w:themeFillTint="99"/>
+            <w:vAlign w:val="center"/>
+            <w:hideMark/>
+          </w:tcPr>
+          <w:p>
+            <w:pPr>
+              <w:spacing w:after="0" w:line="240" w:lineRule="auto"/>
+              <w:jc w:val="center"/>
+              <w:rPr>
+                <w:rFonts w:asciiTheme="majorHAnsi" w:eastAsia="Times New Roman" w:hAnsiTheme="majorHAnsi" w:cstheme="majorHAnsi"/>
+                <w:color w:val="000000"/>
+                <w:kern w:val="0"/>
+                <w:sz w:val="18"/>
+                <w:szCs w:val="18"/>
+                <w14:ligatures w14:val="none"/>
+              </w:rPr>
+            </w:pPr>
+            <w:r>
+              <w:rPr>
+                <w:rFonts w:asciiTheme="majorHAnsi" w:eastAsia="Times New Roman" w:hAnsiTheme="majorHAnsi" w:cstheme="majorHAnsi"/>
+                <w:color w:val="000000"/>
+                <w:kern w:val="0"/>
+                <w:sz w:val="18"/>
+                <w:szCs w:val="18"/>
+                <w14:ligatures w14:val="none"/>
+              </w:rPr>
+              <w:t>95.24</w:t>
+            </w:r>
+            <w:r>
+              <w:rPr>
+                <w:rFonts w:asciiTheme="majorHAnsi" w:eastAsia="Times New Roman" w:hAnsiTheme="majorHAnsi" w:cstheme="majorHAnsi"/>
+                <w:color w:val="000000"/>
+                <w:kern w:val="0"/>
+                <w:sz w:val="18"/>
+                <w:szCs w:val="18"/>
+                <w14:ligatures w14:val="none"/>
+              </w:rPr>
+              <w:t> </w:t>
+            </w:r>
+          </w:p>
+        </w:tc>
+        <w:tc>
+          <w:tcPr>
+            <w:tcW w:w="1350" w:type="dxa"/>
+            <w:tcBorders>
+              <w:top w:val="nil"/>
+              <w:left w:val="nil"/>
+              <w:bottom w:val="single" w:sz="4" w:space="0" w:color="auto"/>
+              <w:right w:val="single" w:sz="4" w:space="0" w:color="auto"/>
+            </w:tcBorders>
+            <w:shd w:val="clear" w:color="auto" w:fill="8EAADB" w:themeFill="accent1" w:themeFillTint="99"/>
+            <w:vAlign w:val="center"/>
+            <w:hideMark/>
+          </w:tcPr>
+          <w:p>
+            <w:pPr>
+              <w:spacing w:after="0"/>
+              <w:jc w:val="center"/>
+              <w:rPr>
+                <w:rFonts w:asciiTheme="majorHAnsi" w:eastAsia="Times New Roman" w:hAnsiTheme="majorHAnsi" w:cstheme="majorHAnsi"/>
+                <w:color w:val="000000"/>
+                <w:kern w:val="0"/>
+                <w:sz w:val="18"/>
+                <w:szCs w:val="18"/>
+                <w14:ligatures w14:val="none"/>
+              </w:rPr>
+            </w:pPr>
+            <w:r>
+              <w:rPr>
+                <w:rFonts w:asciiTheme="majorHAnsi" w:eastAsia="Times New Roman" w:hAnsiTheme="majorHAnsi" w:cstheme="majorHAnsi"/>
+                <w:color w:val="000000"/>
+                <w:kern w:val="0"/>
+                <w:sz w:val="18"/>
+                <w:szCs w:val="18"/>
+                <w14:ligatures w14:val="none"/>
+              </w:rPr>
+              <w:t> </w:t>
+            </w:r>
+            <w:r>
+              <w:rPr>
+                <w:rFonts w:asciiTheme="majorHAnsi" w:eastAsia="Times New Roman" w:hAnsiTheme="majorHAnsi" w:cstheme="majorHAnsi"/>
+                <w:color w:val="000000"/>
+                <w:kern w:val="0"/>
+                <w:sz w:val="18"/>
+                <w:szCs w:val="18"/>
+                <w14:ligatures w14:val="none"/>
+              </w:rPr>
+              <w:t>95.81</w:t>
+            </w:r>
+          </w:p>
+        </w:tc>
+      </w:tr>
+      <w:tr>
+        <w:trPr>
+          <w:trHeight w:val="284"/>
+        </w:trPr>
+        <w:tc>
+          <w:tcPr>
+            <w:tcW w:w="935" w:type="dxa"/>
+            <w:tcBorders>
+              <w:top w:val="nil"/>
+              <w:left w:val="single" w:sz="4" w:space="0" w:color="auto"/>
+              <w:bottom w:val="single" w:sz="4" w:space="0" w:color="auto"/>
+              <w:right w:val="single" w:sz="4" w:space="0" w:color="auto"/>
+            </w:tcBorders>
+            <w:vAlign w:val="center"/>
+            <w:hideMark/>
+          </w:tcPr>
+          <w:p>
+            <w:pPr>
+              <w:spacing w:after="0" w:line="240" w:lineRule="auto"/>
+              <w:jc w:val="center"/>
+              <w:rPr>
+                <w:rFonts w:asciiTheme="majorHAnsi" w:eastAsia="Times New Roman" w:hAnsiTheme="majorHAnsi" w:cstheme="majorHAnsi"/>
+                <w:color w:val="000000"/>
+                <w:kern w:val="0"/>
+                <w:sz w:val="18"/>
+                <w:szCs w:val="18"/>
+                <w14:ligatures w14:val="none"/>
+              </w:rPr>
+            </w:pPr>
+            <w:r>
+              <w:rPr>
+                <w:rFonts w:asciiTheme="majorHAnsi" w:eastAsia="Times New Roman" w:hAnsiTheme="majorHAnsi" w:cstheme="majorHAnsi"/>
+                <w:color w:val="000000"/>
+                <w:kern w:val="0"/>
+                <w:sz w:val="18"/>
+                <w:szCs w:val="18"/>
+                <w14:ligatures w14:val="none"/>
+              </w:rPr>
+              <w:t>config_15</w:t>
+            </w:r>
+          </w:p>
+        </w:tc>
+        <w:tc>
+          <w:tcPr>
+            <w:tcW w:w="1074" w:type="dxa"/>
+            <w:tcBorders>
+              <w:top w:val="nil"/>
+              <w:left w:val="nil"/>
+              <w:bottom w:val="single" w:sz="4" w:space="0" w:color="auto"/>
+              <w:right w:val="single" w:sz="4" w:space="0" w:color="auto"/>
+            </w:tcBorders>
+            <w:vAlign w:val="center"/>
+            <w:hideMark/>
+          </w:tcPr>
+          <w:p>
+            <w:pPr>
+              <w:spacing w:after="0" w:line="240" w:lineRule="auto"/>
+              <w:jc w:val="center"/>
+              <w:rPr>
+                <w:rFonts w:asciiTheme="majorHAnsi" w:eastAsia="Times New Roman" w:hAnsiTheme="majorHAnsi" w:cstheme="majorHAnsi"/>
+                <w:color w:val="000000"/>
+                <w:kern w:val="0"/>
+                <w:sz w:val="18"/>
+                <w:szCs w:val="18"/>
+                <w14:ligatures w14:val="none"/>
+              </w:rPr>
+            </w:pPr>
+            <w:r>
+              <w:rPr>
+                <w:rFonts w:asciiTheme="majorHAnsi" w:eastAsia="Times New Roman" w:hAnsiTheme="majorHAnsi" w:cstheme="majorHAnsi"/>
+                <w:color w:val="000000"/>
+                <w:kern w:val="0"/>
+                <w:sz w:val="18"/>
+                <w:szCs w:val="18"/>
+                <w14:ligatures w14:val="none"/>
+              </w:rPr>
+              <w:t>0.00088</w:t>
+            </w:r>
+          </w:p>
+        </w:tc>
+        <w:tc>
+          <w:tcPr>
+            <w:tcW w:w="1080" w:type="dxa"/>
+            <w:tcBorders>
+              <w:top w:val="nil"/>
+              <w:left w:val="nil"/>
+              <w:bottom w:val="single" w:sz="4" w:space="0" w:color="auto"/>
+              <w:right w:val="single" w:sz="4" w:space="0" w:color="auto"/>
+            </w:tcBorders>
+            <w:vAlign w:val="center"/>
+            <w:hideMark/>
+          </w:tcPr>
+          <w:p>
+            <w:pPr>
+              <w:spacing w:after="0" w:line="240" w:lineRule="auto"/>
+              <w:jc w:val="center"/>
+              <w:rPr>
+                <w:rFonts w:asciiTheme="majorHAnsi" w:eastAsia="Times New Roman" w:hAnsiTheme="majorHAnsi" w:cstheme="majorHAnsi"/>
+                <w:color w:val="000000"/>
+                <w:kern w:val="0"/>
+                <w:sz w:val="18"/>
+                <w:szCs w:val="18"/>
+                <w14:ligatures w14:val="none"/>
+              </w:rPr>
+            </w:pPr>
+            <w:r>
+              <w:rPr>
+                <w:rFonts w:asciiTheme="majorHAnsi" w:eastAsia="Times New Roman" w:hAnsiTheme="majorHAnsi" w:cstheme="majorHAnsi"/>
+                <w:color w:val="000000"/>
+                <w:kern w:val="0"/>
+                <w:sz w:val="18"/>
+                <w:szCs w:val="18"/>
+                <w14:ligatures w14:val="none"/>
+              </w:rPr>
+              <w:t>0.8825</w:t>
+            </w:r>
+          </w:p>
+        </w:tc>
+        <w:tc>
+          <w:tcPr>
+            <w:tcW w:w="1260" w:type="dxa"/>
+            <w:tcBorders>
+              <w:top w:val="nil"/>
+              <w:left w:val="nil"/>
+              <w:bottom w:val="single" w:sz="4" w:space="0" w:color="auto"/>
+              <w:right w:val="single" w:sz="4" w:space="0" w:color="auto"/>
+            </w:tcBorders>
+            <w:vAlign w:val="center"/>
+            <w:hideMark/>
+          </w:tcPr>
+          <w:p>
+            <w:pPr>
+              <w:spacing w:after="0" w:line="240" w:lineRule="auto"/>
+              <w:jc w:val="center"/>
+              <w:rPr>
+                <w:rFonts w:asciiTheme="majorHAnsi" w:eastAsia="Times New Roman" w:hAnsiTheme="majorHAnsi" w:cstheme="majorHAnsi"/>
+                <w:color w:val="000000"/>
+                <w:kern w:val="0"/>
+                <w:sz w:val="18"/>
+                <w:szCs w:val="18"/>
+                <w14:ligatures w14:val="none"/>
+              </w:rPr>
+            </w:pPr>
+            <w:r>
+              <w:rPr>
+                <w:rFonts w:asciiTheme="majorHAnsi" w:eastAsia="Times New Roman" w:hAnsiTheme="majorHAnsi" w:cstheme="majorHAnsi"/>
+                <w:color w:val="000000"/>
+                <w:kern w:val="0"/>
+                <w:sz w:val="18"/>
+                <w:szCs w:val="18"/>
+                <w14:ligatures w14:val="none"/>
+              </w:rPr>
+              <w:t>1.08E-09</w:t>
+            </w:r>
+          </w:p>
+        </w:tc>
+        <w:tc>
+          <w:tcPr>
+            <w:tcW w:w="1350" w:type="dxa"/>
+            <w:tcBorders>
+              <w:top w:val="nil"/>
+              <w:left w:val="nil"/>
+              <w:bottom w:val="single" w:sz="4" w:space="0" w:color="auto"/>
+              <w:right w:val="single" w:sz="4" w:space="0" w:color="auto"/>
+            </w:tcBorders>
+            <w:vAlign w:val="center"/>
+            <w:hideMark/>
+          </w:tcPr>
+          <w:p>
+            <w:pPr>
+              <w:spacing w:after="0" w:line="240" w:lineRule="auto"/>
+              <w:jc w:val="center"/>
+              <w:rPr>
+                <w:rFonts w:asciiTheme="majorHAnsi" w:eastAsia="Times New Roman" w:hAnsiTheme="majorHAnsi" w:cstheme="majorHAnsi"/>
+                <w:color w:val="000000"/>
+                <w:kern w:val="0"/>
+                <w:sz w:val="18"/>
+                <w:szCs w:val="18"/>
+                <w14:ligatures w14:val="none"/>
+              </w:rPr>
+            </w:pPr>
+            <w:r>
+              <w:rPr>
+                <w:rFonts w:asciiTheme="majorHAnsi" w:eastAsia="Times New Roman" w:hAnsiTheme="majorHAnsi" w:cstheme="majorHAnsi"/>
+                <w:color w:val="000000"/>
+                <w:kern w:val="0"/>
+                <w:sz w:val="18"/>
+                <w:szCs w:val="18"/>
+                <w14:ligatures w14:val="none"/>
+              </w:rPr>
+              <w:t>0.6248</w:t>
+            </w:r>
+          </w:p>
+        </w:tc>
+        <w:tc>
+          <w:tcPr>
+            <w:tcW w:w="1440" w:type="dxa"/>
+            <w:tcBorders>
+              <w:top w:val="nil"/>
+              <w:left w:val="nil"/>
+              <w:bottom w:val="single" w:sz="4" w:space="0" w:color="auto"/>
+              <w:right w:val="single" w:sz="4" w:space="0" w:color="auto"/>
+            </w:tcBorders>
+            <w:vAlign w:val="center"/>
+            <w:hideMark/>
+          </w:tcPr>
+          <w:p>
+            <w:pPr>
+              <w:spacing w:after="0" w:line="240" w:lineRule="auto"/>
+              <w:jc w:val="center"/>
+              <w:rPr>
+                <w:rFonts w:asciiTheme="majorHAnsi" w:eastAsia="Times New Roman" w:hAnsiTheme="majorHAnsi" w:cstheme="majorHAnsi"/>
+                <w:color w:val="000000"/>
+                <w:kern w:val="0"/>
+                <w:sz w:val="18"/>
+                <w:szCs w:val="18"/>
+                <w14:ligatures w14:val="none"/>
+              </w:rPr>
+            </w:pPr>
+            <w:r>
+              <w:rPr>
+                <w:rFonts w:asciiTheme="majorHAnsi" w:eastAsia="Times New Roman" w:hAnsiTheme="majorHAnsi" w:cstheme="majorHAnsi"/>
+                <w:color w:val="000000"/>
+                <w:kern w:val="0"/>
+                <w:sz w:val="18"/>
+                <w:szCs w:val="18"/>
+                <w14:ligatures w14:val="none"/>
+              </w:rPr>
+              <w:t>1.06E-05</w:t>
+            </w:r>
+          </w:p>
+        </w:tc>
+        <w:tc>
+          <w:tcPr>
+            <w:tcW w:w="1170" w:type="dxa"/>
+            <w:tcBorders>
+              <w:top w:val="nil"/>
+              <w:left w:val="nil"/>
+              <w:bottom w:val="single" w:sz="4" w:space="0" w:color="auto"/>
+              <w:right w:val="single" w:sz="4" w:space="0" w:color="auto"/>
+            </w:tcBorders>
+            <w:vAlign w:val="center"/>
+            <w:hideMark/>
+          </w:tcPr>
+          <w:p>
+            <w:pPr>
+              <w:spacing w:after="0"/>
+              <w:jc w:val="center"/>
+              <w:rPr>
+                <w:rFonts w:asciiTheme="majorHAnsi" w:eastAsia="Times New Roman" w:hAnsiTheme="majorHAnsi" w:cstheme="majorHAnsi"/>
+                <w:color w:val="000000"/>
+                <w:kern w:val="0"/>
+                <w:sz w:val="18"/>
+                <w:szCs w:val="18"/>
+                <w14:ligatures w14:val="none"/>
+              </w:rPr>
+            </w:pPr>
+            <w:r>
+              <w:rPr>
+                <w:rFonts w:asciiTheme="majorHAnsi" w:eastAsia="Times New Roman" w:hAnsiTheme="majorHAnsi" w:cstheme="majorHAnsi"/>
+                <w:color w:val="000000"/>
+                <w:kern w:val="0"/>
+                <w:sz w:val="18"/>
+                <w:szCs w:val="18"/>
+                <w14:ligatures w14:val="none"/>
+              </w:rPr>
+              <w:t> </w:t>
+            </w:r>
+            <w:r>
+              <w:rPr>
+                <w:rFonts w:asciiTheme="majorHAnsi" w:eastAsia="Times New Roman" w:hAnsiTheme="majorHAnsi" w:cstheme="majorHAnsi"/>
+                <w:color w:val="000000"/>
+                <w:kern w:val="0"/>
+                <w:sz w:val="18"/>
+                <w:szCs w:val="18"/>
+                <w14:ligatures w14:val="none"/>
+              </w:rPr>
+              <w:t>95.17</w:t>
+            </w:r>
+          </w:p>
+        </w:tc>
+        <w:tc>
+          <w:tcPr>
+            <w:tcW w:w="1350" w:type="dxa"/>
+            <w:tcBorders>
+              <w:top w:val="nil"/>
+              <w:left w:val="nil"/>
+              <w:bottom w:val="single" w:sz="4" w:space="0" w:color="auto"/>
+              <w:right w:val="single" w:sz="4" w:space="0" w:color="auto"/>
+            </w:tcBorders>
+            <w:vAlign w:val="center"/>
+            <w:hideMark/>
+          </w:tcPr>
+          <w:p>
+            <w:pPr>
+              <w:spacing w:after="0"/>
+              <w:jc w:val="center"/>
+              <w:rPr>
+                <w:rFonts w:asciiTheme="majorHAnsi" w:eastAsia="Times New Roman" w:hAnsiTheme="majorHAnsi" w:cstheme="majorHAnsi"/>
+                <w:color w:val="000000"/>
+                <w:kern w:val="0"/>
+                <w:sz w:val="18"/>
+                <w:szCs w:val="18"/>
+                <w14:ligatures w14:val="none"/>
+              </w:rPr>
+            </w:pPr>
+            <w:r>
+              <w:rPr>
+                <w:rFonts w:asciiTheme="majorHAnsi" w:eastAsia="Times New Roman" w:hAnsiTheme="majorHAnsi" w:cstheme="majorHAnsi"/>
+                <w:color w:val="000000"/>
+                <w:kern w:val="0"/>
+                <w:sz w:val="18"/>
+                <w:szCs w:val="18"/>
+                <w14:ligatures w14:val="none"/>
+              </w:rPr>
+              <w:t> </w:t>
+            </w:r>
+            <w:r>
+              <w:rPr>
+                <w:rFonts w:asciiTheme="majorHAnsi" w:eastAsia="Times New Roman" w:hAnsiTheme="majorHAnsi" w:cstheme="majorHAnsi"/>
+                <w:color w:val="000000"/>
+                <w:kern w:val="0"/>
+                <w:sz w:val="18"/>
+                <w:szCs w:val="18"/>
+                <w14:ligatures w14:val="none"/>
+              </w:rPr>
+              <w:t>95.78</w:t>
+            </w:r>
+          </w:p>
+        </w:tc>
+      </w:tr>
+      <w:tr>
+        <w:trPr>
+          <w:trHeight w:val="284"/>
+        </w:trPr>
+        <w:tc>
+          <w:tcPr>
+            <w:tcW w:w="935" w:type="dxa"/>
+            <w:tcBorders>
+              <w:top w:val="nil"/>
+              <w:left w:val="single" w:sz="4" w:space="0" w:color="auto"/>
+              <w:bottom w:val="single" w:sz="4" w:space="0" w:color="auto"/>
+              <w:right w:val="single" w:sz="4" w:space="0" w:color="auto"/>
+            </w:tcBorders>
+            <w:vAlign w:val="center"/>
+            <w:hideMark/>
+          </w:tcPr>
+          <w:p>
+            <w:pPr>
+              <w:spacing w:after="0" w:line="240" w:lineRule="auto"/>
+              <w:jc w:val="center"/>
+              <w:rPr>
+                <w:rFonts w:asciiTheme="majorHAnsi" w:eastAsia="Times New Roman" w:hAnsiTheme="majorHAnsi" w:cstheme="majorHAnsi"/>
+                <w:color w:val="000000"/>
+                <w:kern w:val="0"/>
+                <w:sz w:val="18"/>
+                <w:szCs w:val="18"/>
+                <w14:ligatures w14:val="none"/>
+              </w:rPr>
+            </w:pPr>
+            <w:r>
+              <w:rPr>
+                <w:rFonts w:asciiTheme="majorHAnsi" w:eastAsia="Times New Roman" w:hAnsiTheme="majorHAnsi" w:cstheme="majorHAnsi"/>
+                <w:color w:val="000000"/>
+                <w:kern w:val="0"/>
+                <w:sz w:val="18"/>
+                <w:szCs w:val="18"/>
+                <w14:ligatures w14:val="none"/>
+              </w:rPr>
+              <w:t>config_16</w:t>
+            </w:r>
+          </w:p>
+        </w:tc>
+        <w:tc>
+          <w:tcPr>
+            <w:tcW w:w="1074" w:type="dxa"/>
+            <w:tcBorders>
+              <w:top w:val="nil"/>
+              <w:left w:val="nil"/>
+              <w:bottom w:val="single" w:sz="4" w:space="0" w:color="auto"/>
+              <w:right w:val="single" w:sz="4" w:space="0" w:color="auto"/>
+            </w:tcBorders>
+            <w:vAlign w:val="center"/>
+            <w:hideMark/>
+          </w:tcPr>
+          <w:p>
+            <w:pPr>
+              <w:spacing w:after="0" w:line="240" w:lineRule="auto"/>
+              <w:jc w:val="center"/>
+              <w:rPr>
+                <w:rFonts w:asciiTheme="majorHAnsi" w:eastAsia="Times New Roman" w:hAnsiTheme="majorHAnsi" w:cstheme="majorHAnsi"/>
+                <w:color w:val="000000"/>
+                <w:kern w:val="0"/>
+                <w:sz w:val="18"/>
+                <w:szCs w:val="18"/>
+                <w14:ligatures w14:val="none"/>
+              </w:rPr>
+            </w:pPr>
+            <w:r>
+              <w:rPr>
+                <w:rFonts w:asciiTheme="majorHAnsi" w:eastAsia="Times New Roman" w:hAnsiTheme="majorHAnsi" w:cstheme="majorHAnsi"/>
+                <w:color w:val="000000"/>
+                <w:kern w:val="0"/>
+                <w:sz w:val="18"/>
+                <w:szCs w:val="18"/>
+                <w14:ligatures w14:val="none"/>
+              </w:rPr>
+              <w:t>6.24E-05</w:t>
+            </w:r>
+          </w:p>
+        </w:tc>
+        <w:tc>
+          <w:tcPr>
+            <w:tcW w:w="1080" w:type="dxa"/>
+            <w:tcBorders>
+              <w:top w:val="nil"/>
+              <w:left w:val="nil"/>
+              <w:bottom w:val="single" w:sz="4" w:space="0" w:color="auto"/>
+              <w:right w:val="single" w:sz="4" w:space="0" w:color="auto"/>
+            </w:tcBorders>
+            <w:vAlign w:val="center"/>
+            <w:hideMark/>
+          </w:tcPr>
+          <w:p>
+            <w:pPr>
+              <w:spacing w:after="0" w:line="240" w:lineRule="auto"/>
+              <w:jc w:val="center"/>
+              <w:rPr>
+                <w:rFonts w:asciiTheme="majorHAnsi" w:eastAsia="Times New Roman" w:hAnsiTheme="majorHAnsi" w:cstheme="majorHAnsi"/>
+                <w:color w:val="000000"/>
+                <w:kern w:val="0"/>
+                <w:sz w:val="18"/>
+                <w:szCs w:val="18"/>
+                <w14:ligatures w14:val="none"/>
+              </w:rPr>
+            </w:pPr>
+            <w:r>
+              <w:rPr>
+                <w:rFonts w:asciiTheme="majorHAnsi" w:eastAsia="Times New Roman" w:hAnsiTheme="majorHAnsi" w:cstheme="majorHAnsi"/>
+                <w:color w:val="000000"/>
+                <w:kern w:val="0"/>
+                <w:sz w:val="18"/>
+                <w:szCs w:val="18"/>
+                <w14:ligatures w14:val="none"/>
+              </w:rPr>
+              <w:t>0.8934</w:t>
+            </w:r>
+          </w:p>
+        </w:tc>
+        <w:tc>
+          <w:tcPr>
+            <w:tcW w:w="1260" w:type="dxa"/>
+            <w:tcBorders>
+              <w:top w:val="nil"/>
+              <w:left w:val="nil"/>
+              <w:bottom w:val="single" w:sz="4" w:space="0" w:color="auto"/>
+              <w:right w:val="single" w:sz="4" w:space="0" w:color="auto"/>
+            </w:tcBorders>
+            <w:vAlign w:val="center"/>
+            <w:hideMark/>
+          </w:tcPr>
+          <w:p>
+            <w:pPr>
+              <w:spacing w:after="0" w:line="240" w:lineRule="auto"/>
+              <w:jc w:val="center"/>
+              <w:rPr>
+                <w:rFonts w:asciiTheme="majorHAnsi" w:eastAsia="Times New Roman" w:hAnsiTheme="majorHAnsi" w:cstheme="majorHAnsi"/>
+                <w:color w:val="000000"/>
+                <w:kern w:val="0"/>
+                <w:sz w:val="18"/>
+                <w:szCs w:val="18"/>
+                <w14:ligatures w14:val="none"/>
+              </w:rPr>
+            </w:pPr>
+            <w:r>
+              <w:rPr>
+                <w:rFonts w:asciiTheme="majorHAnsi" w:eastAsia="Times New Roman" w:hAnsiTheme="majorHAnsi" w:cstheme="majorHAnsi"/>
+                <w:color w:val="000000"/>
+                <w:kern w:val="0"/>
+                <w:sz w:val="18"/>
+                <w:szCs w:val="18"/>
+                <w14:ligatures w14:val="none"/>
+              </w:rPr>
+              <w:t>1.06E-09</w:t>
+            </w:r>
+          </w:p>
+        </w:tc>
+        <w:tc>
+          <w:tcPr>
+            <w:tcW w:w="1350" w:type="dxa"/>
+            <w:tcBorders>
+              <w:top w:val="nil"/>
+              <w:left w:val="nil"/>
+              <w:bottom w:val="single" w:sz="4" w:space="0" w:color="auto"/>
+              <w:right w:val="single" w:sz="4" w:space="0" w:color="auto"/>
+            </w:tcBorders>
+            <w:vAlign w:val="center"/>
+            <w:hideMark/>
+          </w:tcPr>
+          <w:p>
+            <w:pPr>
+              <w:spacing w:after="0" w:line="240" w:lineRule="auto"/>
+              <w:jc w:val="center"/>
+              <w:rPr>
+                <w:rFonts w:asciiTheme="majorHAnsi" w:eastAsia="Times New Roman" w:hAnsiTheme="majorHAnsi" w:cstheme="majorHAnsi"/>
+                <w:color w:val="000000"/>
+                <w:kern w:val="0"/>
+                <w:sz w:val="18"/>
+                <w:szCs w:val="18"/>
+                <w14:ligatures w14:val="none"/>
+              </w:rPr>
+            </w:pPr>
+            <w:r>
+              <w:rPr>
+                <w:rFonts w:asciiTheme="majorHAnsi" w:eastAsia="Times New Roman" w:hAnsiTheme="majorHAnsi" w:cstheme="majorHAnsi"/>
+                <w:color w:val="000000"/>
+                <w:kern w:val="0"/>
+                <w:sz w:val="18"/>
+                <w:szCs w:val="18"/>
+                <w14:ligatures w14:val="none"/>
+              </w:rPr>
+              <w:t>0.5077</w:t>
+            </w:r>
+          </w:p>
+        </w:tc>
+        <w:tc>
+          <w:tcPr>
+            <w:tcW w:w="1440" w:type="dxa"/>
+            <w:tcBorders>
+              <w:top w:val="nil"/>
+              <w:left w:val="nil"/>
+              <w:bottom w:val="single" w:sz="4" w:space="0" w:color="auto"/>
+              <w:right w:val="single" w:sz="4" w:space="0" w:color="auto"/>
+            </w:tcBorders>
+            <w:vAlign w:val="center"/>
+            <w:hideMark/>
+          </w:tcPr>
+          <w:p>
+            <w:pPr>
+              <w:spacing w:after="0" w:line="240" w:lineRule="auto"/>
+              <w:jc w:val="center"/>
+              <w:rPr>
+                <w:rFonts w:asciiTheme="majorHAnsi" w:eastAsia="Times New Roman" w:hAnsiTheme="majorHAnsi" w:cstheme="majorHAnsi"/>
+                <w:color w:val="000000"/>
+                <w:kern w:val="0"/>
+                <w:sz w:val="18"/>
+                <w:szCs w:val="18"/>
+                <w14:ligatures w14:val="none"/>
+              </w:rPr>
+            </w:pPr>
+            <w:r>
+              <w:rPr>
+                <w:rFonts w:asciiTheme="majorHAnsi" w:eastAsia="Times New Roman" w:hAnsiTheme="majorHAnsi" w:cstheme="majorHAnsi"/>
+                <w:color w:val="000000"/>
+                <w:kern w:val="0"/>
+                <w:sz w:val="18"/>
+                <w:szCs w:val="18"/>
+                <w14:ligatures w14:val="none"/>
+              </w:rPr>
+              <w:t>2.74E-05</w:t>
+            </w:r>
+          </w:p>
+        </w:tc>
+        <w:tc>
+          <w:tcPr>
+            <w:tcW w:w="1170" w:type="dxa"/>
+            <w:tcBorders>
+              <w:top w:val="nil"/>
+              <w:left w:val="nil"/>
+              <w:bottom w:val="single" w:sz="4" w:space="0" w:color="auto"/>
+              <w:right w:val="single" w:sz="4" w:space="0" w:color="auto"/>
+            </w:tcBorders>
+            <w:vAlign w:val="center"/>
+            <w:hideMark/>
+          </w:tcPr>
+          <w:p>
+            <w:pPr>
+              <w:spacing w:after="0"/>
+              <w:jc w:val="center"/>
+              <w:rPr>
+                <w:rFonts w:asciiTheme="majorHAnsi" w:eastAsia="Times New Roman" w:hAnsiTheme="majorHAnsi" w:cstheme="majorHAnsi"/>
+                <w:color w:val="000000"/>
+                <w:kern w:val="0"/>
+                <w:sz w:val="18"/>
+                <w:szCs w:val="18"/>
+                <w14:ligatures w14:val="none"/>
+              </w:rPr>
+            </w:pPr>
+            <w:r>
+              <w:rPr>
+                <w:rFonts w:asciiTheme="majorHAnsi" w:eastAsia="Times New Roman" w:hAnsiTheme="majorHAnsi" w:cstheme="majorHAnsi"/>
+                <w:color w:val="000000"/>
+                <w:kern w:val="0"/>
+                <w:sz w:val="18"/>
+                <w:szCs w:val="18"/>
+                <w14:ligatures w14:val="none"/>
+              </w:rPr>
+              <w:t> </w:t>
+            </w:r>
+            <w:r>
+              <w:rPr>
+                <w:rFonts w:asciiTheme="majorHAnsi" w:eastAsia="Times New Roman" w:hAnsiTheme="majorHAnsi" w:cstheme="majorHAnsi"/>
+                <w:color w:val="000000"/>
+                <w:kern w:val="0"/>
+                <w:sz w:val="18"/>
+                <w:szCs w:val="18"/>
+                <w14:ligatures w14:val="none"/>
+              </w:rPr>
+              <w:t>92.80</w:t>
+            </w:r>
+          </w:p>
+        </w:tc>
+        <w:tc>
+          <w:tcPr>
+            <w:tcW w:w="1350" w:type="dxa"/>
+            <w:tcBorders>
+              <w:top w:val="nil"/>
+              <w:left w:val="nil"/>
+              <w:bottom w:val="single" w:sz="4" w:space="0" w:color="auto"/>
+              <w:right w:val="single" w:sz="4" w:space="0" w:color="auto"/>
+            </w:tcBorders>
+            <w:vAlign w:val="center"/>
+            <w:hideMark/>
+          </w:tcPr>
+          <w:p>
+            <w:pPr>
+              <w:spacing w:after="0"/>
+              <w:jc w:val="center"/>
+              <w:rPr>
+                <w:rFonts w:asciiTheme="majorHAnsi" w:eastAsia="Times New Roman" w:hAnsiTheme="majorHAnsi" w:cstheme="majorHAnsi"/>
+                <w:color w:val="000000"/>
+                <w:kern w:val="0"/>
+                <w:sz w:val="18"/>
+                <w:szCs w:val="18"/>
+                <w14:ligatures w14:val="none"/>
+              </w:rPr>
+            </w:pPr>
+            <w:r>
+              <w:rPr>
+                <w:rFonts w:asciiTheme="majorHAnsi" w:eastAsia="Times New Roman" w:hAnsiTheme="majorHAnsi" w:cstheme="majorHAnsi"/>
+                <w:color w:val="000000"/>
+                <w:kern w:val="0"/>
+                <w:sz w:val="18"/>
+                <w:szCs w:val="18"/>
+                <w14:ligatures w14:val="none"/>
+              </w:rPr>
+              <w:t> </w:t>
+            </w:r>
+            <w:r>
+              <w:rPr>
+                <w:rFonts w:asciiTheme="majorHAnsi" w:eastAsia="Times New Roman" w:hAnsiTheme="majorHAnsi" w:cstheme="majorHAnsi"/>
+                <w:color w:val="000000"/>
+                <w:kern w:val="0"/>
+                <w:sz w:val="18"/>
+                <w:szCs w:val="18"/>
+                <w14:ligatures w14:val="none"/>
+              </w:rPr>
+              <w:t>94.55</w:t>
+            </w:r>
+          </w:p>
+        </w:tc>
+      </w:tr>
+      <w:tr>
+        <w:trPr>
+          <w:trHeight w:val="284"/>
+        </w:trPr>
+        <w:tc>
+          <w:tcPr>
+            <w:tcW w:w="935" w:type="dxa"/>
+            <w:tcBorders>
+              <w:top w:val="nil"/>
+              <w:left w:val="single" w:sz="4" w:space="0" w:color="auto"/>
+              <w:bottom w:val="single" w:sz="4" w:space="0" w:color="auto"/>
+              <w:right w:val="single" w:sz="4" w:space="0" w:color="auto"/>
+            </w:tcBorders>
+            <w:vAlign w:val="center"/>
+            <w:hideMark/>
+          </w:tcPr>
+          <w:p>
+            <w:pPr>
+              <w:spacing w:after="0" w:line="240" w:lineRule="auto"/>
+              <w:jc w:val="center"/>
+              <w:rPr>
+                <w:rFonts w:asciiTheme="majorHAnsi" w:eastAsia="Times New Roman" w:hAnsiTheme="majorHAnsi" w:cstheme="majorHAnsi"/>
+                <w:color w:val="000000"/>
+                <w:kern w:val="0"/>
+                <w:sz w:val="18"/>
+                <w:szCs w:val="18"/>
+                <w14:ligatures w14:val="none"/>
+              </w:rPr>
+            </w:pPr>
+            <w:r>
+              <w:rPr>
+                <w:rFonts w:asciiTheme="majorHAnsi" w:eastAsia="Times New Roman" w:hAnsiTheme="majorHAnsi" w:cstheme="majorHAnsi"/>
+                <w:color w:val="000000"/>
+                <w:kern w:val="0"/>
+                <w:sz w:val="18"/>
+                <w:szCs w:val="18"/>
+                <w14:ligatures w14:val="none"/>
+              </w:rPr>
+              <w:t>config_17</w:t>
+            </w:r>
+          </w:p>
+        </w:tc>
+        <w:tc>
+          <w:tcPr>
+            <w:tcW w:w="1074" w:type="dxa"/>
+            <w:tcBorders>
+              <w:top w:val="nil"/>
+              <w:left w:val="nil"/>
+              <w:bottom w:val="single" w:sz="4" w:space="0" w:color="auto"/>
+              <w:right w:val="single" w:sz="4" w:space="0" w:color="auto"/>
+            </w:tcBorders>
+            <w:vAlign w:val="center"/>
+            <w:hideMark/>
+          </w:tcPr>
+          <w:p>
+            <w:pPr>
+              <w:spacing w:after="0" w:line="240" w:lineRule="auto"/>
+              <w:jc w:val="center"/>
+              <w:rPr>
+                <w:rFonts w:asciiTheme="majorHAnsi" w:eastAsia="Times New Roman" w:hAnsiTheme="majorHAnsi" w:cstheme="majorHAnsi"/>
+                <w:color w:val="000000"/>
+                <w:kern w:val="0"/>
+                <w:sz w:val="18"/>
+                <w:szCs w:val="18"/>
+                <w14:ligatures w14:val="none"/>
+              </w:rPr>
+            </w:pPr>
+            <w:r>
+              <w:rPr>
+                <w:rFonts w:asciiTheme="majorHAnsi" w:eastAsia="Times New Roman" w:hAnsiTheme="majorHAnsi" w:cstheme="majorHAnsi"/>
+                <w:color w:val="000000"/>
+                <w:kern w:val="0"/>
+                <w:sz w:val="18"/>
+                <w:szCs w:val="18"/>
+                <w14:ligatures w14:val="none"/>
+              </w:rPr>
+              <w:t>0.01014</w:t>
+            </w:r>
+          </w:p>
+        </w:tc>
+        <w:tc>
+          <w:tcPr>
+            <w:tcW w:w="1080" w:type="dxa"/>
+            <w:tcBorders>
+              <w:top w:val="nil"/>
+              <w:left w:val="nil"/>
+              <w:bottom w:val="single" w:sz="4" w:space="0" w:color="auto"/>
+              <w:right w:val="single" w:sz="4" w:space="0" w:color="auto"/>
+            </w:tcBorders>
+            <w:vAlign w:val="center"/>
+            <w:hideMark/>
+          </w:tcPr>
+          <w:p>
+            <w:pPr>
+              <w:spacing w:after="0" w:line="240" w:lineRule="auto"/>
+              <w:jc w:val="center"/>
+              <w:rPr>
+                <w:rFonts w:asciiTheme="majorHAnsi" w:eastAsia="Times New Roman" w:hAnsiTheme="majorHAnsi" w:cstheme="majorHAnsi"/>
+                <w:color w:val="000000"/>
+                <w:kern w:val="0"/>
+                <w:sz w:val="18"/>
+                <w:szCs w:val="18"/>
+                <w14:ligatures w14:val="none"/>
+              </w:rPr>
+            </w:pPr>
+            <w:r>
+              <w:rPr>
+                <w:rFonts w:asciiTheme="majorHAnsi" w:eastAsia="Times New Roman" w:hAnsiTheme="majorHAnsi" w:cstheme="majorHAnsi"/>
+                <w:color w:val="000000"/>
+                <w:kern w:val="0"/>
+                <w:sz w:val="18"/>
+                <w:szCs w:val="18"/>
+                <w14:ligatures w14:val="none"/>
+              </w:rPr>
+              <w:t>0.9244</w:t>
+            </w:r>
+          </w:p>
+        </w:tc>
+        <w:tc>
+          <w:tcPr>
+            <w:tcW w:w="1260" w:type="dxa"/>
+            <w:tcBorders>
+              <w:top w:val="nil"/>
+              <w:left w:val="nil"/>
+              <w:bottom w:val="single" w:sz="4" w:space="0" w:color="auto"/>
+              <w:right w:val="single" w:sz="4" w:space="0" w:color="auto"/>
+            </w:tcBorders>
+            <w:vAlign w:val="center"/>
+            <w:hideMark/>
+          </w:tcPr>
+          <w:p>
+            <w:pPr>
+              <w:spacing w:after="0" w:line="240" w:lineRule="auto"/>
+              <w:jc w:val="center"/>
+              <w:rPr>
+                <w:rFonts w:asciiTheme="majorHAnsi" w:eastAsia="Times New Roman" w:hAnsiTheme="majorHAnsi" w:cstheme="majorHAnsi"/>
+                <w:color w:val="000000"/>
+                <w:kern w:val="0"/>
+                <w:sz w:val="18"/>
+                <w:szCs w:val="18"/>
+                <w14:ligatures w14:val="none"/>
+              </w:rPr>
+            </w:pPr>
+            <w:r>
+              <w:rPr>
+                <w:rFonts w:asciiTheme="majorHAnsi" w:eastAsia="Times New Roman" w:hAnsiTheme="majorHAnsi" w:cstheme="majorHAnsi"/>
+                <w:color w:val="000000"/>
+                <w:kern w:val="0"/>
+                <w:sz w:val="18"/>
+                <w:szCs w:val="18"/>
+                <w14:ligatures w14:val="none"/>
+              </w:rPr>
+              <w:t>1.33E-08</w:t>
+            </w:r>
+          </w:p>
+        </w:tc>
+        <w:tc>
+          <w:tcPr>
+            <w:tcW w:w="1350" w:type="dxa"/>
+            <w:tcBorders>
+              <w:top w:val="nil"/>
+              <w:left w:val="nil"/>
+              <w:bottom w:val="single" w:sz="4" w:space="0" w:color="auto"/>
+              <w:right w:val="single" w:sz="4" w:space="0" w:color="auto"/>
+            </w:tcBorders>
+            <w:vAlign w:val="center"/>
+            <w:hideMark/>
+          </w:tcPr>
+          <w:p>
+            <w:pPr>
+              <w:spacing w:after="0" w:line="240" w:lineRule="auto"/>
+              <w:jc w:val="center"/>
+              <w:rPr>
+                <w:rFonts w:asciiTheme="majorHAnsi" w:eastAsia="Times New Roman" w:hAnsiTheme="majorHAnsi" w:cstheme="majorHAnsi"/>
+                <w:color w:val="000000"/>
+                <w:kern w:val="0"/>
+                <w:sz w:val="18"/>
+                <w:szCs w:val="18"/>
+                <w14:ligatures w14:val="none"/>
+              </w:rPr>
+            </w:pPr>
+            <w:r>
+              <w:rPr>
+                <w:rFonts w:asciiTheme="majorHAnsi" w:eastAsia="Times New Roman" w:hAnsiTheme="majorHAnsi" w:cstheme="majorHAnsi"/>
+                <w:color w:val="000000"/>
+                <w:kern w:val="0"/>
+                <w:sz w:val="18"/>
+                <w:szCs w:val="18"/>
+                <w14:ligatures w14:val="none"/>
+              </w:rPr>
+              <w:t>0.2142</w:t>
+            </w:r>
+          </w:p>
+        </w:tc>
+        <w:tc>
+          <w:tcPr>
+            <w:tcW w:w="1440" w:type="dxa"/>
+            <w:tcBorders>
+              <w:top w:val="nil"/>
+              <w:left w:val="nil"/>
+              <w:bottom w:val="single" w:sz="4" w:space="0" w:color="auto"/>
+              <w:right w:val="single" w:sz="4" w:space="0" w:color="auto"/>
+            </w:tcBorders>
+            <w:vAlign w:val="center"/>
+            <w:hideMark/>
+          </w:tcPr>
+          <w:p>
+            <w:pPr>
+              <w:spacing w:after="0" w:line="240" w:lineRule="auto"/>
+              <w:jc w:val="center"/>
+              <w:rPr>
+                <w:rFonts w:asciiTheme="majorHAnsi" w:eastAsia="Times New Roman" w:hAnsiTheme="majorHAnsi" w:cstheme="majorHAnsi"/>
+                <w:color w:val="000000"/>
+                <w:kern w:val="0"/>
+                <w:sz w:val="18"/>
+                <w:szCs w:val="18"/>
+                <w14:ligatures w14:val="none"/>
+              </w:rPr>
+            </w:pPr>
+            <w:r>
+              <w:rPr>
+                <w:rFonts w:asciiTheme="majorHAnsi" w:eastAsia="Times New Roman" w:hAnsiTheme="majorHAnsi" w:cstheme="majorHAnsi"/>
+                <w:color w:val="000000"/>
+                <w:kern w:val="0"/>
+                <w:sz w:val="18"/>
+                <w:szCs w:val="18"/>
+                <w14:ligatures w14:val="none"/>
+              </w:rPr>
+              <w:t>2.94E-05</w:t>
+            </w:r>
+          </w:p>
+        </w:tc>
+        <w:tc>
+          <w:tcPr>
+            <w:tcW w:w="1170" w:type="dxa"/>
+            <w:tcBorders>
+              <w:top w:val="nil"/>
+              <w:left w:val="nil"/>
+              <w:bottom w:val="single" w:sz="4" w:space="0" w:color="auto"/>
+              <w:right w:val="single" w:sz="4" w:space="0" w:color="auto"/>
+            </w:tcBorders>
+            <w:vAlign w:val="center"/>
+            <w:hideMark/>
+          </w:tcPr>
+          <w:p>
+            <w:pPr>
+              <w:spacing w:after="0" w:line="240" w:lineRule="auto"/>
+              <w:jc w:val="center"/>
+              <w:rPr>
+                <w:rFonts w:asciiTheme="majorHAnsi" w:eastAsia="Times New Roman" w:hAnsiTheme="majorHAnsi" w:cstheme="majorHAnsi"/>
+                <w:color w:val="000000"/>
+                <w:kern w:val="0"/>
+                <w:sz w:val="18"/>
+                <w:szCs w:val="18"/>
+                <w14:ligatures w14:val="none"/>
+              </w:rPr>
+            </w:pPr>
+            <w:r>
+              <w:rPr>
+                <w:rFonts w:asciiTheme="majorHAnsi" w:eastAsia="Times New Roman" w:hAnsiTheme="majorHAnsi" w:cstheme="majorHAnsi"/>
+                <w:color w:val="000000"/>
+                <w:kern w:val="0"/>
+                <w:sz w:val="18"/>
+                <w:szCs w:val="18"/>
+                <w14:ligatures w14:val="none"/>
+              </w:rPr>
+              <w:t>91.06</w:t>
+            </w:r>
+            <w:r>
+              <w:rPr>
+                <w:rFonts w:asciiTheme="majorHAnsi" w:eastAsia="Times New Roman" w:hAnsiTheme="majorHAnsi" w:cstheme="majorHAnsi"/>
+                <w:color w:val="000000"/>
+                <w:kern w:val="0"/>
+                <w:sz w:val="18"/>
+                <w:szCs w:val="18"/>
+                <w14:ligatures w14:val="none"/>
+              </w:rPr>
+              <w:t> </w:t>
+            </w:r>
+          </w:p>
+        </w:tc>
+        <w:tc>
+          <w:tcPr>
+            <w:tcW w:w="1350" w:type="dxa"/>
+            <w:tcBorders>
+              <w:top w:val="nil"/>
+              <w:left w:val="nil"/>
+              <w:bottom w:val="single" w:sz="4" w:space="0" w:color="auto"/>
+              <w:right w:val="single" w:sz="4" w:space="0" w:color="auto"/>
+            </w:tcBorders>
+            <w:vAlign w:val="center"/>
+            <w:hideMark/>
+          </w:tcPr>
+          <w:p>
+            <w:pPr>
+              <w:spacing w:after="0"/>
+              <w:jc w:val="center"/>
+              <w:rPr>
+                <w:rFonts w:asciiTheme="majorHAnsi" w:eastAsia="Times New Roman" w:hAnsiTheme="majorHAnsi" w:cstheme="majorHAnsi"/>
+                <w:color w:val="000000"/>
+                <w:kern w:val="0"/>
+                <w:sz w:val="18"/>
+                <w:szCs w:val="18"/>
+                <w14:ligatures w14:val="none"/>
+              </w:rPr>
+            </w:pPr>
+            <w:r>
+              <w:rPr>
+                <w:rFonts w:asciiTheme="majorHAnsi" w:eastAsia="Times New Roman" w:hAnsiTheme="majorHAnsi" w:cstheme="majorHAnsi"/>
+                <w:color w:val="000000"/>
+                <w:kern w:val="0"/>
+                <w:sz w:val="18"/>
+                <w:szCs w:val="18"/>
+                <w14:ligatures w14:val="none"/>
+              </w:rPr>
+              <w:t> </w:t>
+            </w:r>
+            <w:r>
+              <w:rPr>
+                <w:rFonts w:asciiTheme="majorHAnsi" w:eastAsia="Times New Roman" w:hAnsiTheme="majorHAnsi" w:cstheme="majorHAnsi"/>
+                <w:color w:val="000000"/>
+                <w:kern w:val="0"/>
+                <w:sz w:val="18"/>
+                <w:szCs w:val="18"/>
+                <w14:ligatures w14:val="none"/>
+              </w:rPr>
+              <w:t>94.39</w:t>
+            </w:r>
+          </w:p>
+        </w:tc>
+      </w:tr>
+      <w:tr>
+        <w:trPr>
+          <w:trHeight w:val="284"/>
+        </w:trPr>
+        <w:tc>
+          <w:tcPr>
+            <w:tcW w:w="935" w:type="dxa"/>
+            <w:tcBorders>
+              <w:top w:val="nil"/>
+              <w:left w:val="single" w:sz="4" w:space="0" w:color="auto"/>
+              <w:bottom w:val="single" w:sz="4" w:space="0" w:color="auto"/>
+              <w:right w:val="single" w:sz="4" w:space="0" w:color="auto"/>
+            </w:tcBorders>
+            <w:vAlign w:val="center"/>
+            <w:hideMark/>
+          </w:tcPr>
+          <w:p>
+            <w:pPr>
+              <w:spacing w:after="0" w:line="240" w:lineRule="auto"/>
+              <w:jc w:val="center"/>
+              <w:rPr>
+                <w:rFonts w:asciiTheme="majorHAnsi" w:eastAsia="Times New Roman" w:hAnsiTheme="majorHAnsi" w:cstheme="majorHAnsi"/>
+                <w:color w:val="000000"/>
+                <w:kern w:val="0"/>
+                <w:sz w:val="18"/>
+                <w:szCs w:val="18"/>
+                <w14:ligatures w14:val="none"/>
+              </w:rPr>
+            </w:pPr>
+            <w:r>
+              <w:rPr>
+                <w:rFonts w:asciiTheme="majorHAnsi" w:eastAsia="Times New Roman" w:hAnsiTheme="majorHAnsi" w:cstheme="majorHAnsi"/>
+                <w:color w:val="000000"/>
+                <w:kern w:val="0"/>
+                <w:sz w:val="18"/>
+                <w:szCs w:val="18"/>
+                <w14:ligatures w14:val="none"/>
+              </w:rPr>
+              <w:t>config_18</w:t>
+            </w:r>
+          </w:p>
+        </w:tc>
+        <w:tc>
+          <w:tcPr>
+            <w:tcW w:w="1074" w:type="dxa"/>
+            <w:tcBorders>
+              <w:top w:val="nil"/>
+              <w:left w:val="nil"/>
+              <w:bottom w:val="single" w:sz="4" w:space="0" w:color="auto"/>
+              <w:right w:val="single" w:sz="4" w:space="0" w:color="auto"/>
+            </w:tcBorders>
+            <w:vAlign w:val="center"/>
+            <w:hideMark/>
+          </w:tcPr>
+          <w:p>
+            <w:pPr>
+              <w:spacing w:after="0" w:line="240" w:lineRule="auto"/>
+              <w:jc w:val="center"/>
+              <w:rPr>
+                <w:rFonts w:asciiTheme="majorHAnsi" w:eastAsia="Times New Roman" w:hAnsiTheme="majorHAnsi" w:cstheme="majorHAnsi"/>
+                <w:color w:val="000000"/>
+                <w:kern w:val="0"/>
+                <w:sz w:val="18"/>
+                <w:szCs w:val="18"/>
+                <w14:ligatures w14:val="none"/>
+              </w:rPr>
+            </w:pPr>
+            <w:r>
+              <w:rPr>
+                <w:rFonts w:asciiTheme="majorHAnsi" w:eastAsia="Times New Roman" w:hAnsiTheme="majorHAnsi" w:cstheme="majorHAnsi"/>
+                <w:color w:val="000000"/>
+                <w:kern w:val="0"/>
+                <w:sz w:val="18"/>
+                <w:szCs w:val="18"/>
+                <w14:ligatures w14:val="none"/>
+              </w:rPr>
+              <w:t>0.00059</w:t>
+            </w:r>
+          </w:p>
+        </w:tc>
+        <w:tc>
+          <w:tcPr>
+            <w:tcW w:w="1080" w:type="dxa"/>
+            <w:tcBorders>
+              <w:top w:val="nil"/>
+              <w:left w:val="nil"/>
+              <w:bottom w:val="single" w:sz="4" w:space="0" w:color="auto"/>
+              <w:right w:val="single" w:sz="4" w:space="0" w:color="auto"/>
+            </w:tcBorders>
+            <w:vAlign w:val="center"/>
+            <w:hideMark/>
+          </w:tcPr>
+          <w:p>
+            <w:pPr>
+              <w:spacing w:after="0" w:line="240" w:lineRule="auto"/>
+              <w:jc w:val="center"/>
+              <w:rPr>
+                <w:rFonts w:asciiTheme="majorHAnsi" w:eastAsia="Times New Roman" w:hAnsiTheme="majorHAnsi" w:cstheme="majorHAnsi"/>
+                <w:color w:val="000000"/>
+                <w:kern w:val="0"/>
+                <w:sz w:val="18"/>
+                <w:szCs w:val="18"/>
+                <w14:ligatures w14:val="none"/>
+              </w:rPr>
+            </w:pPr>
+            <w:r>
+              <w:rPr>
+                <w:rFonts w:asciiTheme="majorHAnsi" w:eastAsia="Times New Roman" w:hAnsiTheme="majorHAnsi" w:cstheme="majorHAnsi"/>
+                <w:color w:val="000000"/>
+                <w:kern w:val="0"/>
+                <w:sz w:val="18"/>
+                <w:szCs w:val="18"/>
+                <w14:ligatures w14:val="none"/>
+              </w:rPr>
+              <w:t>0.8699</w:t>
+            </w:r>
+          </w:p>
+        </w:tc>
+        <w:tc>
+          <w:tcPr>
+            <w:tcW w:w="1260" w:type="dxa"/>
+            <w:tcBorders>
+              <w:top w:val="nil"/>
+              <w:left w:val="nil"/>
+              <w:bottom w:val="single" w:sz="4" w:space="0" w:color="auto"/>
+              <w:right w:val="single" w:sz="4" w:space="0" w:color="auto"/>
+            </w:tcBorders>
+            <w:vAlign w:val="center"/>
+            <w:hideMark/>
+          </w:tcPr>
+          <w:p>
+            <w:pPr>
+              <w:spacing w:after="0" w:line="240" w:lineRule="auto"/>
+              <w:jc w:val="center"/>
+              <w:rPr>
+                <w:rFonts w:asciiTheme="majorHAnsi" w:eastAsia="Times New Roman" w:hAnsiTheme="majorHAnsi" w:cstheme="majorHAnsi"/>
+                <w:color w:val="000000"/>
+                <w:kern w:val="0"/>
+                <w:sz w:val="18"/>
+                <w:szCs w:val="18"/>
+                <w14:ligatures w14:val="none"/>
+              </w:rPr>
+            </w:pPr>
+            <w:r>
+              <w:rPr>
+                <w:rFonts w:asciiTheme="majorHAnsi" w:eastAsia="Times New Roman" w:hAnsiTheme="majorHAnsi" w:cstheme="majorHAnsi"/>
+                <w:color w:val="000000"/>
+                <w:kern w:val="0"/>
+                <w:sz w:val="18"/>
+                <w:szCs w:val="18"/>
+                <w14:ligatures w14:val="none"/>
+              </w:rPr>
+              <w:t>2.92E-09</w:t>
+            </w:r>
+          </w:p>
+        </w:tc>
+        <w:tc>
+          <w:tcPr>
+            <w:tcW w:w="1350" w:type="dxa"/>
+            <w:tcBorders>
+              <w:top w:val="nil"/>
+              <w:left w:val="nil"/>
+              <w:bottom w:val="single" w:sz="4" w:space="0" w:color="auto"/>
+              <w:right w:val="single" w:sz="4" w:space="0" w:color="auto"/>
+            </w:tcBorders>
+            <w:vAlign w:val="center"/>
+            <w:hideMark/>
+          </w:tcPr>
+          <w:p>
+            <w:pPr>
+              <w:spacing w:after="0" w:line="240" w:lineRule="auto"/>
+              <w:jc w:val="center"/>
+              <w:rPr>
+                <w:rFonts w:asciiTheme="majorHAnsi" w:eastAsia="Times New Roman" w:hAnsiTheme="majorHAnsi" w:cstheme="majorHAnsi"/>
+                <w:color w:val="000000"/>
+                <w:kern w:val="0"/>
+                <w:sz w:val="18"/>
+                <w:szCs w:val="18"/>
+                <w14:ligatures w14:val="none"/>
+              </w:rPr>
+            </w:pPr>
+            <w:r>
+              <w:rPr>
+                <w:rFonts w:asciiTheme="majorHAnsi" w:eastAsia="Times New Roman" w:hAnsiTheme="majorHAnsi" w:cstheme="majorHAnsi"/>
+                <w:color w:val="000000"/>
+                <w:kern w:val="0"/>
+                <w:sz w:val="18"/>
+                <w:szCs w:val="18"/>
+                <w14:ligatures w14:val="none"/>
+              </w:rPr>
+              <w:t>0.2378</w:t>
+            </w:r>
+          </w:p>
+        </w:tc>
+        <w:tc>
+          <w:tcPr>
+            <w:tcW w:w="1440" w:type="dxa"/>
+            <w:tcBorders>
+              <w:top w:val="nil"/>
+              <w:left w:val="nil"/>
+              <w:bottom w:val="single" w:sz="4" w:space="0" w:color="auto"/>
+              <w:right w:val="single" w:sz="4" w:space="0" w:color="auto"/>
+            </w:tcBorders>
+            <w:vAlign w:val="center"/>
+            <w:hideMark/>
+          </w:tcPr>
+          <w:p>
+            <w:pPr>
+              <w:spacing w:after="0" w:line="240" w:lineRule="auto"/>
+              <w:jc w:val="center"/>
+              <w:rPr>
+                <w:rFonts w:asciiTheme="majorHAnsi" w:eastAsia="Times New Roman" w:hAnsiTheme="majorHAnsi" w:cstheme="majorHAnsi"/>
+                <w:color w:val="000000"/>
+                <w:kern w:val="0"/>
+                <w:sz w:val="18"/>
+                <w:szCs w:val="18"/>
+                <w14:ligatures w14:val="none"/>
+              </w:rPr>
+            </w:pPr>
+            <w:r>
+              <w:rPr>
+                <w:rFonts w:asciiTheme="majorHAnsi" w:eastAsia="Times New Roman" w:hAnsiTheme="majorHAnsi" w:cstheme="majorHAnsi"/>
+                <w:color w:val="000000"/>
+                <w:kern w:val="0"/>
+                <w:sz w:val="18"/>
+                <w:szCs w:val="18"/>
+                <w14:ligatures w14:val="none"/>
+              </w:rPr>
+              <w:t>1.75E-05</w:t>
+            </w:r>
+          </w:p>
+        </w:tc>
+        <w:tc>
+          <w:tcPr>
+            <w:tcW w:w="1170" w:type="dxa"/>
+            <w:tcBorders>
+              <w:top w:val="nil"/>
+              <w:left w:val="nil"/>
+              <w:bottom w:val="single" w:sz="4" w:space="0" w:color="auto"/>
+              <w:right w:val="single" w:sz="4" w:space="0" w:color="auto"/>
+            </w:tcBorders>
+            <w:vAlign w:val="center"/>
+            <w:hideMark/>
+          </w:tcPr>
+          <w:p>
+            <w:pPr>
+              <w:spacing w:after="0" w:line="240" w:lineRule="auto"/>
+              <w:jc w:val="center"/>
+              <w:rPr>
+                <w:rFonts w:asciiTheme="majorHAnsi" w:eastAsia="Times New Roman" w:hAnsiTheme="majorHAnsi" w:cstheme="majorHAnsi"/>
+                <w:color w:val="000000"/>
+                <w:kern w:val="0"/>
+                <w:sz w:val="18"/>
+                <w:szCs w:val="18"/>
+                <w14:ligatures w14:val="none"/>
+              </w:rPr>
+            </w:pPr>
+            <w:r>
+              <w:rPr>
+                <w:rFonts w:asciiTheme="majorHAnsi" w:eastAsia="Times New Roman" w:hAnsiTheme="majorHAnsi" w:cstheme="majorHAnsi"/>
+                <w:color w:val="000000"/>
+                <w:kern w:val="0"/>
+                <w:sz w:val="18"/>
+                <w:szCs w:val="18"/>
+                <w14:ligatures w14:val="none"/>
+              </w:rPr>
+              <w:t>95.31</w:t>
+            </w:r>
+            <w:r>
+              <w:rPr>
+                <w:rFonts w:asciiTheme="majorHAnsi" w:eastAsia="Times New Roman" w:hAnsiTheme="majorHAnsi" w:cstheme="majorHAnsi"/>
+                <w:color w:val="000000"/>
+                <w:kern w:val="0"/>
+                <w:sz w:val="18"/>
+                <w:szCs w:val="18"/>
+                <w14:ligatures w14:val="none"/>
+              </w:rPr>
+              <w:t> </w:t>
+            </w:r>
+          </w:p>
+        </w:tc>
+        <w:tc>
+          <w:tcPr>
+            <w:tcW w:w="1350" w:type="dxa"/>
+            <w:tcBorders>
+              <w:top w:val="nil"/>
+              <w:left w:val="nil"/>
+              <w:bottom w:val="single" w:sz="4" w:space="0" w:color="auto"/>
+              <w:right w:val="single" w:sz="4" w:space="0" w:color="auto"/>
+            </w:tcBorders>
+            <w:vAlign w:val="center"/>
+            <w:hideMark/>
+          </w:tcPr>
+          <w:p>
+            <w:pPr>
+              <w:spacing w:after="0"/>
+              <w:jc w:val="center"/>
+              <w:rPr>
+                <w:rFonts w:asciiTheme="majorHAnsi" w:eastAsia="Times New Roman" w:hAnsiTheme="majorHAnsi" w:cstheme="majorHAnsi"/>
+                <w:color w:val="000000"/>
+                <w:kern w:val="0"/>
+                <w:sz w:val="18"/>
+                <w:szCs w:val="18"/>
+                <w14:ligatures w14:val="none"/>
+              </w:rPr>
+            </w:pPr>
+            <w:r>
+              <w:rPr>
+                <w:rFonts w:asciiTheme="majorHAnsi" w:eastAsia="Times New Roman" w:hAnsiTheme="majorHAnsi" w:cstheme="majorHAnsi"/>
+                <w:color w:val="000000"/>
+                <w:kern w:val="0"/>
+                <w:sz w:val="18"/>
+                <w:szCs w:val="18"/>
+                <w14:ligatures w14:val="none"/>
+              </w:rPr>
+              <w:t> </w:t>
+            </w:r>
+            <w:r>
+              <w:rPr>
+                <w:rFonts w:asciiTheme="majorHAnsi" w:eastAsia="Times New Roman" w:hAnsiTheme="majorHAnsi" w:cstheme="majorHAnsi"/>
+                <w:color w:val="000000"/>
+                <w:kern w:val="0"/>
+                <w:sz w:val="18"/>
+                <w:szCs w:val="18"/>
+                <w14:ligatures w14:val="none"/>
+              </w:rPr>
+              <w:t>95.63</w:t>
+            </w:r>
+          </w:p>
+        </w:tc>
+      </w:tr>
+      <w:tr>
+        <w:trPr>
+          <w:trHeight w:val="284"/>
+        </w:trPr>
+        <w:tc>
+          <w:tcPr>
+            <w:tcW w:w="935" w:type="dxa"/>
+            <w:tcBorders>
+              <w:top w:val="nil"/>
+              <w:left w:val="single" w:sz="4" w:space="0" w:color="auto"/>
+              <w:bottom w:val="single" w:sz="4" w:space="0" w:color="auto"/>
+              <w:right w:val="single" w:sz="4" w:space="0" w:color="auto"/>
+            </w:tcBorders>
+            <w:vAlign w:val="center"/>
+            <w:hideMark/>
+          </w:tcPr>
+          <w:p>
+            <w:pPr>
+              <w:spacing w:after="0" w:line="240" w:lineRule="auto"/>
+              <w:jc w:val="center"/>
+              <w:rPr>
+                <w:rFonts w:asciiTheme="majorHAnsi" w:eastAsia="Times New Roman" w:hAnsiTheme="majorHAnsi" w:cstheme="majorHAnsi"/>
+                <w:color w:val="000000"/>
+                <w:kern w:val="0"/>
+                <w:sz w:val="18"/>
+                <w:szCs w:val="18"/>
+                <w14:ligatures w14:val="none"/>
+              </w:rPr>
+            </w:pPr>
+            <w:r>
+              <w:rPr>
+                <w:rFonts w:asciiTheme="majorHAnsi" w:eastAsia="Times New Roman" w:hAnsiTheme="majorHAnsi" w:cstheme="majorHAnsi"/>
+                <w:color w:val="000000"/>
+                <w:kern w:val="0"/>
+                <w:sz w:val="18"/>
+                <w:szCs w:val="18"/>
+                <w14:ligatures w14:val="none"/>
+              </w:rPr>
+              <w:t>config_19</w:t>
+            </w:r>
+          </w:p>
+        </w:tc>
+        <w:tc>
+          <w:tcPr>
+            <w:tcW w:w="1074" w:type="dxa"/>
+            <w:tcBorders>
+              <w:top w:val="nil"/>
+              <w:left w:val="nil"/>
+              <w:bottom w:val="single" w:sz="4" w:space="0" w:color="auto"/>
+              <w:right w:val="single" w:sz="4" w:space="0" w:color="auto"/>
+            </w:tcBorders>
+            <w:vAlign w:val="center"/>
+            <w:hideMark/>
+          </w:tcPr>
+          <w:p>
+            <w:pPr>
+              <w:spacing w:after="0" w:line="240" w:lineRule="auto"/>
+              <w:jc w:val="center"/>
+              <w:rPr>
+                <w:rFonts w:asciiTheme="majorHAnsi" w:eastAsia="Times New Roman" w:hAnsiTheme="majorHAnsi" w:cstheme="majorHAnsi"/>
+                <w:color w:val="000000"/>
+                <w:kern w:val="0"/>
+                <w:sz w:val="18"/>
+                <w:szCs w:val="18"/>
+                <w14:ligatures w14:val="none"/>
+              </w:rPr>
+            </w:pPr>
+            <w:r>
+              <w:rPr>
+                <w:rFonts w:asciiTheme="majorHAnsi" w:eastAsia="Times New Roman" w:hAnsiTheme="majorHAnsi" w:cstheme="majorHAnsi"/>
+                <w:color w:val="000000"/>
+                <w:kern w:val="0"/>
+                <w:sz w:val="18"/>
+                <w:szCs w:val="18"/>
+                <w14:ligatures w14:val="none"/>
+              </w:rPr>
+              <w:t>0.01037</w:t>
+            </w:r>
+          </w:p>
+        </w:tc>
+        <w:tc>
+          <w:tcPr>
+            <w:tcW w:w="1080" w:type="dxa"/>
+            <w:tcBorders>
+              <w:top w:val="nil"/>
+              <w:left w:val="nil"/>
+              <w:bottom w:val="single" w:sz="4" w:space="0" w:color="auto"/>
+              <w:right w:val="single" w:sz="4" w:space="0" w:color="auto"/>
+            </w:tcBorders>
+            <w:vAlign w:val="center"/>
+            <w:hideMark/>
+          </w:tcPr>
+          <w:p>
+            <w:pPr>
+              <w:spacing w:after="0" w:line="240" w:lineRule="auto"/>
+              <w:jc w:val="center"/>
+              <w:rPr>
+                <w:rFonts w:asciiTheme="majorHAnsi" w:eastAsia="Times New Roman" w:hAnsiTheme="majorHAnsi" w:cstheme="majorHAnsi"/>
+                <w:color w:val="000000"/>
+                <w:kern w:val="0"/>
+                <w:sz w:val="18"/>
+                <w:szCs w:val="18"/>
+                <w14:ligatures w14:val="none"/>
+              </w:rPr>
+            </w:pPr>
+            <w:r>
+              <w:rPr>
+                <w:rFonts w:asciiTheme="majorHAnsi" w:eastAsia="Times New Roman" w:hAnsiTheme="majorHAnsi" w:cstheme="majorHAnsi"/>
+                <w:color w:val="000000"/>
+                <w:kern w:val="0"/>
+                <w:sz w:val="18"/>
+                <w:szCs w:val="18"/>
+                <w14:ligatures w14:val="none"/>
+              </w:rPr>
+              <w:t>0.9359</w:t>
+            </w:r>
+          </w:p>
+        </w:tc>
+        <w:tc>
+          <w:tcPr>
+            <w:tcW w:w="1260" w:type="dxa"/>
+            <w:tcBorders>
+              <w:top w:val="nil"/>
+              <w:left w:val="nil"/>
+              <w:bottom w:val="single" w:sz="4" w:space="0" w:color="auto"/>
+              <w:right w:val="single" w:sz="4" w:space="0" w:color="auto"/>
+            </w:tcBorders>
+            <w:vAlign w:val="center"/>
+            <w:hideMark/>
+          </w:tcPr>
+          <w:p>
+            <w:pPr>
+              <w:spacing w:after="0" w:line="240" w:lineRule="auto"/>
+              <w:jc w:val="center"/>
+              <w:rPr>
+                <w:rFonts w:asciiTheme="majorHAnsi" w:eastAsia="Times New Roman" w:hAnsiTheme="majorHAnsi" w:cstheme="majorHAnsi"/>
+                <w:color w:val="000000"/>
+                <w:kern w:val="0"/>
+                <w:sz w:val="18"/>
+                <w:szCs w:val="18"/>
+                <w14:ligatures w14:val="none"/>
+              </w:rPr>
+            </w:pPr>
+            <w:r>
+              <w:rPr>
+                <w:rFonts w:asciiTheme="majorHAnsi" w:eastAsia="Times New Roman" w:hAnsiTheme="majorHAnsi" w:cstheme="majorHAnsi"/>
+                <w:color w:val="000000"/>
+                <w:kern w:val="0"/>
+                <w:sz w:val="18"/>
+                <w:szCs w:val="18"/>
+                <w14:ligatures w14:val="none"/>
+              </w:rPr>
+              <w:t>1.77E-08</w:t>
+            </w:r>
+          </w:p>
+        </w:tc>
+        <w:tc>
+          <w:tcPr>
+            <w:tcW w:w="1350" w:type="dxa"/>
+            <w:tcBorders>
+              <w:top w:val="nil"/>
+              <w:left w:val="nil"/>
+              <w:bottom w:val="single" w:sz="4" w:space="0" w:color="auto"/>
+              <w:right w:val="single" w:sz="4" w:space="0" w:color="auto"/>
+            </w:tcBorders>
+            <w:vAlign w:val="center"/>
+            <w:hideMark/>
+          </w:tcPr>
+          <w:p>
+            <w:pPr>
+              <w:spacing w:after="0" w:line="240" w:lineRule="auto"/>
+              <w:jc w:val="center"/>
+              <w:rPr>
+                <w:rFonts w:asciiTheme="majorHAnsi" w:eastAsia="Times New Roman" w:hAnsiTheme="majorHAnsi" w:cstheme="majorHAnsi"/>
+                <w:color w:val="000000"/>
+                <w:kern w:val="0"/>
+                <w:sz w:val="18"/>
+                <w:szCs w:val="18"/>
+                <w14:ligatures w14:val="none"/>
+              </w:rPr>
+            </w:pPr>
+            <w:r>
+              <w:rPr>
+                <w:rFonts w:asciiTheme="majorHAnsi" w:eastAsia="Times New Roman" w:hAnsiTheme="majorHAnsi" w:cstheme="majorHAnsi"/>
+                <w:color w:val="000000"/>
+                <w:kern w:val="0"/>
+                <w:sz w:val="18"/>
+                <w:szCs w:val="18"/>
+                <w14:ligatures w14:val="none"/>
+              </w:rPr>
+              <w:t>0.5307</w:t>
+            </w:r>
+          </w:p>
+        </w:tc>
+        <w:tc>
+          <w:tcPr>
+            <w:tcW w:w="1440" w:type="dxa"/>
+            <w:tcBorders>
+              <w:top w:val="nil"/>
+              <w:left w:val="nil"/>
+              <w:bottom w:val="single" w:sz="4" w:space="0" w:color="auto"/>
+              <w:right w:val="single" w:sz="4" w:space="0" w:color="auto"/>
+            </w:tcBorders>
+            <w:vAlign w:val="center"/>
+            <w:hideMark/>
+          </w:tcPr>
+          <w:p>
+            <w:pPr>
+              <w:spacing w:after="0" w:line="240" w:lineRule="auto"/>
+              <w:jc w:val="center"/>
+              <w:rPr>
+                <w:rFonts w:asciiTheme="majorHAnsi" w:eastAsia="Times New Roman" w:hAnsiTheme="majorHAnsi" w:cstheme="majorHAnsi"/>
+                <w:color w:val="000000"/>
+                <w:kern w:val="0"/>
+                <w:sz w:val="18"/>
+                <w:szCs w:val="18"/>
+                <w14:ligatures w14:val="none"/>
+              </w:rPr>
+            </w:pPr>
+            <w:r>
+              <w:rPr>
+                <w:rFonts w:asciiTheme="majorHAnsi" w:eastAsia="Times New Roman" w:hAnsiTheme="majorHAnsi" w:cstheme="majorHAnsi"/>
+                <w:color w:val="000000"/>
+                <w:kern w:val="0"/>
+                <w:sz w:val="18"/>
+                <w:szCs w:val="18"/>
+                <w14:ligatures w14:val="none"/>
+              </w:rPr>
+              <w:t>5.48E-05</w:t>
+            </w:r>
+          </w:p>
+        </w:tc>
+        <w:tc>
+          <w:tcPr>
+            <w:tcW w:w="1170" w:type="dxa"/>
+            <w:tcBorders>
+              <w:top w:val="nil"/>
+              <w:left w:val="nil"/>
+              <w:bottom w:val="single" w:sz="4" w:space="0" w:color="auto"/>
+              <w:right w:val="single" w:sz="4" w:space="0" w:color="auto"/>
+            </w:tcBorders>
+            <w:vAlign w:val="center"/>
+            <w:hideMark/>
+          </w:tcPr>
+          <w:p>
+            <w:pPr>
+              <w:spacing w:after="0"/>
+              <w:jc w:val="center"/>
+              <w:rPr>
+                <w:rFonts w:asciiTheme="majorHAnsi" w:eastAsia="Times New Roman" w:hAnsiTheme="majorHAnsi" w:cstheme="majorHAnsi"/>
+                <w:color w:val="000000"/>
+                <w:kern w:val="0"/>
+                <w:sz w:val="18"/>
+                <w:szCs w:val="18"/>
+                <w14:ligatures w14:val="none"/>
+              </w:rPr>
+            </w:pPr>
+            <w:r>
+              <w:rPr>
+                <w:rFonts w:asciiTheme="majorHAnsi" w:eastAsia="Times New Roman" w:hAnsiTheme="majorHAnsi" w:cstheme="majorHAnsi"/>
+                <w:color w:val="000000"/>
+                <w:kern w:val="0"/>
+                <w:sz w:val="18"/>
+                <w:szCs w:val="18"/>
+                <w14:ligatures w14:val="none"/>
+              </w:rPr>
+              <w:t> </w:t>
+            </w:r>
+            <w:r>
+              <w:rPr>
+                <w:rFonts w:asciiTheme="majorHAnsi" w:eastAsia="Times New Roman" w:hAnsiTheme="majorHAnsi" w:cstheme="majorHAnsi"/>
+                <w:color w:val="000000"/>
+                <w:kern w:val="0"/>
+                <w:sz w:val="18"/>
+                <w:szCs w:val="18"/>
+                <w14:ligatures w14:val="none"/>
+              </w:rPr>
+              <w:t>87.03</w:t>
+            </w:r>
+          </w:p>
+        </w:tc>
+        <w:tc>
+          <w:tcPr>
+            <w:tcW w:w="1350" w:type="dxa"/>
+            <w:tcBorders>
+              <w:top w:val="nil"/>
+              <w:left w:val="nil"/>
+              <w:bottom w:val="single" w:sz="4" w:space="0" w:color="auto"/>
+              <w:right w:val="single" w:sz="4" w:space="0" w:color="auto"/>
+            </w:tcBorders>
+            <w:vAlign w:val="center"/>
+            <w:hideMark/>
+          </w:tcPr>
+          <w:p>
+            <w:pPr>
+              <w:spacing w:after="0"/>
+              <w:jc w:val="center"/>
+              <w:rPr>
+                <w:rFonts w:asciiTheme="majorHAnsi" w:eastAsia="Times New Roman" w:hAnsiTheme="majorHAnsi" w:cstheme="majorHAnsi"/>
+                <w:color w:val="000000"/>
+                <w:kern w:val="0"/>
+                <w:sz w:val="18"/>
+                <w:szCs w:val="18"/>
+                <w14:ligatures w14:val="none"/>
+              </w:rPr>
+            </w:pPr>
+            <w:r>
+              <w:rPr>
+                <w:rFonts w:asciiTheme="majorHAnsi" w:eastAsia="Times New Roman" w:hAnsiTheme="majorHAnsi" w:cstheme="majorHAnsi"/>
+                <w:color w:val="000000"/>
+                <w:kern w:val="0"/>
+                <w:sz w:val="18"/>
+                <w:szCs w:val="18"/>
+                <w14:ligatures w14:val="none"/>
+              </w:rPr>
+              <w:t> </w:t>
+            </w:r>
+            <w:r>
+              <w:rPr>
+                <w:rFonts w:asciiTheme="majorHAnsi" w:eastAsia="Times New Roman" w:hAnsiTheme="majorHAnsi" w:cstheme="majorHAnsi"/>
+                <w:color w:val="000000"/>
+                <w:kern w:val="0"/>
+                <w:sz w:val="18"/>
+                <w:szCs w:val="18"/>
+                <w14:ligatures w14:val="none"/>
+              </w:rPr>
+              <w:t>92.32</w:t>
+            </w:r>
+          </w:p>
+        </w:tc>
+      </w:tr>
+      <w:tr>
+        <w:trPr>
+          <w:trHeight w:val="284"/>
+        </w:trPr>
+        <w:tc>
+          <w:tcPr>
+            <w:tcW w:w="935" w:type="dxa"/>
+            <w:tcBorders>
+              <w:top w:val="nil"/>
+              <w:left w:val="single" w:sz="4" w:space="0" w:color="auto"/>
+              <w:bottom w:val="single" w:sz="4" w:space="0" w:color="auto"/>
+              <w:right w:val="single" w:sz="4" w:space="0" w:color="auto"/>
+            </w:tcBorders>
+            <w:shd w:val="clear" w:color="auto" w:fill="F4B083" w:themeFill="accent2" w:themeFillTint="99"/>
+            <w:vAlign w:val="center"/>
+            <w:hideMark/>
+          </w:tcPr>
+          <w:p>
+            <w:pPr>
+              <w:spacing w:after="0" w:line="240" w:lineRule="auto"/>
+              <w:jc w:val="center"/>
+              <w:rPr>
+                <w:rFonts w:asciiTheme="majorHAnsi" w:eastAsia="Times New Roman" w:hAnsiTheme="majorHAnsi" w:cstheme="majorHAnsi"/>
+                <w:color w:val="000000"/>
+                <w:kern w:val="0"/>
+                <w:sz w:val="18"/>
+                <w:szCs w:val="18"/>
+                <w14:ligatures w14:val="none"/>
+              </w:rPr>
+            </w:pPr>
+            <w:r>
+              <w:rPr>
+                <w:rFonts w:asciiTheme="majorHAnsi" w:eastAsia="Times New Roman" w:hAnsiTheme="majorHAnsi" w:cstheme="majorHAnsi"/>
+                <w:color w:val="000000"/>
+                <w:kern w:val="0"/>
+                <w:sz w:val="18"/>
+                <w:szCs w:val="18"/>
+                <w14:ligatures w14:val="none"/>
+              </w:rPr>
+              <w:t>config_20</w:t>
+            </w:r>
+          </w:p>
+        </w:tc>
+        <w:tc>
+          <w:tcPr>
+            <w:tcW w:w="1074" w:type="dxa"/>
+            <w:tcBorders>
+              <w:top w:val="nil"/>
+              <w:left w:val="nil"/>
+              <w:bottom w:val="single" w:sz="4" w:space="0" w:color="auto"/>
+              <w:right w:val="single" w:sz="4" w:space="0" w:color="auto"/>
+            </w:tcBorders>
+            <w:shd w:val="clear" w:color="auto" w:fill="F4B083" w:themeFill="accent2" w:themeFillTint="99"/>
+            <w:vAlign w:val="center"/>
+            <w:hideMark/>
+          </w:tcPr>
+          <w:p>
+            <w:pPr>
+              <w:spacing w:after="0" w:line="240" w:lineRule="auto"/>
+              <w:jc w:val="center"/>
+              <w:rPr>
+                <w:rFonts w:asciiTheme="majorHAnsi" w:eastAsia="Times New Roman" w:hAnsiTheme="majorHAnsi" w:cstheme="majorHAnsi"/>
+                <w:color w:val="000000"/>
+                <w:kern w:val="0"/>
+                <w:sz w:val="18"/>
+                <w:szCs w:val="18"/>
+                <w14:ligatures w14:val="none"/>
+              </w:rPr>
+            </w:pPr>
+            <w:r>
+              <w:rPr>
+                <w:rFonts w:asciiTheme="majorHAnsi" w:eastAsia="Times New Roman" w:hAnsiTheme="majorHAnsi" w:cstheme="majorHAnsi"/>
+                <w:color w:val="000000"/>
+                <w:kern w:val="0"/>
+                <w:sz w:val="18"/>
+                <w:szCs w:val="18"/>
+                <w14:ligatures w14:val="none"/>
+              </w:rPr>
+              <w:t>0.08865</w:t>
+            </w:r>
+          </w:p>
+        </w:tc>
+        <w:tc>
+          <w:tcPr>
+            <w:tcW w:w="1080" w:type="dxa"/>
+            <w:tcBorders>
+              <w:top w:val="nil"/>
+              <w:left w:val="nil"/>
+              <w:bottom w:val="single" w:sz="4" w:space="0" w:color="auto"/>
+              <w:right w:val="single" w:sz="4" w:space="0" w:color="auto"/>
+            </w:tcBorders>
+            <w:shd w:val="clear" w:color="auto" w:fill="F4B083" w:themeFill="accent2" w:themeFillTint="99"/>
+            <w:vAlign w:val="center"/>
+            <w:hideMark/>
+          </w:tcPr>
+          <w:p>
+            <w:pPr>
+              <w:spacing w:after="0" w:line="240" w:lineRule="auto"/>
+              <w:jc w:val="center"/>
+              <w:rPr>
+                <w:rFonts w:asciiTheme="majorHAnsi" w:eastAsia="Times New Roman" w:hAnsiTheme="majorHAnsi" w:cstheme="majorHAnsi"/>
+                <w:color w:val="000000"/>
+                <w:kern w:val="0"/>
+                <w:sz w:val="18"/>
+                <w:szCs w:val="18"/>
+                <w14:ligatures w14:val="none"/>
+              </w:rPr>
+            </w:pPr>
+            <w:r>
+              <w:rPr>
+                <w:rFonts w:asciiTheme="majorHAnsi" w:eastAsia="Times New Roman" w:hAnsiTheme="majorHAnsi" w:cstheme="majorHAnsi"/>
+                <w:color w:val="000000"/>
+                <w:kern w:val="0"/>
+                <w:sz w:val="18"/>
+                <w:szCs w:val="18"/>
+                <w14:ligatures w14:val="none"/>
+              </w:rPr>
+              <w:t>0.8779</w:t>
+            </w:r>
+          </w:p>
+        </w:tc>
+        <w:tc>
+          <w:tcPr>
+            <w:tcW w:w="1260" w:type="dxa"/>
+            <w:tcBorders>
+              <w:top w:val="nil"/>
+              <w:left w:val="nil"/>
+              <w:bottom w:val="single" w:sz="4" w:space="0" w:color="auto"/>
+              <w:right w:val="single" w:sz="4" w:space="0" w:color="auto"/>
+            </w:tcBorders>
+            <w:shd w:val="clear" w:color="auto" w:fill="F4B083" w:themeFill="accent2" w:themeFillTint="99"/>
+            <w:vAlign w:val="center"/>
+            <w:hideMark/>
+          </w:tcPr>
+          <w:p>
+            <w:pPr>
+              <w:spacing w:after="0" w:line="240" w:lineRule="auto"/>
+              <w:jc w:val="center"/>
+              <w:rPr>
+                <w:rFonts w:asciiTheme="majorHAnsi" w:eastAsia="Times New Roman" w:hAnsiTheme="majorHAnsi" w:cstheme="majorHAnsi"/>
+                <w:color w:val="000000"/>
+                <w:kern w:val="0"/>
+                <w:sz w:val="18"/>
+                <w:szCs w:val="18"/>
+                <w14:ligatures w14:val="none"/>
+              </w:rPr>
+            </w:pPr>
+            <w:r>
+              <w:rPr>
+                <w:rFonts w:asciiTheme="majorHAnsi" w:eastAsia="Times New Roman" w:hAnsiTheme="majorHAnsi" w:cstheme="majorHAnsi"/>
+                <w:color w:val="000000"/>
+                <w:kern w:val="0"/>
+                <w:sz w:val="18"/>
+                <w:szCs w:val="18"/>
+                <w14:ligatures w14:val="none"/>
+              </w:rPr>
+              <w:t>1.04E-09</w:t>
+            </w:r>
+          </w:p>
+        </w:tc>
+        <w:tc>
+          <w:tcPr>
+            <w:tcW w:w="1350" w:type="dxa"/>
+            <w:tcBorders>
+              <w:top w:val="nil"/>
+              <w:left w:val="nil"/>
+              <w:bottom w:val="single" w:sz="4" w:space="0" w:color="auto"/>
+              <w:right w:val="single" w:sz="4" w:space="0" w:color="auto"/>
+            </w:tcBorders>
+            <w:shd w:val="clear" w:color="auto" w:fill="F4B083" w:themeFill="accent2" w:themeFillTint="99"/>
+            <w:vAlign w:val="center"/>
+            <w:hideMark/>
+          </w:tcPr>
+          <w:p>
+            <w:pPr>
+              <w:spacing w:after="0" w:line="240" w:lineRule="auto"/>
+              <w:jc w:val="center"/>
+              <w:rPr>
+                <w:rFonts w:asciiTheme="majorHAnsi" w:eastAsia="Times New Roman" w:hAnsiTheme="majorHAnsi" w:cstheme="majorHAnsi"/>
+                <w:color w:val="000000"/>
+                <w:kern w:val="0"/>
+                <w:sz w:val="18"/>
+                <w:szCs w:val="18"/>
+                <w14:ligatures w14:val="none"/>
+              </w:rPr>
+            </w:pPr>
+            <w:r>
+              <w:rPr>
+                <w:rFonts w:asciiTheme="majorHAnsi" w:eastAsia="Times New Roman" w:hAnsiTheme="majorHAnsi" w:cstheme="majorHAnsi"/>
+                <w:color w:val="000000"/>
+                <w:kern w:val="0"/>
+                <w:sz w:val="18"/>
+                <w:szCs w:val="18"/>
+                <w14:ligatures w14:val="none"/>
+              </w:rPr>
+              <w:t>0.7404</w:t>
+            </w:r>
+          </w:p>
+        </w:tc>
+        <w:tc>
+          <w:tcPr>
+            <w:tcW w:w="1440" w:type="dxa"/>
+            <w:tcBorders>
+              <w:top w:val="nil"/>
+              <w:left w:val="nil"/>
+              <w:bottom w:val="single" w:sz="4" w:space="0" w:color="auto"/>
+              <w:right w:val="single" w:sz="4" w:space="0" w:color="auto"/>
+            </w:tcBorders>
+            <w:shd w:val="clear" w:color="auto" w:fill="F4B083" w:themeFill="accent2" w:themeFillTint="99"/>
+            <w:vAlign w:val="center"/>
+            <w:hideMark/>
+          </w:tcPr>
+          <w:p>
+            <w:pPr>
+              <w:spacing w:after="0" w:line="240" w:lineRule="auto"/>
+              <w:jc w:val="center"/>
+              <w:rPr>
+                <w:rFonts w:asciiTheme="majorHAnsi" w:eastAsia="Times New Roman" w:hAnsiTheme="majorHAnsi" w:cstheme="majorHAnsi"/>
+                <w:color w:val="000000"/>
+                <w:kern w:val="0"/>
+                <w:sz w:val="18"/>
+                <w:szCs w:val="18"/>
+                <w14:ligatures w14:val="none"/>
+              </w:rPr>
+            </w:pPr>
+            <w:r>
+              <w:rPr>
+                <w:rFonts w:asciiTheme="majorHAnsi" w:eastAsia="Times New Roman" w:hAnsiTheme="majorHAnsi" w:cstheme="majorHAnsi"/>
+                <w:color w:val="000000"/>
+                <w:kern w:val="0"/>
+                <w:sz w:val="18"/>
+                <w:szCs w:val="18"/>
+                <w14:ligatures w14:val="none"/>
+              </w:rPr>
+              <w:t>5.29E-05</w:t>
+            </w:r>
+          </w:p>
+        </w:tc>
+        <w:tc>
+          <w:tcPr>
+            <w:tcW w:w="1170" w:type="dxa"/>
+            <w:tcBorders>
+              <w:top w:val="nil"/>
+              <w:left w:val="nil"/>
+              <w:bottom w:val="single" w:sz="4" w:space="0" w:color="auto"/>
+              <w:right w:val="single" w:sz="4" w:space="0" w:color="auto"/>
+            </w:tcBorders>
+            <w:shd w:val="clear" w:color="auto" w:fill="F4B083" w:themeFill="accent2" w:themeFillTint="99"/>
+            <w:vAlign w:val="center"/>
+            <w:hideMark/>
+          </w:tcPr>
+          <w:p>
+            <w:pPr>
+              <w:spacing w:after="0"/>
+              <w:jc w:val="center"/>
+              <w:rPr>
+                <w:rFonts w:asciiTheme="majorHAnsi" w:eastAsia="Times New Roman" w:hAnsiTheme="majorHAnsi" w:cstheme="majorHAnsi"/>
+                <w:color w:val="000000"/>
+                <w:kern w:val="0"/>
+                <w:sz w:val="18"/>
+                <w:szCs w:val="18"/>
+                <w14:ligatures w14:val="none"/>
+              </w:rPr>
+            </w:pPr>
+            <w:r>
+              <w:rPr>
+                <w:rFonts w:asciiTheme="majorHAnsi" w:eastAsia="Times New Roman" w:hAnsiTheme="majorHAnsi" w:cstheme="majorHAnsi"/>
+                <w:color w:val="000000"/>
+                <w:kern w:val="0"/>
+                <w:sz w:val="18"/>
+                <w:szCs w:val="18"/>
+                <w14:ligatures w14:val="none"/>
+              </w:rPr>
+              <w:t> </w:t>
+            </w:r>
+            <w:r>
+              <w:rPr>
+                <w:rFonts w:asciiTheme="majorHAnsi" w:eastAsia="Times New Roman" w:hAnsiTheme="majorHAnsi" w:cstheme="majorHAnsi"/>
+                <w:color w:val="000000"/>
+                <w:kern w:val="0"/>
+                <w:sz w:val="18"/>
+                <w:szCs w:val="18"/>
+                <w14:ligatures w14:val="none"/>
+              </w:rPr>
+              <w:t>48.26</w:t>
+            </w:r>
+          </w:p>
+        </w:tc>
+        <w:tc>
+          <w:tcPr>
+            <w:tcW w:w="1350" w:type="dxa"/>
+            <w:tcBorders>
+              <w:top w:val="nil"/>
+              <w:left w:val="nil"/>
+              <w:bottom w:val="single" w:sz="4" w:space="0" w:color="auto"/>
+              <w:right w:val="single" w:sz="4" w:space="0" w:color="auto"/>
+            </w:tcBorders>
+            <w:shd w:val="clear" w:color="auto" w:fill="F4B083" w:themeFill="accent2" w:themeFillTint="99"/>
+            <w:vAlign w:val="center"/>
+            <w:hideMark/>
+          </w:tcPr>
+          <w:p>
+            <w:pPr>
+              <w:spacing w:after="0" w:line="240" w:lineRule="auto"/>
+              <w:jc w:val="center"/>
+              <w:rPr>
+                <w:rFonts w:asciiTheme="majorHAnsi" w:eastAsia="Times New Roman" w:hAnsiTheme="majorHAnsi" w:cstheme="majorHAnsi"/>
+                <w:color w:val="000000"/>
+                <w:kern w:val="0"/>
+                <w:sz w:val="18"/>
+                <w:szCs w:val="18"/>
+                <w14:ligatures w14:val="none"/>
+              </w:rPr>
+            </w:pPr>
+            <w:r>
+              <w:rPr>
+                <w:rFonts w:asciiTheme="majorHAnsi" w:eastAsia="Times New Roman" w:hAnsiTheme="majorHAnsi" w:cstheme="majorHAnsi"/>
+                <w:color w:val="000000"/>
+                <w:kern w:val="0"/>
+                <w:sz w:val="18"/>
+                <w:szCs w:val="18"/>
+                <w14:ligatures w14:val="none"/>
+              </w:rPr>
+              <w:t>62.43</w:t>
+            </w:r>
+            <w:r>
+              <w:rPr>
+                <w:rFonts w:asciiTheme="majorHAnsi" w:eastAsia="Times New Roman" w:hAnsiTheme="majorHAnsi" w:cstheme="majorHAnsi"/>
+                <w:color w:val="000000"/>
+                <w:kern w:val="0"/>
+                <w:sz w:val="18"/>
+                <w:szCs w:val="18"/>
+                <w14:ligatures w14:val="none"/>
+              </w:rPr>
+              <w:t> </w:t>
+            </w:r>
+          </w:p>
+        </w:tc>
+      </w:tr>
+    </w:tbl>
     <w:p>
       <w:pPr>
         <w:jc w:val="center"/>
+        <w:rPr>
+          <w:i/>
+          <w:iCs/>
+          <w:sz w:val="20"/>
+          <w:szCs w:val="20"/>
+        </w:rPr>
+      </w:pPr>
+      <w:r>
+        <w:rPr>
+          <w:i/>
+          <w:iCs/>
+          <w:sz w:val="20"/>
+          <w:szCs w:val="20"/>
+        </w:rPr>
+        <w:t>Table</w:t>
+      </w:r>
+      <w:r>
+        <w:rPr>
+          <w:i/>
+          <w:iCs/>
+          <w:sz w:val="20"/>
+          <w:szCs w:val="20"/>
+        </w:rPr>
+        <w:t xml:space="preserve">. </w:t>
+      </w:r>
+      <w:r>
+        <w:rPr>
+          <w:i/>
+          <w:iCs/>
+          <w:sz w:val="20"/>
+          <w:szCs w:val="20"/>
+        </w:rPr>
+        <w:t>2</w:t>
+      </w:r>
+      <w:r>
+        <w:rPr>
+          <w:i/>
+          <w:iCs/>
+          <w:sz w:val="20"/>
+          <w:szCs w:val="20"/>
+        </w:rPr>
+        <w:t xml:space="preserve"> Training Loss per Hyperparameter Configuration (</w:t>
+      </w:r>
+      <w:proofErr w:type="spellStart"/>
+      <w:r>
+        <w:rPr>
+          <w:i/>
+          <w:iCs/>
+          <w:sz w:val="20"/>
+          <w:szCs w:val="20"/>
+        </w:rPr>
+        <w:t>Optuna</w:t>
+      </w:r>
+      <w:proofErr w:type="spellEnd"/>
+      <w:r>
+        <w:rPr>
+          <w:i/>
+          <w:iCs/>
+          <w:sz w:val="20"/>
+          <w:szCs w:val="20"/>
+        </w:rPr>
+        <w:t xml:space="preserve"> - 20</w:t>
+      </w:r>
+      <w:r>
+        <w:rPr>
+          <w:i/>
+          <w:iCs/>
+          <w:sz w:val="20"/>
+          <w:szCs w:val="20"/>
+        </w:rPr>
+        <w:t>l)</w:t>
+      </w:r>
+    </w:p>
+    <w:p>
+      <w:pPr>
+        <w:jc w:val="center"/>
+        <w:rPr>
+          <w:i/>
+          <w:iCs/>
+          <w:sz w:val="20"/>
+          <w:szCs w:val="20"/>
+        </w:rPr>
+      </w:pPr>
+    </w:p>
+    <w:p>
+      <w:pPr>
+        <w:jc w:val="center"/>
+        <w:rPr>
+          <w:i/>
+          <w:iCs/>
+          <w:sz w:val="20"/>
+          <w:szCs w:val="20"/>
+        </w:rPr>
+      </w:pPr>
+    </w:p>
+    <w:p>
+      <w:pPr>
+        <w:rPr>
+          <w:i/>
+          <w:iCs/>
+          <w:sz w:val="20"/>
+          <w:szCs w:val="20"/>
+        </w:rPr>
+      </w:pPr>
+    </w:p>
+    <w:p>
+      <w:pPr>
+        <w:jc w:val="center"/>
+        <w:rPr>
+          <w:i/>
+          <w:iCs/>
+          <w:sz w:val="20"/>
+          <w:szCs w:val="20"/>
+        </w:rPr>
+      </w:pPr>
+    </w:p>
+    <w:tbl>
+      <w:tblPr>
+        <w:tblStyle w:val="TableGrid"/>
+        <w:tblW w:w="9625" w:type="dxa"/>
+        <w:tblLook w:val="04A0" w:firstRow="1" w:lastRow="0" w:firstColumn="1" w:lastColumn="0" w:noHBand="0" w:noVBand="1"/>
+      </w:tblPr>
+      <w:tblGrid>
+        <w:gridCol w:w="1165"/>
+        <w:gridCol w:w="8460"/>
+      </w:tblGrid>
+      <w:tr>
+        <w:tc>
+          <w:tcPr>
+            <w:tcW w:w="1165" w:type="dxa"/>
+          </w:tcPr>
+          <w:p>
+            <w:pPr>
+              <w:jc w:val="center"/>
+              <w:rPr>
+                <w:b/>
+                <w:bCs/>
+                <w:sz w:val="22"/>
+                <w:szCs w:val="22"/>
+              </w:rPr>
+            </w:pPr>
+            <w:r>
+              <w:rPr>
+                <w:b/>
+                <w:bCs/>
+                <w:sz w:val="22"/>
+                <w:szCs w:val="22"/>
+              </w:rPr>
+              <w:t>Config ID</w:t>
+            </w:r>
+          </w:p>
+        </w:tc>
+        <w:tc>
+          <w:tcPr>
+            <w:tcW w:w="8460" w:type="dxa"/>
+          </w:tcPr>
+          <w:p>
+            <w:pPr>
+              <w:jc w:val="center"/>
+              <w:rPr>
+                <w:b/>
+                <w:bCs/>
+                <w:sz w:val="22"/>
+                <w:szCs w:val="22"/>
+              </w:rPr>
+            </w:pPr>
+            <w:proofErr w:type="spellStart"/>
+            <w:r>
+              <w:rPr>
+                <w:b/>
+                <w:bCs/>
+                <w:sz w:val="22"/>
+                <w:szCs w:val="22"/>
+              </w:rPr>
+              <w:t>Optuna</w:t>
+            </w:r>
+            <w:proofErr w:type="spellEnd"/>
+            <w:r>
+              <w:rPr>
+                <w:b/>
+                <w:bCs/>
+                <w:sz w:val="22"/>
+                <w:szCs w:val="22"/>
+              </w:rPr>
+              <w:t xml:space="preserve"> Parameter Configuration</w:t>
+            </w:r>
+          </w:p>
+        </w:tc>
+      </w:tr>
+      <w:tr>
+        <w:tc>
+          <w:tcPr>
+            <w:tcW w:w="1165" w:type="dxa"/>
+          </w:tcPr>
+          <w:p>
+            <w:pPr>
+              <w:jc w:val="center"/>
+              <w:rPr>
+                <w:sz w:val="20"/>
+                <w:szCs w:val="20"/>
+              </w:rPr>
+            </w:pPr>
+            <w:r>
+              <w:rPr>
+                <w:sz w:val="20"/>
+                <w:szCs w:val="20"/>
+              </w:rPr>
+              <w:t>config_1</w:t>
+            </w:r>
+          </w:p>
+        </w:tc>
+        <w:tc>
+          <w:tcPr>
+            <w:tcW w:w="8460" w:type="dxa"/>
+          </w:tcPr>
+          <w:p>
+            <w:pPr>
+              <w:rPr>
+                <w:sz w:val="20"/>
+                <w:szCs w:val="20"/>
+              </w:rPr>
+            </w:pPr>
+            <w:proofErr w:type="spellStart"/>
+            <w:r>
+              <w:rPr>
+                <w:sz w:val="20"/>
+                <w:szCs w:val="20"/>
+              </w:rPr>
+              <w:t>lr</w:t>
+            </w:r>
+            <w:proofErr w:type="spellEnd"/>
+            <w:r>
+              <w:rPr>
+                <w:sz w:val="20"/>
+                <w:szCs w:val="20"/>
+              </w:rPr>
+              <w:t xml:space="preserve">: 0.0019476838464710998, alpha: 0.800025289324904, eps: 1.1392983025644397e-07, momentum: 0.3701973165945234, </w:t>
+            </w:r>
+            <w:proofErr w:type="spellStart"/>
+            <w:r>
+              <w:rPr>
+                <w:sz w:val="20"/>
+                <w:szCs w:val="20"/>
+              </w:rPr>
+              <w:t>weight_decay</w:t>
+            </w:r>
+            <w:proofErr w:type="spellEnd"/>
+            <w:r>
+              <w:rPr>
+                <w:sz w:val="20"/>
+                <w:szCs w:val="20"/>
+              </w:rPr>
+              <w:t>: 0.008424534983398027</w:t>
+            </w:r>
+          </w:p>
+        </w:tc>
+      </w:tr>
+      <w:tr>
+        <w:tc>
+          <w:tcPr>
+            <w:tcW w:w="1165" w:type="dxa"/>
+          </w:tcPr>
+          <w:p>
+            <w:pPr>
+              <w:jc w:val="center"/>
+              <w:rPr>
+                <w:sz w:val="20"/>
+                <w:szCs w:val="20"/>
+              </w:rPr>
+            </w:pPr>
+            <w:r>
+              <w:rPr>
+                <w:sz w:val="20"/>
+                <w:szCs w:val="20"/>
+              </w:rPr>
+              <w:t>config_2</w:t>
+            </w:r>
+          </w:p>
+        </w:tc>
+        <w:tc>
+          <w:tcPr>
+            <w:tcW w:w="8460" w:type="dxa"/>
+          </w:tcPr>
+          <w:p>
+            <w:pPr>
+              <w:rPr>
+                <w:sz w:val="20"/>
+                <w:szCs w:val="20"/>
+              </w:rPr>
+            </w:pPr>
+            <w:proofErr w:type="spellStart"/>
+            <w:r>
+              <w:rPr>
+                <w:sz w:val="20"/>
+                <w:szCs w:val="20"/>
+              </w:rPr>
+              <w:t>lr</w:t>
+            </w:r>
+            <w:proofErr w:type="spellEnd"/>
+            <w:r>
+              <w:rPr>
+                <w:sz w:val="20"/>
+                <w:szCs w:val="20"/>
+              </w:rPr>
+              <w:t xml:space="preserve">: 0.0002705494845786357, alpha: 0.8024846649464388, eps: 4.198054585997742e-09, momentum: 0.37094913506955823, </w:t>
+            </w:r>
+            <w:proofErr w:type="spellStart"/>
+            <w:r>
+              <w:rPr>
+                <w:sz w:val="20"/>
+                <w:szCs w:val="20"/>
+              </w:rPr>
+              <w:t>weight_decay</w:t>
+            </w:r>
+            <w:proofErr w:type="spellEnd"/>
+            <w:r>
+              <w:rPr>
+                <w:sz w:val="20"/>
+                <w:szCs w:val="20"/>
+              </w:rPr>
+              <w:t>: 0.0002894154724905874</w:t>
+            </w:r>
+          </w:p>
+        </w:tc>
+      </w:tr>
+      <w:tr>
+        <w:tc>
+          <w:tcPr>
+            <w:tcW w:w="1165" w:type="dxa"/>
+          </w:tcPr>
+          <w:p>
+            <w:pPr>
+              <w:jc w:val="center"/>
+              <w:rPr>
+                <w:sz w:val="20"/>
+                <w:szCs w:val="20"/>
+              </w:rPr>
+            </w:pPr>
+            <w:r>
+              <w:rPr>
+                <w:sz w:val="20"/>
+                <w:szCs w:val="20"/>
+              </w:rPr>
+              <w:t>config_</w:t>
+            </w:r>
+            <w:r>
+              <w:rPr>
+                <w:sz w:val="20"/>
+                <w:szCs w:val="20"/>
+              </w:rPr>
+              <w:t>3</w:t>
+            </w:r>
+          </w:p>
+        </w:tc>
+        <w:tc>
+          <w:tcPr>
+            <w:tcW w:w="8460" w:type="dxa"/>
+          </w:tcPr>
+          <w:p>
+            <w:pPr>
+              <w:rPr>
+                <w:sz w:val="20"/>
+                <w:szCs w:val="20"/>
+              </w:rPr>
+            </w:pPr>
+            <w:proofErr w:type="spellStart"/>
+            <w:r>
+              <w:rPr>
+                <w:sz w:val="20"/>
+                <w:szCs w:val="20"/>
+              </w:rPr>
+              <w:t>lr</w:t>
+            </w:r>
+            <w:proofErr w:type="spellEnd"/>
+            <w:r>
+              <w:rPr>
+                <w:sz w:val="20"/>
+                <w:szCs w:val="20"/>
+              </w:rPr>
+              <w:t xml:space="preserve">: 0.026640584134882614, alpha: 0.8032514072130412, eps: 9.270481985035688e-09, momentum: 0.0846827861457791, </w:t>
+            </w:r>
+            <w:proofErr w:type="spellStart"/>
+            <w:r>
+              <w:rPr>
+                <w:sz w:val="20"/>
+                <w:szCs w:val="20"/>
+              </w:rPr>
+              <w:t>weight_decay</w:t>
+            </w:r>
+            <w:proofErr w:type="spellEnd"/>
+            <w:r>
+              <w:rPr>
+                <w:sz w:val="20"/>
+                <w:szCs w:val="20"/>
+              </w:rPr>
+              <w:t>: 0.001360555088824136</w:t>
+            </w:r>
+          </w:p>
+        </w:tc>
+      </w:tr>
+      <w:tr>
+        <w:tc>
+          <w:tcPr>
+            <w:tcW w:w="1165" w:type="dxa"/>
+          </w:tcPr>
+          <w:p>
+            <w:pPr>
+              <w:jc w:val="center"/>
+              <w:rPr>
+                <w:sz w:val="20"/>
+                <w:szCs w:val="20"/>
+              </w:rPr>
+            </w:pPr>
+            <w:r>
+              <w:rPr>
+                <w:sz w:val="20"/>
+                <w:szCs w:val="20"/>
+              </w:rPr>
+              <w:t>config_</w:t>
+            </w:r>
+            <w:r>
+              <w:rPr>
+                <w:sz w:val="20"/>
+                <w:szCs w:val="20"/>
+              </w:rPr>
+              <w:t>4</w:t>
+            </w:r>
+          </w:p>
+        </w:tc>
+        <w:tc>
+          <w:tcPr>
+            <w:tcW w:w="8460" w:type="dxa"/>
+          </w:tcPr>
+          <w:p>
+            <w:pPr>
+              <w:rPr>
+                <w:sz w:val="20"/>
+                <w:szCs w:val="20"/>
+              </w:rPr>
+            </w:pPr>
+            <w:proofErr w:type="spellStart"/>
+            <w:r>
+              <w:rPr>
+                <w:sz w:val="20"/>
+                <w:szCs w:val="20"/>
+              </w:rPr>
+              <w:t>lr</w:t>
+            </w:r>
+            <w:proofErr w:type="spellEnd"/>
+            <w:r>
+              <w:rPr>
+                <w:sz w:val="20"/>
+                <w:szCs w:val="20"/>
+              </w:rPr>
+              <w:t xml:space="preserve">: 0.034980420096149156, alpha: 0.9781040889843617, eps: 4.979793789604447e-07, momentum: 0.08872365680660942, </w:t>
+            </w:r>
+            <w:proofErr w:type="spellStart"/>
+            <w:r>
+              <w:rPr>
+                <w:sz w:val="20"/>
+                <w:szCs w:val="20"/>
+              </w:rPr>
+              <w:t>weight_decay</w:t>
+            </w:r>
+            <w:proofErr w:type="spellEnd"/>
+            <w:r>
+              <w:rPr>
+                <w:sz w:val="20"/>
+                <w:szCs w:val="20"/>
+              </w:rPr>
+              <w:t>: 0.0012181438359676958</w:t>
+            </w:r>
+          </w:p>
+        </w:tc>
+      </w:tr>
+      <w:tr>
+        <w:tc>
+          <w:tcPr>
+            <w:tcW w:w="1165" w:type="dxa"/>
+          </w:tcPr>
+          <w:p>
+            <w:pPr>
+              <w:jc w:val="center"/>
+              <w:rPr>
+                <w:sz w:val="20"/>
+                <w:szCs w:val="20"/>
+              </w:rPr>
+            </w:pPr>
+            <w:r>
+              <w:rPr>
+                <w:sz w:val="20"/>
+                <w:szCs w:val="20"/>
+              </w:rPr>
+              <w:t>config_</w:t>
+            </w:r>
+            <w:r>
+              <w:rPr>
+                <w:sz w:val="20"/>
+                <w:szCs w:val="20"/>
+              </w:rPr>
+              <w:t>5</w:t>
+            </w:r>
+          </w:p>
+        </w:tc>
+        <w:tc>
+          <w:tcPr>
+            <w:tcW w:w="8460" w:type="dxa"/>
+          </w:tcPr>
+          <w:p>
+            <w:pPr>
+              <w:rPr>
+                <w:sz w:val="20"/>
+                <w:szCs w:val="20"/>
+              </w:rPr>
+            </w:pPr>
+            <w:proofErr w:type="spellStart"/>
+            <w:r>
+              <w:rPr>
+                <w:sz w:val="20"/>
+                <w:szCs w:val="20"/>
+              </w:rPr>
+              <w:t>lr</w:t>
+            </w:r>
+            <w:proofErr w:type="spellEnd"/>
+            <w:r>
+              <w:rPr>
+                <w:sz w:val="20"/>
+                <w:szCs w:val="20"/>
+              </w:rPr>
+              <w:t xml:space="preserve">: 0.0011600597275032583, alpha: 0.8218467767968733, eps: 2.2189459466856255e-09, momentum: 0.742988986089937, </w:t>
+            </w:r>
+            <w:proofErr w:type="spellStart"/>
+            <w:r>
+              <w:rPr>
+                <w:sz w:val="20"/>
+                <w:szCs w:val="20"/>
+              </w:rPr>
+              <w:t>weight_decay</w:t>
+            </w:r>
+            <w:proofErr w:type="spellEnd"/>
+            <w:r>
+              <w:rPr>
+                <w:sz w:val="20"/>
+                <w:szCs w:val="20"/>
+              </w:rPr>
+              <w:t>: 1.0528704406305239e-05</w:t>
+            </w:r>
+          </w:p>
+        </w:tc>
+      </w:tr>
+      <w:tr>
+        <w:tc>
+          <w:tcPr>
+            <w:tcW w:w="1165" w:type="dxa"/>
+          </w:tcPr>
+          <w:p>
+            <w:pPr>
+              <w:jc w:val="center"/>
+              <w:rPr>
+                <w:sz w:val="20"/>
+                <w:szCs w:val="20"/>
+              </w:rPr>
+            </w:pPr>
+            <w:r>
+              <w:rPr>
+                <w:sz w:val="20"/>
+                <w:szCs w:val="20"/>
+              </w:rPr>
+              <w:t>config_</w:t>
+            </w:r>
+            <w:r>
+              <w:rPr>
+                <w:sz w:val="20"/>
+                <w:szCs w:val="20"/>
+              </w:rPr>
+              <w:t>6</w:t>
+            </w:r>
+          </w:p>
+        </w:tc>
+        <w:tc>
+          <w:tcPr>
+            <w:tcW w:w="8460" w:type="dxa"/>
+          </w:tcPr>
+          <w:p>
+            <w:pPr>
+              <w:rPr>
+                <w:sz w:val="20"/>
+                <w:szCs w:val="20"/>
+              </w:rPr>
+            </w:pPr>
+            <w:proofErr w:type="spellStart"/>
+            <w:r>
+              <w:rPr>
+                <w:sz w:val="20"/>
+                <w:szCs w:val="20"/>
+              </w:rPr>
+              <w:t>lr</w:t>
+            </w:r>
+            <w:proofErr w:type="spellEnd"/>
+            <w:r>
+              <w:rPr>
+                <w:sz w:val="20"/>
+                <w:szCs w:val="20"/>
+              </w:rPr>
+              <w:t xml:space="preserve">: 0.000768535818087759, alpha: 0.9042889462647967, eps: 9.41157015652493e-08, momentum: 0.673943614017454, </w:t>
+            </w:r>
+            <w:proofErr w:type="spellStart"/>
+            <w:r>
+              <w:rPr>
+                <w:sz w:val="20"/>
+                <w:szCs w:val="20"/>
+              </w:rPr>
+              <w:t>weight_decay</w:t>
+            </w:r>
+            <w:proofErr w:type="spellEnd"/>
+            <w:r>
+              <w:rPr>
+                <w:sz w:val="20"/>
+                <w:szCs w:val="20"/>
+              </w:rPr>
+              <w:t>: 0.0019084424978012544</w:t>
+            </w:r>
+          </w:p>
+        </w:tc>
+      </w:tr>
+      <w:tr>
+        <w:tc>
+          <w:tcPr>
+            <w:tcW w:w="1165" w:type="dxa"/>
+          </w:tcPr>
+          <w:p>
+            <w:pPr>
+              <w:jc w:val="center"/>
+              <w:rPr>
+                <w:sz w:val="20"/>
+                <w:szCs w:val="20"/>
+              </w:rPr>
+            </w:pPr>
+            <w:r>
+              <w:rPr>
+                <w:sz w:val="20"/>
+                <w:szCs w:val="20"/>
+              </w:rPr>
+              <w:t>config_</w:t>
+            </w:r>
+            <w:r>
+              <w:rPr>
+                <w:sz w:val="20"/>
+                <w:szCs w:val="20"/>
+              </w:rPr>
+              <w:t>7</w:t>
+            </w:r>
+          </w:p>
+        </w:tc>
+        <w:tc>
+          <w:tcPr>
+            <w:tcW w:w="8460" w:type="dxa"/>
+          </w:tcPr>
+          <w:p>
+            <w:pPr>
+              <w:rPr>
+                <w:sz w:val="20"/>
+                <w:szCs w:val="20"/>
+              </w:rPr>
+            </w:pPr>
+            <w:proofErr w:type="spellStart"/>
+            <w:r>
+              <w:rPr>
+                <w:sz w:val="20"/>
+                <w:szCs w:val="20"/>
+              </w:rPr>
+              <w:t>lr</w:t>
+            </w:r>
+            <w:proofErr w:type="spellEnd"/>
+            <w:r>
+              <w:rPr>
+                <w:sz w:val="20"/>
+                <w:szCs w:val="20"/>
+              </w:rPr>
+              <w:t xml:space="preserve">: 0.0002334045588745601, alpha: 0.8940495196165702, eps: 4.4149719128883496e-08, momentum: 0.08237981675673965, </w:t>
+            </w:r>
+            <w:proofErr w:type="spellStart"/>
+            <w:r>
+              <w:rPr>
+                <w:sz w:val="20"/>
+                <w:szCs w:val="20"/>
+              </w:rPr>
+              <w:t>weight_decay</w:t>
+            </w:r>
+            <w:proofErr w:type="spellEnd"/>
+            <w:r>
+              <w:rPr>
+                <w:sz w:val="20"/>
+                <w:szCs w:val="20"/>
+              </w:rPr>
+              <w:t>: 0.00042734085143992894</w:t>
+            </w:r>
+          </w:p>
+        </w:tc>
+      </w:tr>
+      <w:tr>
+        <w:tc>
+          <w:tcPr>
+            <w:tcW w:w="1165" w:type="dxa"/>
+          </w:tcPr>
+          <w:p>
+            <w:pPr>
+              <w:jc w:val="center"/>
+              <w:rPr>
+                <w:sz w:val="20"/>
+                <w:szCs w:val="20"/>
+              </w:rPr>
+            </w:pPr>
+            <w:r>
+              <w:rPr>
+                <w:sz w:val="20"/>
+                <w:szCs w:val="20"/>
+              </w:rPr>
+              <w:t>config_</w:t>
+            </w:r>
+            <w:r>
+              <w:rPr>
+                <w:sz w:val="20"/>
+                <w:szCs w:val="20"/>
+              </w:rPr>
+              <w:t>8</w:t>
+            </w:r>
+          </w:p>
+        </w:tc>
+        <w:tc>
+          <w:tcPr>
+            <w:tcW w:w="8460" w:type="dxa"/>
+          </w:tcPr>
+          <w:p>
+            <w:pPr>
+              <w:rPr>
+                <w:sz w:val="20"/>
+                <w:szCs w:val="20"/>
+              </w:rPr>
+            </w:pPr>
+            <w:proofErr w:type="spellStart"/>
+            <w:r>
+              <w:rPr>
+                <w:sz w:val="20"/>
+                <w:szCs w:val="20"/>
+              </w:rPr>
+              <w:t>lr</w:t>
+            </w:r>
+            <w:proofErr w:type="spellEnd"/>
+            <w:r>
+              <w:rPr>
+                <w:sz w:val="20"/>
+                <w:szCs w:val="20"/>
+              </w:rPr>
+              <w:t xml:space="preserve">: 1.2404761911649825e-05, alpha: 0.9788952427470539, eps: 2.024479373363253e-09, momentum: 0.0907740093921802, </w:t>
+            </w:r>
+            <w:proofErr w:type="spellStart"/>
+            <w:r>
+              <w:rPr>
+                <w:sz w:val="20"/>
+                <w:szCs w:val="20"/>
+              </w:rPr>
+              <w:t>weight_decay</w:t>
+            </w:r>
+            <w:proofErr w:type="spellEnd"/>
+            <w:r>
+              <w:rPr>
+                <w:sz w:val="20"/>
+                <w:szCs w:val="20"/>
+              </w:rPr>
+              <w:t>: 2.829317153761786e-05</w:t>
+            </w:r>
+          </w:p>
+        </w:tc>
+      </w:tr>
+      <w:tr>
+        <w:tc>
+          <w:tcPr>
+            <w:tcW w:w="1165" w:type="dxa"/>
+          </w:tcPr>
+          <w:p>
+            <w:pPr>
+              <w:jc w:val="center"/>
+              <w:rPr>
+                <w:sz w:val="20"/>
+                <w:szCs w:val="20"/>
+              </w:rPr>
+            </w:pPr>
+            <w:r>
+              <w:rPr>
+                <w:sz w:val="20"/>
+                <w:szCs w:val="20"/>
+              </w:rPr>
+              <w:t>config_</w:t>
+            </w:r>
+            <w:r>
+              <w:rPr>
+                <w:sz w:val="20"/>
+                <w:szCs w:val="20"/>
+              </w:rPr>
+              <w:t>9</w:t>
+            </w:r>
+          </w:p>
+        </w:tc>
+        <w:tc>
+          <w:tcPr>
+            <w:tcW w:w="8460" w:type="dxa"/>
+          </w:tcPr>
+          <w:p>
+            <w:pPr>
+              <w:rPr>
+                <w:sz w:val="20"/>
+                <w:szCs w:val="20"/>
+              </w:rPr>
+            </w:pPr>
+            <w:proofErr w:type="spellStart"/>
+            <w:r>
+              <w:rPr>
+                <w:sz w:val="20"/>
+                <w:szCs w:val="20"/>
+              </w:rPr>
+              <w:t>lr</w:t>
+            </w:r>
+            <w:proofErr w:type="spellEnd"/>
+            <w:r>
+              <w:rPr>
+                <w:sz w:val="20"/>
+                <w:szCs w:val="20"/>
+              </w:rPr>
+              <w:t xml:space="preserve">: 0.0002550150677454392, alpha: 0.80389512838779, eps: 3.986609347193261e-08, momentum: 0.4143386878657271, </w:t>
+            </w:r>
+            <w:proofErr w:type="spellStart"/>
+            <w:r>
+              <w:rPr>
+                <w:sz w:val="20"/>
+                <w:szCs w:val="20"/>
+              </w:rPr>
+              <w:t>weight_decay</w:t>
+            </w:r>
+            <w:proofErr w:type="spellEnd"/>
+            <w:r>
+              <w:rPr>
+                <w:sz w:val="20"/>
+                <w:szCs w:val="20"/>
+              </w:rPr>
+              <w:t>: 9.601853921513595e-05</w:t>
+            </w:r>
+          </w:p>
+        </w:tc>
+      </w:tr>
+      <w:tr>
+        <w:tc>
+          <w:tcPr>
+            <w:tcW w:w="1165" w:type="dxa"/>
+          </w:tcPr>
+          <w:p>
+            <w:pPr>
+              <w:jc w:val="center"/>
+              <w:rPr>
+                <w:sz w:val="20"/>
+                <w:szCs w:val="20"/>
+              </w:rPr>
+            </w:pPr>
+            <w:r>
+              <w:rPr>
+                <w:sz w:val="20"/>
+                <w:szCs w:val="20"/>
+              </w:rPr>
+              <w:t>config_</w:t>
+            </w:r>
+            <w:r>
+              <w:rPr>
+                <w:sz w:val="20"/>
+                <w:szCs w:val="20"/>
+              </w:rPr>
+              <w:t>10</w:t>
+            </w:r>
+          </w:p>
+        </w:tc>
+        <w:tc>
+          <w:tcPr>
+            <w:tcW w:w="8460" w:type="dxa"/>
+          </w:tcPr>
+          <w:p>
+            <w:pPr>
+              <w:rPr>
+                <w:sz w:val="20"/>
+                <w:szCs w:val="20"/>
+              </w:rPr>
+            </w:pPr>
+            <w:proofErr w:type="spellStart"/>
+            <w:r>
+              <w:rPr>
+                <w:sz w:val="20"/>
+                <w:szCs w:val="20"/>
+              </w:rPr>
+              <w:t>lr</w:t>
+            </w:r>
+            <w:proofErr w:type="spellEnd"/>
+            <w:r>
+              <w:rPr>
+                <w:sz w:val="20"/>
+                <w:szCs w:val="20"/>
+              </w:rPr>
+              <w:t xml:space="preserve">: 0.00019303211473271065, alpha: 0.8016473102350582, eps: 1.0647457307653659e-09, momentum: 0.1198568520124796, </w:t>
+            </w:r>
+            <w:proofErr w:type="spellStart"/>
+            <w:r>
+              <w:rPr>
+                <w:sz w:val="20"/>
+                <w:szCs w:val="20"/>
+              </w:rPr>
+              <w:t>weight_decay</w:t>
+            </w:r>
+            <w:proofErr w:type="spellEnd"/>
+            <w:r>
+              <w:rPr>
+                <w:sz w:val="20"/>
+                <w:szCs w:val="20"/>
+              </w:rPr>
+              <w:t>: 0.0005523698410613538</w:t>
+            </w:r>
+          </w:p>
+        </w:tc>
+      </w:tr>
+      <w:tr>
+        <w:tc>
+          <w:tcPr>
+            <w:tcW w:w="1165" w:type="dxa"/>
+          </w:tcPr>
+          <w:p>
+            <w:pPr>
+              <w:jc w:val="center"/>
+              <w:rPr>
+                <w:sz w:val="20"/>
+                <w:szCs w:val="20"/>
+              </w:rPr>
+            </w:pPr>
+            <w:r>
+              <w:rPr>
+                <w:sz w:val="20"/>
+                <w:szCs w:val="20"/>
+              </w:rPr>
+              <w:t>config_</w:t>
+            </w:r>
+            <w:r>
+              <w:rPr>
+                <w:sz w:val="20"/>
+                <w:szCs w:val="20"/>
+              </w:rPr>
+              <w:t>11</w:t>
+            </w:r>
+          </w:p>
+        </w:tc>
+        <w:tc>
+          <w:tcPr>
+            <w:tcW w:w="8460" w:type="dxa"/>
+          </w:tcPr>
+          <w:p>
+            <w:pPr>
+              <w:rPr>
+                <w:sz w:val="20"/>
+                <w:szCs w:val="20"/>
+              </w:rPr>
+            </w:pPr>
+            <w:proofErr w:type="spellStart"/>
+            <w:r>
+              <w:rPr>
+                <w:sz w:val="20"/>
+                <w:szCs w:val="20"/>
+              </w:rPr>
+              <w:t>lr</w:t>
+            </w:r>
+            <w:proofErr w:type="spellEnd"/>
+            <w:r>
+              <w:rPr>
+                <w:sz w:val="20"/>
+                <w:szCs w:val="20"/>
+              </w:rPr>
+              <w:t xml:space="preserve">: 0.006011183112880236, alpha: 0.8599834287351458, eps: 7.376919810051015e-07, momentum: 0.8711558869622029, </w:t>
+            </w:r>
+            <w:proofErr w:type="spellStart"/>
+            <w:r>
+              <w:rPr>
+                <w:sz w:val="20"/>
+                <w:szCs w:val="20"/>
+              </w:rPr>
+              <w:t>weight_decay</w:t>
+            </w:r>
+            <w:proofErr w:type="spellEnd"/>
+            <w:r>
+              <w:rPr>
+                <w:sz w:val="20"/>
+                <w:szCs w:val="20"/>
+              </w:rPr>
+              <w:t>: 1.0265162904399288e-05</w:t>
+            </w:r>
+          </w:p>
+        </w:tc>
+      </w:tr>
+      <w:tr>
+        <w:tc>
+          <w:tcPr>
+            <w:tcW w:w="1165" w:type="dxa"/>
+          </w:tcPr>
+          <w:p>
+            <w:pPr>
+              <w:jc w:val="center"/>
+              <w:rPr>
+                <w:sz w:val="20"/>
+                <w:szCs w:val="20"/>
+              </w:rPr>
+            </w:pPr>
+            <w:r>
+              <w:rPr>
+                <w:sz w:val="20"/>
+                <w:szCs w:val="20"/>
+              </w:rPr>
+              <w:t>config_</w:t>
+            </w:r>
+            <w:r>
+              <w:rPr>
+                <w:sz w:val="20"/>
+                <w:szCs w:val="20"/>
+              </w:rPr>
+              <w:t>12</w:t>
+            </w:r>
+          </w:p>
+        </w:tc>
+        <w:tc>
+          <w:tcPr>
+            <w:tcW w:w="8460" w:type="dxa"/>
+          </w:tcPr>
+          <w:p>
+            <w:pPr>
+              <w:rPr>
+                <w:sz w:val="20"/>
+                <w:szCs w:val="20"/>
+              </w:rPr>
+            </w:pPr>
+            <w:proofErr w:type="spellStart"/>
+            <w:r>
+              <w:rPr>
+                <w:sz w:val="20"/>
+                <w:szCs w:val="20"/>
+              </w:rPr>
+              <w:t>lr</w:t>
+            </w:r>
+            <w:proofErr w:type="spellEnd"/>
+            <w:r>
+              <w:rPr>
+                <w:sz w:val="20"/>
+                <w:szCs w:val="20"/>
+              </w:rPr>
+              <w:t xml:space="preserve">: 3.5621346912319085e-05, alpha: 0.8477740400140249, eps: 4.84430111698863e-09, momentum: 0.5868313213886879, </w:t>
+            </w:r>
+            <w:proofErr w:type="spellStart"/>
+            <w:r>
+              <w:rPr>
+                <w:sz w:val="20"/>
+                <w:szCs w:val="20"/>
+              </w:rPr>
+              <w:t>weight_decay</w:t>
+            </w:r>
+            <w:proofErr w:type="spellEnd"/>
+            <w:r>
+              <w:rPr>
+                <w:sz w:val="20"/>
+                <w:szCs w:val="20"/>
+              </w:rPr>
+              <w:t>: 9.914886573284521e-05</w:t>
+            </w:r>
+          </w:p>
+        </w:tc>
+      </w:tr>
+      <w:tr>
+        <w:tc>
+          <w:tcPr>
+            <w:tcW w:w="1165" w:type="dxa"/>
+          </w:tcPr>
+          <w:p>
+            <w:pPr>
+              <w:jc w:val="center"/>
+              <w:rPr>
+                <w:sz w:val="20"/>
+                <w:szCs w:val="20"/>
+              </w:rPr>
+            </w:pPr>
+            <w:r>
+              <w:rPr>
+                <w:sz w:val="20"/>
+                <w:szCs w:val="20"/>
+              </w:rPr>
+              <w:t>config_</w:t>
+            </w:r>
+            <w:r>
+              <w:rPr>
+                <w:sz w:val="20"/>
+                <w:szCs w:val="20"/>
+              </w:rPr>
+              <w:t>13</w:t>
+            </w:r>
+          </w:p>
+        </w:tc>
+        <w:tc>
+          <w:tcPr>
+            <w:tcW w:w="8460" w:type="dxa"/>
+          </w:tcPr>
+          <w:p>
+            <w:pPr>
+              <w:rPr>
+                <w:sz w:val="20"/>
+                <w:szCs w:val="20"/>
+              </w:rPr>
+            </w:pPr>
+            <w:proofErr w:type="spellStart"/>
+            <w:r>
+              <w:rPr>
+                <w:sz w:val="20"/>
+                <w:szCs w:val="20"/>
+              </w:rPr>
+              <w:t>lr</w:t>
+            </w:r>
+            <w:proofErr w:type="spellEnd"/>
+            <w:r>
+              <w:rPr>
+                <w:sz w:val="20"/>
+                <w:szCs w:val="20"/>
+              </w:rPr>
+              <w:t xml:space="preserve">: 0.0034203568468211955, alpha: 0.8411710612200827, eps: 7.387250959134082e-09, momentum: 0.8623258136563945, </w:t>
+            </w:r>
+            <w:proofErr w:type="spellStart"/>
+            <w:r>
+              <w:rPr>
+                <w:sz w:val="20"/>
+                <w:szCs w:val="20"/>
+              </w:rPr>
+              <w:t>weight_decay</w:t>
+            </w:r>
+            <w:proofErr w:type="spellEnd"/>
+            <w:r>
+              <w:rPr>
+                <w:sz w:val="20"/>
+                <w:szCs w:val="20"/>
+              </w:rPr>
+              <w:t>: 9.980396672648531e-05</w:t>
+            </w:r>
+          </w:p>
+        </w:tc>
+      </w:tr>
+      <w:tr>
+        <w:tc>
+          <w:tcPr>
+            <w:tcW w:w="1165" w:type="dxa"/>
+          </w:tcPr>
+          <w:p>
+            <w:pPr>
+              <w:jc w:val="center"/>
+              <w:rPr>
+                <w:sz w:val="20"/>
+                <w:szCs w:val="20"/>
+              </w:rPr>
+            </w:pPr>
+            <w:r>
+              <w:rPr>
+                <w:sz w:val="20"/>
+                <w:szCs w:val="20"/>
+              </w:rPr>
+              <w:t>config_</w:t>
+            </w:r>
+            <w:r>
+              <w:rPr>
+                <w:sz w:val="20"/>
+                <w:szCs w:val="20"/>
+              </w:rPr>
+              <w:t>14</w:t>
+            </w:r>
+          </w:p>
+        </w:tc>
+        <w:tc>
+          <w:tcPr>
+            <w:tcW w:w="8460" w:type="dxa"/>
+          </w:tcPr>
+          <w:p>
+            <w:pPr>
+              <w:rPr>
+                <w:sz w:val="20"/>
+                <w:szCs w:val="20"/>
+              </w:rPr>
+            </w:pPr>
+            <w:proofErr w:type="spellStart"/>
+            <w:r>
+              <w:rPr>
+                <w:sz w:val="20"/>
+                <w:szCs w:val="20"/>
+              </w:rPr>
+              <w:t>lr</w:t>
+            </w:r>
+            <w:proofErr w:type="spellEnd"/>
+            <w:r>
+              <w:rPr>
+                <w:sz w:val="20"/>
+                <w:szCs w:val="20"/>
+              </w:rPr>
+              <w:t xml:space="preserve">: 0.0008147881236065796, alpha: 0.8385344255851751, eps: 2.9884607395327503e-09, momentum: 0.31785473211953924, </w:t>
+            </w:r>
+            <w:proofErr w:type="spellStart"/>
+            <w:r>
+              <w:rPr>
+                <w:sz w:val="20"/>
+                <w:szCs w:val="20"/>
+              </w:rPr>
+              <w:t>weight_decay</w:t>
+            </w:r>
+            <w:proofErr w:type="spellEnd"/>
+            <w:r>
+              <w:rPr>
+                <w:sz w:val="20"/>
+                <w:szCs w:val="20"/>
+              </w:rPr>
+              <w:t>: 1.1508825568035366e-05</w:t>
+            </w:r>
+          </w:p>
+        </w:tc>
+      </w:tr>
+      <w:tr>
+        <w:tc>
+          <w:tcPr>
+            <w:tcW w:w="1165" w:type="dxa"/>
+          </w:tcPr>
+          <w:p>
+            <w:pPr>
+              <w:jc w:val="center"/>
+              <w:rPr>
+                <w:sz w:val="20"/>
+                <w:szCs w:val="20"/>
+              </w:rPr>
+            </w:pPr>
+            <w:r>
+              <w:rPr>
+                <w:sz w:val="20"/>
+                <w:szCs w:val="20"/>
+              </w:rPr>
+              <w:t>config_</w:t>
+            </w:r>
+            <w:r>
+              <w:rPr>
+                <w:sz w:val="20"/>
+                <w:szCs w:val="20"/>
+              </w:rPr>
+              <w:t>15</w:t>
+            </w:r>
+          </w:p>
+        </w:tc>
+        <w:tc>
+          <w:tcPr>
+            <w:tcW w:w="8460" w:type="dxa"/>
+          </w:tcPr>
+          <w:p>
+            <w:pPr>
+              <w:rPr>
+                <w:sz w:val="20"/>
+                <w:szCs w:val="20"/>
+              </w:rPr>
+            </w:pPr>
+            <w:proofErr w:type="spellStart"/>
+            <w:r>
+              <w:rPr>
+                <w:sz w:val="20"/>
+                <w:szCs w:val="20"/>
+              </w:rPr>
+              <w:t>lr</w:t>
+            </w:r>
+            <w:proofErr w:type="spellEnd"/>
+            <w:r>
+              <w:rPr>
+                <w:sz w:val="20"/>
+                <w:szCs w:val="20"/>
+              </w:rPr>
+              <w:t xml:space="preserve">: 0.0008837377743583721, alpha: 0.8824966424677287, eps: 1.0832281439392694e-09, momentum: 0.6248377417848384, </w:t>
+            </w:r>
+            <w:proofErr w:type="spellStart"/>
+            <w:r>
+              <w:rPr>
+                <w:sz w:val="20"/>
+                <w:szCs w:val="20"/>
+              </w:rPr>
+              <w:t>weight_decay</w:t>
+            </w:r>
+            <w:proofErr w:type="spellEnd"/>
+            <w:r>
+              <w:rPr>
+                <w:sz w:val="20"/>
+                <w:szCs w:val="20"/>
+              </w:rPr>
+              <w:t>: 1.0567445644797476e-05</w:t>
+            </w:r>
+          </w:p>
+        </w:tc>
+      </w:tr>
+      <w:tr>
+        <w:tc>
+          <w:tcPr>
+            <w:tcW w:w="1165" w:type="dxa"/>
+          </w:tcPr>
+          <w:p>
+            <w:pPr>
+              <w:jc w:val="center"/>
+              <w:rPr>
+                <w:sz w:val="20"/>
+                <w:szCs w:val="20"/>
+              </w:rPr>
+            </w:pPr>
+            <w:r>
+              <w:rPr>
+                <w:sz w:val="20"/>
+                <w:szCs w:val="20"/>
+              </w:rPr>
+              <w:t>config_</w:t>
+            </w:r>
+            <w:r>
+              <w:rPr>
+                <w:sz w:val="20"/>
+                <w:szCs w:val="20"/>
+              </w:rPr>
+              <w:t>16</w:t>
+            </w:r>
+          </w:p>
+        </w:tc>
+        <w:tc>
+          <w:tcPr>
+            <w:tcW w:w="8460" w:type="dxa"/>
+          </w:tcPr>
+          <w:p>
+            <w:pPr>
+              <w:rPr>
+                <w:sz w:val="20"/>
+                <w:szCs w:val="20"/>
+              </w:rPr>
+            </w:pPr>
+            <w:proofErr w:type="spellStart"/>
+            <w:r>
+              <w:rPr>
+                <w:sz w:val="20"/>
+                <w:szCs w:val="20"/>
+              </w:rPr>
+              <w:t>lr</w:t>
+            </w:r>
+            <w:proofErr w:type="spellEnd"/>
+            <w:r>
+              <w:rPr>
+                <w:sz w:val="20"/>
+                <w:szCs w:val="20"/>
+              </w:rPr>
+              <w:t xml:space="preserve">: 6.238519405532185e-05, alpha: 0.8933857765547827, eps: 1.062935454079886e-09, momentum: 0.5076616613931555, </w:t>
+            </w:r>
+            <w:proofErr w:type="spellStart"/>
+            <w:r>
+              <w:rPr>
+                <w:sz w:val="20"/>
+                <w:szCs w:val="20"/>
+              </w:rPr>
+              <w:t>weight_decay</w:t>
+            </w:r>
+            <w:proofErr w:type="spellEnd"/>
+            <w:r>
+              <w:rPr>
+                <w:sz w:val="20"/>
+                <w:szCs w:val="20"/>
+              </w:rPr>
+              <w:t>: 2.738803779912171e-05</w:t>
+            </w:r>
+          </w:p>
+        </w:tc>
+      </w:tr>
+      <w:tr>
+        <w:tc>
+          <w:tcPr>
+            <w:tcW w:w="1165" w:type="dxa"/>
+          </w:tcPr>
+          <w:p>
+            <w:pPr>
+              <w:jc w:val="center"/>
+              <w:rPr>
+                <w:sz w:val="20"/>
+                <w:szCs w:val="20"/>
+              </w:rPr>
+            </w:pPr>
+            <w:r>
+              <w:rPr>
+                <w:sz w:val="20"/>
+                <w:szCs w:val="20"/>
+              </w:rPr>
+              <w:t>config_</w:t>
+            </w:r>
+            <w:r>
+              <w:rPr>
+                <w:sz w:val="20"/>
+                <w:szCs w:val="20"/>
+              </w:rPr>
+              <w:t>17</w:t>
+            </w:r>
+          </w:p>
+        </w:tc>
+        <w:tc>
+          <w:tcPr>
+            <w:tcW w:w="8460" w:type="dxa"/>
+          </w:tcPr>
+          <w:p>
+            <w:pPr>
+              <w:rPr>
+                <w:sz w:val="20"/>
+                <w:szCs w:val="20"/>
+              </w:rPr>
+            </w:pPr>
+            <w:proofErr w:type="spellStart"/>
+            <w:r>
+              <w:rPr>
+                <w:sz w:val="20"/>
+                <w:szCs w:val="20"/>
+              </w:rPr>
+              <w:t>lr</w:t>
+            </w:r>
+            <w:proofErr w:type="spellEnd"/>
+            <w:r>
+              <w:rPr>
+                <w:sz w:val="20"/>
+                <w:szCs w:val="20"/>
+              </w:rPr>
+              <w:t xml:space="preserve">: 0.010139043461371558, alpha: 0.9243817924969993, eps: 1.3303985420504914e-08, momentum: 0.21424910543600087, </w:t>
+            </w:r>
+            <w:proofErr w:type="spellStart"/>
+            <w:r>
+              <w:rPr>
+                <w:sz w:val="20"/>
+                <w:szCs w:val="20"/>
+              </w:rPr>
+              <w:t>weight_decay</w:t>
+            </w:r>
+            <w:proofErr w:type="spellEnd"/>
+            <w:r>
+              <w:rPr>
+                <w:sz w:val="20"/>
+                <w:szCs w:val="20"/>
+              </w:rPr>
+              <w:t>: 2.9396934588483122e-05</w:t>
+            </w:r>
+          </w:p>
+        </w:tc>
+      </w:tr>
+      <w:tr>
+        <w:tc>
+          <w:tcPr>
+            <w:tcW w:w="1165" w:type="dxa"/>
+          </w:tcPr>
+          <w:p>
+            <w:pPr>
+              <w:jc w:val="center"/>
+              <w:rPr>
+                <w:sz w:val="20"/>
+                <w:szCs w:val="20"/>
+              </w:rPr>
+            </w:pPr>
+            <w:r>
+              <w:rPr>
+                <w:sz w:val="20"/>
+                <w:szCs w:val="20"/>
+              </w:rPr>
+              <w:t>config_</w:t>
+            </w:r>
+            <w:r>
+              <w:rPr>
+                <w:sz w:val="20"/>
+                <w:szCs w:val="20"/>
+              </w:rPr>
+              <w:t>18</w:t>
+            </w:r>
+          </w:p>
+        </w:tc>
+        <w:tc>
+          <w:tcPr>
+            <w:tcW w:w="8460" w:type="dxa"/>
+          </w:tcPr>
+          <w:p>
+            <w:pPr>
+              <w:rPr>
+                <w:sz w:val="20"/>
+                <w:szCs w:val="20"/>
+              </w:rPr>
+            </w:pPr>
+            <w:proofErr w:type="spellStart"/>
+            <w:r>
+              <w:rPr>
+                <w:sz w:val="20"/>
+                <w:szCs w:val="20"/>
+              </w:rPr>
+              <w:t>lr</w:t>
+            </w:r>
+            <w:proofErr w:type="spellEnd"/>
+            <w:r>
+              <w:rPr>
+                <w:sz w:val="20"/>
+                <w:szCs w:val="20"/>
+              </w:rPr>
+              <w:t xml:space="preserve">: 0.000589660205181521, alpha: 0.8699150195184332, eps: 2.919906946131479e-09, momentum: 0.23781766261182363, </w:t>
+            </w:r>
+            <w:proofErr w:type="spellStart"/>
+            <w:r>
+              <w:rPr>
+                <w:sz w:val="20"/>
+                <w:szCs w:val="20"/>
+              </w:rPr>
+              <w:t>weight_decay</w:t>
+            </w:r>
+            <w:proofErr w:type="spellEnd"/>
+            <w:r>
+              <w:rPr>
+                <w:sz w:val="20"/>
+                <w:szCs w:val="20"/>
+              </w:rPr>
+              <w:t>: 1.7508689909851672e-05</w:t>
+            </w:r>
+          </w:p>
+        </w:tc>
+      </w:tr>
+      <w:tr>
+        <w:tc>
+          <w:tcPr>
+            <w:tcW w:w="1165" w:type="dxa"/>
+          </w:tcPr>
+          <w:p>
+            <w:pPr>
+              <w:jc w:val="center"/>
+              <w:rPr>
+                <w:sz w:val="20"/>
+                <w:szCs w:val="20"/>
+              </w:rPr>
+            </w:pPr>
+            <w:r>
+              <w:rPr>
+                <w:sz w:val="20"/>
+                <w:szCs w:val="20"/>
+              </w:rPr>
+              <w:t>config_</w:t>
+            </w:r>
+            <w:r>
+              <w:rPr>
+                <w:sz w:val="20"/>
+                <w:szCs w:val="20"/>
+              </w:rPr>
+              <w:t>19</w:t>
+            </w:r>
+          </w:p>
+        </w:tc>
+        <w:tc>
+          <w:tcPr>
+            <w:tcW w:w="8460" w:type="dxa"/>
+          </w:tcPr>
+          <w:p>
+            <w:pPr>
+              <w:rPr>
+                <w:sz w:val="20"/>
+                <w:szCs w:val="20"/>
+              </w:rPr>
+            </w:pPr>
+            <w:proofErr w:type="spellStart"/>
+            <w:r>
+              <w:rPr>
+                <w:sz w:val="20"/>
+                <w:szCs w:val="20"/>
+              </w:rPr>
+              <w:t>lr</w:t>
+            </w:r>
+            <w:proofErr w:type="spellEnd"/>
+            <w:r>
+              <w:rPr>
+                <w:sz w:val="20"/>
+                <w:szCs w:val="20"/>
+              </w:rPr>
+              <w:t xml:space="preserve">: 0.01037420938580816, alpha: 0.9358530901270731, eps: 1.7719748836962326e-08, momentum: 0.5307023721463947, </w:t>
+            </w:r>
+            <w:proofErr w:type="spellStart"/>
+            <w:r>
+              <w:rPr>
+                <w:sz w:val="20"/>
+                <w:szCs w:val="20"/>
+              </w:rPr>
+              <w:t>weight_decay</w:t>
+            </w:r>
+            <w:proofErr w:type="spellEnd"/>
+            <w:r>
+              <w:rPr>
+                <w:sz w:val="20"/>
+                <w:szCs w:val="20"/>
+              </w:rPr>
+              <w:t>: 5.483216492741157e-05</w:t>
+            </w:r>
+          </w:p>
+        </w:tc>
+      </w:tr>
+      <w:tr>
+        <w:tc>
+          <w:tcPr>
+            <w:tcW w:w="1165" w:type="dxa"/>
+          </w:tcPr>
+          <w:p>
+            <w:pPr>
+              <w:jc w:val="center"/>
+              <w:rPr>
+                <w:sz w:val="20"/>
+                <w:szCs w:val="20"/>
+              </w:rPr>
+            </w:pPr>
+            <w:r>
+              <w:rPr>
+                <w:sz w:val="20"/>
+                <w:szCs w:val="20"/>
+              </w:rPr>
+              <w:t>config_2</w:t>
+            </w:r>
+            <w:r>
+              <w:rPr>
+                <w:sz w:val="20"/>
+                <w:szCs w:val="20"/>
+              </w:rPr>
+              <w:t>0</w:t>
+            </w:r>
+          </w:p>
+        </w:tc>
+        <w:tc>
+          <w:tcPr>
+            <w:tcW w:w="8460" w:type="dxa"/>
+          </w:tcPr>
+          <w:p>
+            <w:pPr>
+              <w:rPr>
+                <w:sz w:val="20"/>
+                <w:szCs w:val="20"/>
+              </w:rPr>
+            </w:pPr>
+            <w:proofErr w:type="spellStart"/>
+            <w:r>
+              <w:rPr>
+                <w:sz w:val="20"/>
+                <w:szCs w:val="20"/>
+              </w:rPr>
+              <w:t>lr</w:t>
+            </w:r>
+            <w:proofErr w:type="spellEnd"/>
+            <w:r>
+              <w:rPr>
+                <w:sz w:val="20"/>
+                <w:szCs w:val="20"/>
+              </w:rPr>
+              <w:t xml:space="preserve">: 0.08865248939830234, alpha: 0.877904111217427, eps: 1.0372615023712756e-09, momentum: 0.7403977275232295, </w:t>
+            </w:r>
+            <w:proofErr w:type="spellStart"/>
+            <w:r>
+              <w:rPr>
+                <w:sz w:val="20"/>
+                <w:szCs w:val="20"/>
+              </w:rPr>
+              <w:t>weight_decay</w:t>
+            </w:r>
+            <w:proofErr w:type="spellEnd"/>
+            <w:r>
+              <w:rPr>
+                <w:sz w:val="20"/>
+                <w:szCs w:val="20"/>
+              </w:rPr>
+              <w:t>: 5.28516736707329e-05</w:t>
+            </w:r>
+          </w:p>
+        </w:tc>
+      </w:tr>
+    </w:tbl>
+    <w:p>
+      <w:pPr>
+        <w:jc w:val="center"/>
+        <w:rPr>
+          <w:i/>
+          <w:iCs/>
+          <w:sz w:val="20"/>
+          <w:szCs w:val="20"/>
+        </w:rPr>
+      </w:pPr>
+      <w:r>
+        <w:rPr>
+          <w:i/>
+          <w:iCs/>
+          <w:sz w:val="20"/>
+          <w:szCs w:val="20"/>
+        </w:rPr>
+        <w:t>Table</w:t>
+      </w:r>
+      <w:r>
+        <w:rPr>
+          <w:i/>
+          <w:iCs/>
+          <w:sz w:val="20"/>
+          <w:szCs w:val="20"/>
+        </w:rPr>
+        <w:t xml:space="preserve">. </w:t>
+      </w:r>
+      <w:r>
+        <w:rPr>
+          <w:i/>
+          <w:iCs/>
+          <w:sz w:val="20"/>
+          <w:szCs w:val="20"/>
+        </w:rPr>
+        <w:t>3</w:t>
+      </w:r>
+      <w:r>
+        <w:rPr>
+          <w:i/>
+          <w:iCs/>
+          <w:sz w:val="20"/>
+          <w:szCs w:val="20"/>
+        </w:rPr>
+        <w:t xml:space="preserve"> </w:t>
+      </w:r>
+      <w:r>
+        <w:rPr>
+          <w:i/>
+          <w:iCs/>
+          <w:sz w:val="20"/>
+          <w:szCs w:val="20"/>
+        </w:rPr>
+        <w:t xml:space="preserve">Config ID Hyperparameter Lookup Table </w:t>
+      </w:r>
+      <w:r>
+        <w:rPr>
+          <w:i/>
+          <w:iCs/>
+          <w:sz w:val="20"/>
+          <w:szCs w:val="20"/>
+        </w:rPr>
+        <w:t>(</w:t>
+      </w:r>
+      <w:proofErr w:type="spellStart"/>
+      <w:r>
+        <w:rPr>
+          <w:i/>
+          <w:iCs/>
+          <w:sz w:val="20"/>
+          <w:szCs w:val="20"/>
+        </w:rPr>
+        <w:t>Optuna</w:t>
+      </w:r>
+      <w:proofErr w:type="spellEnd"/>
+      <w:r>
+        <w:rPr>
+          <w:i/>
+          <w:iCs/>
+          <w:sz w:val="20"/>
+          <w:szCs w:val="20"/>
+        </w:rPr>
+        <w:t xml:space="preserve"> - 20</w:t>
+      </w:r>
+      <w:r>
+        <w:rPr>
+          <w:i/>
+          <w:iCs/>
+          <w:sz w:val="20"/>
+          <w:szCs w:val="20"/>
+        </w:rPr>
+        <w:t>)</w:t>
+      </w:r>
+    </w:p>
+    <w:p>
+      <w:pPr>
+        <w:jc w:val="center"/>
+        <w:rPr>
+          <w:i/>
+          <w:iCs/>
+          <w:sz w:val="20"/>
+          <w:szCs w:val="20"/>
+        </w:rPr>
+      </w:pPr>
+    </w:p>
+    <w:p>
+      <w:pPr>
+        <w:jc w:val="center"/>
+        <w:rPr>
+          <w:i/>
+          <w:iCs/>
+          <w:sz w:val="20"/>
+          <w:szCs w:val="20"/>
+        </w:rPr>
+      </w:pPr>
+    </w:p>
+    <w:p>
+      <w:pPr>
+        <w:jc w:val="center"/>
+        <w:rPr>
+          <w:i/>
+          <w:iCs/>
+          <w:sz w:val="20"/>
+          <w:szCs w:val="20"/>
+        </w:rPr>
+      </w:pPr>
+    </w:p>
+    <w:p>
+      <w:pPr>
+        <w:jc w:val="center"/>
+        <w:rPr>
+          <w:i/>
+          <w:iCs/>
+          <w:sz w:val="20"/>
+          <w:szCs w:val="20"/>
+        </w:rPr>
+      </w:pPr>
+    </w:p>
+    <w:p>
+      <w:pPr>
+        <w:jc w:val="center"/>
+        <w:rPr>
+          <w:i/>
+          <w:iCs/>
+          <w:sz w:val="20"/>
+          <w:szCs w:val="20"/>
+        </w:rPr>
       </w:pPr>
       <w:r>
         <w:rPr>
@@ -4831,11 +13639,6 @@
           </wp:inline>
         </w:drawing>
       </w:r>
-    </w:p>
-    <w:p>
-      <w:pPr>
-        <w:jc w:val="center"/>
-      </w:pPr>
       <w:r>
         <w:rPr>
           <w:i/>
@@ -4873,7 +13676,6 @@
         <w:rPr>
           <w:noProof/>
         </w:rPr>
-        <w:lastRenderedPageBreak/>
         <w:drawing>
           <wp:inline distT="0" distB="0" distL="0" distR="0" wp14:anchorId="1ED2165A" wp14:editId="52EED75F">
             <wp:extent cx="6019800" cy="3672205"/>
@@ -4953,6 +13755,467 @@
       <w:pPr>
         <w:pStyle w:val="Heading2"/>
       </w:pPr>
+      <w:r>
+        <w:rPr>
+          <w:noProof/>
+        </w:rPr>
+        <w:lastRenderedPageBreak/>
+        <w:drawing>
+          <wp:inline distT="0" distB="0" distL="0" distR="0" wp14:anchorId="20AE3178" wp14:editId="2A983D95">
+            <wp:extent cx="6027420" cy="3580130"/>
+            <wp:effectExtent l="0" t="0" r="0" b="1270"/>
+            <wp:docPr id="94394154" name="Picture 1"/>
+            <wp:cNvGraphicFramePr>
+              <a:graphicFrameLocks xmlns:a="http://schemas.openxmlformats.org/drawingml/2006/main" noChangeAspect="1"/>
+            </wp:cNvGraphicFramePr>
+            <a:graphic xmlns:a="http://schemas.openxmlformats.org/drawingml/2006/main">
+              <a:graphicData uri="http://schemas.openxmlformats.org/drawingml/2006/picture">
+                <pic:pic xmlns:pic="http://schemas.openxmlformats.org/drawingml/2006/picture">
+                  <pic:nvPicPr>
+                    <pic:cNvPr id="94394154" name=""/>
+                    <pic:cNvPicPr/>
+                  </pic:nvPicPr>
+                  <pic:blipFill>
+                    <a:blip r:embed="rId8"/>
+                    <a:stretch>
+                      <a:fillRect/>
+                    </a:stretch>
+                  </pic:blipFill>
+                  <pic:spPr>
+                    <a:xfrm>
+                      <a:off x="0" y="0"/>
+                      <a:ext cx="6037566" cy="3586156"/>
+                    </a:xfrm>
+                    <a:prstGeom prst="rect">
+                      <a:avLst/>
+                    </a:prstGeom>
+                  </pic:spPr>
+                </pic:pic>
+              </a:graphicData>
+            </a:graphic>
+          </wp:inline>
+        </w:drawing>
+      </w:r>
+    </w:p>
+    <w:p>
+      <w:pPr>
+        <w:jc w:val="center"/>
+      </w:pPr>
+      <w:r>
+        <w:rPr>
+          <w:i/>
+          <w:iCs/>
+          <w:sz w:val="20"/>
+          <w:szCs w:val="20"/>
+        </w:rPr>
+        <w:t xml:space="preserve">Fig. </w:t>
+      </w:r>
+      <w:r>
+        <w:rPr>
+          <w:i/>
+          <w:iCs/>
+          <w:sz w:val="20"/>
+          <w:szCs w:val="20"/>
+        </w:rPr>
+        <w:t>3</w:t>
+      </w:r>
+      <w:r>
+        <w:rPr>
+          <w:i/>
+          <w:iCs/>
+          <w:sz w:val="20"/>
+          <w:szCs w:val="20"/>
+        </w:rPr>
+        <w:t xml:space="preserve">: </w:t>
+      </w:r>
+      <w:r>
+        <w:rPr>
+          <w:i/>
+          <w:iCs/>
+          <w:sz w:val="20"/>
+          <w:szCs w:val="20"/>
+        </w:rPr>
+        <w:t>Training</w:t>
+      </w:r>
+      <w:r>
+        <w:rPr>
+          <w:i/>
+          <w:iCs/>
+          <w:sz w:val="20"/>
+          <w:szCs w:val="20"/>
+        </w:rPr>
+        <w:t xml:space="preserve"> Loss per Hyperparameter Configuration (</w:t>
+      </w:r>
+      <w:proofErr w:type="spellStart"/>
+      <w:r>
+        <w:rPr>
+          <w:i/>
+          <w:iCs/>
+          <w:sz w:val="20"/>
+          <w:szCs w:val="20"/>
+        </w:rPr>
+        <w:t>Optuna</w:t>
+      </w:r>
+      <w:proofErr w:type="spellEnd"/>
+      <w:r>
+        <w:rPr>
+          <w:i/>
+          <w:iCs/>
+          <w:sz w:val="20"/>
+          <w:szCs w:val="20"/>
+        </w:rPr>
+        <w:t xml:space="preserve"> - 20</w:t>
+      </w:r>
+      <w:r>
+        <w:rPr>
+          <w:i/>
+          <w:iCs/>
+          <w:sz w:val="20"/>
+          <w:szCs w:val="20"/>
+        </w:rPr>
+        <w:t>)</w:t>
+      </w:r>
+    </w:p>
+    <w:p>
+      <w:pPr>
+        <w:pStyle w:val="Heading2"/>
+      </w:pPr>
+      <w:r>
+        <w:rPr>
+          <w:noProof/>
+        </w:rPr>
+        <w:drawing>
+          <wp:inline distT="0" distB="0" distL="0" distR="0" wp14:anchorId="7FDF8195" wp14:editId="06B0923B">
+            <wp:extent cx="6035040" cy="3794467"/>
+            <wp:effectExtent l="0" t="0" r="3810" b="0"/>
+            <wp:docPr id="1342931900" name="Picture 1"/>
+            <wp:cNvGraphicFramePr>
+              <a:graphicFrameLocks xmlns:a="http://schemas.openxmlformats.org/drawingml/2006/main" noChangeAspect="1"/>
+            </wp:cNvGraphicFramePr>
+            <a:graphic xmlns:a="http://schemas.openxmlformats.org/drawingml/2006/main">
+              <a:graphicData uri="http://schemas.openxmlformats.org/drawingml/2006/picture">
+                <pic:pic xmlns:pic="http://schemas.openxmlformats.org/drawingml/2006/picture">
+                  <pic:nvPicPr>
+                    <pic:cNvPr id="1342931900" name=""/>
+                    <pic:cNvPicPr/>
+                  </pic:nvPicPr>
+                  <pic:blipFill>
+                    <a:blip r:embed="rId9"/>
+                    <a:stretch>
+                      <a:fillRect/>
+                    </a:stretch>
+                  </pic:blipFill>
+                  <pic:spPr>
+                    <a:xfrm>
+                      <a:off x="0" y="0"/>
+                      <a:ext cx="6044846" cy="3800633"/>
+                    </a:xfrm>
+                    <a:prstGeom prst="rect">
+                      <a:avLst/>
+                    </a:prstGeom>
+                  </pic:spPr>
+                </pic:pic>
+              </a:graphicData>
+            </a:graphic>
+          </wp:inline>
+        </w:drawing>
+      </w:r>
+    </w:p>
+    <w:p>
+      <w:pPr>
+        <w:jc w:val="center"/>
+        <w:rPr>
+          <w:i/>
+          <w:iCs/>
+          <w:sz w:val="20"/>
+          <w:szCs w:val="20"/>
+        </w:rPr>
+      </w:pPr>
+      <w:r>
+        <w:rPr>
+          <w:i/>
+          <w:iCs/>
+          <w:sz w:val="20"/>
+          <w:szCs w:val="20"/>
+        </w:rPr>
+        <w:t xml:space="preserve">Fig. </w:t>
+      </w:r>
+      <w:r>
+        <w:rPr>
+          <w:i/>
+          <w:iCs/>
+          <w:sz w:val="20"/>
+          <w:szCs w:val="20"/>
+        </w:rPr>
+        <w:t>4</w:t>
+      </w:r>
+      <w:r>
+        <w:rPr>
+          <w:i/>
+          <w:iCs/>
+          <w:sz w:val="20"/>
+          <w:szCs w:val="20"/>
+        </w:rPr>
+        <w:t>: Validation Loss per Hyperparameter Configuration (</w:t>
+      </w:r>
+      <w:proofErr w:type="spellStart"/>
+      <w:r>
+        <w:rPr>
+          <w:i/>
+          <w:iCs/>
+          <w:sz w:val="20"/>
+          <w:szCs w:val="20"/>
+        </w:rPr>
+        <w:t>Optuna</w:t>
+      </w:r>
+      <w:proofErr w:type="spellEnd"/>
+      <w:r>
+        <w:rPr>
+          <w:i/>
+          <w:iCs/>
+          <w:sz w:val="20"/>
+          <w:szCs w:val="20"/>
+        </w:rPr>
+        <w:t xml:space="preserve"> - 20</w:t>
+      </w:r>
+      <w:r>
+        <w:rPr>
+          <w:i/>
+          <w:iCs/>
+          <w:sz w:val="20"/>
+          <w:szCs w:val="20"/>
+        </w:rPr>
+        <w:t>)</w:t>
+      </w:r>
+    </w:p>
+    <w:p>
+      <w:pPr>
+        <w:pStyle w:val="Heading2"/>
+      </w:pPr>
+      <w:r>
+        <w:lastRenderedPageBreak/>
+        <w:t>Interpretation</w:t>
+      </w:r>
+    </w:p>
+    <w:p>
+      <w:pPr>
+        <w:pStyle w:val="Heading4"/>
+      </w:pPr>
+      <w:r>
+        <w:t>Manual</w:t>
+      </w:r>
+      <w:r>
+        <w:t xml:space="preserve"> Training Accuracy</w:t>
+      </w:r>
+    </w:p>
+    <w:p>
+      <w:r>
+        <w:t>Figure 1 shows the different training loss trends captured for the manually</w:t>
+      </w:r>
+      <w:r>
+        <w:t>-</w:t>
+      </w:r>
+      <w:r>
+        <w:t>listed configurations. The best configuration recorded was still the baseline set of values (Blue) after execution. However, Red showed the most learning potential, having reached the lowest loss rate by epoch 20.</w:t>
+      </w:r>
+    </w:p>
+    <w:p>
+      <w:r>
+        <w:t xml:space="preserve">Almost all of the trends presented the expected elbow graph with loss reduction over time, indicating that the parameters allowed degrees of training for the model. The configs showing the least amount of learning would be Gray and Pink, flatlining almost immediately by epoch 2. Following closely is brown which showed a slight decrease after epoch 2 but also plateauing immediately. All 3 configs involve the </w:t>
+      </w:r>
+      <w:proofErr w:type="spellStart"/>
+      <w:r>
+        <w:t>weight_decay</w:t>
+      </w:r>
+      <w:proofErr w:type="spellEnd"/>
+      <w:r>
+        <w:t xml:space="preserve"> parameter as part of the settings. Orange also showed some degree of variance (slight jaggedness) between losses per epoch.</w:t>
+      </w:r>
+    </w:p>
+    <w:p>
+      <w:pPr>
+        <w:pStyle w:val="Heading4"/>
+      </w:pPr>
+      <w:r>
+        <w:t>Manual</w:t>
+      </w:r>
+      <w:r>
+        <w:t xml:space="preserve"> </w:t>
+      </w:r>
+      <w:r>
+        <w:t>Validation</w:t>
+      </w:r>
+      <w:r>
+        <w:t xml:space="preserve"> Accuracy</w:t>
+      </w:r>
+    </w:p>
+    <w:p>
+      <w:r>
+        <w:t xml:space="preserve">Figure 2 shows the different </w:t>
+      </w:r>
+      <w:r>
+        <w:t xml:space="preserve">validation </w:t>
+      </w:r>
+      <w:r>
+        <w:t>loss</w:t>
+      </w:r>
+      <w:r>
+        <w:t xml:space="preserve"> </w:t>
+      </w:r>
+      <w:r>
+        <w:t>trends captured for the manually</w:t>
+      </w:r>
+      <w:r>
+        <w:t>-</w:t>
+      </w:r>
+      <w:r>
+        <w:t>listed configurations</w:t>
+      </w:r>
+      <w:r>
+        <w:t xml:space="preserve">. </w:t>
+      </w:r>
+      <w:r>
+        <w:t>The best configuration recorded was still the baseline values (Blue), however different config combinations showed interesting plots over epochs. For instance, for the brown, magenta and gray configs, their plots all show some level of variance. This can be attributed to the “</w:t>
+      </w:r>
+      <w:proofErr w:type="spellStart"/>
+      <w:r>
+        <w:t>weight_decay</w:t>
+      </w:r>
+      <w:proofErr w:type="spellEnd"/>
+      <w:r>
+        <w:t>” parameter changed among the 3. In fact, the higher the weight decay, the higher the loss jumps got, with gray showing the most unpredictability at 0.01 weight decay. Orange also showed some level of loss variance with almost no growth over epochs, due to the momentum set too high (0.9). Conversely, purple provided the smoothest graph due to having the lowest learning rate, but requiring more epochs per fold to reach convergence.</w:t>
+      </w:r>
+    </w:p>
+    <w:p>
+      <w:pPr>
+        <w:pStyle w:val="Heading4"/>
+      </w:pPr>
+      <w:proofErr w:type="spellStart"/>
+      <w:r>
+        <w:t>Optuna</w:t>
+      </w:r>
+      <w:proofErr w:type="spellEnd"/>
+      <w:r>
+        <w:t xml:space="preserve"> Training</w:t>
+      </w:r>
+      <w:r>
+        <w:t xml:space="preserve"> Accuracy</w:t>
+      </w:r>
+    </w:p>
+    <w:p>
+      <w:r>
+        <w:t xml:space="preserve">Figure 3 shows the different training loss trends captured for the </w:t>
+      </w:r>
+      <w:proofErr w:type="spellStart"/>
+      <w:r>
+        <w:t>Optuna</w:t>
+      </w:r>
+      <w:proofErr w:type="spellEnd"/>
+      <w:r>
+        <w:t xml:space="preserve"> 20-config list. While majority of the combinations showed the gradual training loss improvement overtime, some noteworthy combinations appear that showed unstable signs. First off, config_20 which also had the worst training-validation accuracy ratio in Table 2, also showed a plot with basically erratic growth. This can be attributed to its learning rate value being too high from the baseline (0.088). Another poor performer was config_3, which while having an average of 0.8 training loss, it had a training plot plateauing immediately with little-to-no growth.</w:t>
+      </w:r>
+      <w:r>
+        <w:t xml:space="preserve"> This may be likely to its relatively high LR and momentum values. We also have config_8 (higher gray) which may have a nice gradual elbow downward, started with way too high training error loss and not enough convergence by epoch 20. Config_8 had a very low learning rate but relatively higher momentum, causing it to have substantial improvement over time but starting with too shallow values and requires more epoch - a stark contrast to config_3’s setup.</w:t>
+      </w:r>
+    </w:p>
+    <w:p>
+      <w:pPr>
+        <w:pStyle w:val="Heading4"/>
+      </w:pPr>
+      <w:proofErr w:type="spellStart"/>
+      <w:r>
+        <w:lastRenderedPageBreak/>
+        <w:t>Optuna</w:t>
+      </w:r>
+      <w:proofErr w:type="spellEnd"/>
+      <w:r>
+        <w:t xml:space="preserve"> </w:t>
+      </w:r>
+      <w:r>
+        <w:t>Validation Accuracy</w:t>
+      </w:r>
+    </w:p>
+    <w:p>
+      <w:r>
+        <w:t xml:space="preserve">Figure </w:t>
+      </w:r>
+      <w:r>
+        <w:t>4</w:t>
+      </w:r>
+      <w:r>
+        <w:t xml:space="preserve"> shows the different </w:t>
+      </w:r>
+      <w:r>
+        <w:t xml:space="preserve">validation loss </w:t>
+      </w:r>
+      <w:r>
+        <w:t xml:space="preserve">trends captured for the </w:t>
+      </w:r>
+      <w:proofErr w:type="spellStart"/>
+      <w:r>
+        <w:t>Optuna</w:t>
+      </w:r>
+      <w:proofErr w:type="spellEnd"/>
+      <w:r>
+        <w:t xml:space="preserve"> 20-config list.</w:t>
+      </w:r>
+      <w:r>
+        <w:t xml:space="preserve"> </w:t>
+      </w:r>
+      <w:proofErr w:type="spellStart"/>
+      <w:r>
+        <w:t>Optuna</w:t>
+      </w:r>
+      <w:proofErr w:type="spellEnd"/>
+      <w:r>
+        <w:t xml:space="preserve"> picked Config_14 as the best config from the set </w:t>
+      </w:r>
+      <w:r>
+        <w:t>(95.81</w:t>
+      </w:r>
+      <w:r>
+        <w:t>%</w:t>
+      </w:r>
+      <w:r>
+        <w:t>)</w:t>
+      </w:r>
+      <w:r>
+        <w:t xml:space="preserve">, while our manual collection picked Config_15 as the best </w:t>
+      </w:r>
+      <w:r>
+        <w:t>(95.</w:t>
+      </w:r>
+      <w:r>
+        <w:t>78</w:t>
+      </w:r>
+      <w:r>
+        <w:t>)</w:t>
+      </w:r>
+      <w:r>
+        <w:t xml:space="preserve"> – not too far off from the actual result, and both having good training-to-validation accuracy ratios. </w:t>
+      </w:r>
+      <w:proofErr w:type="spellStart"/>
+      <w:r>
+        <w:t>Optuna’s</w:t>
+      </w:r>
+      <w:proofErr w:type="spellEnd"/>
+      <w:r>
+        <w:t xml:space="preserve"> validation plots mirrored that of its training plots, showing how erratic config_20’s validation losses are given its shallow training curve.</w:t>
+      </w:r>
+      <w:r>
+        <w:t xml:space="preserve"> Config_4 and 3 also showed erratic validation loss plots, basically guessing the results and not providing any learning insights also reflecting their respective training plots. </w:t>
+      </w:r>
+      <w:r>
+        <w:t xml:space="preserve">The rest of the plots however showcased good validation curves with relatively low losses, indicating </w:t>
+      </w:r>
+      <w:proofErr w:type="spellStart"/>
+      <w:r>
+        <w:t>Optuna’s</w:t>
+      </w:r>
+      <w:proofErr w:type="spellEnd"/>
+      <w:r>
+        <w:t xml:space="preserve"> TPE algorithm’s optimal efficiency.</w:t>
+      </w:r>
     </w:p>
     <w:p/>
     <w:p/>
@@ -4964,100 +14227,6 @@
     <w:p/>
     <w:p/>
     <w:p/>
-    <w:p>
-      <w:pPr>
-        <w:pStyle w:val="Heading2"/>
-      </w:pPr>
-      <w:r>
-        <w:lastRenderedPageBreak/>
-        <w:t>Interpretation</w:t>
-      </w:r>
-    </w:p>
-    <w:p>
-      <w:pPr>
-        <w:pStyle w:val="Heading4"/>
-      </w:pPr>
-      <w:r>
-        <w:t>Manual</w:t>
-      </w:r>
-      <w:r>
-        <w:t xml:space="preserve"> Training Accuracy</w:t>
-      </w:r>
-    </w:p>
-    <w:p>
-      <w:r>
-        <w:t>Figure 1 shows the different training loss trends captured for the manually</w:t>
-      </w:r>
-      <w:r>
-        <w:t>-</w:t>
-      </w:r>
-      <w:r>
-        <w:t>listed configurations. The best configuration recorded was still the baseline set of values (Blue) after execution. However, Red showed the most learning potential, having reached the lowest loss rate by epoch 20.</w:t>
-      </w:r>
-    </w:p>
-    <w:p>
-      <w:r>
-        <w:t xml:space="preserve">Almost all of the trends presented the expected elbow graph with loss reduction over time, indicating that the parameters allowed degrees of training for the model. The configs showing the least amount of learning would be Gray and Pink, flatlining almost immediately by epoch 2. Following closely is brown which showed a slight decrease after epoch 2 but also plateauing immediately. All 3 configs involve the </w:t>
-      </w:r>
-      <w:proofErr w:type="spellStart"/>
-      <w:r>
-        <w:t>weight_decay</w:t>
-      </w:r>
-      <w:proofErr w:type="spellEnd"/>
-      <w:r>
-        <w:t xml:space="preserve"> parameter as part of the settings. Orange also showed some degree of variance (slight jaggedness) between losses per epoch.</w:t>
-      </w:r>
-    </w:p>
-    <w:p>
-      <w:pPr>
-        <w:pStyle w:val="Heading4"/>
-      </w:pPr>
-      <w:r>
-        <w:t>Manual</w:t>
-      </w:r>
-      <w:r>
-        <w:t xml:space="preserve"> </w:t>
-      </w:r>
-      <w:r>
-        <w:t>Validation</w:t>
-      </w:r>
-      <w:r>
-        <w:t xml:space="preserve"> Accuracy</w:t>
-      </w:r>
-    </w:p>
-    <w:p>
-      <w:r>
-        <w:t xml:space="preserve">Figure 2 shows the different </w:t>
-      </w:r>
-      <w:r>
-        <w:t xml:space="preserve">validation accuracy </w:t>
-      </w:r>
-      <w:r>
-        <w:t>trends captured for the manually</w:t>
-      </w:r>
-      <w:r>
-        <w:t>-</w:t>
-      </w:r>
-      <w:r>
-        <w:t>listed configurations</w:t>
-      </w:r>
-      <w:r>
-        <w:t xml:space="preserve">. </w:t>
-      </w:r>
-      <w:r>
-        <w:t>The best configuration recorded was still the baseline values (Blue), however different config combinations showed interesting plots over epochs. For instance, for the brown, magenta and gray configs, their plots all show some level of variance. This can be attributed to the “</w:t>
-      </w:r>
-      <w:proofErr w:type="spellStart"/>
-      <w:r>
-        <w:t>weight_decay</w:t>
-      </w:r>
-      <w:proofErr w:type="spellEnd"/>
-      <w:r>
-        <w:t>” parameter changed among the 3. In fact, the higher the weight decay, the higher the loss jumps got, with gray showing the most unpredictability at 0.01 weight decay. Orange also showed some level of loss variance with almost no growth over epochs, due to the momentum set too high (0.9). Conversely, purple provided the smoothest graph due to having the lowest learning rate, but requiring more epochs per fold to reach convergence.</w:t>
-      </w:r>
-    </w:p>
-    <w:p/>
-    <w:p/>
     <w:p/>
     <w:p/>
     <w:p/>
@@ -5331,60 +14500,55 @@
     </w:p>
     <w:p>
       <w:pPr>
-        <w:rPr>
-          <w:b/>
-          <w:bCs/>
-        </w:rPr>
-      </w:pPr>
+        <w:pStyle w:val="Heading4"/>
+      </w:pPr>
+      <w:proofErr w:type="spellStart"/>
+      <w:r>
+        <w:t>Optuna</w:t>
+      </w:r>
+      <w:proofErr w:type="spellEnd"/>
     </w:p>
     <w:p>
-      <w:pPr>
-        <w:rPr>
-          <w:b/>
-          <w:bCs/>
-        </w:rPr>
-      </w:pPr>
+      <w:r>
+        <w:t xml:space="preserve">The use of </w:t>
+      </w:r>
+      <w:proofErr w:type="spellStart"/>
+      <w:r>
+        <w:t>Optuna’s</w:t>
+      </w:r>
+      <w:proofErr w:type="spellEnd"/>
+      <w:r>
+        <w:t xml:space="preserve"> hyperparameter optimization logic allowed for a good number of combinations to play around with at high-granularity changes. Compared to manual sampling which limits us to base values with fixed steps or controlled randomization, </w:t>
+      </w:r>
+      <w:proofErr w:type="spellStart"/>
+      <w:r>
+        <w:t>Optuna’s</w:t>
+      </w:r>
+      <w:proofErr w:type="spellEnd"/>
+      <w:r>
+        <w:t xml:space="preserve"> TPE algorithm lets it run </w:t>
+      </w:r>
+      <w:r>
+        <w:t xml:space="preserve">a tree structure with Bayesian optimization to adjust needed parameters to the best possible results similar to </w:t>
+      </w:r>
+      <w:proofErr w:type="spellStart"/>
+      <w:r>
+        <w:t>Sagemaker’s</w:t>
+      </w:r>
+      <w:proofErr w:type="spellEnd"/>
+      <w:r>
+        <w:t xml:space="preserve"> HPO tuning jobs. Letting </w:t>
+      </w:r>
+      <w:proofErr w:type="spellStart"/>
+      <w:r>
+        <w:t>Optuna</w:t>
+      </w:r>
+      <w:proofErr w:type="spellEnd"/>
+      <w:r>
+        <w:t xml:space="preserve"> run for a while to search for optimal hyperparameter combinations would save time and effort in searching for the best hyperparameters for a given training job.</w:t>
+      </w:r>
     </w:p>
-    <w:p>
-      <w:pPr>
-        <w:rPr>
-          <w:b/>
-          <w:bCs/>
-        </w:rPr>
-      </w:pPr>
-    </w:p>
-    <w:p>
-      <w:pPr>
-        <w:rPr>
-          <w:b/>
-          <w:bCs/>
-        </w:rPr>
-      </w:pPr>
-    </w:p>
-    <w:p>
-      <w:pPr>
-        <w:rPr>
-          <w:b/>
-          <w:bCs/>
-        </w:rPr>
-      </w:pPr>
-    </w:p>
-    <w:p>
-      <w:pPr>
-        <w:rPr>
-          <w:b/>
-          <w:bCs/>
-        </w:rPr>
-      </w:pPr>
-    </w:p>
-    <w:p>
-      <w:pPr>
-        <w:rPr>
-          <w:b/>
-          <w:bCs/>
-        </w:rPr>
-      </w:pPr>
-    </w:p>
+    <w:p/>
     <w:p>
       <w:pPr>
         <w:rPr>
@@ -5602,7 +14766,16 @@
     </w:p>
     <w:p>
       <w:r>
-        <w:t xml:space="preserve">We advise to use the base values preset for the </w:t>
+        <w:t xml:space="preserve">We advise to use the </w:t>
+      </w:r>
+      <w:r>
+        <w:t xml:space="preserve">preset </w:t>
+      </w:r>
+      <w:r>
+        <w:t xml:space="preserve">base </w:t>
+      </w:r>
+      <w:r>
+        <w:t xml:space="preserve">values for the </w:t>
       </w:r>
       <w:proofErr w:type="spellStart"/>
       <w:r>
@@ -5614,6 +14787,17 @@
       </w:r>
       <w:r>
         <w:t>arameters according to the order stated above.</w:t>
+      </w:r>
+      <w:r>
+        <w:t xml:space="preserve"> We also advise to invest in some time running a tuning job like </w:t>
+      </w:r>
+      <w:proofErr w:type="spellStart"/>
+      <w:r>
+        <w:t>Optuna</w:t>
+      </w:r>
+      <w:proofErr w:type="spellEnd"/>
+      <w:r>
+        <w:t xml:space="preserve"> for major training jobs to save time and effort producing models that can reach their required goals.</w:t>
       </w:r>
     </w:p>
     <w:p/>
@@ -5638,7 +14822,6 @@
         <w:pStyle w:val="Heading2"/>
       </w:pPr>
       <w:r>
-        <w:lastRenderedPageBreak/>
         <w:t>Reference</w:t>
       </w:r>
       <w:r>
@@ -5669,7 +14852,7 @@
       <w:r>
         <w:t xml:space="preserve"> </w:t>
       </w:r>
-      <w:hyperlink r:id="rId8" w:history="1">
+      <w:hyperlink r:id="rId10" w:history="1">
         <w:r>
           <w:rPr>
             <w:rStyle w:val="Hyperlink"/>
@@ -5699,7 +14882,7 @@
       <w:r>
         <w:t xml:space="preserve">, geeksforgeeks.org, </w:t>
       </w:r>
-      <w:hyperlink r:id="rId9" w:history="1">
+      <w:hyperlink r:id="rId11" w:history="1">
         <w:r>
           <w:rPr>
             <w:rStyle w:val="Hyperlink"/>
@@ -5732,7 +14915,7 @@
       <w:r>
         <w:t xml:space="preserve">Hinton, G. (2012). Lecture 6e, Coursera. </w:t>
       </w:r>
-      <w:hyperlink r:id="rId10" w:history="1">
+      <w:hyperlink r:id="rId12" w:history="1">
         <w:r>
           <w:rPr>
             <w:rStyle w:val="Hyperlink"/>
@@ -5788,7 +14971,7 @@
       <w:r>
         <w:t xml:space="preserve"> </w:t>
       </w:r>
-      <w:hyperlink r:id="rId11" w:history="1">
+      <w:hyperlink r:id="rId13" w:history="1">
         <w:r>
           <w:rPr>
             <w:rStyle w:val="Hyperlink"/>
@@ -5829,7 +15012,7 @@
         </w:rPr>
         <w:t xml:space="preserve">, </w:t>
       </w:r>
-      <w:hyperlink r:id="rId12" w:history="1">
+      <w:hyperlink r:id="rId14" w:history="1">
         <w:r>
           <w:rPr>
             <w:rStyle w:val="Hyperlink"/>
@@ -8126,6 +17309,36 @@
       </w:tblBorders>
     </w:tblPr>
   </w:style>
+  <w:style w:type="paragraph" w:styleId="HTMLPreformatted">
+    <w:name w:val="HTML Preformatted"/>
+    <w:basedOn w:val="Normal"/>
+    <w:link w:val="HTMLPreformattedChar"/>
+    <w:uiPriority w:val="99"/>
+    <w:semiHidden/>
+    <w:unhideWhenUsed/>
+    <w:rsid w:val="00374392"/>
+    <w:pPr>
+      <w:spacing w:after="0" w:line="240" w:lineRule="auto"/>
+    </w:pPr>
+    <w:rPr>
+      <w:rFonts w:ascii="Consolas" w:hAnsi="Consolas"/>
+      <w:sz w:val="20"/>
+      <w:szCs w:val="20"/>
+    </w:rPr>
+  </w:style>
+  <w:style w:type="character" w:customStyle="1" w:styleId="HTMLPreformattedChar">
+    <w:name w:val="HTML Preformatted Char"/>
+    <w:basedOn w:val="DefaultParagraphFont"/>
+    <w:link w:val="HTMLPreformatted"/>
+    <w:uiPriority w:val="99"/>
+    <w:semiHidden/>
+    <w:rsid w:val="00374392"/>
+    <w:rPr>
+      <w:rFonts w:ascii="Consolas" w:hAnsi="Consolas"/>
+      <w:sz w:val="20"/>
+      <w:szCs w:val="20"/>
+    </w:rPr>
+  </w:style>
 </w:styles>
 </file>
 

--- a/report/RMSProp/RMSProp Research Doc.docx
+++ b/report/RMSProp/RMSProp Research Doc.docx
@@ -131,7 +131,6 @@
       <w:r>
         <w:t xml:space="preserve"> and </w:t>
       </w:r>
-      <w:proofErr w:type="spellStart"/>
       <w:r>
         <w:rPr>
           <w:b/>
@@ -139,7 +138,6 @@
         </w:rPr>
         <w:t>AdaGrad</w:t>
       </w:r>
-      <w:proofErr w:type="spellEnd"/>
       <w:r>
         <w:t xml:space="preserve"> when training deep neural networks</w:t>
       </w:r>
@@ -612,13 +610,7 @@
                 <w:rPr>
                   <w:rFonts w:ascii="Cambria Math" w:hAnsi="Cambria Math"/>
                 </w:rPr>
-                <m:t>α</m:t>
-              </m:r>
-              <m:r>
-                <w:rPr>
-                  <w:rFonts w:ascii="Cambria Math" w:hAnsi="Cambria Math"/>
-                </w:rPr>
-                <m:t>×</m:t>
+                <m:t>α×</m:t>
               </m:r>
               <m:r>
                 <m:rPr>
@@ -647,13 +639,7 @@
                 <w:rPr>
                   <w:rFonts w:ascii="Cambria Math" w:hAnsi="Cambria Math"/>
                 </w:rPr>
-                <m:t>1-</m:t>
-              </m:r>
-              <m:r>
-                <w:rPr>
-                  <w:rFonts w:ascii="Cambria Math" w:hAnsi="Cambria Math"/>
-                </w:rPr>
-                <m:t>α</m:t>
+                <m:t>1-α</m:t>
               </m:r>
             </m:e>
           </m:d>
@@ -960,7 +946,6 @@
           <w:szCs w:val="22"/>
         </w:rPr>
       </w:pPr>
-      <w:proofErr w:type="gramStart"/>
       <w:r>
         <w:rPr>
           <w:i/>
@@ -968,69 +953,8 @@
           <w:sz w:val="22"/>
           <w:szCs w:val="22"/>
         </w:rPr>
-        <w:t>RMSprop( params</w:t>
-      </w:r>
-      <w:proofErr w:type="gramEnd"/>
-      <w:r>
-        <w:rPr>
-          <w:i/>
-          <w:iCs/>
-          <w:sz w:val="22"/>
-          <w:szCs w:val="22"/>
-        </w:rPr>
-        <w:t xml:space="preserve">, </w:t>
-      </w:r>
-      <w:proofErr w:type="spellStart"/>
-      <w:r>
-        <w:rPr>
-          <w:i/>
-          <w:iCs/>
-          <w:sz w:val="22"/>
-          <w:szCs w:val="22"/>
-        </w:rPr>
-        <w:t>lr</w:t>
-      </w:r>
-      <w:proofErr w:type="spellEnd"/>
-      <w:r>
-        <w:rPr>
-          <w:i/>
-          <w:iCs/>
-          <w:sz w:val="22"/>
-          <w:szCs w:val="22"/>
-        </w:rPr>
-        <w:t xml:space="preserve">=0.01, alpha=0.99, eps = 1e-08, </w:t>
-      </w:r>
-      <w:proofErr w:type="spellStart"/>
-      <w:r>
-        <w:rPr>
-          <w:i/>
-          <w:iCs/>
-          <w:sz w:val="22"/>
-          <w:szCs w:val="22"/>
-        </w:rPr>
-        <w:t>weight_decay</w:t>
-      </w:r>
-      <w:proofErr w:type="spellEnd"/>
-      <w:r>
-        <w:rPr>
-          <w:i/>
-          <w:iCs/>
-          <w:sz w:val="22"/>
-          <w:szCs w:val="22"/>
-        </w:rPr>
-        <w:t xml:space="preserve"> = 0, momentum=0, centered = </w:t>
-      </w:r>
-      <w:proofErr w:type="gramStart"/>
-      <w:r>
-        <w:rPr>
-          <w:i/>
-          <w:iCs/>
-          <w:sz w:val="22"/>
-          <w:szCs w:val="22"/>
-        </w:rPr>
-        <w:t>False )</w:t>
-      </w:r>
-      <w:proofErr w:type="gramEnd"/>
+        <w:t>RMSprop( params, lr=0.01, alpha=0.99, eps = 1e-08, weight_decay = 0, momentum=0, centered = False )</w:t>
+      </w:r>
     </w:p>
     <w:p>
       <w:pPr>
@@ -1797,13 +1721,8 @@
         </w:numPr>
       </w:pPr>
       <w:r>
-        <w:t xml:space="preserve">L2 Regularization | </w:t>
-      </w:r>
-      <w:proofErr w:type="spellStart"/>
-      <w:r>
-        <w:t>weight_decay</w:t>
-      </w:r>
-      <w:proofErr w:type="spellEnd"/>
+        <w:t>L2 Regularization | weight_decay</w:t>
+      </w:r>
       <w:r>
         <w:t xml:space="preserve"> (0)</w:t>
       </w:r>
@@ -1870,15 +1789,7 @@
         <w:t xml:space="preserve"> </w:t>
       </w:r>
       <w:r>
-        <w:t xml:space="preserve">allows injecting a simplified form of SGD-based momentum into the optimizer. While this sounds like how Adam works, the order of operations is slightly different; </w:t>
-      </w:r>
-      <w:proofErr w:type="spellStart"/>
-      <w:r>
-        <w:t>RMSProp’s</w:t>
-      </w:r>
-      <w:proofErr w:type="spellEnd"/>
-      <w:r>
-        <w:t xml:space="preserve"> momentum setting is applied </w:t>
+        <w:t xml:space="preserve">allows injecting a simplified form of SGD-based momentum into the optimizer. While this sounds like how Adam works, the order of operations is slightly different; RMSProp’s momentum setting is applied </w:t>
       </w:r>
       <w:r>
         <w:rPr>
@@ -2476,15 +2387,7 @@
     </w:p>
     <w:p>
       <w:r>
-        <w:t xml:space="preserve">The dataset used came from the KMNIST library using the </w:t>
-      </w:r>
-      <w:proofErr w:type="spellStart"/>
-      <w:r>
-        <w:t>kuzushiji</w:t>
-      </w:r>
-      <w:proofErr w:type="spellEnd"/>
-      <w:r>
-        <w:t xml:space="preserve"> character data. The prepared dataset consisted of 60000 rows for training and 10000 for testing, both having standard sizes of 28 x 28.</w:t>
+        <w:t>The dataset used came from the KMNIST library using the kuzushiji character data. The prepared dataset consisted of 60000 rows for training and 10000 for testing, both having standard sizes of 28 x 28.</w:t>
       </w:r>
     </w:p>
     <w:p>
@@ -2494,23 +2397,7 @@
     </w:p>
     <w:p>
       <w:r>
-        <w:t xml:space="preserve">The base model class and architecture was a standard </w:t>
-      </w:r>
-      <w:proofErr w:type="spellStart"/>
-      <w:r>
-        <w:t>FeedForwardNet</w:t>
-      </w:r>
-      <w:proofErr w:type="spellEnd"/>
-      <w:r>
-        <w:t xml:space="preserve"> inheriting from the </w:t>
-      </w:r>
-      <w:proofErr w:type="spellStart"/>
-      <w:r>
-        <w:t>Pytorch</w:t>
-      </w:r>
-      <w:proofErr w:type="spellEnd"/>
-      <w:r>
-        <w:t xml:space="preserve"> neural network module. It had the following structure:</w:t>
+        <w:t>The base model class and architecture was a standard FeedForwardNet inheriting from the Pytorch neural network module. It had the following structure:</w:t>
       </w:r>
     </w:p>
     <w:p>
@@ -2546,94 +2433,37 @@
           <w:i/>
           <w:iCs/>
         </w:rPr>
-        <w:t xml:space="preserve">) &gt; Batch Normalizer &gt; </w:t>
-      </w:r>
-      <w:proofErr w:type="spellStart"/>
-      <w:r>
+        <w:t>) &gt; Batch Normalizer &gt; ReLU &gt; Dropout (0.2) &gt;</w:t>
+      </w:r>
+    </w:p>
+    <w:p>
+      <w:pPr>
         <w:rPr>
           <w:i/>
           <w:iCs/>
         </w:rPr>
-        <w:t>ReLU</w:t>
-      </w:r>
-      <w:proofErr w:type="spellEnd"/>
+      </w:pPr>
       <w:r>
         <w:rPr>
           <w:i/>
           <w:iCs/>
         </w:rPr>
-        <w:t xml:space="preserve"> &gt; Dropout (0.2) &gt;</w:t>
-      </w:r>
-    </w:p>
-    <w:p>
-      <w:pPr>
+        <w:t xml:space="preserve">HL2 </w:t>
+      </w:r>
+      <w:r>
         <w:rPr>
           <w:i/>
           <w:iCs/>
         </w:rPr>
-      </w:pPr>
+        <w:t xml:space="preserve"> (64) </w:t>
+      </w:r>
       <w:r>
         <w:rPr>
           <w:i/>
           <w:iCs/>
         </w:rPr>
-        <w:t>HL</w:t>
-      </w:r>
-      <w:proofErr w:type="gramStart"/>
-      <w:r>
-        <w:rPr>
-          <w:i/>
-          <w:iCs/>
-        </w:rPr>
-        <w:t xml:space="preserve">2 </w:t>
-      </w:r>
-      <w:r>
-        <w:rPr>
-          <w:i/>
-          <w:iCs/>
-        </w:rPr>
-        <w:t xml:space="preserve"> (</w:t>
-      </w:r>
-      <w:proofErr w:type="gramEnd"/>
-      <w:r>
-        <w:rPr>
-          <w:i/>
-          <w:iCs/>
-        </w:rPr>
-        <w:t xml:space="preserve">64) </w:t>
-      </w:r>
-      <w:r>
-        <w:rPr>
-          <w:i/>
-          <w:iCs/>
-        </w:rPr>
-        <w:t xml:space="preserve">&gt; Batch Normalizer &gt; </w:t>
-      </w:r>
-      <w:proofErr w:type="spellStart"/>
-      <w:r>
-        <w:rPr>
-          <w:i/>
-          <w:iCs/>
-        </w:rPr>
-        <w:t>ReLU</w:t>
-      </w:r>
-      <w:proofErr w:type="spellEnd"/>
-      <w:r>
-        <w:rPr>
-          <w:i/>
-          <w:iCs/>
-        </w:rPr>
-        <w:t xml:space="preserve"> &gt; Dropout (0.2) &gt; </w:t>
-      </w:r>
-      <w:proofErr w:type="gramStart"/>
-      <w:r>
-        <w:rPr>
-          <w:i/>
-          <w:iCs/>
-        </w:rPr>
-        <w:t>Output(</w:t>
-      </w:r>
-      <w:proofErr w:type="gramEnd"/>
+        <w:t>&gt; Batch Normalizer &gt; ReLU &gt; Dropout (0.2) &gt; Output(</w:t>
+      </w:r>
       <w:r>
         <w:rPr>
           <w:i/>
@@ -2651,15 +2481,7 @@
     </w:p>
     <w:p>
       <w:r>
-        <w:t xml:space="preserve">The shared function definitions included the </w:t>
-      </w:r>
-      <w:proofErr w:type="gramStart"/>
-      <w:r>
-        <w:t>cross validation</w:t>
-      </w:r>
-      <w:proofErr w:type="gramEnd"/>
-      <w:r>
-        <w:t xml:space="preserve"> operation and epoch sequencing operation</w:t>
+        <w:t>The shared function definitions included the cross validation operation and epoch sequencing operation</w:t>
       </w:r>
       <w:r>
         <w:t>. These functions could be modified to apply functionality specific to the optimizers under study such as metric collection.</w:t>
@@ -2672,41 +2494,21 @@
       <w:r>
         <w:t xml:space="preserve">were conducted via a base template </w:t>
       </w:r>
-      <w:proofErr w:type="spellStart"/>
-      <w:r>
-        <w:t>jupyter</w:t>
-      </w:r>
-      <w:proofErr w:type="spellEnd"/>
-      <w:r>
-        <w:t xml:space="preserve"> notebook </w:t>
-      </w:r>
-      <w:r>
-        <w:t xml:space="preserve">shared across 3 different optimizers under study </w:t>
-      </w:r>
-      <w:r>
-        <w:t>(</w:t>
+      <w:r>
+        <w:t xml:space="preserve">jupyter notebook </w:t>
+      </w:r>
+      <w:r>
+        <w:t>shared across 3 different optimizers under study (</w:t>
       </w:r>
       <w:r>
         <w:rPr>
           <w:i/>
           <w:iCs/>
         </w:rPr>
-        <w:t xml:space="preserve">RMSProp, Adam, </w:t>
-      </w:r>
-      <w:proofErr w:type="spellStart"/>
-      <w:r>
-        <w:rPr>
-          <w:i/>
-          <w:iCs/>
-        </w:rPr>
-        <w:t>AdamW</w:t>
-      </w:r>
-      <w:proofErr w:type="spellEnd"/>
-      <w:r>
-        <w:t>)</w:t>
-      </w:r>
-      <w:r>
-        <w:t>. All 3 optimizer share</w:t>
+        <w:t>RMSProp, Adam, AdamW</w:t>
+      </w:r>
+      <w:r>
+        <w:t>). All 3 optimizer share</w:t>
       </w:r>
       <w:r>
         <w:t>d</w:t>
@@ -2727,28 +2529,12 @@
         <w:t>and metrics collection for plotting. The only difference</w:t>
       </w:r>
       <w:r>
-        <w:t xml:space="preserve"> RMSProp included was applying </w:t>
-      </w:r>
-      <w:proofErr w:type="spellStart"/>
-      <w:r>
-        <w:t>Optuna</w:t>
-      </w:r>
-      <w:proofErr w:type="spellEnd"/>
-      <w:r>
-        <w:t xml:space="preserve"> as a separate config cycler for hyperparameter optimization. </w:t>
-      </w:r>
-    </w:p>
-    <w:p>
-      <w:r>
-        <w:t xml:space="preserve">The configuration list setup involved creating a list of hyperparameters to cycle through the training process on the same model. The list included 9 different combinations of hyperparameters native to the </w:t>
-      </w:r>
-      <w:proofErr w:type="spellStart"/>
-      <w:r>
-        <w:t>RMSOptimizer</w:t>
-      </w:r>
-      <w:proofErr w:type="spellEnd"/>
-      <w:r>
-        <w:t>, using the parameters provided in the parameters section.</w:t>
+        <w:t xml:space="preserve"> RMSProp included was applying Optuna as a separate config cycler for hyperparameter optimization. </w:t>
+      </w:r>
+    </w:p>
+    <w:p>
+      <w:r>
+        <w:t>The configuration list setup involved creating a list of hyperparameters to cycle through the training process on the same model. The list included 9 different combinations of hyperparameters native to the RMSOptimizer, using the parameters provided in the parameters section.</w:t>
       </w:r>
     </w:p>
     <w:p>
@@ -2765,13 +2551,8 @@
           <w:numId w:val="12"/>
         </w:numPr>
       </w:pPr>
-      <w:proofErr w:type="spellStart"/>
-      <w:r>
-        <w:t>lr</w:t>
-      </w:r>
-      <w:proofErr w:type="spellEnd"/>
-      <w:r>
-        <w:t>: 0.01,   alpha: 0.99, eps: 1e-8</w:t>
+      <w:r>
+        <w:t>lr: 0.01,   alpha: 0.99, eps: 1e-8</w:t>
       </w:r>
     </w:p>
     <w:p>
@@ -2782,13 +2563,8 @@
           <w:numId w:val="12"/>
         </w:numPr>
       </w:pPr>
-      <w:proofErr w:type="spellStart"/>
-      <w:r>
-        <w:t>lr</w:t>
-      </w:r>
-      <w:proofErr w:type="spellEnd"/>
-      <w:r>
-        <w:t>: 0.01,   alpha: 0.99, eps: 1e-8, momentum: 0.9</w:t>
+      <w:r>
+        <w:t>lr: 0.01,   alpha: 0.99, eps: 1e-8, momentum: 0.9</w:t>
       </w:r>
     </w:p>
     <w:p>
@@ -2799,13 +2575,8 @@
           <w:numId w:val="12"/>
         </w:numPr>
       </w:pPr>
-      <w:proofErr w:type="spellStart"/>
-      <w:r>
-        <w:t>lr</w:t>
-      </w:r>
-      <w:proofErr w:type="spellEnd"/>
-      <w:r>
-        <w:t xml:space="preserve">: 0.01,   alpha: 0.80, eps: 1e-8                          </w:t>
+      <w:r>
+        <w:t xml:space="preserve">lr: 0.01,   alpha: 0.80, eps: 1e-8                          </w:t>
       </w:r>
     </w:p>
     <w:p>
@@ -2816,13 +2587,8 @@
           <w:numId w:val="12"/>
         </w:numPr>
       </w:pPr>
-      <w:proofErr w:type="spellStart"/>
-      <w:r>
-        <w:t>lr</w:t>
-      </w:r>
-      <w:proofErr w:type="spellEnd"/>
-      <w:r>
-        <w:t>: 0.001, alpha: 0.99, eps: 1e-8</w:t>
+      <w:r>
+        <w:t>lr: 0.001, alpha: 0.99, eps: 1e-8</w:t>
       </w:r>
     </w:p>
     <w:p>
@@ -2833,13 +2599,8 @@
           <w:numId w:val="12"/>
         </w:numPr>
       </w:pPr>
-      <w:proofErr w:type="spellStart"/>
-      <w:r>
-        <w:t>lr</w:t>
-      </w:r>
-      <w:proofErr w:type="spellEnd"/>
-      <w:r>
-        <w:t>: 0.0001, alpha: 0.99, eps: 1e-8</w:t>
+      <w:r>
+        <w:t>lr: 0.0001, alpha: 0.99, eps: 1e-8</w:t>
       </w:r>
     </w:p>
     <w:p>
@@ -2850,21 +2611,8 @@
           <w:numId w:val="12"/>
         </w:numPr>
       </w:pPr>
-      <w:proofErr w:type="spellStart"/>
-      <w:r>
-        <w:t>lr</w:t>
-      </w:r>
-      <w:proofErr w:type="spellEnd"/>
-      <w:r>
-        <w:t xml:space="preserve">: 0.01,   alpha: 0.99, eps: 1e-8, </w:t>
-      </w:r>
-      <w:proofErr w:type="spellStart"/>
-      <w:r>
-        <w:t>weight_decay</w:t>
-      </w:r>
-      <w:proofErr w:type="spellEnd"/>
-      <w:r>
-        <w:t>: 1e-4</w:t>
+      <w:r>
+        <w:t>lr: 0.01,   alpha: 0.99, eps: 1e-8, weight_decay: 1e-4</w:t>
       </w:r>
     </w:p>
     <w:p>
@@ -2875,21 +2623,8 @@
           <w:numId w:val="12"/>
         </w:numPr>
       </w:pPr>
-      <w:proofErr w:type="spellStart"/>
-      <w:r>
-        <w:t>lr</w:t>
-      </w:r>
-      <w:proofErr w:type="spellEnd"/>
-      <w:r>
-        <w:t xml:space="preserve">: 0.01,   alpha: 0.99, eps: 1e-8, </w:t>
-      </w:r>
-      <w:proofErr w:type="spellStart"/>
-      <w:r>
-        <w:t>weight_decay</w:t>
-      </w:r>
-      <w:proofErr w:type="spellEnd"/>
-      <w:r>
-        <w:t>: 1e-3</w:t>
+      <w:r>
+        <w:t>lr: 0.01,   alpha: 0.99, eps: 1e-8, weight_decay: 1e-3</w:t>
       </w:r>
     </w:p>
     <w:p>
@@ -2900,21 +2635,8 @@
           <w:numId w:val="12"/>
         </w:numPr>
       </w:pPr>
-      <w:proofErr w:type="spellStart"/>
-      <w:r>
-        <w:t>lr</w:t>
-      </w:r>
-      <w:proofErr w:type="spellEnd"/>
-      <w:r>
-        <w:t xml:space="preserve">: 0.01,   alpha: 0.99, eps: 1e-8, </w:t>
-      </w:r>
-      <w:proofErr w:type="spellStart"/>
-      <w:r>
-        <w:t>weight_decay</w:t>
-      </w:r>
-      <w:proofErr w:type="spellEnd"/>
-      <w:r>
-        <w:t xml:space="preserve">: 1e-2   </w:t>
+      <w:r>
+        <w:t xml:space="preserve">lr: 0.01,   alpha: 0.99, eps: 1e-8, weight_decay: 1e-2   </w:t>
       </w:r>
     </w:p>
     <w:p>
@@ -2925,13 +2647,8 @@
           <w:numId w:val="12"/>
         </w:numPr>
       </w:pPr>
-      <w:proofErr w:type="spellStart"/>
-      <w:r>
-        <w:t>lr</w:t>
-      </w:r>
-      <w:proofErr w:type="spellEnd"/>
-      <w:r>
-        <w:t>: 0.01,   alpha: 0.99, eps: 1e-07, momentum:  0.003</w:t>
+      <w:r>
+        <w:t>lr: 0.01,   alpha: 0.99, eps: 1e-07, momentum:  0.003</w:t>
       </w:r>
     </w:p>
     <w:p>
@@ -2950,16 +2667,7 @@
         <w:pStyle w:val="Heading3"/>
       </w:pPr>
       <w:r>
-        <w:t xml:space="preserve">Stage </w:t>
-      </w:r>
-      <w:r>
-        <w:t>2</w:t>
-      </w:r>
-      <w:r>
-        <w:t xml:space="preserve">: </w:t>
-      </w:r>
-      <w:r>
-        <w:t>Execution</w:t>
+        <w:t>Stage 2: Execution</w:t>
       </w:r>
     </w:p>
     <w:p>
@@ -2969,42 +2677,10 @@
     </w:p>
     <w:p>
       <w:r>
-        <w:t xml:space="preserve">For the </w:t>
-      </w:r>
-      <w:proofErr w:type="spellStart"/>
-      <w:r>
-        <w:t>Optuna</w:t>
-      </w:r>
-      <w:proofErr w:type="spellEnd"/>
-      <w:r>
-        <w:t xml:space="preserve"> hyperparameter validation, </w:t>
-      </w:r>
-      <w:r>
-        <w:t xml:space="preserve">a cycler study was instantiated with </w:t>
-      </w:r>
-      <w:proofErr w:type="spellStart"/>
-      <w:r>
-        <w:t>Optuna’s</w:t>
-      </w:r>
-      <w:proofErr w:type="spellEnd"/>
-      <w:r>
-        <w:t xml:space="preserve"> study object. An objective function called was defined to be passed into the object as the callback. This callback function would require a dictionary of parameters with values containing </w:t>
-      </w:r>
-      <w:proofErr w:type="spellStart"/>
-      <w:r>
-        <w:t>Optuna’s</w:t>
-      </w:r>
-      <w:proofErr w:type="spellEnd"/>
-      <w:r>
-        <w:t xml:space="preserve"> </w:t>
-      </w:r>
-      <w:proofErr w:type="spellStart"/>
-      <w:r>
-        <w:t>suggest_float</w:t>
-      </w:r>
-      <w:proofErr w:type="spellEnd"/>
-      <w:r>
-        <w:t xml:space="preserve"> function. Each suggest float call would have a minimum, maximum and a logarithmic check (log=True) for parameters requiring uneven spaced updates. Once the cycler object runs the “optimize” function, it will collect the best parameters and best values as keys, which can be collected for evaluation.</w:t>
+        <w:t xml:space="preserve">For the Optuna hyperparameter validation, </w:t>
+      </w:r>
+      <w:r>
+        <w:t>a cycler study was instantiated with Optuna’s study object. An objective function called was defined to be passed into the object as the callback. This callback function would require a dictionary of parameters with values containing Optuna’s suggest_float function. Each suggest float call would have a minimum, maximum and a logarithmic check (log=True) for parameters requiring uneven spaced updates. Once the cycler object runs the “optimize” function, it will collect the best parameters and best values as keys, which can be collected for evaluation.</w:t>
       </w:r>
     </w:p>
     <w:p>
@@ -3012,19 +2688,10 @@
         <w:pStyle w:val="Heading3"/>
       </w:pPr>
       <w:r>
-        <w:t xml:space="preserve">Stage </w:t>
-      </w:r>
-      <w:r>
-        <w:t>3</w:t>
-      </w:r>
-      <w:r>
-        <w:t xml:space="preserve">: </w:t>
-      </w:r>
-      <w:r>
-        <w:t>Data Collection</w:t>
-      </w:r>
-      <w:r>
-        <w:t xml:space="preserve"> </w:t>
+        <w:t xml:space="preserve">Stage 3: </w:t>
+      </w:r>
+      <w:r>
+        <w:t xml:space="preserve">Data Collection </w:t>
       </w:r>
       <w:r>
         <w:t>&amp; Evaluation</w:t>
@@ -3044,34 +2711,13 @@
         <w:t xml:space="preserve">the manual config </w:t>
       </w:r>
       <w:r>
-        <w:t xml:space="preserve">list and </w:t>
-      </w:r>
-      <w:proofErr w:type="spellStart"/>
-      <w:r>
-        <w:t>Optuna</w:t>
-      </w:r>
-      <w:proofErr w:type="spellEnd"/>
+        <w:t>list and Optuna</w:t>
+      </w:r>
       <w:r>
         <w:t>, the best config was determined using the full set that produced the best validation accuracy.</w:t>
       </w:r>
       <w:r>
-        <w:t xml:space="preserve"> However, </w:t>
-      </w:r>
-      <w:proofErr w:type="spellStart"/>
-      <w:r>
-        <w:t>Optuna</w:t>
-      </w:r>
-      <w:proofErr w:type="spellEnd"/>
-      <w:r>
-        <w:t xml:space="preserve"> was able to test more combinations using the </w:t>
-      </w:r>
-      <w:proofErr w:type="spellStart"/>
-      <w:r>
-        <w:t>n_trial</w:t>
-      </w:r>
-      <w:proofErr w:type="spellEnd"/>
-      <w:r>
-        <w:t xml:space="preserve"> parameter set to 20. The combination sets were recorded for data visualization.</w:t>
+        <w:t xml:space="preserve"> However, Optuna was able to test more combinations using the n_trial parameter set to 20. The combination sets were recorded for data visualization.</w:t>
       </w:r>
     </w:p>
     <w:p>
@@ -3229,7 +2875,6 @@
                 <w:szCs w:val="20"/>
               </w:rPr>
             </w:pPr>
-            <w:proofErr w:type="spellStart"/>
             <w:r>
               <w:rPr>
                 <w:sz w:val="20"/>
@@ -3237,7 +2882,6 @@
               </w:rPr>
               <w:t>weight_decay</w:t>
             </w:r>
-            <w:proofErr w:type="spellEnd"/>
           </w:p>
         </w:tc>
         <w:tc>
@@ -3824,21 +3468,7 @@
                 <w:sz w:val="20"/>
                 <w:szCs w:val="20"/>
               </w:rPr>
-              <w:t>0.0</w:t>
-            </w:r>
-            <w:r>
-              <w:rPr>
-                <w:sz w:val="20"/>
-                <w:szCs w:val="20"/>
-              </w:rPr>
-              <w:t>0</w:t>
-            </w:r>
-            <w:r>
-              <w:rPr>
-                <w:sz w:val="20"/>
-                <w:szCs w:val="20"/>
-              </w:rPr>
-              <w:t>1</w:t>
+              <w:t>0.001</w:t>
             </w:r>
           </w:p>
         </w:tc>
@@ -3990,21 +3620,7 @@
                 <w:sz w:val="20"/>
                 <w:szCs w:val="20"/>
               </w:rPr>
-              <w:t>0.0</w:t>
-            </w:r>
-            <w:r>
-              <w:rPr>
-                <w:sz w:val="20"/>
-                <w:szCs w:val="20"/>
-              </w:rPr>
-              <w:t>00</w:t>
-            </w:r>
-            <w:r>
-              <w:rPr>
-                <w:sz w:val="20"/>
-                <w:szCs w:val="20"/>
-              </w:rPr>
-              <w:t>1</w:t>
+              <w:t>0.0001</w:t>
             </w:r>
           </w:p>
         </w:tc>
@@ -4661,14 +4277,7 @@
                 <w:sz w:val="20"/>
                 <w:szCs w:val="20"/>
               </w:rPr>
-              <w:t>1e-0</w:t>
-            </w:r>
-            <w:r>
-              <w:rPr>
-                <w:sz w:val="20"/>
-                <w:szCs w:val="20"/>
-              </w:rPr>
-              <w:t>7</w:t>
+              <w:t>1e-07</w:t>
             </w:r>
           </w:p>
         </w:tc>
@@ -5044,7 +4653,6 @@
                 <w14:ligatures w14:val="none"/>
               </w:rPr>
             </w:pPr>
-            <w:proofErr w:type="spellStart"/>
             <w:r>
               <w:rPr>
                 <w:rFonts w:asciiTheme="majorHAnsi" w:eastAsia="Times New Roman" w:hAnsiTheme="majorHAnsi" w:cstheme="majorHAnsi"/>
@@ -5058,7 +4666,6 @@
               </w:rPr>
               <w:t>weight_decay</w:t>
             </w:r>
-            <w:proofErr w:type="spellEnd"/>
           </w:p>
         </w:tc>
         <w:tc>
@@ -11818,7 +11425,6 @@
         </w:rPr>
         <w:t xml:space="preserve"> Training Loss per Hyperparameter Configuration (</w:t>
       </w:r>
-      <w:proofErr w:type="spellStart"/>
       <w:r>
         <w:rPr>
           <w:i/>
@@ -11826,17 +11432,7 @@
           <w:sz w:val="20"/>
           <w:szCs w:val="20"/>
         </w:rPr>
-        <w:t>Optuna</w:t>
-      </w:r>
-      <w:proofErr w:type="spellEnd"/>
-      <w:r>
-        <w:rPr>
-          <w:i/>
-          <w:iCs/>
-          <w:sz w:val="20"/>
-          <w:szCs w:val="20"/>
-        </w:rPr>
-        <w:t xml:space="preserve"> - 20</w:t>
+        <w:t>Optuna - 20</w:t>
       </w:r>
       <w:r>
         <w:rPr>
@@ -11941,7 +11537,6 @@
                 <w:szCs w:val="22"/>
               </w:rPr>
             </w:pPr>
-            <w:proofErr w:type="spellStart"/>
             <w:r>
               <w:rPr>
                 <w:b/>
@@ -11949,17 +11544,7 @@
                 <w:sz w:val="22"/>
                 <w:szCs w:val="22"/>
               </w:rPr>
-              <w:t>Optuna</w:t>
-            </w:r>
-            <w:proofErr w:type="spellEnd"/>
-            <w:r>
-              <w:rPr>
-                <w:b/>
-                <w:bCs/>
-                <w:sz w:val="22"/>
-                <w:szCs w:val="22"/>
-              </w:rPr>
-              <w:t xml:space="preserve"> Parameter Configuration</w:t>
+              <w:t>Optuna Parameter Configuration</w:t>
             </w:r>
           </w:p>
         </w:tc>
@@ -11997,37 +11582,12 @@
                 <w:szCs w:val="20"/>
               </w:rPr>
             </w:pPr>
-            <w:proofErr w:type="spellStart"/>
-            <w:r>
-              <w:rPr>
-                <w:sz w:val="20"/>
-                <w:szCs w:val="20"/>
-              </w:rPr>
-              <w:t>lr</w:t>
-            </w:r>
-            <w:proofErr w:type="spellEnd"/>
-            <w:r>
-              <w:rPr>
-                <w:sz w:val="20"/>
-                <w:szCs w:val="20"/>
-              </w:rPr>
-              <w:t xml:space="preserve">: 0.0019476838464710998, alpha: 0.800025289324904, eps: 1.1392983025644397e-07, momentum: 0.3701973165945234, </w:t>
-            </w:r>
-            <w:proofErr w:type="spellStart"/>
-            <w:r>
-              <w:rPr>
-                <w:sz w:val="20"/>
-                <w:szCs w:val="20"/>
-              </w:rPr>
-              <w:t>weight_decay</w:t>
-            </w:r>
-            <w:proofErr w:type="spellEnd"/>
-            <w:r>
-              <w:rPr>
-                <w:sz w:val="20"/>
-                <w:szCs w:val="20"/>
-              </w:rPr>
-              <w:t>: 0.008424534983398027</w:t>
+            <w:r>
+              <w:rPr>
+                <w:sz w:val="20"/>
+                <w:szCs w:val="20"/>
+              </w:rPr>
+              <w:t>lr: 0.0019476838464710998, alpha: 0.800025289324904, eps: 1.1392983025644397e-07, momentum: 0.3701973165945234, weight_decay: 0.008424534983398027</w:t>
             </w:r>
           </w:p>
         </w:tc>
@@ -12065,37 +11625,12 @@
                 <w:szCs w:val="20"/>
               </w:rPr>
             </w:pPr>
-            <w:proofErr w:type="spellStart"/>
-            <w:r>
-              <w:rPr>
-                <w:sz w:val="20"/>
-                <w:szCs w:val="20"/>
-              </w:rPr>
-              <w:t>lr</w:t>
-            </w:r>
-            <w:proofErr w:type="spellEnd"/>
-            <w:r>
-              <w:rPr>
-                <w:sz w:val="20"/>
-                <w:szCs w:val="20"/>
-              </w:rPr>
-              <w:t xml:space="preserve">: 0.0002705494845786357, alpha: 0.8024846649464388, eps: 4.198054585997742e-09, momentum: 0.37094913506955823, </w:t>
-            </w:r>
-            <w:proofErr w:type="spellStart"/>
-            <w:r>
-              <w:rPr>
-                <w:sz w:val="20"/>
-                <w:szCs w:val="20"/>
-              </w:rPr>
-              <w:t>weight_decay</w:t>
-            </w:r>
-            <w:proofErr w:type="spellEnd"/>
-            <w:r>
-              <w:rPr>
-                <w:sz w:val="20"/>
-                <w:szCs w:val="20"/>
-              </w:rPr>
-              <w:t>: 0.0002894154724905874</w:t>
+            <w:r>
+              <w:rPr>
+                <w:sz w:val="20"/>
+                <w:szCs w:val="20"/>
+              </w:rPr>
+              <w:t>lr: 0.0002705494845786357, alpha: 0.8024846649464388, eps: 4.198054585997742e-09, momentum: 0.37094913506955823, weight_decay: 0.0002894154724905874</w:t>
             </w:r>
           </w:p>
         </w:tc>
@@ -12118,14 +11653,7 @@
                 <w:sz w:val="20"/>
                 <w:szCs w:val="20"/>
               </w:rPr>
-              <w:t>config_</w:t>
-            </w:r>
-            <w:r>
-              <w:rPr>
-                <w:sz w:val="20"/>
-                <w:szCs w:val="20"/>
-              </w:rPr>
-              <w:t>3</w:t>
+              <w:t>config_3</w:t>
             </w:r>
           </w:p>
         </w:tc>
@@ -12140,37 +11668,12 @@
                 <w:szCs w:val="20"/>
               </w:rPr>
             </w:pPr>
-            <w:proofErr w:type="spellStart"/>
-            <w:r>
-              <w:rPr>
-                <w:sz w:val="20"/>
-                <w:szCs w:val="20"/>
-              </w:rPr>
-              <w:t>lr</w:t>
-            </w:r>
-            <w:proofErr w:type="spellEnd"/>
-            <w:r>
-              <w:rPr>
-                <w:sz w:val="20"/>
-                <w:szCs w:val="20"/>
-              </w:rPr>
-              <w:t xml:space="preserve">: 0.026640584134882614, alpha: 0.8032514072130412, eps: 9.270481985035688e-09, momentum: 0.0846827861457791, </w:t>
-            </w:r>
-            <w:proofErr w:type="spellStart"/>
-            <w:r>
-              <w:rPr>
-                <w:sz w:val="20"/>
-                <w:szCs w:val="20"/>
-              </w:rPr>
-              <w:t>weight_decay</w:t>
-            </w:r>
-            <w:proofErr w:type="spellEnd"/>
-            <w:r>
-              <w:rPr>
-                <w:sz w:val="20"/>
-                <w:szCs w:val="20"/>
-              </w:rPr>
-              <w:t>: 0.001360555088824136</w:t>
+            <w:r>
+              <w:rPr>
+                <w:sz w:val="20"/>
+                <w:szCs w:val="20"/>
+              </w:rPr>
+              <w:t>lr: 0.026640584134882614, alpha: 0.8032514072130412, eps: 9.270481985035688e-09, momentum: 0.0846827861457791, weight_decay: 0.001360555088824136</w:t>
             </w:r>
           </w:p>
         </w:tc>
@@ -12193,14 +11696,7 @@
                 <w:sz w:val="20"/>
                 <w:szCs w:val="20"/>
               </w:rPr>
-              <w:t>config_</w:t>
-            </w:r>
-            <w:r>
-              <w:rPr>
-                <w:sz w:val="20"/>
-                <w:szCs w:val="20"/>
-              </w:rPr>
-              <w:t>4</w:t>
+              <w:t>config_4</w:t>
             </w:r>
           </w:p>
         </w:tc>
@@ -12215,37 +11711,12 @@
                 <w:szCs w:val="20"/>
               </w:rPr>
             </w:pPr>
-            <w:proofErr w:type="spellStart"/>
-            <w:r>
-              <w:rPr>
-                <w:sz w:val="20"/>
-                <w:szCs w:val="20"/>
-              </w:rPr>
-              <w:t>lr</w:t>
-            </w:r>
-            <w:proofErr w:type="spellEnd"/>
-            <w:r>
-              <w:rPr>
-                <w:sz w:val="20"/>
-                <w:szCs w:val="20"/>
-              </w:rPr>
-              <w:t xml:space="preserve">: 0.034980420096149156, alpha: 0.9781040889843617, eps: 4.979793789604447e-07, momentum: 0.08872365680660942, </w:t>
-            </w:r>
-            <w:proofErr w:type="spellStart"/>
-            <w:r>
-              <w:rPr>
-                <w:sz w:val="20"/>
-                <w:szCs w:val="20"/>
-              </w:rPr>
-              <w:t>weight_decay</w:t>
-            </w:r>
-            <w:proofErr w:type="spellEnd"/>
-            <w:r>
-              <w:rPr>
-                <w:sz w:val="20"/>
-                <w:szCs w:val="20"/>
-              </w:rPr>
-              <w:t>: 0.0012181438359676958</w:t>
+            <w:r>
+              <w:rPr>
+                <w:sz w:val="20"/>
+                <w:szCs w:val="20"/>
+              </w:rPr>
+              <w:t>lr: 0.034980420096149156, alpha: 0.9781040889843617, eps: 4.979793789604447e-07, momentum: 0.08872365680660942, weight_decay: 0.0012181438359676958</w:t>
             </w:r>
           </w:p>
         </w:tc>
@@ -12268,14 +11739,7 @@
                 <w:sz w:val="20"/>
                 <w:szCs w:val="20"/>
               </w:rPr>
-              <w:t>config_</w:t>
-            </w:r>
-            <w:r>
-              <w:rPr>
-                <w:sz w:val="20"/>
-                <w:szCs w:val="20"/>
-              </w:rPr>
-              <w:t>5</w:t>
+              <w:t>config_5</w:t>
             </w:r>
           </w:p>
         </w:tc>
@@ -12290,37 +11754,12 @@
                 <w:szCs w:val="20"/>
               </w:rPr>
             </w:pPr>
-            <w:proofErr w:type="spellStart"/>
-            <w:r>
-              <w:rPr>
-                <w:sz w:val="20"/>
-                <w:szCs w:val="20"/>
-              </w:rPr>
-              <w:t>lr</w:t>
-            </w:r>
-            <w:proofErr w:type="spellEnd"/>
-            <w:r>
-              <w:rPr>
-                <w:sz w:val="20"/>
-                <w:szCs w:val="20"/>
-              </w:rPr>
-              <w:t xml:space="preserve">: 0.0011600597275032583, alpha: 0.8218467767968733, eps: 2.2189459466856255e-09, momentum: 0.742988986089937, </w:t>
-            </w:r>
-            <w:proofErr w:type="spellStart"/>
-            <w:r>
-              <w:rPr>
-                <w:sz w:val="20"/>
-                <w:szCs w:val="20"/>
-              </w:rPr>
-              <w:t>weight_decay</w:t>
-            </w:r>
-            <w:proofErr w:type="spellEnd"/>
-            <w:r>
-              <w:rPr>
-                <w:sz w:val="20"/>
-                <w:szCs w:val="20"/>
-              </w:rPr>
-              <w:t>: 1.0528704406305239e-05</w:t>
+            <w:r>
+              <w:rPr>
+                <w:sz w:val="20"/>
+                <w:szCs w:val="20"/>
+              </w:rPr>
+              <w:t>lr: 0.0011600597275032583, alpha: 0.8218467767968733, eps: 2.2189459466856255e-09, momentum: 0.742988986089937, weight_decay: 1.0528704406305239e-05</w:t>
             </w:r>
           </w:p>
         </w:tc>
@@ -12343,14 +11782,7 @@
                 <w:sz w:val="20"/>
                 <w:szCs w:val="20"/>
               </w:rPr>
-              <w:t>config_</w:t>
-            </w:r>
-            <w:r>
-              <w:rPr>
-                <w:sz w:val="20"/>
-                <w:szCs w:val="20"/>
-              </w:rPr>
-              <w:t>6</w:t>
+              <w:t>config_6</w:t>
             </w:r>
           </w:p>
         </w:tc>
@@ -12365,37 +11797,12 @@
                 <w:szCs w:val="20"/>
               </w:rPr>
             </w:pPr>
-            <w:proofErr w:type="spellStart"/>
-            <w:r>
-              <w:rPr>
-                <w:sz w:val="20"/>
-                <w:szCs w:val="20"/>
-              </w:rPr>
-              <w:t>lr</w:t>
-            </w:r>
-            <w:proofErr w:type="spellEnd"/>
-            <w:r>
-              <w:rPr>
-                <w:sz w:val="20"/>
-                <w:szCs w:val="20"/>
-              </w:rPr>
-              <w:t xml:space="preserve">: 0.000768535818087759, alpha: 0.9042889462647967, eps: 9.41157015652493e-08, momentum: 0.673943614017454, </w:t>
-            </w:r>
-            <w:proofErr w:type="spellStart"/>
-            <w:r>
-              <w:rPr>
-                <w:sz w:val="20"/>
-                <w:szCs w:val="20"/>
-              </w:rPr>
-              <w:t>weight_decay</w:t>
-            </w:r>
-            <w:proofErr w:type="spellEnd"/>
-            <w:r>
-              <w:rPr>
-                <w:sz w:val="20"/>
-                <w:szCs w:val="20"/>
-              </w:rPr>
-              <w:t>: 0.0019084424978012544</w:t>
+            <w:r>
+              <w:rPr>
+                <w:sz w:val="20"/>
+                <w:szCs w:val="20"/>
+              </w:rPr>
+              <w:t>lr: 0.000768535818087759, alpha: 0.9042889462647967, eps: 9.41157015652493e-08, momentum: 0.673943614017454, weight_decay: 0.0019084424978012544</w:t>
             </w:r>
           </w:p>
         </w:tc>
@@ -12418,14 +11825,7 @@
                 <w:sz w:val="20"/>
                 <w:szCs w:val="20"/>
               </w:rPr>
-              <w:t>config_</w:t>
-            </w:r>
-            <w:r>
-              <w:rPr>
-                <w:sz w:val="20"/>
-                <w:szCs w:val="20"/>
-              </w:rPr>
-              <w:t>7</w:t>
+              <w:t>config_7</w:t>
             </w:r>
           </w:p>
         </w:tc>
@@ -12440,37 +11840,12 @@
                 <w:szCs w:val="20"/>
               </w:rPr>
             </w:pPr>
-            <w:proofErr w:type="spellStart"/>
-            <w:r>
-              <w:rPr>
-                <w:sz w:val="20"/>
-                <w:szCs w:val="20"/>
-              </w:rPr>
-              <w:t>lr</w:t>
-            </w:r>
-            <w:proofErr w:type="spellEnd"/>
-            <w:r>
-              <w:rPr>
-                <w:sz w:val="20"/>
-                <w:szCs w:val="20"/>
-              </w:rPr>
-              <w:t xml:space="preserve">: 0.0002334045588745601, alpha: 0.8940495196165702, eps: 4.4149719128883496e-08, momentum: 0.08237981675673965, </w:t>
-            </w:r>
-            <w:proofErr w:type="spellStart"/>
-            <w:r>
-              <w:rPr>
-                <w:sz w:val="20"/>
-                <w:szCs w:val="20"/>
-              </w:rPr>
-              <w:t>weight_decay</w:t>
-            </w:r>
-            <w:proofErr w:type="spellEnd"/>
-            <w:r>
-              <w:rPr>
-                <w:sz w:val="20"/>
-                <w:szCs w:val="20"/>
-              </w:rPr>
-              <w:t>: 0.00042734085143992894</w:t>
+            <w:r>
+              <w:rPr>
+                <w:sz w:val="20"/>
+                <w:szCs w:val="20"/>
+              </w:rPr>
+              <w:t>lr: 0.0002334045588745601, alpha: 0.8940495196165702, eps: 4.4149719128883496e-08, momentum: 0.08237981675673965, weight_decay: 0.00042734085143992894</w:t>
             </w:r>
           </w:p>
         </w:tc>
@@ -12493,14 +11868,7 @@
                 <w:sz w:val="20"/>
                 <w:szCs w:val="20"/>
               </w:rPr>
-              <w:t>config_</w:t>
-            </w:r>
-            <w:r>
-              <w:rPr>
-                <w:sz w:val="20"/>
-                <w:szCs w:val="20"/>
-              </w:rPr>
-              <w:t>8</w:t>
+              <w:t>config_8</w:t>
             </w:r>
           </w:p>
         </w:tc>
@@ -12515,37 +11883,12 @@
                 <w:szCs w:val="20"/>
               </w:rPr>
             </w:pPr>
-            <w:proofErr w:type="spellStart"/>
-            <w:r>
-              <w:rPr>
-                <w:sz w:val="20"/>
-                <w:szCs w:val="20"/>
-              </w:rPr>
-              <w:t>lr</w:t>
-            </w:r>
-            <w:proofErr w:type="spellEnd"/>
-            <w:r>
-              <w:rPr>
-                <w:sz w:val="20"/>
-                <w:szCs w:val="20"/>
-              </w:rPr>
-              <w:t xml:space="preserve">: 1.2404761911649825e-05, alpha: 0.9788952427470539, eps: 2.024479373363253e-09, momentum: 0.0907740093921802, </w:t>
-            </w:r>
-            <w:proofErr w:type="spellStart"/>
-            <w:r>
-              <w:rPr>
-                <w:sz w:val="20"/>
-                <w:szCs w:val="20"/>
-              </w:rPr>
-              <w:t>weight_decay</w:t>
-            </w:r>
-            <w:proofErr w:type="spellEnd"/>
-            <w:r>
-              <w:rPr>
-                <w:sz w:val="20"/>
-                <w:szCs w:val="20"/>
-              </w:rPr>
-              <w:t>: 2.829317153761786e-05</w:t>
+            <w:r>
+              <w:rPr>
+                <w:sz w:val="20"/>
+                <w:szCs w:val="20"/>
+              </w:rPr>
+              <w:t>lr: 1.2404761911649825e-05, alpha: 0.9788952427470539, eps: 2.024479373363253e-09, momentum: 0.0907740093921802, weight_decay: 2.829317153761786e-05</w:t>
             </w:r>
           </w:p>
         </w:tc>
@@ -12568,14 +11911,7 @@
                 <w:sz w:val="20"/>
                 <w:szCs w:val="20"/>
               </w:rPr>
-              <w:t>config_</w:t>
-            </w:r>
-            <w:r>
-              <w:rPr>
-                <w:sz w:val="20"/>
-                <w:szCs w:val="20"/>
-              </w:rPr>
-              <w:t>9</w:t>
+              <w:t>config_9</w:t>
             </w:r>
           </w:p>
         </w:tc>
@@ -12590,37 +11926,12 @@
                 <w:szCs w:val="20"/>
               </w:rPr>
             </w:pPr>
-            <w:proofErr w:type="spellStart"/>
-            <w:r>
-              <w:rPr>
-                <w:sz w:val="20"/>
-                <w:szCs w:val="20"/>
-              </w:rPr>
-              <w:t>lr</w:t>
-            </w:r>
-            <w:proofErr w:type="spellEnd"/>
-            <w:r>
-              <w:rPr>
-                <w:sz w:val="20"/>
-                <w:szCs w:val="20"/>
-              </w:rPr>
-              <w:t xml:space="preserve">: 0.0002550150677454392, alpha: 0.80389512838779, eps: 3.986609347193261e-08, momentum: 0.4143386878657271, </w:t>
-            </w:r>
-            <w:proofErr w:type="spellStart"/>
-            <w:r>
-              <w:rPr>
-                <w:sz w:val="20"/>
-                <w:szCs w:val="20"/>
-              </w:rPr>
-              <w:t>weight_decay</w:t>
-            </w:r>
-            <w:proofErr w:type="spellEnd"/>
-            <w:r>
-              <w:rPr>
-                <w:sz w:val="20"/>
-                <w:szCs w:val="20"/>
-              </w:rPr>
-              <w:t>: 9.601853921513595e-05</w:t>
+            <w:r>
+              <w:rPr>
+                <w:sz w:val="20"/>
+                <w:szCs w:val="20"/>
+              </w:rPr>
+              <w:t>lr: 0.0002550150677454392, alpha: 0.80389512838779, eps: 3.986609347193261e-08, momentum: 0.4143386878657271, weight_decay: 9.601853921513595e-05</w:t>
             </w:r>
           </w:p>
         </w:tc>
@@ -12643,14 +11954,7 @@
                 <w:sz w:val="20"/>
                 <w:szCs w:val="20"/>
               </w:rPr>
-              <w:t>config_</w:t>
-            </w:r>
-            <w:r>
-              <w:rPr>
-                <w:sz w:val="20"/>
-                <w:szCs w:val="20"/>
-              </w:rPr>
-              <w:t>10</w:t>
+              <w:t>config_10</w:t>
             </w:r>
           </w:p>
         </w:tc>
@@ -12665,37 +11969,12 @@
                 <w:szCs w:val="20"/>
               </w:rPr>
             </w:pPr>
-            <w:proofErr w:type="spellStart"/>
-            <w:r>
-              <w:rPr>
-                <w:sz w:val="20"/>
-                <w:szCs w:val="20"/>
-              </w:rPr>
-              <w:t>lr</w:t>
-            </w:r>
-            <w:proofErr w:type="spellEnd"/>
-            <w:r>
-              <w:rPr>
-                <w:sz w:val="20"/>
-                <w:szCs w:val="20"/>
-              </w:rPr>
-              <w:t xml:space="preserve">: 0.00019303211473271065, alpha: 0.8016473102350582, eps: 1.0647457307653659e-09, momentum: 0.1198568520124796, </w:t>
-            </w:r>
-            <w:proofErr w:type="spellStart"/>
-            <w:r>
-              <w:rPr>
-                <w:sz w:val="20"/>
-                <w:szCs w:val="20"/>
-              </w:rPr>
-              <w:t>weight_decay</w:t>
-            </w:r>
-            <w:proofErr w:type="spellEnd"/>
-            <w:r>
-              <w:rPr>
-                <w:sz w:val="20"/>
-                <w:szCs w:val="20"/>
-              </w:rPr>
-              <w:t>: 0.0005523698410613538</w:t>
+            <w:r>
+              <w:rPr>
+                <w:sz w:val="20"/>
+                <w:szCs w:val="20"/>
+              </w:rPr>
+              <w:t>lr: 0.00019303211473271065, alpha: 0.8016473102350582, eps: 1.0647457307653659e-09, momentum: 0.1198568520124796, weight_decay: 0.0005523698410613538</w:t>
             </w:r>
           </w:p>
         </w:tc>
@@ -12718,14 +11997,7 @@
                 <w:sz w:val="20"/>
                 <w:szCs w:val="20"/>
               </w:rPr>
-              <w:t>config_</w:t>
-            </w:r>
-            <w:r>
-              <w:rPr>
-                <w:sz w:val="20"/>
-                <w:szCs w:val="20"/>
-              </w:rPr>
-              <w:t>11</w:t>
+              <w:t>config_11</w:t>
             </w:r>
           </w:p>
         </w:tc>
@@ -12740,37 +12012,12 @@
                 <w:szCs w:val="20"/>
               </w:rPr>
             </w:pPr>
-            <w:proofErr w:type="spellStart"/>
-            <w:r>
-              <w:rPr>
-                <w:sz w:val="20"/>
-                <w:szCs w:val="20"/>
-              </w:rPr>
-              <w:t>lr</w:t>
-            </w:r>
-            <w:proofErr w:type="spellEnd"/>
-            <w:r>
-              <w:rPr>
-                <w:sz w:val="20"/>
-                <w:szCs w:val="20"/>
-              </w:rPr>
-              <w:t xml:space="preserve">: 0.006011183112880236, alpha: 0.8599834287351458, eps: 7.376919810051015e-07, momentum: 0.8711558869622029, </w:t>
-            </w:r>
-            <w:proofErr w:type="spellStart"/>
-            <w:r>
-              <w:rPr>
-                <w:sz w:val="20"/>
-                <w:szCs w:val="20"/>
-              </w:rPr>
-              <w:t>weight_decay</w:t>
-            </w:r>
-            <w:proofErr w:type="spellEnd"/>
-            <w:r>
-              <w:rPr>
-                <w:sz w:val="20"/>
-                <w:szCs w:val="20"/>
-              </w:rPr>
-              <w:t>: 1.0265162904399288e-05</w:t>
+            <w:r>
+              <w:rPr>
+                <w:sz w:val="20"/>
+                <w:szCs w:val="20"/>
+              </w:rPr>
+              <w:t>lr: 0.006011183112880236, alpha: 0.8599834287351458, eps: 7.376919810051015e-07, momentum: 0.8711558869622029, weight_decay: 1.0265162904399288e-05</w:t>
             </w:r>
           </w:p>
         </w:tc>
@@ -12793,14 +12040,7 @@
                 <w:sz w:val="20"/>
                 <w:szCs w:val="20"/>
               </w:rPr>
-              <w:t>config_</w:t>
-            </w:r>
-            <w:r>
-              <w:rPr>
-                <w:sz w:val="20"/>
-                <w:szCs w:val="20"/>
-              </w:rPr>
-              <w:t>12</w:t>
+              <w:t>config_12</w:t>
             </w:r>
           </w:p>
         </w:tc>
@@ -12815,37 +12055,12 @@
                 <w:szCs w:val="20"/>
               </w:rPr>
             </w:pPr>
-            <w:proofErr w:type="spellStart"/>
-            <w:r>
-              <w:rPr>
-                <w:sz w:val="20"/>
-                <w:szCs w:val="20"/>
-              </w:rPr>
-              <w:t>lr</w:t>
-            </w:r>
-            <w:proofErr w:type="spellEnd"/>
-            <w:r>
-              <w:rPr>
-                <w:sz w:val="20"/>
-                <w:szCs w:val="20"/>
-              </w:rPr>
-              <w:t xml:space="preserve">: 3.5621346912319085e-05, alpha: 0.8477740400140249, eps: 4.84430111698863e-09, momentum: 0.5868313213886879, </w:t>
-            </w:r>
-            <w:proofErr w:type="spellStart"/>
-            <w:r>
-              <w:rPr>
-                <w:sz w:val="20"/>
-                <w:szCs w:val="20"/>
-              </w:rPr>
-              <w:t>weight_decay</w:t>
-            </w:r>
-            <w:proofErr w:type="spellEnd"/>
-            <w:r>
-              <w:rPr>
-                <w:sz w:val="20"/>
-                <w:szCs w:val="20"/>
-              </w:rPr>
-              <w:t>: 9.914886573284521e-05</w:t>
+            <w:r>
+              <w:rPr>
+                <w:sz w:val="20"/>
+                <w:szCs w:val="20"/>
+              </w:rPr>
+              <w:t>lr: 3.5621346912319085e-05, alpha: 0.8477740400140249, eps: 4.84430111698863e-09, momentum: 0.5868313213886879, weight_decay: 9.914886573284521e-05</w:t>
             </w:r>
           </w:p>
         </w:tc>
@@ -12868,14 +12083,7 @@
                 <w:sz w:val="20"/>
                 <w:szCs w:val="20"/>
               </w:rPr>
-              <w:t>config_</w:t>
-            </w:r>
-            <w:r>
-              <w:rPr>
-                <w:sz w:val="20"/>
-                <w:szCs w:val="20"/>
-              </w:rPr>
-              <w:t>13</w:t>
+              <w:t>config_13</w:t>
             </w:r>
           </w:p>
         </w:tc>
@@ -12890,37 +12098,12 @@
                 <w:szCs w:val="20"/>
               </w:rPr>
             </w:pPr>
-            <w:proofErr w:type="spellStart"/>
-            <w:r>
-              <w:rPr>
-                <w:sz w:val="20"/>
-                <w:szCs w:val="20"/>
-              </w:rPr>
-              <w:t>lr</w:t>
-            </w:r>
-            <w:proofErr w:type="spellEnd"/>
-            <w:r>
-              <w:rPr>
-                <w:sz w:val="20"/>
-                <w:szCs w:val="20"/>
-              </w:rPr>
-              <w:t xml:space="preserve">: 0.0034203568468211955, alpha: 0.8411710612200827, eps: 7.387250959134082e-09, momentum: 0.8623258136563945, </w:t>
-            </w:r>
-            <w:proofErr w:type="spellStart"/>
-            <w:r>
-              <w:rPr>
-                <w:sz w:val="20"/>
-                <w:szCs w:val="20"/>
-              </w:rPr>
-              <w:t>weight_decay</w:t>
-            </w:r>
-            <w:proofErr w:type="spellEnd"/>
-            <w:r>
-              <w:rPr>
-                <w:sz w:val="20"/>
-                <w:szCs w:val="20"/>
-              </w:rPr>
-              <w:t>: 9.980396672648531e-05</w:t>
+            <w:r>
+              <w:rPr>
+                <w:sz w:val="20"/>
+                <w:szCs w:val="20"/>
+              </w:rPr>
+              <w:t>lr: 0.0034203568468211955, alpha: 0.8411710612200827, eps: 7.387250959134082e-09, momentum: 0.8623258136563945, weight_decay: 9.980396672648531e-05</w:t>
             </w:r>
           </w:p>
         </w:tc>
@@ -12943,14 +12126,7 @@
                 <w:sz w:val="20"/>
                 <w:szCs w:val="20"/>
               </w:rPr>
-              <w:t>config_</w:t>
-            </w:r>
-            <w:r>
-              <w:rPr>
-                <w:sz w:val="20"/>
-                <w:szCs w:val="20"/>
-              </w:rPr>
-              <w:t>14</w:t>
+              <w:t>config_14</w:t>
             </w:r>
           </w:p>
         </w:tc>
@@ -12965,37 +12141,12 @@
                 <w:szCs w:val="20"/>
               </w:rPr>
             </w:pPr>
-            <w:proofErr w:type="spellStart"/>
-            <w:r>
-              <w:rPr>
-                <w:sz w:val="20"/>
-                <w:szCs w:val="20"/>
-              </w:rPr>
-              <w:t>lr</w:t>
-            </w:r>
-            <w:proofErr w:type="spellEnd"/>
-            <w:r>
-              <w:rPr>
-                <w:sz w:val="20"/>
-                <w:szCs w:val="20"/>
-              </w:rPr>
-              <w:t xml:space="preserve">: 0.0008147881236065796, alpha: 0.8385344255851751, eps: 2.9884607395327503e-09, momentum: 0.31785473211953924, </w:t>
-            </w:r>
-            <w:proofErr w:type="spellStart"/>
-            <w:r>
-              <w:rPr>
-                <w:sz w:val="20"/>
-                <w:szCs w:val="20"/>
-              </w:rPr>
-              <w:t>weight_decay</w:t>
-            </w:r>
-            <w:proofErr w:type="spellEnd"/>
-            <w:r>
-              <w:rPr>
-                <w:sz w:val="20"/>
-                <w:szCs w:val="20"/>
-              </w:rPr>
-              <w:t>: 1.1508825568035366e-05</w:t>
+            <w:r>
+              <w:rPr>
+                <w:sz w:val="20"/>
+                <w:szCs w:val="20"/>
+              </w:rPr>
+              <w:t>lr: 0.0008147881236065796, alpha: 0.8385344255851751, eps: 2.9884607395327503e-09, momentum: 0.31785473211953924, weight_decay: 1.1508825568035366e-05</w:t>
             </w:r>
           </w:p>
         </w:tc>
@@ -13018,14 +12169,7 @@
                 <w:sz w:val="20"/>
                 <w:szCs w:val="20"/>
               </w:rPr>
-              <w:t>config_</w:t>
-            </w:r>
-            <w:r>
-              <w:rPr>
-                <w:sz w:val="20"/>
-                <w:szCs w:val="20"/>
-              </w:rPr>
-              <w:t>15</w:t>
+              <w:t>config_15</w:t>
             </w:r>
           </w:p>
         </w:tc>
@@ -13040,37 +12184,12 @@
                 <w:szCs w:val="20"/>
               </w:rPr>
             </w:pPr>
-            <w:proofErr w:type="spellStart"/>
-            <w:r>
-              <w:rPr>
-                <w:sz w:val="20"/>
-                <w:szCs w:val="20"/>
-              </w:rPr>
-              <w:t>lr</w:t>
-            </w:r>
-            <w:proofErr w:type="spellEnd"/>
-            <w:r>
-              <w:rPr>
-                <w:sz w:val="20"/>
-                <w:szCs w:val="20"/>
-              </w:rPr>
-              <w:t xml:space="preserve">: 0.0008837377743583721, alpha: 0.8824966424677287, eps: 1.0832281439392694e-09, momentum: 0.6248377417848384, </w:t>
-            </w:r>
-            <w:proofErr w:type="spellStart"/>
-            <w:r>
-              <w:rPr>
-                <w:sz w:val="20"/>
-                <w:szCs w:val="20"/>
-              </w:rPr>
-              <w:t>weight_decay</w:t>
-            </w:r>
-            <w:proofErr w:type="spellEnd"/>
-            <w:r>
-              <w:rPr>
-                <w:sz w:val="20"/>
-                <w:szCs w:val="20"/>
-              </w:rPr>
-              <w:t>: 1.0567445644797476e-05</w:t>
+            <w:r>
+              <w:rPr>
+                <w:sz w:val="20"/>
+                <w:szCs w:val="20"/>
+              </w:rPr>
+              <w:t>lr: 0.0008837377743583721, alpha: 0.8824966424677287, eps: 1.0832281439392694e-09, momentum: 0.6248377417848384, weight_decay: 1.0567445644797476e-05</w:t>
             </w:r>
           </w:p>
         </w:tc>
@@ -13093,14 +12212,7 @@
                 <w:sz w:val="20"/>
                 <w:szCs w:val="20"/>
               </w:rPr>
-              <w:t>config_</w:t>
-            </w:r>
-            <w:r>
-              <w:rPr>
-                <w:sz w:val="20"/>
-                <w:szCs w:val="20"/>
-              </w:rPr>
-              <w:t>16</w:t>
+              <w:t>config_16</w:t>
             </w:r>
           </w:p>
         </w:tc>
@@ -13115,37 +12227,12 @@
                 <w:szCs w:val="20"/>
               </w:rPr>
             </w:pPr>
-            <w:proofErr w:type="spellStart"/>
-            <w:r>
-              <w:rPr>
-                <w:sz w:val="20"/>
-                <w:szCs w:val="20"/>
-              </w:rPr>
-              <w:t>lr</w:t>
-            </w:r>
-            <w:proofErr w:type="spellEnd"/>
-            <w:r>
-              <w:rPr>
-                <w:sz w:val="20"/>
-                <w:szCs w:val="20"/>
-              </w:rPr>
-              <w:t xml:space="preserve">: 6.238519405532185e-05, alpha: 0.8933857765547827, eps: 1.062935454079886e-09, momentum: 0.5076616613931555, </w:t>
-            </w:r>
-            <w:proofErr w:type="spellStart"/>
-            <w:r>
-              <w:rPr>
-                <w:sz w:val="20"/>
-                <w:szCs w:val="20"/>
-              </w:rPr>
-              <w:t>weight_decay</w:t>
-            </w:r>
-            <w:proofErr w:type="spellEnd"/>
-            <w:r>
-              <w:rPr>
-                <w:sz w:val="20"/>
-                <w:szCs w:val="20"/>
-              </w:rPr>
-              <w:t>: 2.738803779912171e-05</w:t>
+            <w:r>
+              <w:rPr>
+                <w:sz w:val="20"/>
+                <w:szCs w:val="20"/>
+              </w:rPr>
+              <w:t>lr: 6.238519405532185e-05, alpha: 0.8933857765547827, eps: 1.062935454079886e-09, momentum: 0.5076616613931555, weight_decay: 2.738803779912171e-05</w:t>
             </w:r>
           </w:p>
         </w:tc>
@@ -13168,14 +12255,7 @@
                 <w:sz w:val="20"/>
                 <w:szCs w:val="20"/>
               </w:rPr>
-              <w:t>config_</w:t>
-            </w:r>
-            <w:r>
-              <w:rPr>
-                <w:sz w:val="20"/>
-                <w:szCs w:val="20"/>
-              </w:rPr>
-              <w:t>17</w:t>
+              <w:t>config_17</w:t>
             </w:r>
           </w:p>
         </w:tc>
@@ -13190,37 +12270,12 @@
                 <w:szCs w:val="20"/>
               </w:rPr>
             </w:pPr>
-            <w:proofErr w:type="spellStart"/>
-            <w:r>
-              <w:rPr>
-                <w:sz w:val="20"/>
-                <w:szCs w:val="20"/>
-              </w:rPr>
-              <w:t>lr</w:t>
-            </w:r>
-            <w:proofErr w:type="spellEnd"/>
-            <w:r>
-              <w:rPr>
-                <w:sz w:val="20"/>
-                <w:szCs w:val="20"/>
-              </w:rPr>
-              <w:t xml:space="preserve">: 0.010139043461371558, alpha: 0.9243817924969993, eps: 1.3303985420504914e-08, momentum: 0.21424910543600087, </w:t>
-            </w:r>
-            <w:proofErr w:type="spellStart"/>
-            <w:r>
-              <w:rPr>
-                <w:sz w:val="20"/>
-                <w:szCs w:val="20"/>
-              </w:rPr>
-              <w:t>weight_decay</w:t>
-            </w:r>
-            <w:proofErr w:type="spellEnd"/>
-            <w:r>
-              <w:rPr>
-                <w:sz w:val="20"/>
-                <w:szCs w:val="20"/>
-              </w:rPr>
-              <w:t>: 2.9396934588483122e-05</w:t>
+            <w:r>
+              <w:rPr>
+                <w:sz w:val="20"/>
+                <w:szCs w:val="20"/>
+              </w:rPr>
+              <w:t>lr: 0.010139043461371558, alpha: 0.9243817924969993, eps: 1.3303985420504914e-08, momentum: 0.21424910543600087, weight_decay: 2.9396934588483122e-05</w:t>
             </w:r>
           </w:p>
         </w:tc>
@@ -13243,14 +12298,7 @@
                 <w:sz w:val="20"/>
                 <w:szCs w:val="20"/>
               </w:rPr>
-              <w:t>config_</w:t>
-            </w:r>
-            <w:r>
-              <w:rPr>
-                <w:sz w:val="20"/>
-                <w:szCs w:val="20"/>
-              </w:rPr>
-              <w:t>18</w:t>
+              <w:t>config_18</w:t>
             </w:r>
           </w:p>
         </w:tc>
@@ -13265,37 +12313,12 @@
                 <w:szCs w:val="20"/>
               </w:rPr>
             </w:pPr>
-            <w:proofErr w:type="spellStart"/>
-            <w:r>
-              <w:rPr>
-                <w:sz w:val="20"/>
-                <w:szCs w:val="20"/>
-              </w:rPr>
-              <w:t>lr</w:t>
-            </w:r>
-            <w:proofErr w:type="spellEnd"/>
-            <w:r>
-              <w:rPr>
-                <w:sz w:val="20"/>
-                <w:szCs w:val="20"/>
-              </w:rPr>
-              <w:t xml:space="preserve">: 0.000589660205181521, alpha: 0.8699150195184332, eps: 2.919906946131479e-09, momentum: 0.23781766261182363, </w:t>
-            </w:r>
-            <w:proofErr w:type="spellStart"/>
-            <w:r>
-              <w:rPr>
-                <w:sz w:val="20"/>
-                <w:szCs w:val="20"/>
-              </w:rPr>
-              <w:t>weight_decay</w:t>
-            </w:r>
-            <w:proofErr w:type="spellEnd"/>
-            <w:r>
-              <w:rPr>
-                <w:sz w:val="20"/>
-                <w:szCs w:val="20"/>
-              </w:rPr>
-              <w:t>: 1.7508689909851672e-05</w:t>
+            <w:r>
+              <w:rPr>
+                <w:sz w:val="20"/>
+                <w:szCs w:val="20"/>
+              </w:rPr>
+              <w:t>lr: 0.000589660205181521, alpha: 0.8699150195184332, eps: 2.919906946131479e-09, momentum: 0.23781766261182363, weight_decay: 1.7508689909851672e-05</w:t>
             </w:r>
           </w:p>
         </w:tc>
@@ -13318,14 +12341,7 @@
                 <w:sz w:val="20"/>
                 <w:szCs w:val="20"/>
               </w:rPr>
-              <w:t>config_</w:t>
-            </w:r>
-            <w:r>
-              <w:rPr>
-                <w:sz w:val="20"/>
-                <w:szCs w:val="20"/>
-              </w:rPr>
-              <w:t>19</w:t>
+              <w:t>config_19</w:t>
             </w:r>
           </w:p>
         </w:tc>
@@ -13340,37 +12356,12 @@
                 <w:szCs w:val="20"/>
               </w:rPr>
             </w:pPr>
-            <w:proofErr w:type="spellStart"/>
-            <w:r>
-              <w:rPr>
-                <w:sz w:val="20"/>
-                <w:szCs w:val="20"/>
-              </w:rPr>
-              <w:t>lr</w:t>
-            </w:r>
-            <w:proofErr w:type="spellEnd"/>
-            <w:r>
-              <w:rPr>
-                <w:sz w:val="20"/>
-                <w:szCs w:val="20"/>
-              </w:rPr>
-              <w:t xml:space="preserve">: 0.01037420938580816, alpha: 0.9358530901270731, eps: 1.7719748836962326e-08, momentum: 0.5307023721463947, </w:t>
-            </w:r>
-            <w:proofErr w:type="spellStart"/>
-            <w:r>
-              <w:rPr>
-                <w:sz w:val="20"/>
-                <w:szCs w:val="20"/>
-              </w:rPr>
-              <w:t>weight_decay</w:t>
-            </w:r>
-            <w:proofErr w:type="spellEnd"/>
-            <w:r>
-              <w:rPr>
-                <w:sz w:val="20"/>
-                <w:szCs w:val="20"/>
-              </w:rPr>
-              <w:t>: 5.483216492741157e-05</w:t>
+            <w:r>
+              <w:rPr>
+                <w:sz w:val="20"/>
+                <w:szCs w:val="20"/>
+              </w:rPr>
+              <w:t>lr: 0.01037420938580816, alpha: 0.9358530901270731, eps: 1.7719748836962326e-08, momentum: 0.5307023721463947, weight_decay: 5.483216492741157e-05</w:t>
             </w:r>
           </w:p>
         </w:tc>
@@ -13393,14 +12384,7 @@
                 <w:sz w:val="20"/>
                 <w:szCs w:val="20"/>
               </w:rPr>
-              <w:t>config_2</w:t>
-            </w:r>
-            <w:r>
-              <w:rPr>
-                <w:sz w:val="20"/>
-                <w:szCs w:val="20"/>
-              </w:rPr>
-              <w:t>0</w:t>
+              <w:t>config_20</w:t>
             </w:r>
           </w:p>
         </w:tc>
@@ -13415,37 +12399,12 @@
                 <w:szCs w:val="20"/>
               </w:rPr>
             </w:pPr>
-            <w:proofErr w:type="spellStart"/>
-            <w:r>
-              <w:rPr>
-                <w:sz w:val="20"/>
-                <w:szCs w:val="20"/>
-              </w:rPr>
-              <w:t>lr</w:t>
-            </w:r>
-            <w:proofErr w:type="spellEnd"/>
-            <w:r>
-              <w:rPr>
-                <w:sz w:val="20"/>
-                <w:szCs w:val="20"/>
-              </w:rPr>
-              <w:t xml:space="preserve">: 0.08865248939830234, alpha: 0.877904111217427, eps: 1.0372615023712756e-09, momentum: 0.7403977275232295, </w:t>
-            </w:r>
-            <w:proofErr w:type="spellStart"/>
-            <w:r>
-              <w:rPr>
-                <w:sz w:val="20"/>
-                <w:szCs w:val="20"/>
-              </w:rPr>
-              <w:t>weight_decay</w:t>
-            </w:r>
-            <w:proofErr w:type="spellEnd"/>
-            <w:r>
-              <w:rPr>
-                <w:sz w:val="20"/>
-                <w:szCs w:val="20"/>
-              </w:rPr>
-              <w:t>: 5.28516736707329e-05</w:t>
+            <w:r>
+              <w:rPr>
+                <w:sz w:val="20"/>
+                <w:szCs w:val="20"/>
+              </w:rPr>
+              <w:t>lr: 0.08865248939830234, alpha: 0.877904111217427, eps: 1.0372615023712756e-09, momentum: 0.7403977275232295, weight_decay: 5.28516736707329e-05</w:t>
             </w:r>
           </w:p>
         </w:tc>
@@ -13515,7 +12474,6 @@
         </w:rPr>
         <w:t>(</w:t>
       </w:r>
-      <w:proofErr w:type="spellStart"/>
       <w:r>
         <w:rPr>
           <w:i/>
@@ -13523,17 +12481,7 @@
           <w:sz w:val="20"/>
           <w:szCs w:val="20"/>
         </w:rPr>
-        <w:t>Optuna</w:t>
-      </w:r>
-      <w:proofErr w:type="spellEnd"/>
-      <w:r>
-        <w:rPr>
-          <w:i/>
-          <w:iCs/>
-          <w:sz w:val="20"/>
-          <w:szCs w:val="20"/>
-        </w:rPr>
-        <w:t xml:space="preserve"> - 20</w:t>
+        <w:t>Optuna - 20</w:t>
       </w:r>
       <w:r>
         <w:rPr>
@@ -13646,25 +12594,7 @@
           <w:sz w:val="20"/>
           <w:szCs w:val="20"/>
         </w:rPr>
-        <w:t xml:space="preserve">Fig. </w:t>
-      </w:r>
-      <w:r>
-        <w:rPr>
-          <w:i/>
-          <w:iCs/>
-          <w:sz w:val="20"/>
-          <w:szCs w:val="20"/>
-        </w:rPr>
-        <w:t>1</w:t>
-      </w:r>
-      <w:r>
-        <w:rPr>
-          <w:i/>
-          <w:iCs/>
-          <w:sz w:val="20"/>
-          <w:szCs w:val="20"/>
-        </w:rPr>
-        <w:t xml:space="preserve"> Training Loss per Hyperparameter Configuration (Manual)</w:t>
+        <w:t>Fig. 1 Training Loss per Hyperparameter Configuration (Manual)</w:t>
       </w:r>
     </w:p>
     <w:p>
@@ -13846,7 +12776,6 @@
         </w:rPr>
         <w:t xml:space="preserve"> Loss per Hyperparameter Configuration (</w:t>
       </w:r>
-      <w:proofErr w:type="spellStart"/>
       <w:r>
         <w:rPr>
           <w:i/>
@@ -13854,17 +12783,7 @@
           <w:sz w:val="20"/>
           <w:szCs w:val="20"/>
         </w:rPr>
-        <w:t>Optuna</w:t>
-      </w:r>
-      <w:proofErr w:type="spellEnd"/>
-      <w:r>
-        <w:rPr>
-          <w:i/>
-          <w:iCs/>
-          <w:sz w:val="20"/>
-          <w:szCs w:val="20"/>
-        </w:rPr>
-        <w:t xml:space="preserve"> - 20</w:t>
+        <w:t>Optuna - 20</w:t>
       </w:r>
       <w:r>
         <w:rPr>
@@ -13958,7 +12877,6 @@
         </w:rPr>
         <w:t>: Validation Loss per Hyperparameter Configuration (</w:t>
       </w:r>
-      <w:proofErr w:type="spellStart"/>
       <w:r>
         <w:rPr>
           <w:i/>
@@ -13966,17 +12884,7 @@
           <w:sz w:val="20"/>
           <w:szCs w:val="20"/>
         </w:rPr>
-        <w:t>Optuna</w:t>
-      </w:r>
-      <w:proofErr w:type="spellEnd"/>
-      <w:r>
-        <w:rPr>
-          <w:i/>
-          <w:iCs/>
-          <w:sz w:val="20"/>
-          <w:szCs w:val="20"/>
-        </w:rPr>
-        <w:t xml:space="preserve"> - 20</w:t>
+        <w:t>Optuna - 20</w:t>
       </w:r>
       <w:r>
         <w:rPr>
@@ -14010,26 +12918,12 @@
     </w:p>
     <w:p>
       <w:r>
-        <w:t>Figure 1 shows the different training loss trends captured for the manually</w:t>
-      </w:r>
-      <w:r>
-        <w:t>-</w:t>
-      </w:r>
-      <w:r>
-        <w:t>listed configurations. The best configuration recorded was still the baseline set of values (Blue) after execution. However, Red showed the most learning potential, having reached the lowest loss rate by epoch 20.</w:t>
-      </w:r>
-    </w:p>
-    <w:p>
-      <w:r>
-        <w:t xml:space="preserve">Almost all of the trends presented the expected elbow graph with loss reduction over time, indicating that the parameters allowed degrees of training for the model. The configs showing the least amount of learning would be Gray and Pink, flatlining almost immediately by epoch 2. Following closely is brown which showed a slight decrease after epoch 2 but also plateauing immediately. All 3 configs involve the </w:t>
-      </w:r>
-      <w:proofErr w:type="spellStart"/>
-      <w:r>
-        <w:t>weight_decay</w:t>
-      </w:r>
-      <w:proofErr w:type="spellEnd"/>
-      <w:r>
-        <w:t xml:space="preserve"> parameter as part of the settings. Orange also showed some degree of variance (slight jaggedness) between losses per epoch.</w:t>
+        <w:t>Figure 1 shows the different training loss trends captured for the manually-listed configurations. The best configuration recorded was still the baseline set of values (Blue) after execution. However, Red showed the most learning potential, having reached the lowest loss rate by epoch 20.</w:t>
+      </w:r>
+    </w:p>
+    <w:p>
+      <w:r>
+        <w:t>Almost all of the trends presented the expected elbow graph with loss reduction over time, indicating that the parameters allowed degrees of training for the model. The configs showing the least amount of learning would be Gray and Pink, flatlining almost immediately by epoch 2. Following closely is brown which showed a slight decrease after epoch 2 but also plateauing immediately. All 3 configs involve the weight_decay parameter as part of the settings. Orange also showed some degree of variance (slight jaggedness) between losses per epoch.</w:t>
       </w:r>
     </w:p>
     <w:p>
@@ -14040,79 +12934,31 @@
         <w:t>Manual</w:t>
       </w:r>
       <w:r>
-        <w:t xml:space="preserve"> </w:t>
-      </w:r>
-      <w:r>
-        <w:t>Validation</w:t>
-      </w:r>
-      <w:r>
-        <w:t xml:space="preserve"> Accuracy</w:t>
-      </w:r>
-    </w:p>
-    <w:p>
-      <w:r>
-        <w:t xml:space="preserve">Figure 2 shows the different </w:t>
-      </w:r>
-      <w:r>
-        <w:t xml:space="preserve">validation </w:t>
+        <w:t xml:space="preserve"> Validation Accuracy</w:t>
+      </w:r>
+    </w:p>
+    <w:p>
+      <w:r>
+        <w:t xml:space="preserve">Figure 2 shows the different validation </w:t>
       </w:r>
       <w:r>
         <w:t>loss</w:t>
       </w:r>
       <w:r>
-        <w:t xml:space="preserve"> </w:t>
-      </w:r>
-      <w:r>
-        <w:t>trends captured for the manually</w:t>
-      </w:r>
-      <w:r>
-        <w:t>-</w:t>
-      </w:r>
-      <w:r>
-        <w:t>listed configurations</w:t>
-      </w:r>
-      <w:r>
-        <w:t xml:space="preserve">. </w:t>
-      </w:r>
-      <w:r>
-        <w:t>The best configuration recorded was still the baseline values (Blue), however different config combinations showed interesting plots over epochs. For instance, for the brown, magenta and gray configs, their plots all show some level of variance. This can be attributed to the “</w:t>
-      </w:r>
-      <w:proofErr w:type="spellStart"/>
-      <w:r>
-        <w:t>weight_decay</w:t>
-      </w:r>
-      <w:proofErr w:type="spellEnd"/>
-      <w:r>
-        <w:t>” parameter changed among the 3. In fact, the higher the weight decay, the higher the loss jumps got, with gray showing the most unpredictability at 0.01 weight decay. Orange also showed some level of loss variance with almost no growth over epochs, due to the momentum set too high (0.9). Conversely, purple provided the smoothest graph due to having the lowest learning rate, but requiring more epochs per fold to reach convergence.</w:t>
+        <w:t xml:space="preserve"> trends captured for the manually-listed configurations. The best configuration recorded was still the baseline values (Blue), however different config combinations showed interesting plots over epochs. For instance, for the brown, magenta and gray configs, their plots all show some level of variance. This can be attributed to the “weight_decay” parameter changed among the 3. In fact, the higher the weight decay, the higher the loss jumps got, with gray showing the most unpredictability at 0.01 weight decay. Orange also showed some level of loss variance with almost no growth over epochs, due to the momentum set too high (0.9). Conversely, purple provided the smoothest graph due to having the lowest learning rate, but requiring more epochs per fold to reach convergence.</w:t>
       </w:r>
     </w:p>
     <w:p>
       <w:pPr>
         <w:pStyle w:val="Heading4"/>
       </w:pPr>
-      <w:proofErr w:type="spellStart"/>
-      <w:r>
-        <w:t>Optuna</w:t>
-      </w:r>
-      <w:proofErr w:type="spellEnd"/>
-      <w:r>
-        <w:t xml:space="preserve"> Training</w:t>
-      </w:r>
-      <w:r>
-        <w:t xml:space="preserve"> Accuracy</w:t>
-      </w:r>
-    </w:p>
-    <w:p>
-      <w:r>
-        <w:t xml:space="preserve">Figure 3 shows the different training loss trends captured for the </w:t>
-      </w:r>
-      <w:proofErr w:type="spellStart"/>
-      <w:r>
-        <w:t>Optuna</w:t>
-      </w:r>
-      <w:proofErr w:type="spellEnd"/>
-      <w:r>
-        <w:t xml:space="preserve"> 20-config list. While majority of the combinations showed the gradual training loss improvement overtime, some noteworthy combinations appear that showed unstable signs. First off, config_20 which also had the worst training-validation accuracy ratio in Table 2, also showed a plot with basically erratic growth. This can be attributed to its learning rate value being too high from the baseline (0.088). Another poor performer was config_3, which while having an average of 0.8 training loss, it had a training plot plateauing immediately with little-to-no growth.</w:t>
+      <w:r>
+        <w:t>Optuna Training Accuracy</w:t>
+      </w:r>
+    </w:p>
+    <w:p>
+      <w:r>
+        <w:t>Figure 3 shows the different training loss trends captured for the Optuna 20-config list. While majority of the combinations showed the gradual training loss improvement overtime, some noteworthy combinations appear that showed unstable signs. First off, config_20 which also had the worst training-validation accuracy ratio in Table 2, also showed a plot with basically erratic growth. This can be attributed to its learning rate value being too high from the baseline (0.088). Another poor performer was config_3, which while having an average of 0.8 training loss, it had a training plot plateauing immediately with little-to-no growth.</w:t>
       </w:r>
       <w:r>
         <w:t xml:space="preserve"> This may be likely to its relatively high LR and momentum values. We also have config_8 (higher gray) which may have a nice gradual elbow downward, started with way too high training error loss and not enough convergence by epoch 20. Config_8 had a very low learning rate but relatively higher momentum, causing it to have substantial improvement over time but starting with too shallow values and requires more epoch - a stark contrast to config_3’s setup.</w:t>
@@ -14122,99 +12968,23 @@
       <w:pPr>
         <w:pStyle w:val="Heading4"/>
       </w:pPr>
-      <w:proofErr w:type="spellStart"/>
       <w:r>
         <w:lastRenderedPageBreak/>
-        <w:t>Optuna</w:t>
-      </w:r>
-      <w:proofErr w:type="spellEnd"/>
-      <w:r>
-        <w:t xml:space="preserve"> </w:t>
-      </w:r>
-      <w:r>
-        <w:t>Validation Accuracy</w:t>
-      </w:r>
-    </w:p>
-    <w:p>
-      <w:r>
-        <w:t xml:space="preserve">Figure </w:t>
-      </w:r>
-      <w:r>
-        <w:t>4</w:t>
-      </w:r>
-      <w:r>
-        <w:t xml:space="preserve"> shows the different </w:t>
-      </w:r>
-      <w:r>
-        <w:t xml:space="preserve">validation loss </w:t>
-      </w:r>
-      <w:r>
-        <w:t xml:space="preserve">trends captured for the </w:t>
-      </w:r>
-      <w:proofErr w:type="spellStart"/>
-      <w:r>
-        <w:t>Optuna</w:t>
-      </w:r>
-      <w:proofErr w:type="spellEnd"/>
-      <w:r>
-        <w:t xml:space="preserve"> 20-config list.</w:t>
-      </w:r>
-      <w:r>
-        <w:t xml:space="preserve"> </w:t>
-      </w:r>
-      <w:proofErr w:type="spellStart"/>
-      <w:r>
-        <w:t>Optuna</w:t>
-      </w:r>
-      <w:proofErr w:type="spellEnd"/>
-      <w:r>
-        <w:t xml:space="preserve"> picked Config_14 as the best config from the set </w:t>
-      </w:r>
-      <w:r>
-        <w:t>(95.81</w:t>
-      </w:r>
-      <w:r>
-        <w:t>%</w:t>
-      </w:r>
-      <w:r>
-        <w:t>)</w:t>
-      </w:r>
-      <w:r>
-        <w:t xml:space="preserve">, while our manual collection picked Config_15 as the best </w:t>
-      </w:r>
-      <w:r>
-        <w:t>(95.</w:t>
-      </w:r>
-      <w:r>
-        <w:t>78</w:t>
-      </w:r>
-      <w:r>
-        <w:t>)</w:t>
-      </w:r>
-      <w:r>
-        <w:t xml:space="preserve"> – not too far off from the actual result, and both having good training-to-validation accuracy ratios. </w:t>
-      </w:r>
-      <w:proofErr w:type="spellStart"/>
-      <w:r>
-        <w:t>Optuna’s</w:t>
-      </w:r>
-      <w:proofErr w:type="spellEnd"/>
-      <w:r>
-        <w:t xml:space="preserve"> validation plots mirrored that of its training plots, showing how erratic config_20’s validation losses are given its shallow training curve.</w:t>
+        <w:t>Optuna Validation Accuracy</w:t>
+      </w:r>
+    </w:p>
+    <w:p>
+      <w:r>
+        <w:t>Figure 4 shows the different validation loss trends captured for the Optuna 20-config list.</w:t>
+      </w:r>
+      <w:r>
+        <w:t xml:space="preserve"> Optuna picked Config_14 as the best config from the set (95.81%), while our manual collection picked Config_15 as the best (95.78) – not too far off from the actual result, and both having good training-to-validation accuracy ratios. Optuna’s validation plots mirrored that of its training plots, showing how erratic config_20’s validation losses are given its shallow training curve.</w:t>
       </w:r>
       <w:r>
         <w:t xml:space="preserve"> Config_4 and 3 also showed erratic validation loss plots, basically guessing the results and not providing any learning insights also reflecting their respective training plots. </w:t>
       </w:r>
       <w:r>
-        <w:t xml:space="preserve">The rest of the plots however showcased good validation curves with relatively low losses, indicating </w:t>
-      </w:r>
-      <w:proofErr w:type="spellStart"/>
-      <w:r>
-        <w:t>Optuna’s</w:t>
-      </w:r>
-      <w:proofErr w:type="spellEnd"/>
-      <w:r>
-        <w:t xml:space="preserve"> TPE algorithm’s optimal efficiency.</w:t>
+        <w:t>The rest of the plots however showcased good validation curves with relatively low losses, indicating Optuna’s TPE algorithm’s optimal efficiency.</w:t>
       </w:r>
     </w:p>
     <w:p/>
@@ -14244,15 +13014,7 @@
     </w:p>
     <w:p>
       <w:r>
-        <w:t xml:space="preserve">Following the data collection and evaluation for </w:t>
-      </w:r>
-      <w:proofErr w:type="spellStart"/>
-      <w:r>
-        <w:t>RMSProp’s</w:t>
-      </w:r>
-      <w:proofErr w:type="spellEnd"/>
-      <w:r>
-        <w:t xml:space="preserve"> different parameters,</w:t>
+        <w:t>Following the data collection and evaluation for RMSProp’s different parameters,</w:t>
       </w:r>
       <w:r>
         <w:t xml:space="preserve"> each parameter had varying effects on overall training</w:t>
@@ -14502,50 +13264,16 @@
       <w:pPr>
         <w:pStyle w:val="Heading4"/>
       </w:pPr>
-      <w:proofErr w:type="spellStart"/>
       <w:r>
         <w:t>Optuna</w:t>
       </w:r>
-      <w:proofErr w:type="spellEnd"/>
-    </w:p>
-    <w:p>
-      <w:r>
-        <w:t xml:space="preserve">The use of </w:t>
-      </w:r>
-      <w:proofErr w:type="spellStart"/>
-      <w:r>
-        <w:t>Optuna’s</w:t>
-      </w:r>
-      <w:proofErr w:type="spellEnd"/>
-      <w:r>
-        <w:t xml:space="preserve"> hyperparameter optimization logic allowed for a good number of combinations to play around with at high-granularity changes. Compared to manual sampling which limits us to base values with fixed steps or controlled randomization, </w:t>
-      </w:r>
-      <w:proofErr w:type="spellStart"/>
-      <w:r>
-        <w:t>Optuna’s</w:t>
-      </w:r>
-      <w:proofErr w:type="spellEnd"/>
-      <w:r>
-        <w:t xml:space="preserve"> TPE algorithm lets it run </w:t>
-      </w:r>
-      <w:r>
-        <w:t xml:space="preserve">a tree structure with Bayesian optimization to adjust needed parameters to the best possible results similar to </w:t>
-      </w:r>
-      <w:proofErr w:type="spellStart"/>
-      <w:r>
-        <w:t>Sagemaker’s</w:t>
-      </w:r>
-      <w:proofErr w:type="spellEnd"/>
-      <w:r>
-        <w:t xml:space="preserve"> HPO tuning jobs. Letting </w:t>
-      </w:r>
-      <w:proofErr w:type="spellStart"/>
-      <w:r>
-        <w:t>Optuna</w:t>
-      </w:r>
-      <w:proofErr w:type="spellEnd"/>
-      <w:r>
-        <w:t xml:space="preserve"> run for a while to search for optimal hyperparameter combinations would save time and effort in searching for the best hyperparameters for a given training job.</w:t>
+    </w:p>
+    <w:p>
+      <w:r>
+        <w:t xml:space="preserve">The use of Optuna’s hyperparameter optimization logic allowed for a good number of combinations to play around with at high-granularity changes. Compared to manual sampling which limits us to base values with fixed steps or controlled randomization, Optuna’s TPE algorithm lets it run </w:t>
+      </w:r>
+      <w:r>
+        <w:t>a tree structure with Bayesian optimization to adjust needed parameters to the best possible results similar to Sagemaker’s HPO tuning jobs. Letting Optuna run for a while to search for optimal hyperparameter combinations would save time and effort in searching for the best hyperparameters for a given training job.</w:t>
       </w:r>
     </w:p>
     <w:p/>
@@ -14769,38 +13497,124 @@
         <w:t xml:space="preserve">We advise to use the </w:t>
       </w:r>
       <w:r>
-        <w:t xml:space="preserve">preset </w:t>
-      </w:r>
-      <w:r>
-        <w:t xml:space="preserve">base </w:t>
-      </w:r>
-      <w:r>
-        <w:t xml:space="preserve">values for the </w:t>
-      </w:r>
-      <w:proofErr w:type="spellStart"/>
-      <w:r>
-        <w:t>RMSProp’s</w:t>
-      </w:r>
-      <w:proofErr w:type="spellEnd"/>
-      <w:r>
-        <w:t xml:space="preserve"> algorithm, as these are the industry standard accepted values, and adjusting the p</w:t>
+        <w:t xml:space="preserve">preset base </w:t>
+      </w:r>
+      <w:r>
+        <w:t>values for the RMSProp’s algorithm, as these are the industry standard accepted values, and adjusting the p</w:t>
       </w:r>
       <w:r>
         <w:t>arameters according to the order stated above.</w:t>
       </w:r>
       <w:r>
-        <w:t xml:space="preserve"> We also advise to invest in some time running a tuning job like </w:t>
-      </w:r>
-      <w:proofErr w:type="spellStart"/>
-      <w:r>
-        <w:t>Optuna</w:t>
-      </w:r>
-      <w:proofErr w:type="spellEnd"/>
-      <w:r>
-        <w:t xml:space="preserve"> for major training jobs to save time and effort producing models that can reach their required goals.</w:t>
+        <w:t xml:space="preserve"> We also advise to invest in some time running a tuning job like Optuna for major training jobs to save time and effort producing models that can reach their required goals.</w:t>
       </w:r>
     </w:p>
     <w:p/>
+    <w:p>
+      <w:pPr>
+        <w:pStyle w:val="Heading2"/>
+      </w:pPr>
+      <w:r>
+        <w:t>Individual Contributions</w:t>
+      </w:r>
+    </w:p>
+    <w:p>
+      <w:r>
+        <w:t>Sayamon:</w:t>
+      </w:r>
+    </w:p>
+    <w:p>
+      <w:pPr>
+        <w:pStyle w:val="ListParagraph"/>
+        <w:numPr>
+          <w:ilvl w:val="0"/>
+          <w:numId w:val="13"/>
+        </w:numPr>
+      </w:pPr>
+      <w:r>
+        <w:t xml:space="preserve">Model Cycle Coding </w:t>
+      </w:r>
+      <w:r>
+        <w:t xml:space="preserve">&amp; </w:t>
+      </w:r>
+      <w:r>
+        <w:t>Testing</w:t>
+      </w:r>
+    </w:p>
+    <w:p>
+      <w:pPr>
+        <w:pStyle w:val="ListParagraph"/>
+        <w:numPr>
+          <w:ilvl w:val="0"/>
+          <w:numId w:val="13"/>
+        </w:numPr>
+      </w:pPr>
+      <w:r>
+        <w:t>Optuna Preparation &amp; Research</w:t>
+      </w:r>
+    </w:p>
+    <w:p>
+      <w:pPr>
+        <w:pStyle w:val="ListParagraph"/>
+        <w:numPr>
+          <w:ilvl w:val="0"/>
+          <w:numId w:val="13"/>
+        </w:numPr>
+      </w:pPr>
+      <w:r>
+        <w:t xml:space="preserve">Data </w:t>
+      </w:r>
+      <w:r>
+        <w:t xml:space="preserve">Metrics </w:t>
+      </w:r>
+      <w:r>
+        <w:t>&amp; Charting</w:t>
+      </w:r>
+    </w:p>
+    <w:p>
+      <w:r>
+        <w:t>Kevin:</w:t>
+      </w:r>
+    </w:p>
+    <w:p>
+      <w:pPr>
+        <w:pStyle w:val="ListParagraph"/>
+        <w:numPr>
+          <w:ilvl w:val="0"/>
+          <w:numId w:val="14"/>
+        </w:numPr>
+      </w:pPr>
+      <w:r>
+        <w:t>Optimizer &amp; Parameter Research</w:t>
+      </w:r>
+    </w:p>
+    <w:p>
+      <w:pPr>
+        <w:pStyle w:val="ListParagraph"/>
+        <w:numPr>
+          <w:ilvl w:val="0"/>
+          <w:numId w:val="14"/>
+        </w:numPr>
+      </w:pPr>
+      <w:r>
+        <w:t>Document Preparation</w:t>
+      </w:r>
+    </w:p>
+    <w:p>
+      <w:pPr>
+        <w:pStyle w:val="ListParagraph"/>
+        <w:numPr>
+          <w:ilvl w:val="0"/>
+          <w:numId w:val="14"/>
+        </w:numPr>
+      </w:pPr>
+      <w:r>
+        <w:t xml:space="preserve">Data </w:t>
+      </w:r>
+      <w:r>
+        <w:t>Analytics</w:t>
+      </w:r>
+    </w:p>
     <w:p/>
     <w:p/>
     <w:p/>
@@ -15376,6 +14190,119 @@
     </w:lvl>
   </w:abstractNum>
   <w:abstractNum w:abstractNumId="3" w15:restartNumberingAfterBreak="0">
+    <w:nsid w:val="1BDC105E"/>
+    <w:multiLevelType w:val="hybridMultilevel"/>
+    <w:tmpl w:val="15E657AE"/>
+    <w:lvl w:ilvl="0" w:tplc="04090001">
+      <w:start w:val="1"/>
+      <w:numFmt w:val="bullet"/>
+      <w:lvlText w:val=""/>
+      <w:lvlJc w:val="left"/>
+      <w:pPr>
+        <w:ind w:left="720" w:hanging="360"/>
+      </w:pPr>
+      <w:rPr>
+        <w:rFonts w:ascii="Symbol" w:hAnsi="Symbol" w:hint="default"/>
+      </w:rPr>
+    </w:lvl>
+    <w:lvl w:ilvl="1" w:tplc="04090003" w:tentative="1">
+      <w:start w:val="1"/>
+      <w:numFmt w:val="bullet"/>
+      <w:lvlText w:val="o"/>
+      <w:lvlJc w:val="left"/>
+      <w:pPr>
+        <w:ind w:left="1440" w:hanging="360"/>
+      </w:pPr>
+      <w:rPr>
+        <w:rFonts w:ascii="Courier New" w:hAnsi="Courier New" w:cs="Courier New" w:hint="default"/>
+      </w:rPr>
+    </w:lvl>
+    <w:lvl w:ilvl="2" w:tplc="04090005" w:tentative="1">
+      <w:start w:val="1"/>
+      <w:numFmt w:val="bullet"/>
+      <w:lvlText w:val=""/>
+      <w:lvlJc w:val="left"/>
+      <w:pPr>
+        <w:ind w:left="2160" w:hanging="360"/>
+      </w:pPr>
+      <w:rPr>
+        <w:rFonts w:ascii="Wingdings" w:hAnsi="Wingdings" w:hint="default"/>
+      </w:rPr>
+    </w:lvl>
+    <w:lvl w:ilvl="3" w:tplc="04090001" w:tentative="1">
+      <w:start w:val="1"/>
+      <w:numFmt w:val="bullet"/>
+      <w:lvlText w:val=""/>
+      <w:lvlJc w:val="left"/>
+      <w:pPr>
+        <w:ind w:left="2880" w:hanging="360"/>
+      </w:pPr>
+      <w:rPr>
+        <w:rFonts w:ascii="Symbol" w:hAnsi="Symbol" w:hint="default"/>
+      </w:rPr>
+    </w:lvl>
+    <w:lvl w:ilvl="4" w:tplc="04090003" w:tentative="1">
+      <w:start w:val="1"/>
+      <w:numFmt w:val="bullet"/>
+      <w:lvlText w:val="o"/>
+      <w:lvlJc w:val="left"/>
+      <w:pPr>
+        <w:ind w:left="3600" w:hanging="360"/>
+      </w:pPr>
+      <w:rPr>
+        <w:rFonts w:ascii="Courier New" w:hAnsi="Courier New" w:cs="Courier New" w:hint="default"/>
+      </w:rPr>
+    </w:lvl>
+    <w:lvl w:ilvl="5" w:tplc="04090005" w:tentative="1">
+      <w:start w:val="1"/>
+      <w:numFmt w:val="bullet"/>
+      <w:lvlText w:val=""/>
+      <w:lvlJc w:val="left"/>
+      <w:pPr>
+        <w:ind w:left="4320" w:hanging="360"/>
+      </w:pPr>
+      <w:rPr>
+        <w:rFonts w:ascii="Wingdings" w:hAnsi="Wingdings" w:hint="default"/>
+      </w:rPr>
+    </w:lvl>
+    <w:lvl w:ilvl="6" w:tplc="04090001" w:tentative="1">
+      <w:start w:val="1"/>
+      <w:numFmt w:val="bullet"/>
+      <w:lvlText w:val=""/>
+      <w:lvlJc w:val="left"/>
+      <w:pPr>
+        <w:ind w:left="5040" w:hanging="360"/>
+      </w:pPr>
+      <w:rPr>
+        <w:rFonts w:ascii="Symbol" w:hAnsi="Symbol" w:hint="default"/>
+      </w:rPr>
+    </w:lvl>
+    <w:lvl w:ilvl="7" w:tplc="04090003" w:tentative="1">
+      <w:start w:val="1"/>
+      <w:numFmt w:val="bullet"/>
+      <w:lvlText w:val="o"/>
+      <w:lvlJc w:val="left"/>
+      <w:pPr>
+        <w:ind w:left="5760" w:hanging="360"/>
+      </w:pPr>
+      <w:rPr>
+        <w:rFonts w:ascii="Courier New" w:hAnsi="Courier New" w:cs="Courier New" w:hint="default"/>
+      </w:rPr>
+    </w:lvl>
+    <w:lvl w:ilvl="8" w:tplc="04090005" w:tentative="1">
+      <w:start w:val="1"/>
+      <w:numFmt w:val="bullet"/>
+      <w:lvlText w:val=""/>
+      <w:lvlJc w:val="left"/>
+      <w:pPr>
+        <w:ind w:left="6480" w:hanging="360"/>
+      </w:pPr>
+      <w:rPr>
+        <w:rFonts w:ascii="Wingdings" w:hAnsi="Wingdings" w:hint="default"/>
+      </w:rPr>
+    </w:lvl>
+  </w:abstractNum>
+  <w:abstractNum w:abstractNumId="4" w15:restartNumberingAfterBreak="0">
     <w:nsid w:val="2E2A4ABC"/>
     <w:multiLevelType w:val="multilevel"/>
     <w:tmpl w:val="E0F6EFDE"/>
@@ -15524,7 +14451,7 @@
       </w:rPr>
     </w:lvl>
   </w:abstractNum>
-  <w:abstractNum w:abstractNumId="4" w15:restartNumberingAfterBreak="0">
+  <w:abstractNum w:abstractNumId="5" w15:restartNumberingAfterBreak="0">
     <w:nsid w:val="2FC43926"/>
     <w:multiLevelType w:val="multilevel"/>
     <w:tmpl w:val="70748DD6"/>
@@ -15673,7 +14600,7 @@
       </w:rPr>
     </w:lvl>
   </w:abstractNum>
-  <w:abstractNum w:abstractNumId="5" w15:restartNumberingAfterBreak="0">
+  <w:abstractNum w:abstractNumId="6" w15:restartNumberingAfterBreak="0">
     <w:nsid w:val="32645651"/>
     <w:multiLevelType w:val="hybridMultilevel"/>
     <w:tmpl w:val="A308F428"/>
@@ -15762,7 +14689,7 @@
       </w:pPr>
     </w:lvl>
   </w:abstractNum>
-  <w:abstractNum w:abstractNumId="6" w15:restartNumberingAfterBreak="0">
+  <w:abstractNum w:abstractNumId="7" w15:restartNumberingAfterBreak="0">
     <w:nsid w:val="4A1A0AA3"/>
     <w:multiLevelType w:val="hybridMultilevel"/>
     <w:tmpl w:val="BE8EDBEC"/>
@@ -15851,7 +14778,120 @@
       </w:pPr>
     </w:lvl>
   </w:abstractNum>
-  <w:abstractNum w:abstractNumId="7" w15:restartNumberingAfterBreak="0">
+  <w:abstractNum w:abstractNumId="8" w15:restartNumberingAfterBreak="0">
+    <w:nsid w:val="518D5712"/>
+    <w:multiLevelType w:val="hybridMultilevel"/>
+    <w:tmpl w:val="09E86718"/>
+    <w:lvl w:ilvl="0" w:tplc="04090001">
+      <w:start w:val="1"/>
+      <w:numFmt w:val="bullet"/>
+      <w:lvlText w:val=""/>
+      <w:lvlJc w:val="left"/>
+      <w:pPr>
+        <w:ind w:left="720" w:hanging="360"/>
+      </w:pPr>
+      <w:rPr>
+        <w:rFonts w:ascii="Symbol" w:hAnsi="Symbol" w:hint="default"/>
+      </w:rPr>
+    </w:lvl>
+    <w:lvl w:ilvl="1" w:tplc="04090003" w:tentative="1">
+      <w:start w:val="1"/>
+      <w:numFmt w:val="bullet"/>
+      <w:lvlText w:val="o"/>
+      <w:lvlJc w:val="left"/>
+      <w:pPr>
+        <w:ind w:left="1440" w:hanging="360"/>
+      </w:pPr>
+      <w:rPr>
+        <w:rFonts w:ascii="Courier New" w:hAnsi="Courier New" w:cs="Courier New" w:hint="default"/>
+      </w:rPr>
+    </w:lvl>
+    <w:lvl w:ilvl="2" w:tplc="04090005" w:tentative="1">
+      <w:start w:val="1"/>
+      <w:numFmt w:val="bullet"/>
+      <w:lvlText w:val=""/>
+      <w:lvlJc w:val="left"/>
+      <w:pPr>
+        <w:ind w:left="2160" w:hanging="360"/>
+      </w:pPr>
+      <w:rPr>
+        <w:rFonts w:ascii="Wingdings" w:hAnsi="Wingdings" w:hint="default"/>
+      </w:rPr>
+    </w:lvl>
+    <w:lvl w:ilvl="3" w:tplc="04090001" w:tentative="1">
+      <w:start w:val="1"/>
+      <w:numFmt w:val="bullet"/>
+      <w:lvlText w:val=""/>
+      <w:lvlJc w:val="left"/>
+      <w:pPr>
+        <w:ind w:left="2880" w:hanging="360"/>
+      </w:pPr>
+      <w:rPr>
+        <w:rFonts w:ascii="Symbol" w:hAnsi="Symbol" w:hint="default"/>
+      </w:rPr>
+    </w:lvl>
+    <w:lvl w:ilvl="4" w:tplc="04090003" w:tentative="1">
+      <w:start w:val="1"/>
+      <w:numFmt w:val="bullet"/>
+      <w:lvlText w:val="o"/>
+      <w:lvlJc w:val="left"/>
+      <w:pPr>
+        <w:ind w:left="3600" w:hanging="360"/>
+      </w:pPr>
+      <w:rPr>
+        <w:rFonts w:ascii="Courier New" w:hAnsi="Courier New" w:cs="Courier New" w:hint="default"/>
+      </w:rPr>
+    </w:lvl>
+    <w:lvl w:ilvl="5" w:tplc="04090005" w:tentative="1">
+      <w:start w:val="1"/>
+      <w:numFmt w:val="bullet"/>
+      <w:lvlText w:val=""/>
+      <w:lvlJc w:val="left"/>
+      <w:pPr>
+        <w:ind w:left="4320" w:hanging="360"/>
+      </w:pPr>
+      <w:rPr>
+        <w:rFonts w:ascii="Wingdings" w:hAnsi="Wingdings" w:hint="default"/>
+      </w:rPr>
+    </w:lvl>
+    <w:lvl w:ilvl="6" w:tplc="04090001" w:tentative="1">
+      <w:start w:val="1"/>
+      <w:numFmt w:val="bullet"/>
+      <w:lvlText w:val=""/>
+      <w:lvlJc w:val="left"/>
+      <w:pPr>
+        <w:ind w:left="5040" w:hanging="360"/>
+      </w:pPr>
+      <w:rPr>
+        <w:rFonts w:ascii="Symbol" w:hAnsi="Symbol" w:hint="default"/>
+      </w:rPr>
+    </w:lvl>
+    <w:lvl w:ilvl="7" w:tplc="04090003" w:tentative="1">
+      <w:start w:val="1"/>
+      <w:numFmt w:val="bullet"/>
+      <w:lvlText w:val="o"/>
+      <w:lvlJc w:val="left"/>
+      <w:pPr>
+        <w:ind w:left="5760" w:hanging="360"/>
+      </w:pPr>
+      <w:rPr>
+        <w:rFonts w:ascii="Courier New" w:hAnsi="Courier New" w:cs="Courier New" w:hint="default"/>
+      </w:rPr>
+    </w:lvl>
+    <w:lvl w:ilvl="8" w:tplc="04090005" w:tentative="1">
+      <w:start w:val="1"/>
+      <w:numFmt w:val="bullet"/>
+      <w:lvlText w:val=""/>
+      <w:lvlJc w:val="left"/>
+      <w:pPr>
+        <w:ind w:left="6480" w:hanging="360"/>
+      </w:pPr>
+      <w:rPr>
+        <w:rFonts w:ascii="Wingdings" w:hAnsi="Wingdings" w:hint="default"/>
+      </w:rPr>
+    </w:lvl>
+  </w:abstractNum>
+  <w:abstractNum w:abstractNumId="9" w15:restartNumberingAfterBreak="0">
     <w:nsid w:val="5C1E3D6A"/>
     <w:multiLevelType w:val="hybridMultilevel"/>
     <w:tmpl w:val="2DCE88F4"/>
@@ -15940,7 +14980,7 @@
       </w:pPr>
     </w:lvl>
   </w:abstractNum>
-  <w:abstractNum w:abstractNumId="8" w15:restartNumberingAfterBreak="0">
+  <w:abstractNum w:abstractNumId="10" w15:restartNumberingAfterBreak="0">
     <w:nsid w:val="60F90099"/>
     <w:multiLevelType w:val="hybridMultilevel"/>
     <w:tmpl w:val="A8B250E8"/>
@@ -16029,7 +15069,7 @@
       </w:pPr>
     </w:lvl>
   </w:abstractNum>
-  <w:abstractNum w:abstractNumId="9" w15:restartNumberingAfterBreak="0">
+  <w:abstractNum w:abstractNumId="11" w15:restartNumberingAfterBreak="0">
     <w:nsid w:val="6AE06B95"/>
     <w:multiLevelType w:val="hybridMultilevel"/>
     <w:tmpl w:val="629A07BA"/>
@@ -16118,7 +15158,7 @@
       </w:pPr>
     </w:lvl>
   </w:abstractNum>
-  <w:abstractNum w:abstractNumId="10" w15:restartNumberingAfterBreak="0">
+  <w:abstractNum w:abstractNumId="12" w15:restartNumberingAfterBreak="0">
     <w:nsid w:val="6FE03CA9"/>
     <w:multiLevelType w:val="hybridMultilevel"/>
     <w:tmpl w:val="B0B6B52C"/>
@@ -16207,7 +15247,7 @@
       </w:pPr>
     </w:lvl>
   </w:abstractNum>
-  <w:abstractNum w:abstractNumId="11" w15:restartNumberingAfterBreak="0">
+  <w:abstractNum w:abstractNumId="13" w15:restartNumberingAfterBreak="0">
     <w:nsid w:val="7F733F08"/>
     <w:multiLevelType w:val="hybridMultilevel"/>
     <w:tmpl w:val="20E08652"/>
@@ -16297,16 +15337,16 @@
     </w:lvl>
   </w:abstractNum>
   <w:num w:numId="1" w16cid:durableId="1616205024">
-    <w:abstractNumId w:val="3"/>
+    <w:abstractNumId w:val="4"/>
   </w:num>
   <w:num w:numId="2" w16cid:durableId="1913158072">
-    <w:abstractNumId w:val="4"/>
+    <w:abstractNumId w:val="5"/>
   </w:num>
   <w:num w:numId="3" w16cid:durableId="1477382066">
-    <w:abstractNumId w:val="6"/>
+    <w:abstractNumId w:val="7"/>
   </w:num>
   <w:num w:numId="4" w16cid:durableId="812213378">
-    <w:abstractNumId w:val="11"/>
+    <w:abstractNumId w:val="13"/>
   </w:num>
   <w:num w:numId="5" w16cid:durableId="972367131">
     <w:abstractNumId w:val="2"/>
@@ -16315,22 +15355,28 @@
     <w:abstractNumId w:val="0"/>
   </w:num>
   <w:num w:numId="7" w16cid:durableId="1558663798">
-    <w:abstractNumId w:val="5"/>
+    <w:abstractNumId w:val="6"/>
   </w:num>
   <w:num w:numId="8" w16cid:durableId="1953123220">
+    <w:abstractNumId w:val="11"/>
+  </w:num>
+  <w:num w:numId="9" w16cid:durableId="1348363793">
+    <w:abstractNumId w:val="10"/>
+  </w:num>
+  <w:num w:numId="10" w16cid:durableId="1266574376">
     <w:abstractNumId w:val="9"/>
   </w:num>
-  <w:num w:numId="9" w16cid:durableId="1348363793">
-    <w:abstractNumId w:val="8"/>
-  </w:num>
-  <w:num w:numId="10" w16cid:durableId="1266574376">
-    <w:abstractNumId w:val="7"/>
-  </w:num>
   <w:num w:numId="11" w16cid:durableId="337974238">
-    <w:abstractNumId w:val="10"/>
+    <w:abstractNumId w:val="12"/>
   </w:num>
   <w:num w:numId="12" w16cid:durableId="1169055079">
     <w:abstractNumId w:val="1"/>
+  </w:num>
+  <w:num w:numId="13" w16cid:durableId="1370489559">
+    <w:abstractNumId w:val="3"/>
+  </w:num>
+  <w:num w:numId="14" w16cid:durableId="1633946115">
+    <w:abstractNumId w:val="8"/>
   </w:num>
 </w:numbering>
 </file>
@@ -16936,6 +15982,7 @@
   <w:style w:type="character" w:default="1" w:styleId="DefaultParagraphFont">
     <w:name w:val="Default Paragraph Font"/>
     <w:uiPriority w:val="1"/>
+    <w:semiHidden/>
     <w:unhideWhenUsed/>
   </w:style>
   <w:style w:type="table" w:default="1" w:styleId="TableNormal">
